--- a/engine/adnocdist_study/ADNOCDIST_Bibliography_09-08-2026.docx
+++ b/engine/adnocdist_study/ADNOCDIST_Bibliography_09-08-2026.docx
@@ -230,6 +230,9 @@
         <w:gridCol w:w="5544"/>
       </w:tblGrid>
       <w:tr>
+        <w:trPr>
+          <w:cantSplit/>
+        </w:trPr>
         <w:tc>
           <w:tcPr>
             <w:tcW w:type="dxa" w:w="547"/>
@@ -308,6 +311,9 @@
         </w:tc>
       </w:tr>
       <w:tr>
+        <w:trPr>
+          <w:cantSplit/>
+        </w:trPr>
         <w:tc>
           <w:tcPr>
             <w:tcW w:type="dxa" w:w="547"/>
@@ -381,6 +387,9 @@
         </w:tc>
       </w:tr>
       <w:tr>
+        <w:trPr>
+          <w:cantSplit/>
+        </w:trPr>
         <w:tc>
           <w:tcPr>
             <w:tcW w:type="dxa" w:w="547"/>
@@ -454,6 +463,9 @@
         </w:tc>
       </w:tr>
       <w:tr>
+        <w:trPr>
+          <w:cantSplit/>
+        </w:trPr>
         <w:tc>
           <w:tcPr>
             <w:tcW w:type="dxa" w:w="547"/>
@@ -527,6 +539,9 @@
         </w:tc>
       </w:tr>
       <w:tr>
+        <w:trPr>
+          <w:cantSplit/>
+        </w:trPr>
         <w:tc>
           <w:tcPr>
             <w:tcW w:type="dxa" w:w="547"/>
@@ -600,6 +615,9 @@
         </w:tc>
       </w:tr>
       <w:tr>
+        <w:trPr>
+          <w:cantSplit/>
+        </w:trPr>
         <w:tc>
           <w:tcPr>
             <w:tcW w:type="dxa" w:w="547"/>
@@ -673,6 +691,9 @@
         </w:tc>
       </w:tr>
       <w:tr>
+        <w:trPr>
+          <w:cantSplit/>
+        </w:trPr>
         <w:tc>
           <w:tcPr>
             <w:tcW w:type="dxa" w:w="547"/>
@@ -746,6 +767,9 @@
         </w:tc>
       </w:tr>
       <w:tr>
+        <w:trPr>
+          <w:cantSplit/>
+        </w:trPr>
         <w:tc>
           <w:tcPr>
             <w:tcW w:type="dxa" w:w="547"/>
@@ -819,6 +843,9 @@
         </w:tc>
       </w:tr>
       <w:tr>
+        <w:trPr>
+          <w:cantSplit/>
+        </w:trPr>
         <w:tc>
           <w:tcPr>
             <w:tcW w:type="dxa" w:w="547"/>
@@ -892,6 +919,9 @@
         </w:tc>
       </w:tr>
       <w:tr>
+        <w:trPr>
+          <w:cantSplit/>
+        </w:trPr>
         <w:tc>
           <w:tcPr>
             <w:tcW w:type="dxa" w:w="547"/>
@@ -965,6 +995,9 @@
         </w:tc>
       </w:tr>
       <w:tr>
+        <w:trPr>
+          <w:cantSplit/>
+        </w:trPr>
         <w:tc>
           <w:tcPr>
             <w:tcW w:type="dxa" w:w="547"/>
@@ -1038,6 +1071,9 @@
         </w:tc>
       </w:tr>
       <w:tr>
+        <w:trPr>
+          <w:cantSplit/>
+        </w:trPr>
         <w:tc>
           <w:tcPr>
             <w:tcW w:type="dxa" w:w="547"/>
@@ -1111,6 +1147,9 @@
         </w:tc>
       </w:tr>
       <w:tr>
+        <w:trPr>
+          <w:cantSplit/>
+        </w:trPr>
         <w:tc>
           <w:tcPr>
             <w:tcW w:type="dxa" w:w="547"/>
@@ -1245,6 +1284,9 @@
         <w:gridCol w:w="5760"/>
       </w:tblGrid>
       <w:tr>
+        <w:trPr>
+          <w:cantSplit/>
+        </w:trPr>
         <w:tc>
           <w:tcPr>
             <w:tcW w:type="dxa" w:w="3528"/>
@@ -1304,6 +1346,9 @@
         </w:tc>
       </w:tr>
       <w:tr>
+        <w:trPr>
+          <w:cantSplit/>
+        </w:trPr>
         <w:tc>
           <w:tcPr>
             <w:tcW w:type="dxa" w:w="3528"/>
@@ -1359,6 +1404,9 @@
         </w:tc>
       </w:tr>
       <w:tr>
+        <w:trPr>
+          <w:cantSplit/>
+        </w:trPr>
         <w:tc>
           <w:tcPr>
             <w:tcW w:type="dxa" w:w="3528"/>
@@ -1414,6 +1462,9 @@
         </w:tc>
       </w:tr>
       <w:tr>
+        <w:trPr>
+          <w:cantSplit/>
+        </w:trPr>
         <w:tc>
           <w:tcPr>
             <w:tcW w:type="dxa" w:w="3528"/>
@@ -1469,6 +1520,9 @@
         </w:tc>
       </w:tr>
       <w:tr>
+        <w:trPr>
+          <w:cantSplit/>
+        </w:trPr>
         <w:tc>
           <w:tcPr>
             <w:tcW w:type="dxa" w:w="3528"/>
@@ -1600,6 +1654,9 @@
         <w:gridCol w:w="4248"/>
       </w:tblGrid>
       <w:tr>
+        <w:trPr>
+          <w:cantSplit/>
+        </w:trPr>
         <w:tc>
           <w:tcPr>
             <w:tcW w:type="dxa" w:w="605"/>
@@ -1678,6 +1735,9 @@
         </w:tc>
       </w:tr>
       <w:tr>
+        <w:trPr>
+          <w:cantSplit/>
+        </w:trPr>
         <w:tc>
           <w:tcPr>
             <w:tcW w:type="dxa" w:w="605"/>
@@ -1755,6 +1815,9 @@
         </w:tc>
       </w:tr>
       <w:tr>
+        <w:trPr>
+          <w:cantSplit/>
+        </w:trPr>
         <w:tc>
           <w:tcPr>
             <w:tcW w:type="dxa" w:w="605"/>
@@ -1832,6 +1895,9 @@
         </w:tc>
       </w:tr>
       <w:tr>
+        <w:trPr>
+          <w:cantSplit/>
+        </w:trPr>
         <w:tc>
           <w:tcPr>
             <w:tcW w:type="dxa" w:w="605"/>
@@ -1909,6 +1975,9 @@
         </w:tc>
       </w:tr>
       <w:tr>
+        <w:trPr>
+          <w:cantSplit/>
+        </w:trPr>
         <w:tc>
           <w:tcPr>
             <w:tcW w:type="dxa" w:w="605"/>
@@ -1986,6 +2055,9 @@
         </w:tc>
       </w:tr>
       <w:tr>
+        <w:trPr>
+          <w:cantSplit/>
+        </w:trPr>
         <w:tc>
           <w:tcPr>
             <w:tcW w:type="dxa" w:w="605"/>
@@ -2063,6 +2135,9 @@
         </w:tc>
       </w:tr>
       <w:tr>
+        <w:trPr>
+          <w:cantSplit/>
+        </w:trPr>
         <w:tc>
           <w:tcPr>
             <w:tcW w:type="dxa" w:w="605"/>
@@ -2140,6 +2215,9 @@
         </w:tc>
       </w:tr>
       <w:tr>
+        <w:trPr>
+          <w:cantSplit/>
+        </w:trPr>
         <w:tc>
           <w:tcPr>
             <w:tcW w:type="dxa" w:w="605"/>
@@ -2217,6 +2295,9 @@
         </w:tc>
       </w:tr>
       <w:tr>
+        <w:trPr>
+          <w:cantSplit/>
+        </w:trPr>
         <w:tc>
           <w:tcPr>
             <w:tcW w:type="dxa" w:w="605"/>
@@ -2294,6 +2375,9 @@
         </w:tc>
       </w:tr>
       <w:tr>
+        <w:trPr>
+          <w:cantSplit/>
+        </w:trPr>
         <w:tc>
           <w:tcPr>
             <w:tcW w:type="dxa" w:w="605"/>
@@ -2371,6 +2455,9 @@
         </w:tc>
       </w:tr>
       <w:tr>
+        <w:trPr>
+          <w:cantSplit/>
+        </w:trPr>
         <w:tc>
           <w:tcPr>
             <w:tcW w:type="dxa" w:w="605"/>
@@ -2448,6 +2535,9 @@
         </w:tc>
       </w:tr>
       <w:tr>
+        <w:trPr>
+          <w:cantSplit/>
+        </w:trPr>
         <w:tc>
           <w:tcPr>
             <w:tcW w:type="dxa" w:w="605"/>
@@ -2525,6 +2615,9 @@
         </w:tc>
       </w:tr>
       <w:tr>
+        <w:trPr>
+          <w:cantSplit/>
+        </w:trPr>
         <w:tc>
           <w:tcPr>
             <w:tcW w:type="dxa" w:w="605"/>
@@ -2602,6 +2695,9 @@
         </w:tc>
       </w:tr>
       <w:tr>
+        <w:trPr>
+          <w:cantSplit/>
+        </w:trPr>
         <w:tc>
           <w:tcPr>
             <w:tcW w:type="dxa" w:w="605"/>
@@ -2679,6 +2775,9 @@
         </w:tc>
       </w:tr>
       <w:tr>
+        <w:trPr>
+          <w:cantSplit/>
+        </w:trPr>
         <w:tc>
           <w:tcPr>
             <w:tcW w:type="dxa" w:w="605"/>
@@ -2756,6 +2855,9 @@
         </w:tc>
       </w:tr>
       <w:tr>
+        <w:trPr>
+          <w:cantSplit/>
+        </w:trPr>
         <w:tc>
           <w:tcPr>
             <w:tcW w:type="dxa" w:w="605"/>
@@ -2833,6 +2935,9 @@
         </w:tc>
       </w:tr>
       <w:tr>
+        <w:trPr>
+          <w:cantSplit/>
+        </w:trPr>
         <w:tc>
           <w:tcPr>
             <w:tcW w:type="dxa" w:w="605"/>
@@ -2910,6 +3015,9 @@
         </w:tc>
       </w:tr>
       <w:tr>
+        <w:trPr>
+          <w:cantSplit/>
+        </w:trPr>
         <w:tc>
           <w:tcPr>
             <w:tcW w:type="dxa" w:w="605"/>
@@ -2987,6 +3095,9 @@
         </w:tc>
       </w:tr>
       <w:tr>
+        <w:trPr>
+          <w:cantSplit/>
+        </w:trPr>
         <w:tc>
           <w:tcPr>
             <w:tcW w:type="dxa" w:w="605"/>
@@ -3064,6 +3175,9 @@
         </w:tc>
       </w:tr>
       <w:tr>
+        <w:trPr>
+          <w:cantSplit/>
+        </w:trPr>
         <w:tc>
           <w:tcPr>
             <w:tcW w:type="dxa" w:w="605"/>
@@ -3141,6 +3255,9 @@
         </w:tc>
       </w:tr>
       <w:tr>
+        <w:trPr>
+          <w:cantSplit/>
+        </w:trPr>
         <w:tc>
           <w:tcPr>
             <w:tcW w:type="dxa" w:w="605"/>
@@ -3218,6 +3335,9 @@
         </w:tc>
       </w:tr>
       <w:tr>
+        <w:trPr>
+          <w:cantSplit/>
+        </w:trPr>
         <w:tc>
           <w:tcPr>
             <w:tcW w:type="dxa" w:w="605"/>
@@ -3295,6 +3415,9 @@
         </w:tc>
       </w:tr>
       <w:tr>
+        <w:trPr>
+          <w:cantSplit/>
+        </w:trPr>
         <w:tc>
           <w:tcPr>
             <w:tcW w:type="dxa" w:w="605"/>
@@ -3372,6 +3495,9 @@
         </w:tc>
       </w:tr>
       <w:tr>
+        <w:trPr>
+          <w:cantSplit/>
+        </w:trPr>
         <w:tc>
           <w:tcPr>
             <w:tcW w:type="dxa" w:w="605"/>
@@ -3449,6 +3575,9 @@
         </w:tc>
       </w:tr>
       <w:tr>
+        <w:trPr>
+          <w:cantSplit/>
+        </w:trPr>
         <w:tc>
           <w:tcPr>
             <w:tcW w:type="dxa" w:w="605"/>
@@ -3526,6 +3655,9 @@
         </w:tc>
       </w:tr>
       <w:tr>
+        <w:trPr>
+          <w:cantSplit/>
+        </w:trPr>
         <w:tc>
           <w:tcPr>
             <w:tcW w:type="dxa" w:w="605"/>
@@ -3603,6 +3735,9 @@
         </w:tc>
       </w:tr>
       <w:tr>
+        <w:trPr>
+          <w:cantSplit/>
+        </w:trPr>
         <w:tc>
           <w:tcPr>
             <w:tcW w:type="dxa" w:w="605"/>
@@ -3680,6 +3815,9 @@
         </w:tc>
       </w:tr>
       <w:tr>
+        <w:trPr>
+          <w:cantSplit/>
+        </w:trPr>
         <w:tc>
           <w:tcPr>
             <w:tcW w:type="dxa" w:w="605"/>
@@ -3757,6 +3895,9 @@
         </w:tc>
       </w:tr>
       <w:tr>
+        <w:trPr>
+          <w:cantSplit/>
+        </w:trPr>
         <w:tc>
           <w:tcPr>
             <w:tcW w:type="dxa" w:w="605"/>
@@ -3834,6 +3975,9 @@
         </w:tc>
       </w:tr>
       <w:tr>
+        <w:trPr>
+          <w:cantSplit/>
+        </w:trPr>
         <w:tc>
           <w:tcPr>
             <w:tcW w:type="dxa" w:w="605"/>
@@ -3911,6 +4055,9 @@
         </w:tc>
       </w:tr>
       <w:tr>
+        <w:trPr>
+          <w:cantSplit/>
+        </w:trPr>
         <w:tc>
           <w:tcPr>
             <w:tcW w:type="dxa" w:w="605"/>
@@ -3988,6 +4135,9 @@
         </w:tc>
       </w:tr>
       <w:tr>
+        <w:trPr>
+          <w:cantSplit/>
+        </w:trPr>
         <w:tc>
           <w:tcPr>
             <w:tcW w:type="dxa" w:w="605"/>
@@ -4065,6 +4215,9 @@
         </w:tc>
       </w:tr>
       <w:tr>
+        <w:trPr>
+          <w:cantSplit/>
+        </w:trPr>
         <w:tc>
           <w:tcPr>
             <w:tcW w:type="dxa" w:w="605"/>
@@ -4142,6 +4295,9 @@
         </w:tc>
       </w:tr>
       <w:tr>
+        <w:trPr>
+          <w:cantSplit/>
+        </w:trPr>
         <w:tc>
           <w:tcPr>
             <w:tcW w:type="dxa" w:w="605"/>
@@ -4219,6 +4375,9 @@
         </w:tc>
       </w:tr>
       <w:tr>
+        <w:trPr>
+          <w:cantSplit/>
+        </w:trPr>
         <w:tc>
           <w:tcPr>
             <w:tcW w:type="dxa" w:w="605"/>
@@ -4296,6 +4455,9 @@
         </w:tc>
       </w:tr>
       <w:tr>
+        <w:trPr>
+          <w:cantSplit/>
+        </w:trPr>
         <w:tc>
           <w:tcPr>
             <w:tcW w:type="dxa" w:w="605"/>
@@ -4373,6 +4535,9 @@
         </w:tc>
       </w:tr>
       <w:tr>
+        <w:trPr>
+          <w:cantSplit/>
+        </w:trPr>
         <w:tc>
           <w:tcPr>
             <w:tcW w:type="dxa" w:w="605"/>
@@ -4450,6 +4615,9 @@
         </w:tc>
       </w:tr>
       <w:tr>
+        <w:trPr>
+          <w:cantSplit/>
+        </w:trPr>
         <w:tc>
           <w:tcPr>
             <w:tcW w:type="dxa" w:w="605"/>
@@ -4527,6 +4695,9 @@
         </w:tc>
       </w:tr>
       <w:tr>
+        <w:trPr>
+          <w:cantSplit/>
+        </w:trPr>
         <w:tc>
           <w:tcPr>
             <w:tcW w:type="dxa" w:w="605"/>
@@ -4604,6 +4775,9 @@
         </w:tc>
       </w:tr>
       <w:tr>
+        <w:trPr>
+          <w:cantSplit/>
+        </w:trPr>
         <w:tc>
           <w:tcPr>
             <w:tcW w:type="dxa" w:w="605"/>
@@ -4681,6 +4855,9 @@
         </w:tc>
       </w:tr>
       <w:tr>
+        <w:trPr>
+          <w:cantSplit/>
+        </w:trPr>
         <w:tc>
           <w:tcPr>
             <w:tcW w:type="dxa" w:w="605"/>
@@ -4758,6 +4935,9 @@
         </w:tc>
       </w:tr>
       <w:tr>
+        <w:trPr>
+          <w:cantSplit/>
+        </w:trPr>
         <w:tc>
           <w:tcPr>
             <w:tcW w:type="dxa" w:w="605"/>
@@ -4835,6 +5015,9 @@
         </w:tc>
       </w:tr>
       <w:tr>
+        <w:trPr>
+          <w:cantSplit/>
+        </w:trPr>
         <w:tc>
           <w:tcPr>
             <w:tcW w:type="dxa" w:w="605"/>
@@ -4912,6 +5095,9 @@
         </w:tc>
       </w:tr>
       <w:tr>
+        <w:trPr>
+          <w:cantSplit/>
+        </w:trPr>
         <w:tc>
           <w:tcPr>
             <w:tcW w:type="dxa" w:w="605"/>
@@ -4989,6 +5175,9 @@
         </w:tc>
       </w:tr>
       <w:tr>
+        <w:trPr>
+          <w:cantSplit/>
+        </w:trPr>
         <w:tc>
           <w:tcPr>
             <w:tcW w:type="dxa" w:w="605"/>
@@ -5066,6 +5255,9 @@
         </w:tc>
       </w:tr>
       <w:tr>
+        <w:trPr>
+          <w:cantSplit/>
+        </w:trPr>
         <w:tc>
           <w:tcPr>
             <w:tcW w:type="dxa" w:w="605"/>
@@ -5143,6 +5335,9 @@
         </w:tc>
       </w:tr>
       <w:tr>
+        <w:trPr>
+          <w:cantSplit/>
+        </w:trPr>
         <w:tc>
           <w:tcPr>
             <w:tcW w:type="dxa" w:w="605"/>
@@ -5220,6 +5415,9 @@
         </w:tc>
       </w:tr>
       <w:tr>
+        <w:trPr>
+          <w:cantSplit/>
+        </w:trPr>
         <w:tc>
           <w:tcPr>
             <w:tcW w:type="dxa" w:w="605"/>
@@ -5297,6 +5495,9 @@
         </w:tc>
       </w:tr>
       <w:tr>
+        <w:trPr>
+          <w:cantSplit/>
+        </w:trPr>
         <w:tc>
           <w:tcPr>
             <w:tcW w:type="dxa" w:w="605"/>
@@ -5374,6 +5575,9 @@
         </w:tc>
       </w:tr>
       <w:tr>
+        <w:trPr>
+          <w:cantSplit/>
+        </w:trPr>
         <w:tc>
           <w:tcPr>
             <w:tcW w:type="dxa" w:w="605"/>
@@ -5451,6 +5655,9 @@
         </w:tc>
       </w:tr>
       <w:tr>
+        <w:trPr>
+          <w:cantSplit/>
+        </w:trPr>
         <w:tc>
           <w:tcPr>
             <w:tcW w:type="dxa" w:w="605"/>
@@ -5528,6 +5735,9 @@
         </w:tc>
       </w:tr>
       <w:tr>
+        <w:trPr>
+          <w:cantSplit/>
+        </w:trPr>
         <w:tc>
           <w:tcPr>
             <w:tcW w:type="dxa" w:w="605"/>
@@ -5605,6 +5815,9 @@
         </w:tc>
       </w:tr>
       <w:tr>
+        <w:trPr>
+          <w:cantSplit/>
+        </w:trPr>
         <w:tc>
           <w:tcPr>
             <w:tcW w:type="dxa" w:w="605"/>
@@ -5682,6 +5895,9 @@
         </w:tc>
       </w:tr>
       <w:tr>
+        <w:trPr>
+          <w:cantSplit/>
+        </w:trPr>
         <w:tc>
           <w:tcPr>
             <w:tcW w:type="dxa" w:w="605"/>
@@ -5759,6 +5975,9 @@
         </w:tc>
       </w:tr>
       <w:tr>
+        <w:trPr>
+          <w:cantSplit/>
+        </w:trPr>
         <w:tc>
           <w:tcPr>
             <w:tcW w:type="dxa" w:w="605"/>
@@ -5836,6 +6055,9 @@
         </w:tc>
       </w:tr>
       <w:tr>
+        <w:trPr>
+          <w:cantSplit/>
+        </w:trPr>
         <w:tc>
           <w:tcPr>
             <w:tcW w:type="dxa" w:w="605"/>
@@ -6031,6 +6253,9 @@
         <w:gridCol w:w="6048"/>
       </w:tblGrid>
       <w:tr>
+        <w:trPr>
+          <w:cantSplit/>
+        </w:trPr>
         <w:tc>
           <w:tcPr>
             <w:tcW w:type="dxa" w:w="1656"/>
@@ -6109,6 +6334,9 @@
         </w:tc>
       </w:tr>
       <w:tr>
+        <w:trPr>
+          <w:cantSplit/>
+        </w:trPr>
         <w:tc>
           <w:tcPr>
             <w:tcW w:type="dxa" w:w="1656"/>
@@ -6179,6 +6407,9 @@
         </w:tc>
       </w:tr>
       <w:tr>
+        <w:trPr>
+          <w:cantSplit/>
+        </w:trPr>
         <w:tc>
           <w:tcPr>
             <w:tcW w:type="dxa" w:w="1656"/>
@@ -6249,6 +6480,9 @@
         </w:tc>
       </w:tr>
       <w:tr>
+        <w:trPr>
+          <w:cantSplit/>
+        </w:trPr>
         <w:tc>
           <w:tcPr>
             <w:tcW w:type="dxa" w:w="1656"/>
@@ -6319,6 +6553,9 @@
         </w:tc>
       </w:tr>
       <w:tr>
+        <w:trPr>
+          <w:cantSplit/>
+        </w:trPr>
         <w:tc>
           <w:tcPr>
             <w:tcW w:type="dxa" w:w="1656"/>
@@ -6465,6 +6702,9 @@
         <w:gridCol w:w="6048"/>
       </w:tblGrid>
       <w:tr>
+        <w:trPr>
+          <w:cantSplit/>
+        </w:trPr>
         <w:tc>
           <w:tcPr>
             <w:tcW w:type="dxa" w:w="1656"/>
@@ -6543,6 +6783,9 @@
         </w:tc>
       </w:tr>
       <w:tr>
+        <w:trPr>
+          <w:cantSplit/>
+        </w:trPr>
         <w:tc>
           <w:tcPr>
             <w:tcW w:type="dxa" w:w="1656"/>
@@ -6613,6 +6856,9 @@
         </w:tc>
       </w:tr>
       <w:tr>
+        <w:trPr>
+          <w:cantSplit/>
+        </w:trPr>
         <w:tc>
           <w:tcPr>
             <w:tcW w:type="dxa" w:w="1656"/>
@@ -6683,6 +6929,9 @@
         </w:tc>
       </w:tr>
       <w:tr>
+        <w:trPr>
+          <w:cantSplit/>
+        </w:trPr>
         <w:tc>
           <w:tcPr>
             <w:tcW w:type="dxa" w:w="1656"/>
@@ -6753,6 +7002,9 @@
         </w:tc>
       </w:tr>
       <w:tr>
+        <w:trPr>
+          <w:cantSplit/>
+        </w:trPr>
         <w:tc>
           <w:tcPr>
             <w:tcW w:type="dxa" w:w="1656"/>
@@ -6823,6 +7075,9 @@
         </w:tc>
       </w:tr>
       <w:tr>
+        <w:trPr>
+          <w:cantSplit/>
+        </w:trPr>
         <w:tc>
           <w:tcPr>
             <w:tcW w:type="dxa" w:w="1656"/>
@@ -6893,6 +7148,9 @@
         </w:tc>
       </w:tr>
       <w:tr>
+        <w:trPr>
+          <w:cantSplit/>
+        </w:trPr>
         <w:tc>
           <w:tcPr>
             <w:tcW w:type="dxa" w:w="1656"/>
@@ -6963,6 +7221,9 @@
         </w:tc>
       </w:tr>
       <w:tr>
+        <w:trPr>
+          <w:cantSplit/>
+        </w:trPr>
         <w:tc>
           <w:tcPr>
             <w:tcW w:type="dxa" w:w="1656"/>
@@ -7033,6 +7294,9 @@
         </w:tc>
       </w:tr>
       <w:tr>
+        <w:trPr>
+          <w:cantSplit/>
+        </w:trPr>
         <w:tc>
           <w:tcPr>
             <w:tcW w:type="dxa" w:w="1656"/>
@@ -7103,6 +7367,9 @@
         </w:tc>
       </w:tr>
       <w:tr>
+        <w:trPr>
+          <w:cantSplit/>
+        </w:trPr>
         <w:tc>
           <w:tcPr>
             <w:tcW w:type="dxa" w:w="1656"/>
@@ -7173,6 +7440,9 @@
         </w:tc>
       </w:tr>
       <w:tr>
+        <w:trPr>
+          <w:cantSplit/>
+        </w:trPr>
         <w:tc>
           <w:tcPr>
             <w:tcW w:type="dxa" w:w="1656"/>
@@ -7243,6 +7513,9 @@
         </w:tc>
       </w:tr>
       <w:tr>
+        <w:trPr>
+          <w:cantSplit/>
+        </w:trPr>
         <w:tc>
           <w:tcPr>
             <w:tcW w:type="dxa" w:w="1656"/>
@@ -7313,6 +7586,9 @@
         </w:tc>
       </w:tr>
       <w:tr>
+        <w:trPr>
+          <w:cantSplit/>
+        </w:trPr>
         <w:tc>
           <w:tcPr>
             <w:tcW w:type="dxa" w:w="1656"/>
@@ -7383,6 +7659,9 @@
         </w:tc>
       </w:tr>
       <w:tr>
+        <w:trPr>
+          <w:cantSplit/>
+        </w:trPr>
         <w:tc>
           <w:tcPr>
             <w:tcW w:type="dxa" w:w="1656"/>
@@ -7453,6 +7732,9 @@
         </w:tc>
       </w:tr>
       <w:tr>
+        <w:trPr>
+          <w:cantSplit/>
+        </w:trPr>
         <w:tc>
           <w:tcPr>
             <w:tcW w:type="dxa" w:w="1656"/>
@@ -7523,6 +7805,9 @@
         </w:tc>
       </w:tr>
       <w:tr>
+        <w:trPr>
+          <w:cantSplit/>
+        </w:trPr>
         <w:tc>
           <w:tcPr>
             <w:tcW w:type="dxa" w:w="1656"/>
@@ -7593,6 +7878,9 @@
         </w:tc>
       </w:tr>
       <w:tr>
+        <w:trPr>
+          <w:cantSplit/>
+        </w:trPr>
         <w:tc>
           <w:tcPr>
             <w:tcW w:type="dxa" w:w="1656"/>
@@ -7663,6 +7951,9 @@
         </w:tc>
       </w:tr>
       <w:tr>
+        <w:trPr>
+          <w:cantSplit/>
+        </w:trPr>
         <w:tc>
           <w:tcPr>
             <w:tcW w:type="dxa" w:w="1656"/>
@@ -7733,6 +8024,9 @@
         </w:tc>
       </w:tr>
       <w:tr>
+        <w:trPr>
+          <w:cantSplit/>
+        </w:trPr>
         <w:tc>
           <w:tcPr>
             <w:tcW w:type="dxa" w:w="1656"/>
@@ -7803,6 +8097,9 @@
         </w:tc>
       </w:tr>
       <w:tr>
+        <w:trPr>
+          <w:cantSplit/>
+        </w:trPr>
         <w:tc>
           <w:tcPr>
             <w:tcW w:type="dxa" w:w="1656"/>
@@ -7873,6 +8170,9 @@
         </w:tc>
       </w:tr>
       <w:tr>
+        <w:trPr>
+          <w:cantSplit/>
+        </w:trPr>
         <w:tc>
           <w:tcPr>
             <w:tcW w:type="dxa" w:w="1656"/>
@@ -7943,6 +8243,9 @@
         </w:tc>
       </w:tr>
       <w:tr>
+        <w:trPr>
+          <w:cantSplit/>
+        </w:trPr>
         <w:tc>
           <w:tcPr>
             <w:tcW w:type="dxa" w:w="1656"/>
@@ -8013,6 +8316,9 @@
         </w:tc>
       </w:tr>
       <w:tr>
+        <w:trPr>
+          <w:cantSplit/>
+        </w:trPr>
         <w:tc>
           <w:tcPr>
             <w:tcW w:type="dxa" w:w="1656"/>
@@ -8083,6 +8389,9 @@
         </w:tc>
       </w:tr>
       <w:tr>
+        <w:trPr>
+          <w:cantSplit/>
+        </w:trPr>
         <w:tc>
           <w:tcPr>
             <w:tcW w:type="dxa" w:w="1656"/>
@@ -8153,6 +8462,9 @@
         </w:tc>
       </w:tr>
       <w:tr>
+        <w:trPr>
+          <w:cantSplit/>
+        </w:trPr>
         <w:tc>
           <w:tcPr>
             <w:tcW w:type="dxa" w:w="1656"/>
@@ -8223,6 +8535,9 @@
         </w:tc>
       </w:tr>
       <w:tr>
+        <w:trPr>
+          <w:cantSplit/>
+        </w:trPr>
         <w:tc>
           <w:tcPr>
             <w:tcW w:type="dxa" w:w="1656"/>
@@ -8293,6 +8608,9 @@
         </w:tc>
       </w:tr>
       <w:tr>
+        <w:trPr>
+          <w:cantSplit/>
+        </w:trPr>
         <w:tc>
           <w:tcPr>
             <w:tcW w:type="dxa" w:w="1656"/>
@@ -8363,6 +8681,9 @@
         </w:tc>
       </w:tr>
       <w:tr>
+        <w:trPr>
+          <w:cantSplit/>
+        </w:trPr>
         <w:tc>
           <w:tcPr>
             <w:tcW w:type="dxa" w:w="1656"/>
@@ -8433,6 +8754,9 @@
         </w:tc>
       </w:tr>
       <w:tr>
+        <w:trPr>
+          <w:cantSplit/>
+        </w:trPr>
         <w:tc>
           <w:tcPr>
             <w:tcW w:type="dxa" w:w="1656"/>
@@ -8503,6 +8827,9 @@
         </w:tc>
       </w:tr>
       <w:tr>
+        <w:trPr>
+          <w:cantSplit/>
+        </w:trPr>
         <w:tc>
           <w:tcPr>
             <w:tcW w:type="dxa" w:w="1656"/>
@@ -8573,6 +8900,9 @@
         </w:tc>
       </w:tr>
       <w:tr>
+        <w:trPr>
+          <w:cantSplit/>
+        </w:trPr>
         <w:tc>
           <w:tcPr>
             <w:tcW w:type="dxa" w:w="1656"/>
@@ -8643,6 +8973,9 @@
         </w:tc>
       </w:tr>
       <w:tr>
+        <w:trPr>
+          <w:cantSplit/>
+        </w:trPr>
         <w:tc>
           <w:tcPr>
             <w:tcW w:type="dxa" w:w="1656"/>
@@ -8713,6 +9046,9 @@
         </w:tc>
       </w:tr>
       <w:tr>
+        <w:trPr>
+          <w:cantSplit/>
+        </w:trPr>
         <w:tc>
           <w:tcPr>
             <w:tcW w:type="dxa" w:w="1656"/>
@@ -8783,6 +9119,9 @@
         </w:tc>
       </w:tr>
       <w:tr>
+        <w:trPr>
+          <w:cantSplit/>
+        </w:trPr>
         <w:tc>
           <w:tcPr>
             <w:tcW w:type="dxa" w:w="1656"/>
@@ -8853,6 +9192,9 @@
         </w:tc>
       </w:tr>
       <w:tr>
+        <w:trPr>
+          <w:cantSplit/>
+        </w:trPr>
         <w:tc>
           <w:tcPr>
             <w:tcW w:type="dxa" w:w="1656"/>
@@ -8923,6 +9265,9 @@
         </w:tc>
       </w:tr>
       <w:tr>
+        <w:trPr>
+          <w:cantSplit/>
+        </w:trPr>
         <w:tc>
           <w:tcPr>
             <w:tcW w:type="dxa" w:w="1656"/>
@@ -8993,6 +9338,9 @@
         </w:tc>
       </w:tr>
       <w:tr>
+        <w:trPr>
+          <w:cantSplit/>
+        </w:trPr>
         <w:tc>
           <w:tcPr>
             <w:tcW w:type="dxa" w:w="1656"/>
@@ -9063,6 +9411,9 @@
         </w:tc>
       </w:tr>
       <w:tr>
+        <w:trPr>
+          <w:cantSplit/>
+        </w:trPr>
         <w:tc>
           <w:tcPr>
             <w:tcW w:type="dxa" w:w="1656"/>
@@ -9133,6 +9484,9 @@
         </w:tc>
       </w:tr>
       <w:tr>
+        <w:trPr>
+          <w:cantSplit/>
+        </w:trPr>
         <w:tc>
           <w:tcPr>
             <w:tcW w:type="dxa" w:w="1656"/>
@@ -9203,6 +9557,9 @@
         </w:tc>
       </w:tr>
       <w:tr>
+        <w:trPr>
+          <w:cantSplit/>
+        </w:trPr>
         <w:tc>
           <w:tcPr>
             <w:tcW w:type="dxa" w:w="1656"/>
@@ -9273,6 +9630,9 @@
         </w:tc>
       </w:tr>
       <w:tr>
+        <w:trPr>
+          <w:cantSplit/>
+        </w:trPr>
         <w:tc>
           <w:tcPr>
             <w:tcW w:type="dxa" w:w="1656"/>
@@ -9343,6 +9703,9 @@
         </w:tc>
       </w:tr>
       <w:tr>
+        <w:trPr>
+          <w:cantSplit/>
+        </w:trPr>
         <w:tc>
           <w:tcPr>
             <w:tcW w:type="dxa" w:w="1656"/>
@@ -9413,6 +9776,9 @@
         </w:tc>
       </w:tr>
       <w:tr>
+        <w:trPr>
+          <w:cantSplit/>
+        </w:trPr>
         <w:tc>
           <w:tcPr>
             <w:tcW w:type="dxa" w:w="1656"/>
@@ -9483,6 +9849,9 @@
         </w:tc>
       </w:tr>
       <w:tr>
+        <w:trPr>
+          <w:cantSplit/>
+        </w:trPr>
         <w:tc>
           <w:tcPr>
             <w:tcW w:type="dxa" w:w="1656"/>
@@ -9553,6 +9922,9 @@
         </w:tc>
       </w:tr>
       <w:tr>
+        <w:trPr>
+          <w:cantSplit/>
+        </w:trPr>
         <w:tc>
           <w:tcPr>
             <w:tcW w:type="dxa" w:w="1656"/>
@@ -9623,6 +9995,9 @@
         </w:tc>
       </w:tr>
       <w:tr>
+        <w:trPr>
+          <w:cantSplit/>
+        </w:trPr>
         <w:tc>
           <w:tcPr>
             <w:tcW w:type="dxa" w:w="1656"/>
@@ -9693,6 +10068,9 @@
         </w:tc>
       </w:tr>
       <w:tr>
+        <w:trPr>
+          <w:cantSplit/>
+        </w:trPr>
         <w:tc>
           <w:tcPr>
             <w:tcW w:type="dxa" w:w="1656"/>
@@ -9763,6 +10141,9 @@
         </w:tc>
       </w:tr>
       <w:tr>
+        <w:trPr>
+          <w:cantSplit/>
+        </w:trPr>
         <w:tc>
           <w:tcPr>
             <w:tcW w:type="dxa" w:w="1656"/>
@@ -9833,6 +10214,9 @@
         </w:tc>
       </w:tr>
       <w:tr>
+        <w:trPr>
+          <w:cantSplit/>
+        </w:trPr>
         <w:tc>
           <w:tcPr>
             <w:tcW w:type="dxa" w:w="1656"/>
@@ -9903,6 +10287,9 @@
         </w:tc>
       </w:tr>
       <w:tr>
+        <w:trPr>
+          <w:cantSplit/>
+        </w:trPr>
         <w:tc>
           <w:tcPr>
             <w:tcW w:type="dxa" w:w="1656"/>
@@ -9973,6 +10360,9 @@
         </w:tc>
       </w:tr>
       <w:tr>
+        <w:trPr>
+          <w:cantSplit/>
+        </w:trPr>
         <w:tc>
           <w:tcPr>
             <w:tcW w:type="dxa" w:w="1656"/>
@@ -10043,6 +10433,9 @@
         </w:tc>
       </w:tr>
       <w:tr>
+        <w:trPr>
+          <w:cantSplit/>
+        </w:trPr>
         <w:tc>
           <w:tcPr>
             <w:tcW w:type="dxa" w:w="1656"/>
@@ -10113,6 +10506,9 @@
         </w:tc>
       </w:tr>
       <w:tr>
+        <w:trPr>
+          <w:cantSplit/>
+        </w:trPr>
         <w:tc>
           <w:tcPr>
             <w:tcW w:type="dxa" w:w="1656"/>
@@ -10183,6 +10579,9 @@
         </w:tc>
       </w:tr>
       <w:tr>
+        <w:trPr>
+          <w:cantSplit/>
+        </w:trPr>
         <w:tc>
           <w:tcPr>
             <w:tcW w:type="dxa" w:w="1656"/>
@@ -10253,6 +10652,9 @@
         </w:tc>
       </w:tr>
       <w:tr>
+        <w:trPr>
+          <w:cantSplit/>
+        </w:trPr>
         <w:tc>
           <w:tcPr>
             <w:tcW w:type="dxa" w:w="1656"/>
@@ -10323,6 +10725,9 @@
         </w:tc>
       </w:tr>
       <w:tr>
+        <w:trPr>
+          <w:cantSplit/>
+        </w:trPr>
         <w:tc>
           <w:tcPr>
             <w:tcW w:type="dxa" w:w="1656"/>
@@ -10393,6 +10798,9 @@
         </w:tc>
       </w:tr>
       <w:tr>
+        <w:trPr>
+          <w:cantSplit/>
+        </w:trPr>
         <w:tc>
           <w:tcPr>
             <w:tcW w:type="dxa" w:w="1656"/>
@@ -10463,6 +10871,9 @@
         </w:tc>
       </w:tr>
       <w:tr>
+        <w:trPr>
+          <w:cantSplit/>
+        </w:trPr>
         <w:tc>
           <w:tcPr>
             <w:tcW w:type="dxa" w:w="1656"/>
@@ -10533,6 +10944,9 @@
         </w:tc>
       </w:tr>
       <w:tr>
+        <w:trPr>
+          <w:cantSplit/>
+        </w:trPr>
         <w:tc>
           <w:tcPr>
             <w:tcW w:type="dxa" w:w="1656"/>
@@ -10603,6 +11017,9 @@
         </w:tc>
       </w:tr>
       <w:tr>
+        <w:trPr>
+          <w:cantSplit/>
+        </w:trPr>
         <w:tc>
           <w:tcPr>
             <w:tcW w:type="dxa" w:w="1656"/>
@@ -10673,6 +11090,9 @@
         </w:tc>
       </w:tr>
       <w:tr>
+        <w:trPr>
+          <w:cantSplit/>
+        </w:trPr>
         <w:tc>
           <w:tcPr>
             <w:tcW w:type="dxa" w:w="1656"/>
@@ -10743,6 +11163,9 @@
         </w:tc>
       </w:tr>
       <w:tr>
+        <w:trPr>
+          <w:cantSplit/>
+        </w:trPr>
         <w:tc>
           <w:tcPr>
             <w:tcW w:type="dxa" w:w="1656"/>
@@ -10813,6 +11236,9 @@
         </w:tc>
       </w:tr>
       <w:tr>
+        <w:trPr>
+          <w:cantSplit/>
+        </w:trPr>
         <w:tc>
           <w:tcPr>
             <w:tcW w:type="dxa" w:w="1656"/>
@@ -10883,6 +11309,9 @@
         </w:tc>
       </w:tr>
       <w:tr>
+        <w:trPr>
+          <w:cantSplit/>
+        </w:trPr>
         <w:tc>
           <w:tcPr>
             <w:tcW w:type="dxa" w:w="1656"/>
@@ -10953,6 +11382,9 @@
         </w:tc>
       </w:tr>
       <w:tr>
+        <w:trPr>
+          <w:cantSplit/>
+        </w:trPr>
         <w:tc>
           <w:tcPr>
             <w:tcW w:type="dxa" w:w="1656"/>
@@ -11023,6 +11455,9 @@
         </w:tc>
       </w:tr>
       <w:tr>
+        <w:trPr>
+          <w:cantSplit/>
+        </w:trPr>
         <w:tc>
           <w:tcPr>
             <w:tcW w:type="dxa" w:w="1656"/>
@@ -11093,6 +11528,9 @@
         </w:tc>
       </w:tr>
       <w:tr>
+        <w:trPr>
+          <w:cantSplit/>
+        </w:trPr>
         <w:tc>
           <w:tcPr>
             <w:tcW w:type="dxa" w:w="1656"/>
@@ -11163,6 +11601,9 @@
         </w:tc>
       </w:tr>
       <w:tr>
+        <w:trPr>
+          <w:cantSplit/>
+        </w:trPr>
         <w:tc>
           <w:tcPr>
             <w:tcW w:type="dxa" w:w="1656"/>
@@ -11233,6 +11674,9 @@
         </w:tc>
       </w:tr>
       <w:tr>
+        <w:trPr>
+          <w:cantSplit/>
+        </w:trPr>
         <w:tc>
           <w:tcPr>
             <w:tcW w:type="dxa" w:w="1656"/>
@@ -11303,6 +11747,9 @@
         </w:tc>
       </w:tr>
       <w:tr>
+        <w:trPr>
+          <w:cantSplit/>
+        </w:trPr>
         <w:tc>
           <w:tcPr>
             <w:tcW w:type="dxa" w:w="1656"/>
@@ -11373,6 +11820,9 @@
         </w:tc>
       </w:tr>
       <w:tr>
+        <w:trPr>
+          <w:cantSplit/>
+        </w:trPr>
         <w:tc>
           <w:tcPr>
             <w:tcW w:type="dxa" w:w="1656"/>
@@ -11443,6 +11893,9 @@
         </w:tc>
       </w:tr>
       <w:tr>
+        <w:trPr>
+          <w:cantSplit/>
+        </w:trPr>
         <w:tc>
           <w:tcPr>
             <w:tcW w:type="dxa" w:w="1656"/>
@@ -11513,6 +11966,9 @@
         </w:tc>
       </w:tr>
       <w:tr>
+        <w:trPr>
+          <w:cantSplit/>
+        </w:trPr>
         <w:tc>
           <w:tcPr>
             <w:tcW w:type="dxa" w:w="1656"/>
@@ -11583,6 +12039,9 @@
         </w:tc>
       </w:tr>
       <w:tr>
+        <w:trPr>
+          <w:cantSplit/>
+        </w:trPr>
         <w:tc>
           <w:tcPr>
             <w:tcW w:type="dxa" w:w="1656"/>
@@ -11653,6 +12112,9 @@
         </w:tc>
       </w:tr>
       <w:tr>
+        <w:trPr>
+          <w:cantSplit/>
+        </w:trPr>
         <w:tc>
           <w:tcPr>
             <w:tcW w:type="dxa" w:w="1656"/>
@@ -11723,6 +12185,9 @@
         </w:tc>
       </w:tr>
       <w:tr>
+        <w:trPr>
+          <w:cantSplit/>
+        </w:trPr>
         <w:tc>
           <w:tcPr>
             <w:tcW w:type="dxa" w:w="1656"/>
@@ -11793,6 +12258,9 @@
         </w:tc>
       </w:tr>
       <w:tr>
+        <w:trPr>
+          <w:cantSplit/>
+        </w:trPr>
         <w:tc>
           <w:tcPr>
             <w:tcW w:type="dxa" w:w="1656"/>
@@ -11863,6 +12331,9 @@
         </w:tc>
       </w:tr>
       <w:tr>
+        <w:trPr>
+          <w:cantSplit/>
+        </w:trPr>
         <w:tc>
           <w:tcPr>
             <w:tcW w:type="dxa" w:w="1656"/>
@@ -11933,6 +12404,9 @@
         </w:tc>
       </w:tr>
       <w:tr>
+        <w:trPr>
+          <w:cantSplit/>
+        </w:trPr>
         <w:tc>
           <w:tcPr>
             <w:tcW w:type="dxa" w:w="1656"/>
@@ -12003,6 +12477,9 @@
         </w:tc>
       </w:tr>
       <w:tr>
+        <w:trPr>
+          <w:cantSplit/>
+        </w:trPr>
         <w:tc>
           <w:tcPr>
             <w:tcW w:type="dxa" w:w="1656"/>
@@ -12073,6 +12550,9 @@
         </w:tc>
       </w:tr>
       <w:tr>
+        <w:trPr>
+          <w:cantSplit/>
+        </w:trPr>
         <w:tc>
           <w:tcPr>
             <w:tcW w:type="dxa" w:w="1656"/>
@@ -12143,6 +12623,9 @@
         </w:tc>
       </w:tr>
       <w:tr>
+        <w:trPr>
+          <w:cantSplit/>
+        </w:trPr>
         <w:tc>
           <w:tcPr>
             <w:tcW w:type="dxa" w:w="1656"/>
@@ -12213,6 +12696,9 @@
         </w:tc>
       </w:tr>
       <w:tr>
+        <w:trPr>
+          <w:cantSplit/>
+        </w:trPr>
         <w:tc>
           <w:tcPr>
             <w:tcW w:type="dxa" w:w="1656"/>
@@ -12283,6 +12769,9 @@
         </w:tc>
       </w:tr>
       <w:tr>
+        <w:trPr>
+          <w:cantSplit/>
+        </w:trPr>
         <w:tc>
           <w:tcPr>
             <w:tcW w:type="dxa" w:w="1656"/>
@@ -12353,6 +12842,9 @@
         </w:tc>
       </w:tr>
       <w:tr>
+        <w:trPr>
+          <w:cantSplit/>
+        </w:trPr>
         <w:tc>
           <w:tcPr>
             <w:tcW w:type="dxa" w:w="1656"/>
@@ -12423,6 +12915,9 @@
         </w:tc>
       </w:tr>
       <w:tr>
+        <w:trPr>
+          <w:cantSplit/>
+        </w:trPr>
         <w:tc>
           <w:tcPr>
             <w:tcW w:type="dxa" w:w="1656"/>
@@ -12493,6 +12988,9 @@
         </w:tc>
       </w:tr>
       <w:tr>
+        <w:trPr>
+          <w:cantSplit/>
+        </w:trPr>
         <w:tc>
           <w:tcPr>
             <w:tcW w:type="dxa" w:w="1656"/>
@@ -12563,6 +13061,9 @@
         </w:tc>
       </w:tr>
       <w:tr>
+        <w:trPr>
+          <w:cantSplit/>
+        </w:trPr>
         <w:tc>
           <w:tcPr>
             <w:tcW w:type="dxa" w:w="1656"/>
@@ -12633,6 +13134,9 @@
         </w:tc>
       </w:tr>
       <w:tr>
+        <w:trPr>
+          <w:cantSplit/>
+        </w:trPr>
         <w:tc>
           <w:tcPr>
             <w:tcW w:type="dxa" w:w="1656"/>
@@ -12703,6 +13207,9 @@
         </w:tc>
       </w:tr>
       <w:tr>
+        <w:trPr>
+          <w:cantSplit/>
+        </w:trPr>
         <w:tc>
           <w:tcPr>
             <w:tcW w:type="dxa" w:w="1656"/>
@@ -12773,6 +13280,9 @@
         </w:tc>
       </w:tr>
       <w:tr>
+        <w:trPr>
+          <w:cantSplit/>
+        </w:trPr>
         <w:tc>
           <w:tcPr>
             <w:tcW w:type="dxa" w:w="1656"/>
@@ -12843,6 +13353,9 @@
         </w:tc>
       </w:tr>
       <w:tr>
+        <w:trPr>
+          <w:cantSplit/>
+        </w:trPr>
         <w:tc>
           <w:tcPr>
             <w:tcW w:type="dxa" w:w="1656"/>
@@ -12913,6 +13426,9 @@
         </w:tc>
       </w:tr>
       <w:tr>
+        <w:trPr>
+          <w:cantSplit/>
+        </w:trPr>
         <w:tc>
           <w:tcPr>
             <w:tcW w:type="dxa" w:w="1656"/>
@@ -12983,6 +13499,9 @@
         </w:tc>
       </w:tr>
       <w:tr>
+        <w:trPr>
+          <w:cantSplit/>
+        </w:trPr>
         <w:tc>
           <w:tcPr>
             <w:tcW w:type="dxa" w:w="1656"/>
@@ -13053,6 +13572,9 @@
         </w:tc>
       </w:tr>
       <w:tr>
+        <w:trPr>
+          <w:cantSplit/>
+        </w:trPr>
         <w:tc>
           <w:tcPr>
             <w:tcW w:type="dxa" w:w="1656"/>
@@ -13123,6 +13645,9 @@
         </w:tc>
       </w:tr>
       <w:tr>
+        <w:trPr>
+          <w:cantSplit/>
+        </w:trPr>
         <w:tc>
           <w:tcPr>
             <w:tcW w:type="dxa" w:w="1656"/>
@@ -13193,6 +13718,9 @@
         </w:tc>
       </w:tr>
       <w:tr>
+        <w:trPr>
+          <w:cantSplit/>
+        </w:trPr>
         <w:tc>
           <w:tcPr>
             <w:tcW w:type="dxa" w:w="1656"/>
@@ -13263,6 +13791,9 @@
         </w:tc>
       </w:tr>
       <w:tr>
+        <w:trPr>
+          <w:cantSplit/>
+        </w:trPr>
         <w:tc>
           <w:tcPr>
             <w:tcW w:type="dxa" w:w="1656"/>
@@ -13333,6 +13864,9 @@
         </w:tc>
       </w:tr>
       <w:tr>
+        <w:trPr>
+          <w:cantSplit/>
+        </w:trPr>
         <w:tc>
           <w:tcPr>
             <w:tcW w:type="dxa" w:w="1656"/>
@@ -13403,6 +13937,9 @@
         </w:tc>
       </w:tr>
       <w:tr>
+        <w:trPr>
+          <w:cantSplit/>
+        </w:trPr>
         <w:tc>
           <w:tcPr>
             <w:tcW w:type="dxa" w:w="1656"/>
@@ -13473,6 +14010,9 @@
         </w:tc>
       </w:tr>
       <w:tr>
+        <w:trPr>
+          <w:cantSplit/>
+        </w:trPr>
         <w:tc>
           <w:tcPr>
             <w:tcW w:type="dxa" w:w="1656"/>
@@ -13543,6 +14083,9 @@
         </w:tc>
       </w:tr>
       <w:tr>
+        <w:trPr>
+          <w:cantSplit/>
+        </w:trPr>
         <w:tc>
           <w:tcPr>
             <w:tcW w:type="dxa" w:w="1656"/>
@@ -13613,6 +14156,9 @@
         </w:tc>
       </w:tr>
       <w:tr>
+        <w:trPr>
+          <w:cantSplit/>
+        </w:trPr>
         <w:tc>
           <w:tcPr>
             <w:tcW w:type="dxa" w:w="1656"/>
@@ -13683,6 +14229,9 @@
         </w:tc>
       </w:tr>
       <w:tr>
+        <w:trPr>
+          <w:cantSplit/>
+        </w:trPr>
         <w:tc>
           <w:tcPr>
             <w:tcW w:type="dxa" w:w="1656"/>
@@ -13753,6 +14302,9 @@
         </w:tc>
       </w:tr>
       <w:tr>
+        <w:trPr>
+          <w:cantSplit/>
+        </w:trPr>
         <w:tc>
           <w:tcPr>
             <w:tcW w:type="dxa" w:w="1656"/>
@@ -13823,6 +14375,9 @@
         </w:tc>
       </w:tr>
       <w:tr>
+        <w:trPr>
+          <w:cantSplit/>
+        </w:trPr>
         <w:tc>
           <w:tcPr>
             <w:tcW w:type="dxa" w:w="1656"/>
@@ -13893,6 +14448,9 @@
         </w:tc>
       </w:tr>
       <w:tr>
+        <w:trPr>
+          <w:cantSplit/>
+        </w:trPr>
         <w:tc>
           <w:tcPr>
             <w:tcW w:type="dxa" w:w="1656"/>
@@ -13963,6 +14521,9 @@
         </w:tc>
       </w:tr>
       <w:tr>
+        <w:trPr>
+          <w:cantSplit/>
+        </w:trPr>
         <w:tc>
           <w:tcPr>
             <w:tcW w:type="dxa" w:w="1656"/>
@@ -14033,6 +14594,9 @@
         </w:tc>
       </w:tr>
       <w:tr>
+        <w:trPr>
+          <w:cantSplit/>
+        </w:trPr>
         <w:tc>
           <w:tcPr>
             <w:tcW w:type="dxa" w:w="1656"/>
@@ -14103,6 +14667,9 @@
         </w:tc>
       </w:tr>
       <w:tr>
+        <w:trPr>
+          <w:cantSplit/>
+        </w:trPr>
         <w:tc>
           <w:tcPr>
             <w:tcW w:type="dxa" w:w="1656"/>
@@ -14173,6 +14740,9 @@
         </w:tc>
       </w:tr>
       <w:tr>
+        <w:trPr>
+          <w:cantSplit/>
+        </w:trPr>
         <w:tc>
           <w:tcPr>
             <w:tcW w:type="dxa" w:w="1656"/>
@@ -14243,6 +14813,9 @@
         </w:tc>
       </w:tr>
       <w:tr>
+        <w:trPr>
+          <w:cantSplit/>
+        </w:trPr>
         <w:tc>
           <w:tcPr>
             <w:tcW w:type="dxa" w:w="1656"/>
@@ -14313,6 +14886,9 @@
         </w:tc>
       </w:tr>
       <w:tr>
+        <w:trPr>
+          <w:cantSplit/>
+        </w:trPr>
         <w:tc>
           <w:tcPr>
             <w:tcW w:type="dxa" w:w="1656"/>
@@ -14383,6 +14959,9 @@
         </w:tc>
       </w:tr>
       <w:tr>
+        <w:trPr>
+          <w:cantSplit/>
+        </w:trPr>
         <w:tc>
           <w:tcPr>
             <w:tcW w:type="dxa" w:w="1656"/>
@@ -14453,6 +15032,9 @@
         </w:tc>
       </w:tr>
       <w:tr>
+        <w:trPr>
+          <w:cantSplit/>
+        </w:trPr>
         <w:tc>
           <w:tcPr>
             <w:tcW w:type="dxa" w:w="1656"/>
@@ -14523,6 +15105,9 @@
         </w:tc>
       </w:tr>
       <w:tr>
+        <w:trPr>
+          <w:cantSplit/>
+        </w:trPr>
         <w:tc>
           <w:tcPr>
             <w:tcW w:type="dxa" w:w="1656"/>
@@ -14593,6 +15178,9 @@
         </w:tc>
       </w:tr>
       <w:tr>
+        <w:trPr>
+          <w:cantSplit/>
+        </w:trPr>
         <w:tc>
           <w:tcPr>
             <w:tcW w:type="dxa" w:w="1656"/>
@@ -14663,6 +15251,9 @@
         </w:tc>
       </w:tr>
       <w:tr>
+        <w:trPr>
+          <w:cantSplit/>
+        </w:trPr>
         <w:tc>
           <w:tcPr>
             <w:tcW w:type="dxa" w:w="1656"/>
@@ -14733,6 +15324,9 @@
         </w:tc>
       </w:tr>
       <w:tr>
+        <w:trPr>
+          <w:cantSplit/>
+        </w:trPr>
         <w:tc>
           <w:tcPr>
             <w:tcW w:type="dxa" w:w="1656"/>
@@ -14803,6 +15397,9 @@
         </w:tc>
       </w:tr>
       <w:tr>
+        <w:trPr>
+          <w:cantSplit/>
+        </w:trPr>
         <w:tc>
           <w:tcPr>
             <w:tcW w:type="dxa" w:w="1656"/>
@@ -14873,6 +15470,9 @@
         </w:tc>
       </w:tr>
       <w:tr>
+        <w:trPr>
+          <w:cantSplit/>
+        </w:trPr>
         <w:tc>
           <w:tcPr>
             <w:tcW w:type="dxa" w:w="1656"/>
@@ -14943,6 +15543,9 @@
         </w:tc>
       </w:tr>
       <w:tr>
+        <w:trPr>
+          <w:cantSplit/>
+        </w:trPr>
         <w:tc>
           <w:tcPr>
             <w:tcW w:type="dxa" w:w="1656"/>
@@ -15013,6 +15616,9 @@
         </w:tc>
       </w:tr>
       <w:tr>
+        <w:trPr>
+          <w:cantSplit/>
+        </w:trPr>
         <w:tc>
           <w:tcPr>
             <w:tcW w:type="dxa" w:w="1656"/>
@@ -15083,6 +15689,9 @@
         </w:tc>
       </w:tr>
       <w:tr>
+        <w:trPr>
+          <w:cantSplit/>
+        </w:trPr>
         <w:tc>
           <w:tcPr>
             <w:tcW w:type="dxa" w:w="1656"/>
@@ -15153,6 +15762,9 @@
         </w:tc>
       </w:tr>
       <w:tr>
+        <w:trPr>
+          <w:cantSplit/>
+        </w:trPr>
         <w:tc>
           <w:tcPr>
             <w:tcW w:type="dxa" w:w="1656"/>
@@ -15223,6 +15835,9 @@
         </w:tc>
       </w:tr>
       <w:tr>
+        <w:trPr>
+          <w:cantSplit/>
+        </w:trPr>
         <w:tc>
           <w:tcPr>
             <w:tcW w:type="dxa" w:w="1656"/>
@@ -15293,6 +15908,9 @@
         </w:tc>
       </w:tr>
       <w:tr>
+        <w:trPr>
+          <w:cantSplit/>
+        </w:trPr>
         <w:tc>
           <w:tcPr>
             <w:tcW w:type="dxa" w:w="1656"/>
@@ -15363,6 +15981,9 @@
         </w:tc>
       </w:tr>
       <w:tr>
+        <w:trPr>
+          <w:cantSplit/>
+        </w:trPr>
         <w:tc>
           <w:tcPr>
             <w:tcW w:type="dxa" w:w="1656"/>
@@ -15433,6 +16054,9 @@
         </w:tc>
       </w:tr>
       <w:tr>
+        <w:trPr>
+          <w:cantSplit/>
+        </w:trPr>
         <w:tc>
           <w:tcPr>
             <w:tcW w:type="dxa" w:w="1656"/>
@@ -15503,6 +16127,9 @@
         </w:tc>
       </w:tr>
       <w:tr>
+        <w:trPr>
+          <w:cantSplit/>
+        </w:trPr>
         <w:tc>
           <w:tcPr>
             <w:tcW w:type="dxa" w:w="1656"/>
@@ -15573,6 +16200,9 @@
         </w:tc>
       </w:tr>
       <w:tr>
+        <w:trPr>
+          <w:cantSplit/>
+        </w:trPr>
         <w:tc>
           <w:tcPr>
             <w:tcW w:type="dxa" w:w="1656"/>
@@ -15643,6 +16273,9 @@
         </w:tc>
       </w:tr>
       <w:tr>
+        <w:trPr>
+          <w:cantSplit/>
+        </w:trPr>
         <w:tc>
           <w:tcPr>
             <w:tcW w:type="dxa" w:w="1656"/>
@@ -15713,6 +16346,9 @@
         </w:tc>
       </w:tr>
       <w:tr>
+        <w:trPr>
+          <w:cantSplit/>
+        </w:trPr>
         <w:tc>
           <w:tcPr>
             <w:tcW w:type="dxa" w:w="1656"/>
@@ -15783,6 +16419,9 @@
         </w:tc>
       </w:tr>
       <w:tr>
+        <w:trPr>
+          <w:cantSplit/>
+        </w:trPr>
         <w:tc>
           <w:tcPr>
             <w:tcW w:type="dxa" w:w="1656"/>
@@ -15853,6 +16492,9 @@
         </w:tc>
       </w:tr>
       <w:tr>
+        <w:trPr>
+          <w:cantSplit/>
+        </w:trPr>
         <w:tc>
           <w:tcPr>
             <w:tcW w:type="dxa" w:w="1656"/>
@@ -15923,6 +16565,9 @@
         </w:tc>
       </w:tr>
       <w:tr>
+        <w:trPr>
+          <w:cantSplit/>
+        </w:trPr>
         <w:tc>
           <w:tcPr>
             <w:tcW w:type="dxa" w:w="1656"/>
@@ -15993,6 +16638,9 @@
         </w:tc>
       </w:tr>
       <w:tr>
+        <w:trPr>
+          <w:cantSplit/>
+        </w:trPr>
         <w:tc>
           <w:tcPr>
             <w:tcW w:type="dxa" w:w="1656"/>
@@ -16063,6 +16711,9 @@
         </w:tc>
       </w:tr>
       <w:tr>
+        <w:trPr>
+          <w:cantSplit/>
+        </w:trPr>
         <w:tc>
           <w:tcPr>
             <w:tcW w:type="dxa" w:w="1656"/>
@@ -16133,6 +16784,9 @@
         </w:tc>
       </w:tr>
       <w:tr>
+        <w:trPr>
+          <w:cantSplit/>
+        </w:trPr>
         <w:tc>
           <w:tcPr>
             <w:tcW w:type="dxa" w:w="1656"/>
@@ -16203,6 +16857,9 @@
         </w:tc>
       </w:tr>
       <w:tr>
+        <w:trPr>
+          <w:cantSplit/>
+        </w:trPr>
         <w:tc>
           <w:tcPr>
             <w:tcW w:type="dxa" w:w="1656"/>
@@ -16273,6 +16930,9 @@
         </w:tc>
       </w:tr>
       <w:tr>
+        <w:trPr>
+          <w:cantSplit/>
+        </w:trPr>
         <w:tc>
           <w:tcPr>
             <w:tcW w:type="dxa" w:w="1656"/>
@@ -16343,6 +17003,9 @@
         </w:tc>
       </w:tr>
       <w:tr>
+        <w:trPr>
+          <w:cantSplit/>
+        </w:trPr>
         <w:tc>
           <w:tcPr>
             <w:tcW w:type="dxa" w:w="1656"/>
@@ -16413,6 +17076,9 @@
         </w:tc>
       </w:tr>
       <w:tr>
+        <w:trPr>
+          <w:cantSplit/>
+        </w:trPr>
         <w:tc>
           <w:tcPr>
             <w:tcW w:type="dxa" w:w="1656"/>
@@ -16483,6 +17149,9 @@
         </w:tc>
       </w:tr>
       <w:tr>
+        <w:trPr>
+          <w:cantSplit/>
+        </w:trPr>
         <w:tc>
           <w:tcPr>
             <w:tcW w:type="dxa" w:w="1656"/>
@@ -16553,6 +17222,9 @@
         </w:tc>
       </w:tr>
       <w:tr>
+        <w:trPr>
+          <w:cantSplit/>
+        </w:trPr>
         <w:tc>
           <w:tcPr>
             <w:tcW w:type="dxa" w:w="1656"/>
@@ -16623,6 +17295,9 @@
         </w:tc>
       </w:tr>
       <w:tr>
+        <w:trPr>
+          <w:cantSplit/>
+        </w:trPr>
         <w:tc>
           <w:tcPr>
             <w:tcW w:type="dxa" w:w="1656"/>
@@ -16693,6 +17368,9 @@
         </w:tc>
       </w:tr>
       <w:tr>
+        <w:trPr>
+          <w:cantSplit/>
+        </w:trPr>
         <w:tc>
           <w:tcPr>
             <w:tcW w:type="dxa" w:w="1656"/>
@@ -16763,6 +17441,9 @@
         </w:tc>
       </w:tr>
       <w:tr>
+        <w:trPr>
+          <w:cantSplit/>
+        </w:trPr>
         <w:tc>
           <w:tcPr>
             <w:tcW w:type="dxa" w:w="1656"/>
@@ -16833,6 +17514,9 @@
         </w:tc>
       </w:tr>
       <w:tr>
+        <w:trPr>
+          <w:cantSplit/>
+        </w:trPr>
         <w:tc>
           <w:tcPr>
             <w:tcW w:type="dxa" w:w="1656"/>
@@ -16903,6 +17587,9 @@
         </w:tc>
       </w:tr>
       <w:tr>
+        <w:trPr>
+          <w:cantSplit/>
+        </w:trPr>
         <w:tc>
           <w:tcPr>
             <w:tcW w:type="dxa" w:w="1656"/>
@@ -16973,6 +17660,9 @@
         </w:tc>
       </w:tr>
       <w:tr>
+        <w:trPr>
+          <w:cantSplit/>
+        </w:trPr>
         <w:tc>
           <w:tcPr>
             <w:tcW w:type="dxa" w:w="1656"/>
@@ -17043,6 +17733,9 @@
         </w:tc>
       </w:tr>
       <w:tr>
+        <w:trPr>
+          <w:cantSplit/>
+        </w:trPr>
         <w:tc>
           <w:tcPr>
             <w:tcW w:type="dxa" w:w="1656"/>
@@ -17113,6 +17806,9 @@
         </w:tc>
       </w:tr>
       <w:tr>
+        <w:trPr>
+          <w:cantSplit/>
+        </w:trPr>
         <w:tc>
           <w:tcPr>
             <w:tcW w:type="dxa" w:w="1656"/>
@@ -17183,6 +17879,9 @@
         </w:tc>
       </w:tr>
       <w:tr>
+        <w:trPr>
+          <w:cantSplit/>
+        </w:trPr>
         <w:tc>
           <w:tcPr>
             <w:tcW w:type="dxa" w:w="1656"/>
@@ -17253,6 +17952,9 @@
         </w:tc>
       </w:tr>
       <w:tr>
+        <w:trPr>
+          <w:cantSplit/>
+        </w:trPr>
         <w:tc>
           <w:tcPr>
             <w:tcW w:type="dxa" w:w="1656"/>
@@ -17323,6 +18025,9 @@
         </w:tc>
       </w:tr>
       <w:tr>
+        <w:trPr>
+          <w:cantSplit/>
+        </w:trPr>
         <w:tc>
           <w:tcPr>
             <w:tcW w:type="dxa" w:w="1656"/>
@@ -17393,6 +18098,9 @@
         </w:tc>
       </w:tr>
       <w:tr>
+        <w:trPr>
+          <w:cantSplit/>
+        </w:trPr>
         <w:tc>
           <w:tcPr>
             <w:tcW w:type="dxa" w:w="1656"/>
@@ -17463,6 +18171,9 @@
         </w:tc>
       </w:tr>
       <w:tr>
+        <w:trPr>
+          <w:cantSplit/>
+        </w:trPr>
         <w:tc>
           <w:tcPr>
             <w:tcW w:type="dxa" w:w="1656"/>
@@ -17533,6 +18244,9 @@
         </w:tc>
       </w:tr>
       <w:tr>
+        <w:trPr>
+          <w:cantSplit/>
+        </w:trPr>
         <w:tc>
           <w:tcPr>
             <w:tcW w:type="dxa" w:w="1656"/>
@@ -17603,6 +18317,9 @@
         </w:tc>
       </w:tr>
       <w:tr>
+        <w:trPr>
+          <w:cantSplit/>
+        </w:trPr>
         <w:tc>
           <w:tcPr>
             <w:tcW w:type="dxa" w:w="1656"/>
@@ -17673,6 +18390,9 @@
         </w:tc>
       </w:tr>
       <w:tr>
+        <w:trPr>
+          <w:cantSplit/>
+        </w:trPr>
         <w:tc>
           <w:tcPr>
             <w:tcW w:type="dxa" w:w="1656"/>
@@ -17743,6 +18463,9 @@
         </w:tc>
       </w:tr>
       <w:tr>
+        <w:trPr>
+          <w:cantSplit/>
+        </w:trPr>
         <w:tc>
           <w:tcPr>
             <w:tcW w:type="dxa" w:w="1656"/>
@@ -17813,6 +18536,9 @@
         </w:tc>
       </w:tr>
       <w:tr>
+        <w:trPr>
+          <w:cantSplit/>
+        </w:trPr>
         <w:tc>
           <w:tcPr>
             <w:tcW w:type="dxa" w:w="1656"/>
@@ -17883,6 +18609,9 @@
         </w:tc>
       </w:tr>
       <w:tr>
+        <w:trPr>
+          <w:cantSplit/>
+        </w:trPr>
         <w:tc>
           <w:tcPr>
             <w:tcW w:type="dxa" w:w="1656"/>
@@ -17953,6 +18682,9 @@
         </w:tc>
       </w:tr>
       <w:tr>
+        <w:trPr>
+          <w:cantSplit/>
+        </w:trPr>
         <w:tc>
           <w:tcPr>
             <w:tcW w:type="dxa" w:w="1656"/>
@@ -18023,6 +18755,9 @@
         </w:tc>
       </w:tr>
       <w:tr>
+        <w:trPr>
+          <w:cantSplit/>
+        </w:trPr>
         <w:tc>
           <w:tcPr>
             <w:tcW w:type="dxa" w:w="1656"/>
@@ -18093,6 +18828,9 @@
         </w:tc>
       </w:tr>
       <w:tr>
+        <w:trPr>
+          <w:cantSplit/>
+        </w:trPr>
         <w:tc>
           <w:tcPr>
             <w:tcW w:type="dxa" w:w="1656"/>
@@ -18163,6 +18901,9 @@
         </w:tc>
       </w:tr>
       <w:tr>
+        <w:trPr>
+          <w:cantSplit/>
+        </w:trPr>
         <w:tc>
           <w:tcPr>
             <w:tcW w:type="dxa" w:w="1656"/>
@@ -18233,6 +18974,9 @@
         </w:tc>
       </w:tr>
       <w:tr>
+        <w:trPr>
+          <w:cantSplit/>
+        </w:trPr>
         <w:tc>
           <w:tcPr>
             <w:tcW w:type="dxa" w:w="1656"/>
@@ -18303,6 +19047,9 @@
         </w:tc>
       </w:tr>
       <w:tr>
+        <w:trPr>
+          <w:cantSplit/>
+        </w:trPr>
         <w:tc>
           <w:tcPr>
             <w:tcW w:type="dxa" w:w="1656"/>
@@ -18373,6 +19120,9 @@
         </w:tc>
       </w:tr>
       <w:tr>
+        <w:trPr>
+          <w:cantSplit/>
+        </w:trPr>
         <w:tc>
           <w:tcPr>
             <w:tcW w:type="dxa" w:w="1656"/>
@@ -18443,6 +19193,9 @@
         </w:tc>
       </w:tr>
       <w:tr>
+        <w:trPr>
+          <w:cantSplit/>
+        </w:trPr>
         <w:tc>
           <w:tcPr>
             <w:tcW w:type="dxa" w:w="1656"/>
@@ -18513,6 +19266,9 @@
         </w:tc>
       </w:tr>
       <w:tr>
+        <w:trPr>
+          <w:cantSplit/>
+        </w:trPr>
         <w:tc>
           <w:tcPr>
             <w:tcW w:type="dxa" w:w="1656"/>
@@ -18583,6 +19339,9 @@
         </w:tc>
       </w:tr>
       <w:tr>
+        <w:trPr>
+          <w:cantSplit/>
+        </w:trPr>
         <w:tc>
           <w:tcPr>
             <w:tcW w:type="dxa" w:w="1656"/>
@@ -18653,6 +19412,9 @@
         </w:tc>
       </w:tr>
       <w:tr>
+        <w:trPr>
+          <w:cantSplit/>
+        </w:trPr>
         <w:tc>
           <w:tcPr>
             <w:tcW w:type="dxa" w:w="1656"/>
@@ -18723,6 +19485,9 @@
         </w:tc>
       </w:tr>
       <w:tr>
+        <w:trPr>
+          <w:cantSplit/>
+        </w:trPr>
         <w:tc>
           <w:tcPr>
             <w:tcW w:type="dxa" w:w="1656"/>
@@ -18793,6 +19558,9 @@
         </w:tc>
       </w:tr>
       <w:tr>
+        <w:trPr>
+          <w:cantSplit/>
+        </w:trPr>
         <w:tc>
           <w:tcPr>
             <w:tcW w:type="dxa" w:w="1656"/>
@@ -18863,6 +19631,9 @@
         </w:tc>
       </w:tr>
       <w:tr>
+        <w:trPr>
+          <w:cantSplit/>
+        </w:trPr>
         <w:tc>
           <w:tcPr>
             <w:tcW w:type="dxa" w:w="1656"/>
@@ -18933,6 +19704,9 @@
         </w:tc>
       </w:tr>
       <w:tr>
+        <w:trPr>
+          <w:cantSplit/>
+        </w:trPr>
         <w:tc>
           <w:tcPr>
             <w:tcW w:type="dxa" w:w="1656"/>
@@ -19003,6 +19777,9 @@
         </w:tc>
       </w:tr>
       <w:tr>
+        <w:trPr>
+          <w:cantSplit/>
+        </w:trPr>
         <w:tc>
           <w:tcPr>
             <w:tcW w:type="dxa" w:w="1656"/>
@@ -19073,6 +19850,9 @@
         </w:tc>
       </w:tr>
       <w:tr>
+        <w:trPr>
+          <w:cantSplit/>
+        </w:trPr>
         <w:tc>
           <w:tcPr>
             <w:tcW w:type="dxa" w:w="1656"/>
@@ -19143,6 +19923,9 @@
         </w:tc>
       </w:tr>
       <w:tr>
+        <w:trPr>
+          <w:cantSplit/>
+        </w:trPr>
         <w:tc>
           <w:tcPr>
             <w:tcW w:type="dxa" w:w="1656"/>
@@ -19213,6 +19996,9 @@
         </w:tc>
       </w:tr>
       <w:tr>
+        <w:trPr>
+          <w:cantSplit/>
+        </w:trPr>
         <w:tc>
           <w:tcPr>
             <w:tcW w:type="dxa" w:w="1656"/>
@@ -19283,6 +20069,9 @@
         </w:tc>
       </w:tr>
       <w:tr>
+        <w:trPr>
+          <w:cantSplit/>
+        </w:trPr>
         <w:tc>
           <w:tcPr>
             <w:tcW w:type="dxa" w:w="1656"/>
@@ -19353,6 +20142,9 @@
         </w:tc>
       </w:tr>
       <w:tr>
+        <w:trPr>
+          <w:cantSplit/>
+        </w:trPr>
         <w:tc>
           <w:tcPr>
             <w:tcW w:type="dxa" w:w="1656"/>
@@ -19423,6 +20215,9 @@
         </w:tc>
       </w:tr>
       <w:tr>
+        <w:trPr>
+          <w:cantSplit/>
+        </w:trPr>
         <w:tc>
           <w:tcPr>
             <w:tcW w:type="dxa" w:w="1656"/>
@@ -19493,6 +20288,9 @@
         </w:tc>
       </w:tr>
       <w:tr>
+        <w:trPr>
+          <w:cantSplit/>
+        </w:trPr>
         <w:tc>
           <w:tcPr>
             <w:tcW w:type="dxa" w:w="1656"/>
@@ -19563,6 +20361,9 @@
         </w:tc>
       </w:tr>
       <w:tr>
+        <w:trPr>
+          <w:cantSplit/>
+        </w:trPr>
         <w:tc>
           <w:tcPr>
             <w:tcW w:type="dxa" w:w="1656"/>
@@ -19633,6 +20434,9 @@
         </w:tc>
       </w:tr>
       <w:tr>
+        <w:trPr>
+          <w:cantSplit/>
+        </w:trPr>
         <w:tc>
           <w:tcPr>
             <w:tcW w:type="dxa" w:w="1656"/>
@@ -19703,6 +20507,9 @@
         </w:tc>
       </w:tr>
       <w:tr>
+        <w:trPr>
+          <w:cantSplit/>
+        </w:trPr>
         <w:tc>
           <w:tcPr>
             <w:tcW w:type="dxa" w:w="1656"/>
@@ -19773,6 +20580,9 @@
         </w:tc>
       </w:tr>
       <w:tr>
+        <w:trPr>
+          <w:cantSplit/>
+        </w:trPr>
         <w:tc>
           <w:tcPr>
             <w:tcW w:type="dxa" w:w="1656"/>
@@ -19843,6 +20653,9 @@
         </w:tc>
       </w:tr>
       <w:tr>
+        <w:trPr>
+          <w:cantSplit/>
+        </w:trPr>
         <w:tc>
           <w:tcPr>
             <w:tcW w:type="dxa" w:w="1656"/>
@@ -19913,6 +20726,9 @@
         </w:tc>
       </w:tr>
       <w:tr>
+        <w:trPr>
+          <w:cantSplit/>
+        </w:trPr>
         <w:tc>
           <w:tcPr>
             <w:tcW w:type="dxa" w:w="1656"/>
@@ -19983,6 +20799,9 @@
         </w:tc>
       </w:tr>
       <w:tr>
+        <w:trPr>
+          <w:cantSplit/>
+        </w:trPr>
         <w:tc>
           <w:tcPr>
             <w:tcW w:type="dxa" w:w="1656"/>
@@ -20053,6 +20872,9 @@
         </w:tc>
       </w:tr>
       <w:tr>
+        <w:trPr>
+          <w:cantSplit/>
+        </w:trPr>
         <w:tc>
           <w:tcPr>
             <w:tcW w:type="dxa" w:w="1656"/>
@@ -20123,6 +20945,9 @@
         </w:tc>
       </w:tr>
       <w:tr>
+        <w:trPr>
+          <w:cantSplit/>
+        </w:trPr>
         <w:tc>
           <w:tcPr>
             <w:tcW w:type="dxa" w:w="1656"/>
@@ -20193,6 +21018,9 @@
         </w:tc>
       </w:tr>
       <w:tr>
+        <w:trPr>
+          <w:cantSplit/>
+        </w:trPr>
         <w:tc>
           <w:tcPr>
             <w:tcW w:type="dxa" w:w="1656"/>
@@ -20263,6 +21091,9 @@
         </w:tc>
       </w:tr>
       <w:tr>
+        <w:trPr>
+          <w:cantSplit/>
+        </w:trPr>
         <w:tc>
           <w:tcPr>
             <w:tcW w:type="dxa" w:w="1656"/>
@@ -20333,6 +21164,9 @@
         </w:tc>
       </w:tr>
       <w:tr>
+        <w:trPr>
+          <w:cantSplit/>
+        </w:trPr>
         <w:tc>
           <w:tcPr>
             <w:tcW w:type="dxa" w:w="1656"/>
@@ -20403,6 +21237,9 @@
         </w:tc>
       </w:tr>
       <w:tr>
+        <w:trPr>
+          <w:cantSplit/>
+        </w:trPr>
         <w:tc>
           <w:tcPr>
             <w:tcW w:type="dxa" w:w="1656"/>
@@ -20473,6 +21310,9 @@
         </w:tc>
       </w:tr>
       <w:tr>
+        <w:trPr>
+          <w:cantSplit/>
+        </w:trPr>
         <w:tc>
           <w:tcPr>
             <w:tcW w:type="dxa" w:w="1656"/>
@@ -20543,6 +21383,9 @@
         </w:tc>
       </w:tr>
       <w:tr>
+        <w:trPr>
+          <w:cantSplit/>
+        </w:trPr>
         <w:tc>
           <w:tcPr>
             <w:tcW w:type="dxa" w:w="1656"/>
@@ -20613,6 +21456,9 @@
         </w:tc>
       </w:tr>
       <w:tr>
+        <w:trPr>
+          <w:cantSplit/>
+        </w:trPr>
         <w:tc>
           <w:tcPr>
             <w:tcW w:type="dxa" w:w="1656"/>
@@ -20683,6 +21529,9 @@
         </w:tc>
       </w:tr>
       <w:tr>
+        <w:trPr>
+          <w:cantSplit/>
+        </w:trPr>
         <w:tc>
           <w:tcPr>
             <w:tcW w:type="dxa" w:w="1656"/>
@@ -20753,6 +21602,9 @@
         </w:tc>
       </w:tr>
       <w:tr>
+        <w:trPr>
+          <w:cantSplit/>
+        </w:trPr>
         <w:tc>
           <w:tcPr>
             <w:tcW w:type="dxa" w:w="1656"/>
@@ -20899,6 +21751,9 @@
         <w:gridCol w:w="6048"/>
       </w:tblGrid>
       <w:tr>
+        <w:trPr>
+          <w:cantSplit/>
+        </w:trPr>
         <w:tc>
           <w:tcPr>
             <w:tcW w:type="dxa" w:w="1656"/>
@@ -20977,6 +21832,9 @@
         </w:tc>
       </w:tr>
       <w:tr>
+        <w:trPr>
+          <w:cantSplit/>
+        </w:trPr>
         <w:tc>
           <w:tcPr>
             <w:tcW w:type="dxa" w:w="1656"/>
@@ -21047,6 +21905,9 @@
         </w:tc>
       </w:tr>
       <w:tr>
+        <w:trPr>
+          <w:cantSplit/>
+        </w:trPr>
         <w:tc>
           <w:tcPr>
             <w:tcW w:type="dxa" w:w="1656"/>
@@ -21117,6 +21978,9 @@
         </w:tc>
       </w:tr>
       <w:tr>
+        <w:trPr>
+          <w:cantSplit/>
+        </w:trPr>
         <w:tc>
           <w:tcPr>
             <w:tcW w:type="dxa" w:w="1656"/>
@@ -21187,6 +22051,9 @@
         </w:tc>
       </w:tr>
       <w:tr>
+        <w:trPr>
+          <w:cantSplit/>
+        </w:trPr>
         <w:tc>
           <w:tcPr>
             <w:tcW w:type="dxa" w:w="1656"/>
@@ -21257,6 +22124,9 @@
         </w:tc>
       </w:tr>
       <w:tr>
+        <w:trPr>
+          <w:cantSplit/>
+        </w:trPr>
         <w:tc>
           <w:tcPr>
             <w:tcW w:type="dxa" w:w="1656"/>
@@ -21327,6 +22197,9 @@
         </w:tc>
       </w:tr>
       <w:tr>
+        <w:trPr>
+          <w:cantSplit/>
+        </w:trPr>
         <w:tc>
           <w:tcPr>
             <w:tcW w:type="dxa" w:w="1656"/>
@@ -21397,6 +22270,9 @@
         </w:tc>
       </w:tr>
       <w:tr>
+        <w:trPr>
+          <w:cantSplit/>
+        </w:trPr>
         <w:tc>
           <w:tcPr>
             <w:tcW w:type="dxa" w:w="1656"/>
@@ -21467,6 +22343,9 @@
         </w:tc>
       </w:tr>
       <w:tr>
+        <w:trPr>
+          <w:cantSplit/>
+        </w:trPr>
         <w:tc>
           <w:tcPr>
             <w:tcW w:type="dxa" w:w="1656"/>
@@ -21537,6 +22416,9 @@
         </w:tc>
       </w:tr>
       <w:tr>
+        <w:trPr>
+          <w:cantSplit/>
+        </w:trPr>
         <w:tc>
           <w:tcPr>
             <w:tcW w:type="dxa" w:w="1656"/>
@@ -21607,6 +22489,9 @@
         </w:tc>
       </w:tr>
       <w:tr>
+        <w:trPr>
+          <w:cantSplit/>
+        </w:trPr>
         <w:tc>
           <w:tcPr>
             <w:tcW w:type="dxa" w:w="1656"/>
@@ -21753,6 +22638,9 @@
         <w:gridCol w:w="6048"/>
       </w:tblGrid>
       <w:tr>
+        <w:trPr>
+          <w:cantSplit/>
+        </w:trPr>
         <w:tc>
           <w:tcPr>
             <w:tcW w:type="dxa" w:w="1656"/>
@@ -21831,6 +22719,9 @@
         </w:tc>
       </w:tr>
       <w:tr>
+        <w:trPr>
+          <w:cantSplit/>
+        </w:trPr>
         <w:tc>
           <w:tcPr>
             <w:tcW w:type="dxa" w:w="1656"/>
@@ -21901,6 +22792,9 @@
         </w:tc>
       </w:tr>
       <w:tr>
+        <w:trPr>
+          <w:cantSplit/>
+        </w:trPr>
         <w:tc>
           <w:tcPr>
             <w:tcW w:type="dxa" w:w="1656"/>
@@ -22047,6 +22941,9 @@
         <w:gridCol w:w="6048"/>
       </w:tblGrid>
       <w:tr>
+        <w:trPr>
+          <w:cantSplit/>
+        </w:trPr>
         <w:tc>
           <w:tcPr>
             <w:tcW w:type="dxa" w:w="1656"/>
@@ -22125,6 +23022,9 @@
         </w:tc>
       </w:tr>
       <w:tr>
+        <w:trPr>
+          <w:cantSplit/>
+        </w:trPr>
         <w:tc>
           <w:tcPr>
             <w:tcW w:type="dxa" w:w="1656"/>
@@ -22195,6 +23095,9 @@
         </w:tc>
       </w:tr>
       <w:tr>
+        <w:trPr>
+          <w:cantSplit/>
+        </w:trPr>
         <w:tc>
           <w:tcPr>
             <w:tcW w:type="dxa" w:w="1656"/>
@@ -22354,6 +23257,9 @@
         <w:gridCol w:w="3600"/>
       </w:tblGrid>
       <w:tr>
+        <w:trPr>
+          <w:cantSplit/>
+        </w:trPr>
         <w:tc>
           <w:tcPr>
             <w:tcW w:type="dxa" w:w="2088"/>
@@ -22413,6 +23319,9 @@
         </w:tc>
       </w:tr>
       <w:tr>
+        <w:trPr>
+          <w:cantSplit/>
+        </w:trPr>
         <w:tc>
           <w:tcPr>
             <w:tcW w:type="dxa" w:w="2088"/>
@@ -22468,6 +23377,9 @@
         </w:tc>
       </w:tr>
       <w:tr>
+        <w:trPr>
+          <w:cantSplit/>
+        </w:trPr>
         <w:tc>
           <w:tcPr>
             <w:tcW w:type="dxa" w:w="2088"/>
@@ -22523,6 +23435,9 @@
         </w:tc>
       </w:tr>
       <w:tr>
+        <w:trPr>
+          <w:cantSplit/>
+        </w:trPr>
         <w:tc>
           <w:tcPr>
             <w:tcW w:type="dxa" w:w="2088"/>
@@ -22578,6 +23493,9 @@
         </w:tc>
       </w:tr>
       <w:tr>
+        <w:trPr>
+          <w:cantSplit/>
+        </w:trPr>
         <w:tc>
           <w:tcPr>
             <w:tcW w:type="dxa" w:w="2088"/>
@@ -22633,6 +23551,9 @@
         </w:tc>
       </w:tr>
       <w:tr>
+        <w:trPr>
+          <w:cantSplit/>
+        </w:trPr>
         <w:tc>
           <w:tcPr>
             <w:tcW w:type="dxa" w:w="2088"/>
@@ -22688,6 +23609,9 @@
         </w:tc>
       </w:tr>
       <w:tr>
+        <w:trPr>
+          <w:cantSplit/>
+        </w:trPr>
         <w:tc>
           <w:tcPr>
             <w:tcW w:type="dxa" w:w="2088"/>
@@ -22743,6 +23667,9 @@
         </w:tc>
       </w:tr>
       <w:tr>
+        <w:trPr>
+          <w:cantSplit/>
+        </w:trPr>
         <w:tc>
           <w:tcPr>
             <w:tcW w:type="dxa" w:w="2088"/>
@@ -22798,6 +23725,9 @@
         </w:tc>
       </w:tr>
       <w:tr>
+        <w:trPr>
+          <w:cantSplit/>
+        </w:trPr>
         <w:tc>
           <w:tcPr>
             <w:tcW w:type="dxa" w:w="2088"/>
@@ -22853,6 +23783,9 @@
         </w:tc>
       </w:tr>
       <w:tr>
+        <w:trPr>
+          <w:cantSplit/>
+        </w:trPr>
         <w:tc>
           <w:tcPr>
             <w:tcW w:type="dxa" w:w="2088"/>
@@ -22908,6 +23841,9 @@
         </w:tc>
       </w:tr>
       <w:tr>
+        <w:trPr>
+          <w:cantSplit/>
+        </w:trPr>
         <w:tc>
           <w:tcPr>
             <w:tcW w:type="dxa" w:w="2088"/>
@@ -22963,6 +23899,9 @@
         </w:tc>
       </w:tr>
       <w:tr>
+        <w:trPr>
+          <w:cantSplit/>
+        </w:trPr>
         <w:tc>
           <w:tcPr>
             <w:tcW w:type="dxa" w:w="2088"/>
@@ -23018,6 +23957,9 @@
         </w:tc>
       </w:tr>
       <w:tr>
+        <w:trPr>
+          <w:cantSplit/>
+        </w:trPr>
         <w:tc>
           <w:tcPr>
             <w:tcW w:type="dxa" w:w="2088"/>
@@ -23073,6 +24015,9 @@
         </w:tc>
       </w:tr>
       <w:tr>
+        <w:trPr>
+          <w:cantSplit/>
+        </w:trPr>
         <w:tc>
           <w:tcPr>
             <w:tcW w:type="dxa" w:w="2088"/>
@@ -23128,6 +24073,9 @@
         </w:tc>
       </w:tr>
       <w:tr>
+        <w:trPr>
+          <w:cantSplit/>
+        </w:trPr>
         <w:tc>
           <w:tcPr>
             <w:tcW w:type="dxa" w:w="2088"/>
@@ -23183,6 +24131,9 @@
         </w:tc>
       </w:tr>
       <w:tr>
+        <w:trPr>
+          <w:cantSplit/>
+        </w:trPr>
         <w:tc>
           <w:tcPr>
             <w:tcW w:type="dxa" w:w="2088"/>
@@ -23313,6 +24264,9 @@
         <w:gridCol w:w="5270"/>
       </w:tblGrid>
       <w:tr>
+        <w:trPr>
+          <w:cantSplit/>
+        </w:trPr>
         <w:tc>
           <w:tcPr>
             <w:tcW w:type="dxa" w:w="2477"/>
@@ -23372,6 +24326,9 @@
         </w:tc>
       </w:tr>
       <w:tr>
+        <w:trPr>
+          <w:cantSplit/>
+        </w:trPr>
         <w:tc>
           <w:tcPr>
             <w:tcW w:type="dxa" w:w="2477"/>
@@ -23427,6 +24384,9 @@
         </w:tc>
       </w:tr>
       <w:tr>
+        <w:trPr>
+          <w:cantSplit/>
+        </w:trPr>
         <w:tc>
           <w:tcPr>
             <w:tcW w:type="dxa" w:w="2477"/>
@@ -23482,6 +24442,9 @@
         </w:tc>
       </w:tr>
       <w:tr>
+        <w:trPr>
+          <w:cantSplit/>
+        </w:trPr>
         <w:tc>
           <w:tcPr>
             <w:tcW w:type="dxa" w:w="2477"/>
@@ -23537,6 +24500,9 @@
         </w:tc>
       </w:tr>
       <w:tr>
+        <w:trPr>
+          <w:cantSplit/>
+        </w:trPr>
         <w:tc>
           <w:tcPr>
             <w:tcW w:type="dxa" w:w="2477"/>
@@ -23592,6 +24558,9 @@
         </w:tc>
       </w:tr>
       <w:tr>
+        <w:trPr>
+          <w:cantSplit/>
+        </w:trPr>
         <w:tc>
           <w:tcPr>
             <w:tcW w:type="dxa" w:w="2477"/>
@@ -23647,6 +24616,9 @@
         </w:tc>
       </w:tr>
       <w:tr>
+        <w:trPr>
+          <w:cantSplit/>
+        </w:trPr>
         <w:tc>
           <w:tcPr>
             <w:tcW w:type="dxa" w:w="2477"/>
@@ -23702,6 +24674,9 @@
         </w:tc>
       </w:tr>
       <w:tr>
+        <w:trPr>
+          <w:cantSplit/>
+        </w:trPr>
         <w:tc>
           <w:tcPr>
             <w:tcW w:type="dxa" w:w="2477"/>
@@ -23757,6 +24732,9 @@
         </w:tc>
       </w:tr>
       <w:tr>
+        <w:trPr>
+          <w:cantSplit/>
+        </w:trPr>
         <w:tc>
           <w:tcPr>
             <w:tcW w:type="dxa" w:w="2477"/>
@@ -23812,6 +24790,9 @@
         </w:tc>
       </w:tr>
       <w:tr>
+        <w:trPr>
+          <w:cantSplit/>
+        </w:trPr>
         <w:tc>
           <w:tcPr>
             <w:tcW w:type="dxa" w:w="2477"/>
@@ -23867,6 +24848,9 @@
         </w:tc>
       </w:tr>
       <w:tr>
+        <w:trPr>
+          <w:cantSplit/>
+        </w:trPr>
         <w:tc>
           <w:tcPr>
             <w:tcW w:type="dxa" w:w="2477"/>
@@ -23922,6 +24906,9 @@
         </w:tc>
       </w:tr>
       <w:tr>
+        <w:trPr>
+          <w:cantSplit/>
+        </w:trPr>
         <w:tc>
           <w:tcPr>
             <w:tcW w:type="dxa" w:w="2477"/>
@@ -23977,6 +24964,9 @@
         </w:tc>
       </w:tr>
       <w:tr>
+        <w:trPr>
+          <w:cantSplit/>
+        </w:trPr>
         <w:tc>
           <w:tcPr>
             <w:tcW w:type="dxa" w:w="2477"/>
@@ -24032,6 +25022,9 @@
         </w:tc>
       </w:tr>
       <w:tr>
+        <w:trPr>
+          <w:cantSplit/>
+        </w:trPr>
         <w:tc>
           <w:tcPr>
             <w:tcW w:type="dxa" w:w="2477"/>
@@ -24087,6 +25080,9 @@
         </w:tc>
       </w:tr>
       <w:tr>
+        <w:trPr>
+          <w:cantSplit/>
+        </w:trPr>
         <w:tc>
           <w:tcPr>
             <w:tcW w:type="dxa" w:w="2477"/>
@@ -24142,6 +25138,9 @@
         </w:tc>
       </w:tr>
       <w:tr>
+        <w:trPr>
+          <w:cantSplit/>
+        </w:trPr>
         <w:tc>
           <w:tcPr>
             <w:tcW w:type="dxa" w:w="2477"/>
@@ -24197,6 +25196,9 @@
         </w:tc>
       </w:tr>
       <w:tr>
+        <w:trPr>
+          <w:cantSplit/>
+        </w:trPr>
         <w:tc>
           <w:tcPr>
             <w:tcW w:type="dxa" w:w="2477"/>
@@ -24341,6 +25343,9 @@
         <w:gridCol w:w="3456"/>
       </w:tblGrid>
       <w:tr>
+        <w:trPr>
+          <w:cantSplit/>
+        </w:trPr>
         <w:tc>
           <w:tcPr>
             <w:tcW w:type="dxa" w:w="2160"/>
@@ -24400,6 +25405,9 @@
         </w:tc>
       </w:tr>
       <w:tr>
+        <w:trPr>
+          <w:cantSplit/>
+        </w:trPr>
         <w:tc>
           <w:tcPr>
             <w:tcW w:type="dxa" w:w="2160"/>
@@ -24455,6 +25463,9 @@
         </w:tc>
       </w:tr>
       <w:tr>
+        <w:trPr>
+          <w:cantSplit/>
+        </w:trPr>
         <w:tc>
           <w:tcPr>
             <w:tcW w:type="dxa" w:w="2160"/>
@@ -24510,6 +25521,9 @@
         </w:tc>
       </w:tr>
       <w:tr>
+        <w:trPr>
+          <w:cantSplit/>
+        </w:trPr>
         <w:tc>
           <w:tcPr>
             <w:tcW w:type="dxa" w:w="2160"/>
@@ -24565,6 +25579,9 @@
         </w:tc>
       </w:tr>
       <w:tr>
+        <w:trPr>
+          <w:cantSplit/>
+        </w:trPr>
         <w:tc>
           <w:tcPr>
             <w:tcW w:type="dxa" w:w="2160"/>
@@ -24620,6 +25637,9 @@
         </w:tc>
       </w:tr>
       <w:tr>
+        <w:trPr>
+          <w:cantSplit/>
+        </w:trPr>
         <w:tc>
           <w:tcPr>
             <w:tcW w:type="dxa" w:w="2160"/>
@@ -24675,6 +25695,9 @@
         </w:tc>
       </w:tr>
       <w:tr>
+        <w:trPr>
+          <w:cantSplit/>
+        </w:trPr>
         <w:tc>
           <w:tcPr>
             <w:tcW w:type="dxa" w:w="2160"/>
@@ -24730,6 +25753,9 @@
         </w:tc>
       </w:tr>
       <w:tr>
+        <w:trPr>
+          <w:cantSplit/>
+        </w:trPr>
         <w:tc>
           <w:tcPr>
             <w:tcW w:type="dxa" w:w="2160"/>
@@ -24785,6 +25811,9 @@
         </w:tc>
       </w:tr>
       <w:tr>
+        <w:trPr>
+          <w:cantSplit/>
+        </w:trPr>
         <w:tc>
           <w:tcPr>
             <w:tcW w:type="dxa" w:w="2160"/>
@@ -24840,6 +25869,9 @@
         </w:tc>
       </w:tr>
       <w:tr>
+        <w:trPr>
+          <w:cantSplit/>
+        </w:trPr>
         <w:tc>
           <w:tcPr>
             <w:tcW w:type="dxa" w:w="2160"/>
@@ -24895,6 +25927,9 @@
         </w:tc>
       </w:tr>
       <w:tr>
+        <w:trPr>
+          <w:cantSplit/>
+        </w:trPr>
         <w:tc>
           <w:tcPr>
             <w:tcW w:type="dxa" w:w="2160"/>
@@ -24950,6 +25985,9 @@
         </w:tc>
       </w:tr>
       <w:tr>
+        <w:trPr>
+          <w:cantSplit/>
+        </w:trPr>
         <w:tc>
           <w:tcPr>
             <w:tcW w:type="dxa" w:w="2160"/>
@@ -25080,6 +26118,9 @@
         <w:gridCol w:w="3528"/>
       </w:tblGrid>
       <w:tr>
+        <w:trPr>
+          <w:cantSplit/>
+        </w:trPr>
         <w:tc>
           <w:tcPr>
             <w:tcW w:type="dxa" w:w="2160"/>
@@ -25139,6 +26180,9 @@
         </w:tc>
       </w:tr>
       <w:tr>
+        <w:trPr>
+          <w:cantSplit/>
+        </w:trPr>
         <w:tc>
           <w:tcPr>
             <w:tcW w:type="dxa" w:w="2160"/>
@@ -25194,6 +26238,9 @@
         </w:tc>
       </w:tr>
       <w:tr>
+        <w:trPr>
+          <w:cantSplit/>
+        </w:trPr>
         <w:tc>
           <w:tcPr>
             <w:tcW w:type="dxa" w:w="2160"/>
@@ -25249,6 +26296,9 @@
         </w:tc>
       </w:tr>
       <w:tr>
+        <w:trPr>
+          <w:cantSplit/>
+        </w:trPr>
         <w:tc>
           <w:tcPr>
             <w:tcW w:type="dxa" w:w="2160"/>
@@ -25304,6 +26354,9 @@
         </w:tc>
       </w:tr>
       <w:tr>
+        <w:trPr>
+          <w:cantSplit/>
+        </w:trPr>
         <w:tc>
           <w:tcPr>
             <w:tcW w:type="dxa" w:w="2160"/>
@@ -25359,6 +26412,9 @@
         </w:tc>
       </w:tr>
       <w:tr>
+        <w:trPr>
+          <w:cantSplit/>
+        </w:trPr>
         <w:tc>
           <w:tcPr>
             <w:tcW w:type="dxa" w:w="2160"/>
@@ -25414,6 +26470,9 @@
         </w:tc>
       </w:tr>
       <w:tr>
+        <w:trPr>
+          <w:cantSplit/>
+        </w:trPr>
         <w:tc>
           <w:tcPr>
             <w:tcW w:type="dxa" w:w="2160"/>
@@ -25469,6 +26528,9 @@
         </w:tc>
       </w:tr>
       <w:tr>
+        <w:trPr>
+          <w:cantSplit/>
+        </w:trPr>
         <w:tc>
           <w:tcPr>
             <w:tcW w:type="dxa" w:w="2160"/>

--- a/engine/adnocdist_study/ADNOCDIST_Bibliography_09-08-2026.docx
+++ b/engine/adnocdist_study/ADNOCDIST_Bibliography_09-08-2026.docx
@@ -23353,7 +23353,7 @@
                 <w:color w:val="1C3A36"/>
                 <w:sz w:val="15"/>
               </w:rPr>
-              <w:t>The company earned inventory gains of AED 254 million in FY2024, AED 335 million in FY2025 and AED 762 million in the first half of 2026 alone. The normalised frame carries the realised first half of 2026 and nothing after it, on the view that a timing difference between the cost of stock bought and the price at which it is sold nets to zero across a full crude cycle. The through-cycle frame instead carries the FY2024-FY2025 average of AED 294.500 million every year. Both frames run all the way to a value per share — AED 4.793 against AED 5.125 — and both are published. They are never averaged.</w:t>
+              <w:t>The company earned inventory gains of AED 254 million in FY2024, AED 335 million in FY2025 and AED 762 million in the first half of 2026 alone. The normalised frame carries the realised first half of 2026 and nothing after it, on the view that a timing difference between the cost of stock bought and the price at which it is sold nets to zero across a full crude cycle. The through-cycle frame instead carries the FY2024-FY2025 average of AED 294.500 million every year. Both frames run all the way to a value per share — AED 4.793 against AED 5.128 — and both are published. They are never averaged.</w:t>
             </w:r>
           </w:p>
         </w:tc>

--- a/engine/adnocdist_study/ADNOCDIST_Bibliography_09-08-2026.docx
+++ b/engine/adnocdist_study/ADNOCDIST_Bibliography_09-08-2026.docx
@@ -6134,6 +6134,86 @@
           </w:p>
         </w:tc>
       </w:tr>
+      <w:tr>
+        <w:trPr>
+          <w:cantSplit/>
+        </w:trPr>
+        <w:tc>
+          <w:tcPr>
+            <w:tcW w:type="dxa" w:w="605"/>
+          </w:tcPr>
+          <w:p>
+            <w:pPr>
+              <w:spacing w:after="20"/>
+            </w:pPr>
+            <w:r>
+              <w:rPr>
+                <w:color w:val="1C3A36"/>
+                <w:sz w:val="14"/>
+              </w:rPr>
+              <w:t>C-21</w:t>
+            </w:r>
+          </w:p>
+        </w:tc>
+        <w:tc>
+          <w:tcPr>
+            <w:tcW w:type="dxa" w:w="2160"/>
+          </w:tcPr>
+          <w:p>
+            <w:pPr>
+              <w:spacing w:after="20"/>
+              <w:jc w:val="right"/>
+            </w:pPr>
+            <w:r>
+              <w:rPr>
+                <w:color w:val="1C3A36"/>
+                <w:sz w:val="14"/>
+              </w:rPr>
+              <w:t>FTSE ADX General Index — the published index of the subject's own exchange</w:t>
+            </w:r>
+          </w:p>
+        </w:tc>
+        <w:tc>
+          <w:tcPr>
+            <w:tcW w:type="dxa" w:w="3067"/>
+          </w:tcPr>
+          <w:p>
+            <w:pPr>
+              <w:spacing w:after="20"/>
+              <w:jc w:val="right"/>
+            </w:pPr>
+            <w:r>
+              <w:rPr>
+                <w:color w:val="1C3A36"/>
+                <w:sz w:val="14"/>
+              </w:rPr>
+              <w:t>FTSE ADX General Index daily history</w:t>
+              <w:br/>
+              <w:t>adx.ae  -&gt;  english  -&gt;  pages  -&gt;  …</w:t>
+              <w:br/>
+              <w:t>read 9 Aug 2026; as at 24 Jul 2026</w:t>
+            </w:r>
+          </w:p>
+        </w:tc>
+        <w:tc>
+          <w:tcPr>
+            <w:tcW w:type="dxa" w:w="4248"/>
+          </w:tcPr>
+          <w:p>
+            <w:pPr>
+              <w:spacing w:after="20"/>
+              <w:jc w:val="right"/>
+            </w:pPr>
+            <w:r>
+              <w:rPr>
+                <w:color w:val="1C3A36"/>
+                <w:sz w:val="14"/>
+              </w:rPr>
+              <w:t>Supplies a build-level driver. Sets the beta, and through it the cost of equity, the cost of capital and the terminal cost of capital. Replaces the equal-weight composite of exchange members the first edition used as a stand-in for the index.</w:t>
+            </w:r>
+          </w:p>
+        </w:tc>
+      </w:tr>
     </w:tbl>
     <w:p>
       <w:pPr>
@@ -6151,7 +6231,7 @@
           <w:color w:val="6E7B77"/>
           <w:sz w:val="17"/>
         </w:rPr>
-        <w:t>Table 3 — the 55 sources consulted outside the company's own documents, grouped by the layer they belong to: 9 global, 20 country, 15 industry and 11 about the company itself — the last of which are context and cross-check only and are never a source of a reported figure.</w:t>
+        <w:t>Table 3 — the 56 sources consulted outside the company's own documents, grouped by the layer they belong to: 9 global, 20 country, 15 industry and 11 about the company itself — the last of which are context and cross-check only and are never a source of a reported figure.</w:t>
       </w:r>
     </w:p>
     <w:p>
@@ -6367,7 +6447,7 @@
                 <w:color w:val="1C3A36"/>
                 <w:sz w:val="14"/>
               </w:rPr>
-              <w:t>0.509</w:t>
+              <w:t>0.649</w:t>
             </w:r>
           </w:p>
         </w:tc>
@@ -6384,7 +6464,7 @@
                 <w:color w:val="1C3A36"/>
                 <w:sz w:val="14"/>
               </w:rPr>
-              <w:t>7 Aug 2026</w:t>
+              <w:t>24 Jul 2026</w:t>
             </w:r>
           </w:p>
         </w:tc>
@@ -6401,7 +6481,7 @@
                 <w:color w:val="1C3A36"/>
                 <w:sz w:val="14"/>
               </w:rPr>
-              <w:t>Five-year weekly regression of the company's own returns against an equal-weight composite of the Abu Dhabi exchange's listed names, excluding the company itself; 257 observations, R-squared 0.194, standard error 0.065</w:t>
+              <w:t>Five-year weekly regression of the company's own returns against the FTSE ADX General Index, the published index of its own exchange; 257 weekly observations to 24-Jul-2026, R-squared 0.179, standard error 0.087, 90% confidence interval 0.51 to 0.79. Supersedes the 0.509 carried by the first edition, which regressed against an equal-weight composite of the exchange's listed names because no published index series was held at the time</w:t>
             </w:r>
           </w:p>
         </w:tc>
@@ -6423,7 +6503,7 @@
                 <w:color w:val="1C3A36"/>
                 <w:sz w:val="14"/>
               </w:rPr>
-              <w:t>beta terminal</w:t>
+              <w:t>beta drift frac</w:t>
             </w:r>
           </w:p>
         </w:tc>
@@ -6440,7 +6520,7 @@
                 <w:color w:val="1C3A36"/>
                 <w:sz w:val="14"/>
               </w:rPr>
-              <w:t>0.700</w:t>
+              <w:t>0.389</w:t>
             </w:r>
           </w:p>
         </w:tc>
@@ -6474,7 +6554,7 @@
                 <w:color w:val="1C3A36"/>
                 <w:sz w:val="14"/>
               </w:rPr>
-              <w:t>Terminal beta, drifting from the measured 0.509 toward the market as the transition risk in the business rises and the regulated margin becomes a smaller share of a more diversified earnings base</w:t>
+              <w:t>Fraction of the distance from the measured beta to the market beta of one that the terminal beta is allowed to travel, as transition risk in the business rises and the regulated margin becomes a smaller share of a more diversified earnings base. Stated as a fraction so the terminal beta is DERIVED from the measured one rather than asserted alongside it: re-measure the beta and the terminal beta follows</w:t>
             </w:r>
           </w:p>
         </w:tc>
@@ -23353,7 +23433,7 @@
                 <w:color w:val="1C3A36"/>
                 <w:sz w:val="15"/>
               </w:rPr>
-              <w:t>The company earned inventory gains of AED 254 million in FY2024, AED 335 million in FY2025 and AED 762 million in the first half of 2026 alone. The normalised frame carries the realised first half of 2026 and nothing after it, on the view that a timing difference between the cost of stock bought and the price at which it is sold nets to zero across a full crude cycle. The through-cycle frame instead carries the FY2024-FY2025 average of AED 294.500 million every year. Both frames run all the way to a value per share — AED 4.793 against AED 5.128 — and both are published. They are never averaged.</w:t>
+              <w:t>The company earned inventory gains of AED 254 million in FY2024, AED 335 million in FY2025 and AED 762 million in the first half of 2026 alone. The normalised frame carries the realised first half of 2026 and nothing after it, on the view that a timing difference between the cost of stock bought and the price at which it is sold nets to zero across a full crude cycle. The through-cycle frame instead carries the FY2024-FY2025 average of AED 294.500 million every year. Both frames run all the way to a value per share — AED 4.450 against AED 4.763 — and both are published. They are never averaged.</w:t>
             </w:r>
           </w:p>
         </w:tc>
@@ -23469,7 +23549,7 @@
                 <w:color w:val="1C3A36"/>
                 <w:sz w:val="15"/>
               </w:rPr>
-              <w:t>A beta of 0.509, from 257 weekly observations against an equal-weight composite of the exchange's own listed names, with the company itself removed from that composite so it is not being regressed partly against itself. The regression has an R-squared of 0.194 and a standard error of 0.065. Left in the index the coefficient would be 0.633; the more conservative construction is the one carried.</w:t>
+              <w:t>A beta of 0.649, from 257 weekly observations against the published FTSE ADX General Index, the headline index of the company's own exchange, over the five years to 24 Jul 2026. R-squared is 0.179 with a standard error of 0.087 and a 90% interval of 0.51 to 0.79. An equal-weight composite of the exchange's members, which earlier editions used as a stand-in for the index, gives 0.507 instead — lower because that composite is the more volatile series and beta divides by the market's own variance, so the stand-in was biased low by construction.</w:t>
             </w:r>
           </w:p>
         </w:tc>
@@ -23933,7 +24013,7 @@
                 <w:color w:val="1C3A36"/>
                 <w:sz w:val="15"/>
               </w:rPr>
-              <w:t>The discount rate moves from 6.43% today to 7.18% at the end of the forecast, as the beta drifts from 0.509 to 0.700 and the debt weight from 5.54% to 10.00%. Terminal beta, drifting from the measured 0.509 toward the market as the transition risk in the business rises and the regulated margin becomes a smaller share of a more diversified earnings base.</w:t>
+              <w:t>The discount rate moves from 7.08% today to 7.56% at the end of the forecast, as the beta drifts from 0.649 to 0.786 and the debt weight from 5.54% to 10.00%. The terminal beta is DERIVED rather than asserted: it travels 38.90% of the distance from the measured beta to a market beta of one, so re-measuring the beta moves the terminal with it. Fraction of the distance from the measured beta to the market beta of one that the terminal beta is allowed to travel, as transition risk in the business rises and the regulated margin becomes a smaller share of a more diversified earnings base. Stated as a fraction so the terminal beta is DERIVED from the measured one rather than asserted alongside it: re-measure the beta and the terminal beta follows.</w:t>
             </w:r>
           </w:p>
         </w:tc>

--- a/engine/adnocdist_study/ADNOCDIST_Bibliography_09-08-2026.docx
+++ b/engine/adnocdist_study/ADNOCDIST_Bibliography_09-08-2026.docx
@@ -6259,7 +6259,7 @@
           <w:color w:val="1C3A36"/>
           <w:sz w:val="21"/>
         </w:rPr>
-        <w:t>Every input the valuation uses, with its value, the date that value belongs to, and the sentence that says where it came from and how it was built. There are 222 of them and all 222 are printed here. A bare numeral cannot enter the model: the build refuses to produce a valuation unless each input carries all four fields — a value, a source, a date and a layer.</w:t>
+        <w:t>Every input the valuation uses, with its value, the date that value belongs to, and the sentence that says where it came from and how it was built. There are 235 of them and all 235 are printed here. A bare numeral cannot enter the model: the build refuses to produce a valuation unless each input carries all four fields — a value, a source, a date and a layer.</w:t>
       </w:r>
     </w:p>
     <w:p>
@@ -6736,7 +6736,7 @@
           <w:color w:val="1C3A36"/>
           <w:sz w:val="24"/>
         </w:rPr>
-        <w:t>Company layer — 204 inputs</w:t>
+        <w:t>Company layer — 217 inputs</w:t>
       </w:r>
     </w:p>
     <w:p>
@@ -7098,7 +7098,7 @@
                 <w:color w:val="1C3A36"/>
                 <w:sz w:val="14"/>
               </w:rPr>
-              <w:t>borr fy23</w:t>
+              <w:t>basket g</w:t>
             </w:r>
           </w:p>
         </w:tc>
@@ -7115,7 +7115,7 @@
                 <w:color w:val="1C3A36"/>
                 <w:sz w:val="14"/>
               </w:rPr>
-              <w:t>5,492.280</w:t>
+              <w:t>0.015, 0.035, 0.030, 0.030, 0.030</w:t>
             </w:r>
           </w:p>
         </w:tc>
@@ -7132,7 +7132,7 @@
                 <w:color w:val="1C3A36"/>
                 <w:sz w:val="14"/>
               </w:rPr>
-              <w:t>31 Dec 2023</w:t>
+              <w:t>30 Jun 2026</w:t>
             </w:r>
           </w:p>
         </w:tc>
@@ -7149,7 +7149,7 @@
                 <w:color w:val="1C3A36"/>
                 <w:sz w:val="14"/>
               </w:rPr>
-              <w:t>Abu Dhabi National Oil Company for Distribution PJSC, audited consolidated financial statements for the year ended 31 December 2023, published on the company's investor-relations site; figures as reported in AED'000 and converted to AED million, borrowings: term loan non-current 5,492.280, no short term borrowing</w:t>
+              <w:t>Growth in the average non-fuel basket, on the domestic price escalator plus the stated shift toward higher-margin food service</w:t>
             </w:r>
           </w:p>
         </w:tc>
@@ -7171,7 +7171,7 @@
                 <w:color w:val="1C3A36"/>
                 <w:sz w:val="14"/>
               </w:rPr>
-              <w:t>borr fy24</w:t>
+              <w:t>borr fy23</w:t>
             </w:r>
           </w:p>
         </w:tc>
@@ -7188,7 +7188,7 @@
                 <w:color w:val="1C3A36"/>
                 <w:sz w:val="14"/>
               </w:rPr>
-              <w:t>5,590.644</w:t>
+              <w:t>5,492.280</w:t>
             </w:r>
           </w:p>
         </w:tc>
@@ -7205,7 +7205,7 @@
                 <w:color w:val="1C3A36"/>
                 <w:sz w:val="14"/>
               </w:rPr>
-              <w:t>31 Dec 2024</w:t>
+              <w:t>31 Dec 2023</w:t>
             </w:r>
           </w:p>
         </w:tc>
@@ -7222,7 +7222,7 @@
                 <w:color w:val="1C3A36"/>
                 <w:sz w:val="14"/>
               </w:rPr>
-              <w:t>Abu Dhabi National Oil Company for Distribution PJSC, audited consolidated financial statements for the year ended 31 December 2024, published on the company's investor-relations site; figures as reported in AED'000 and converted to AED million, borrowings: term loan non-current 5,494.859 plus short term borrowings 95.785</w:t>
+              <w:t>Abu Dhabi National Oil Company for Distribution PJSC, audited consolidated financial statements for the year ended 31 December 2023, published on the company's investor-relations site; figures as reported in AED'000 and converted to AED million, borrowings: term loan non-current 5,492.280, no short term borrowing</w:t>
             </w:r>
           </w:p>
         </w:tc>
@@ -7244,7 +7244,7 @@
                 <w:color w:val="1C3A36"/>
                 <w:sz w:val="14"/>
               </w:rPr>
-              <w:t>borr fy25</w:t>
+              <w:t>borr fy24</w:t>
             </w:r>
           </w:p>
         </w:tc>
@@ -7261,7 +7261,7 @@
                 <w:color w:val="1C3A36"/>
                 <w:sz w:val="14"/>
               </w:rPr>
-              <w:t>5,545.975</w:t>
+              <w:t>5,590.644</w:t>
             </w:r>
           </w:p>
         </w:tc>
@@ -7278,7 +7278,7 @@
                 <w:color w:val="1C3A36"/>
                 <w:sz w:val="14"/>
               </w:rPr>
-              <w:t>31 Dec 2025</w:t>
+              <w:t>31 Dec 2024</w:t>
             </w:r>
           </w:p>
         </w:tc>
@@ -7295,7 +7295,7 @@
                 <w:color w:val="1C3A36"/>
                 <w:sz w:val="14"/>
               </w:rPr>
-              <w:t>Abu Dhabi National Oil Company for Distribution PJSC, audited consolidated financial statements for the year ended 31 December 2025, published on the company's investor-relations site; figures as reported in AED'000 and converted to AED million, borrowings note: term loan non-current 5,499.591 plus short term borrowings 46.384</w:t>
+              <w:t>Abu Dhabi National Oil Company for Distribution PJSC, audited consolidated financial statements for the year ended 31 December 2024, published on the company's investor-relations site; figures as reported in AED'000 and converted to AED million, borrowings: term loan non-current 5,494.859 plus short term borrowings 95.785</w:t>
             </w:r>
           </w:p>
         </w:tc>
@@ -7317,7 +7317,7 @@
                 <w:color w:val="1C3A36"/>
                 <w:sz w:val="14"/>
               </w:rPr>
-              <w:t>capex adv fy23</w:t>
+              <w:t>borr fy25</w:t>
             </w:r>
           </w:p>
         </w:tc>
@@ -7334,7 +7334,7 @@
                 <w:color w:val="1C3A36"/>
                 <w:sz w:val="14"/>
               </w:rPr>
-              <w:t>31.951</w:t>
+              <w:t>5,545.975</w:t>
             </w:r>
           </w:p>
         </w:tc>
@@ -7351,7 +7351,7 @@
                 <w:color w:val="1C3A36"/>
                 <w:sz w:val="14"/>
               </w:rPr>
-              <w:t>31 Dec 2023</w:t>
+              <w:t>31 Dec 2025</w:t>
             </w:r>
           </w:p>
         </w:tc>
@@ -7368,7 +7368,7 @@
                 <w:color w:val="1C3A36"/>
                 <w:sz w:val="14"/>
               </w:rPr>
-              <w:t>Abu Dhabi National Oil Company for Distribution PJSC, audited consolidated financial statements for the year ended 31 December 2024, published on the company's investor-relations site; figures as reported in AED'000 and converted to AED million, payments for advances to contractors, FY2023 comparative</w:t>
+              <w:t>Abu Dhabi National Oil Company for Distribution PJSC, audited consolidated financial statements for the year ended 31 December 2025, published on the company's investor-relations site; figures as reported in AED'000 and converted to AED million, borrowings note: term loan non-current 5,499.591 plus short term borrowings 46.384</w:t>
             </w:r>
           </w:p>
         </w:tc>
@@ -7390,7 +7390,7 @@
                 <w:color w:val="1C3A36"/>
                 <w:sz w:val="14"/>
               </w:rPr>
-              <w:t>capex adv fy24</w:t>
+              <w:t>capex adv fy23</w:t>
             </w:r>
           </w:p>
         </w:tc>
@@ -7407,7 +7407,7 @@
                 <w:color w:val="1C3A36"/>
                 <w:sz w:val="14"/>
               </w:rPr>
-              <w:t>62.403</w:t>
+              <w:t>31.951</w:t>
             </w:r>
           </w:p>
         </w:tc>
@@ -7424,7 +7424,7 @@
                 <w:color w:val="1C3A36"/>
                 <w:sz w:val="14"/>
               </w:rPr>
-              <w:t>31 Dec 2024</w:t>
+              <w:t>31 Dec 2023</w:t>
             </w:r>
           </w:p>
         </w:tc>
@@ -7441,7 +7441,7 @@
                 <w:color w:val="1C3A36"/>
                 <w:sz w:val="14"/>
               </w:rPr>
-              <w:t>Abu Dhabi National Oil Company for Distribution PJSC, audited consolidated financial statements for the year ended 31 December 2024, published on the company's investor-relations site; figures as reported in AED'000 and converted to AED million, payments for advances to contractors</w:t>
+              <w:t>Abu Dhabi National Oil Company for Distribution PJSC, audited consolidated financial statements for the year ended 31 December 2024, published on the company's investor-relations site; figures as reported in AED'000 and converted to AED million, payments for advances to contractors, FY2023 comparative</w:t>
             </w:r>
           </w:p>
         </w:tc>
@@ -7463,7 +7463,7 @@
                 <w:color w:val="1C3A36"/>
                 <w:sz w:val="14"/>
               </w:rPr>
-              <w:t>capex adv fy25</w:t>
+              <w:t>capex adv fy24</w:t>
             </w:r>
           </w:p>
         </w:tc>
@@ -7480,7 +7480,7 @@
                 <w:color w:val="1C3A36"/>
                 <w:sz w:val="14"/>
               </w:rPr>
-              <w:t>26.647</w:t>
+              <w:t>62.403</w:t>
             </w:r>
           </w:p>
         </w:tc>
@@ -7497,7 +7497,7 @@
                 <w:color w:val="1C3A36"/>
                 <w:sz w:val="14"/>
               </w:rPr>
-              <w:t>31 Dec 2025</w:t>
+              <w:t>31 Dec 2024</w:t>
             </w:r>
           </w:p>
         </w:tc>
@@ -7514,7 +7514,7 @@
                 <w:color w:val="1C3A36"/>
                 <w:sz w:val="14"/>
               </w:rPr>
-              <w:t>Abu Dhabi National Oil Company for Distribution PJSC, audited consolidated financial statements for the year ended 31 December 2025, published on the company's investor-relations site; figures as reported in AED'000 and converted to AED million, payments for advances to contractors</w:t>
+              <w:t>Abu Dhabi National Oil Company for Distribution PJSC, audited consolidated financial statements for the year ended 31 December 2024, published on the company's investor-relations site; figures as reported in AED'000 and converted to AED million, payments for advances to contractors</w:t>
             </w:r>
           </w:p>
         </w:tc>
@@ -7536,7 +7536,7 @@
                 <w:color w:val="1C3A36"/>
                 <w:sz w:val="14"/>
               </w:rPr>
-              <w:t>capex fwd</w:t>
+              <w:t>capex adv fy25</w:t>
             </w:r>
           </w:p>
         </w:tc>
@@ -7553,7 +7553,7 @@
                 <w:color w:val="1C3A36"/>
                 <w:sz w:val="14"/>
               </w:rPr>
-              <w:t>1,010, 1,060, 1,100, 1,140, 1,180</w:t>
+              <w:t>26.647</w:t>
             </w:r>
           </w:p>
         </w:tc>
@@ -7570,7 +7570,7 @@
                 <w:color w:val="1C3A36"/>
                 <w:sz w:val="14"/>
               </w:rPr>
-              <w:t>5 Aug 2026</w:t>
+              <w:t>31 Dec 2025</w:t>
             </w:r>
           </w:p>
         </w:tc>
@@ -7587,7 +7587,7 @@
                 <w:color w:val="1C3A36"/>
                 <w:sz w:val="14"/>
               </w:rPr>
-              <w:t>Capital expenditure. FY2026 takes the midpoint of the company's own reaffirmed guidance of US$250-300 million, which is AED 0.9-1.1 billion; FY2025 spent AED 1,051 million on an accrual basis. Later years grow with the network target of 1,150 stations by 2028 from about 1,000 at the end of 2025. Saudi expansion is capital-light because those stations are dealer-owned and company-operated</w:t>
+              <w:t>Abu Dhabi National Oil Company for Distribution PJSC, audited consolidated financial statements for the year ended 31 December 2025, published on the company's investor-relations site; figures as reported in AED'000 and converted to AED million, payments for advances to contractors</w:t>
             </w:r>
           </w:p>
         </w:tc>
@@ -7609,7 +7609,7 @@
                 <w:color w:val="1C3A36"/>
                 <w:sz w:val="14"/>
               </w:rPr>
-              <w:t>capex ppe fy23</w:t>
+              <w:t>capex fwd</w:t>
             </w:r>
           </w:p>
         </w:tc>
@@ -7626,7 +7626,7 @@
                 <w:color w:val="1C3A36"/>
                 <w:sz w:val="14"/>
               </w:rPr>
-              <w:t>1,000.290</w:t>
+              <w:t>1,010, 1,060, 1,100, 1,140, 1,180</w:t>
             </w:r>
           </w:p>
         </w:tc>
@@ -7643,7 +7643,7 @@
                 <w:color w:val="1C3A36"/>
                 <w:sz w:val="14"/>
               </w:rPr>
-              <w:t>31 Dec 2023</w:t>
+              <w:t>5 Aug 2026</w:t>
             </w:r>
           </w:p>
         </w:tc>
@@ -7660,7 +7660,7 @@
                 <w:color w:val="1C3A36"/>
                 <w:sz w:val="14"/>
               </w:rPr>
-              <w:t>Abu Dhabi National Oil Company for Distribution PJSC, audited consolidated financial statements for the year ended 31 December 2024, published on the company's investor-relations site; figures as reported in AED'000 and converted to AED million, payments for purchases of property, plant and equipment, FY2023 comparative</w:t>
+              <w:t>Capital expenditure. FY2026 takes the midpoint of the company's own reaffirmed guidance of US$250-300 million, which is AED 0.9-1.1 billion; FY2025 spent AED 1,051 million on an accrual basis. Later years grow with the network target of 1,150 stations by 2028 from about 1,000 at the end of 2025. Saudi expansion is capital-light because those stations are dealer-owned and company-operated</w:t>
             </w:r>
           </w:p>
         </w:tc>
@@ -7682,7 +7682,7 @@
                 <w:color w:val="1C3A36"/>
                 <w:sz w:val="14"/>
               </w:rPr>
-              <w:t>capex ppe fy24</w:t>
+              <w:t>capex per station</w:t>
             </w:r>
           </w:p>
         </w:tc>
@@ -7699,7 +7699,7 @@
                 <w:color w:val="1C3A36"/>
                 <w:sz w:val="14"/>
               </w:rPr>
-              <w:t>1,116.830</w:t>
+              <w:t>3.592</w:t>
             </w:r>
           </w:p>
         </w:tc>
@@ -7716,7 +7716,7 @@
                 <w:color w:val="1C3A36"/>
                 <w:sz w:val="14"/>
               </w:rPr>
-              <w:t>31 Dec 2024</w:t>
+              <w:t>3 Feb 2026</w:t>
             </w:r>
           </w:p>
         </w:tc>
@@ -7733,7 +7733,7 @@
                 <w:color w:val="1C3A36"/>
                 <w:sz w:val="14"/>
               </w:rPr>
-              <w:t>Abu Dhabi National Oil Company for Distribution PJSC, audited consolidated financial statements for the year ended 31 December 2024, published on the company's investor-relations site; figures as reported in AED'000 and converted to AED million, payments for purchases of property, plant and equipment</w:t>
+              <w:t>Capital cost per station added, in AED million. Backed out of the company's OWN FY2026 capital-spending guidance: the guidance midpoint of 1,010 less maintenance of 792.4 on the opening base leaves 217.6 for the 60.6 stations the network plan adds, giving 3.59 per station (about USD 1.0 million). So FY2026 still reconciles to guidance while FY2027-30 follow the network plan rather than a pasted array</w:t>
             </w:r>
           </w:p>
         </w:tc>
@@ -7755,7 +7755,7 @@
                 <w:color w:val="1C3A36"/>
                 <w:sz w:val="14"/>
               </w:rPr>
-              <w:t>capex ppe fy25</w:t>
+              <w:t>capex ppe fy23</w:t>
             </w:r>
           </w:p>
         </w:tc>
@@ -7772,7 +7772,7 @@
                 <w:color w:val="1C3A36"/>
                 <w:sz w:val="14"/>
               </w:rPr>
-              <w:t>1,180.747</w:t>
+              <w:t>1,000.290</w:t>
             </w:r>
           </w:p>
         </w:tc>
@@ -7789,7 +7789,7 @@
                 <w:color w:val="1C3A36"/>
                 <w:sz w:val="14"/>
               </w:rPr>
-              <w:t>31 Dec 2025</w:t>
+              <w:t>31 Dec 2023</w:t>
             </w:r>
           </w:p>
         </w:tc>
@@ -7806,7 +7806,7 @@
                 <w:color w:val="1C3A36"/>
                 <w:sz w:val="14"/>
               </w:rPr>
-              <w:t>Abu Dhabi National Oil Company for Distribution PJSC, audited consolidated financial statements for the year ended 31 December 2025, published on the company's investor-relations site; figures as reported in AED'000 and converted to AED million, payments for purchases of property, plant and equipment</w:t>
+              <w:t>Abu Dhabi National Oil Company for Distribution PJSC, audited consolidated financial statements for the year ended 31 December 2024, published on the company's investor-relations site; figures as reported in AED'000 and converted to AED million, payments for purchases of property, plant and equipment, FY2023 comparative</w:t>
             </w:r>
           </w:p>
         </w:tc>
@@ -7828,7 +7828,7 @@
                 <w:color w:val="1C3A36"/>
                 <w:sz w:val="14"/>
               </w:rPr>
-              <w:t>cash fy23</w:t>
+              <w:t>capex ppe fy24</w:t>
             </w:r>
           </w:p>
         </w:tc>
@@ -7845,7 +7845,7 @@
                 <w:color w:val="1C3A36"/>
                 <w:sz w:val="14"/>
               </w:rPr>
-              <w:t>2,993.937</w:t>
+              <w:t>1,116.830</w:t>
             </w:r>
           </w:p>
         </w:tc>
@@ -7862,7 +7862,7 @@
                 <w:color w:val="1C3A36"/>
                 <w:sz w:val="14"/>
               </w:rPr>
-              <w:t>31 Dec 2023</w:t>
+              <w:t>31 Dec 2024</w:t>
             </w:r>
           </w:p>
         </w:tc>
@@ -7879,7 +7879,7 @@
                 <w:color w:val="1C3A36"/>
                 <w:sz w:val="14"/>
               </w:rPr>
-              <w:t>Abu Dhabi National Oil Company for Distribution PJSC, audited consolidated financial statements for the year ended 31 December 2023, published on the company's investor-relations site; figures as reported in AED'000 and converted to AED million, cash and bank balances</w:t>
+              <w:t>Abu Dhabi National Oil Company for Distribution PJSC, audited consolidated financial statements for the year ended 31 December 2024, published on the company's investor-relations site; figures as reported in AED'000 and converted to AED million, payments for purchases of property, plant and equipment</w:t>
             </w:r>
           </w:p>
         </w:tc>
@@ -7901,7 +7901,7 @@
                 <w:color w:val="1C3A36"/>
                 <w:sz w:val="14"/>
               </w:rPr>
-              <w:t>cash fy24</w:t>
+              <w:t>capex ppe fy25</w:t>
             </w:r>
           </w:p>
         </w:tc>
@@ -7918,7 +7918,7 @@
                 <w:color w:val="1C3A36"/>
                 <w:sz w:val="14"/>
               </w:rPr>
-              <w:t>2,734.038</w:t>
+              <w:t>1,180.747</w:t>
             </w:r>
           </w:p>
         </w:tc>
@@ -7935,7 +7935,7 @@
                 <w:color w:val="1C3A36"/>
                 <w:sz w:val="14"/>
               </w:rPr>
-              <w:t>31 Dec 2024</w:t>
+              <w:t>31 Dec 2025</w:t>
             </w:r>
           </w:p>
         </w:tc>
@@ -7952,7 +7952,7 @@
                 <w:color w:val="1C3A36"/>
                 <w:sz w:val="14"/>
               </w:rPr>
-              <w:t>Abu Dhabi National Oil Company for Distribution PJSC, audited consolidated financial statements for the year ended 31 December 2024, published on the company's investor-relations site; figures as reported in AED'000 and converted to AED million, cash and bank balances</w:t>
+              <w:t>Abu Dhabi National Oil Company for Distribution PJSC, audited consolidated financial statements for the year ended 31 December 2025, published on the company's investor-relations site; figures as reported in AED'000 and converted to AED million, payments for purchases of property, plant and equipment</w:t>
             </w:r>
           </w:p>
         </w:tc>
@@ -7974,7 +7974,7 @@
                 <w:color w:val="1C3A36"/>
                 <w:sz w:val="14"/>
               </w:rPr>
-              <w:t>cash fy25</w:t>
+              <w:t>cash fy23</w:t>
             </w:r>
           </w:p>
         </w:tc>
@@ -7991,7 +7991,7 @@
                 <w:color w:val="1C3A36"/>
                 <w:sz w:val="14"/>
               </w:rPr>
-              <w:t>2,360.854</w:t>
+              <w:t>2,993.937</w:t>
             </w:r>
           </w:p>
         </w:tc>
@@ -8008,7 +8008,7 @@
                 <w:color w:val="1C3A36"/>
                 <w:sz w:val="14"/>
               </w:rPr>
-              <w:t>31 Dec 2025</w:t>
+              <w:t>31 Dec 2023</w:t>
             </w:r>
           </w:p>
         </w:tc>
@@ -8025,7 +8025,7 @@
                 <w:color w:val="1C3A36"/>
                 <w:sz w:val="14"/>
               </w:rPr>
-              <w:t>Abu Dhabi National Oil Company for Distribution PJSC, audited consolidated financial statements for the year ended 31 December 2025, published on the company's investor-relations site; figures as reported in AED'000 and converted to AED million, cash and bank balances</w:t>
+              <w:t>Abu Dhabi National Oil Company for Distribution PJSC, audited consolidated financial statements for the year ended 31 December 2023, published on the company's investor-relations site; figures as reported in AED'000 and converted to AED million, cash and bank balances</w:t>
             </w:r>
           </w:p>
         </w:tc>
@@ -8047,7 +8047,7 @@
                 <w:color w:val="1C3A36"/>
                 <w:sz w:val="14"/>
               </w:rPr>
-              <w:t>credit margin</w:t>
+              <w:t>cash fy24</w:t>
             </w:r>
           </w:p>
         </w:tc>
@@ -8064,7 +8064,7 @@
                 <w:color w:val="1C3A36"/>
                 <w:sz w:val="14"/>
               </w:rPr>
-              <w:t>0.600%</w:t>
+              <w:t>2,734.038</w:t>
             </w:r>
           </w:p>
         </w:tc>
@@ -8081,7 +8081,7 @@
                 <w:color w:val="1C3A36"/>
                 <w:sz w:val="14"/>
               </w:rPr>
-              <w:t>31 Dec 2025</w:t>
+              <w:t>31 Dec 2024</w:t>
             </w:r>
           </w:p>
         </w:tc>
@@ -8098,7 +8098,7 @@
                 <w:color w:val="1C3A36"/>
                 <w:sz w:val="14"/>
               </w:rPr>
-              <w:t>Abu Dhabi National Oil Company for Distribution PJSC, audited consolidated financial statements for the year ended 31 December 2025, published on the company's investor-relations site; figures as reported in AED'000 and converted to AED million, borrowings note: the term loan refinanced in October 2022 carries EIBOR plus a margin of 0.60% on the dirham portion and the Secured Overnight Financing Rate plus 0.85% on the US dollar portion</w:t>
+              <w:t>Abu Dhabi National Oil Company for Distribution PJSC, audited consolidated financial statements for the year ended 31 December 2024, published on the company's investor-relations site; figures as reported in AED'000 and converted to AED million, cash and bank balances</w:t>
             </w:r>
           </w:p>
         </w:tc>
@@ -8120,7 +8120,7 @@
                 <w:color w:val="1C3A36"/>
                 <w:sz w:val="14"/>
               </w:rPr>
-              <w:t>credit margin usd</w:t>
+              <w:t>cash fy25</w:t>
             </w:r>
           </w:p>
         </w:tc>
@@ -8137,7 +8137,7 @@
                 <w:color w:val="1C3A36"/>
                 <w:sz w:val="14"/>
               </w:rPr>
-              <w:t>0.850%</w:t>
+              <w:t>2,360.854</w:t>
             </w:r>
           </w:p>
         </w:tc>
@@ -8171,7 +8171,7 @@
                 <w:color w:val="1C3A36"/>
                 <w:sz w:val="14"/>
               </w:rPr>
-              <w:t>Abu Dhabi National Oil Company for Distribution PJSC, audited consolidated financial statements for the year ended 31 December 2025, published on the company's investor-relations site; figures as reported in AED'000 and converted to AED million, borrowings note: US dollar facility margin</w:t>
+              <w:t>Abu Dhabi National Oil Company for Distribution PJSC, audited consolidated financial statements for the year ended 31 December 2025, published on the company's investor-relations site; figures as reported in AED'000 and converted to AED million, cash and bank balances</w:t>
             </w:r>
           </w:p>
         </w:tc>
@@ -8193,7 +8193,7 @@
                 <w:color w:val="1C3A36"/>
                 <w:sz w:val="14"/>
               </w:rPr>
-              <w:t>cstores h126</w:t>
+              <w:t>conversion g</w:t>
             </w:r>
           </w:p>
         </w:tc>
@@ -8210,7 +8210,7 @@
                 <w:color w:val="1C3A36"/>
                 <w:sz w:val="14"/>
               </w:rPr>
-              <w:t>541</w:t>
+              <w:t>-0.005, -0.010, 0, 0.005, 0.005</w:t>
             </w:r>
           </w:p>
         </w:tc>
@@ -8244,7 +8244,7 @@
                 <w:color w:val="1C3A36"/>
                 <w:sz w:val="14"/>
               </w:rPr>
-              <w:t>ADNOC Distribution, Management Discussion &amp; Analysis Report, second quarter and first half 2026, 5 August 2026, total convenience stores network: 387 UAE, 15 Saudi Arabia, 139 Egypt</w:t>
+              <w:t>Growth in the non-fuel conversion rate — the share of fuel customers who also buy inside. It FELL from 27.0% to 26.2% in the year to June 2026, which is the opposite of what the non-fuel strategy needs, and the forecast carries that deterioration before assuming it stabilises</w:t>
             </w:r>
           </w:p>
         </w:tc>
@@ -8266,7 +8266,7 @@
                 <w:color w:val="1C3A36"/>
                 <w:sz w:val="14"/>
               </w:rPr>
-              <w:t>da exp fy23</w:t>
+              <w:t>credit margin</w:t>
             </w:r>
           </w:p>
         </w:tc>
@@ -8283,7 +8283,7 @@
                 <w:color w:val="1C3A36"/>
                 <w:sz w:val="14"/>
               </w:rPr>
-              <w:t>2,916.538</w:t>
+              <w:t>0.600%</w:t>
             </w:r>
           </w:p>
         </w:tc>
@@ -8300,7 +8300,7 @@
                 <w:color w:val="1C3A36"/>
                 <w:sz w:val="14"/>
               </w:rPr>
-              <w:t>31 Dec 2023</w:t>
+              <w:t>31 Dec 2025</w:t>
             </w:r>
           </w:p>
         </w:tc>
@@ -8317,7 +8317,7 @@
                 <w:color w:val="1C3A36"/>
                 <w:sz w:val="14"/>
               </w:rPr>
-              <w:t>Abu Dhabi National Oil Company for Distribution PJSC, audited consolidated financial statements for the year ended 31 December 2023, published on the company's investor-relations site; figures as reported in AED'000 and converted to AED million, distribution and administrative expenses</w:t>
+              <w:t>Abu Dhabi National Oil Company for Distribution PJSC, audited consolidated financial statements for the year ended 31 December 2025, published on the company's investor-relations site; figures as reported in AED'000 and converted to AED million, borrowings note: the term loan refinanced in October 2022 carries EIBOR plus a margin of 0.60% on the dirham portion and the Secured Overnight Financing Rate plus 0.85% on the US dollar portion</w:t>
             </w:r>
           </w:p>
         </w:tc>
@@ -8339,7 +8339,7 @@
                 <w:color w:val="1C3A36"/>
                 <w:sz w:val="14"/>
               </w:rPr>
-              <w:t>da exp fy24</w:t>
+              <w:t>credit margin usd</w:t>
             </w:r>
           </w:p>
         </w:tc>
@@ -8356,7 +8356,7 @@
                 <w:color w:val="1C3A36"/>
                 <w:sz w:val="14"/>
               </w:rPr>
-              <w:t>3,194.942</w:t>
+              <w:t>0.850%</w:t>
             </w:r>
           </w:p>
         </w:tc>
@@ -8373,7 +8373,7 @@
                 <w:color w:val="1C3A36"/>
                 <w:sz w:val="14"/>
               </w:rPr>
-              <w:t>31 Dec 2024</w:t>
+              <w:t>31 Dec 2025</w:t>
             </w:r>
           </w:p>
         </w:tc>
@@ -8390,7 +8390,7 @@
                 <w:color w:val="1C3A36"/>
                 <w:sz w:val="14"/>
               </w:rPr>
-              <w:t>Abu Dhabi National Oil Company for Distribution PJSC, audited consolidated financial statements for the year ended 31 December 2024, published on the company's investor-relations site; figures as reported in AED'000 and converted to AED million, distribution and administrative expenses</w:t>
+              <w:t>Abu Dhabi National Oil Company for Distribution PJSC, audited consolidated financial statements for the year ended 31 December 2025, published on the company's investor-relations site; figures as reported in AED'000 and converted to AED million, borrowings note: US dollar facility margin</w:t>
             </w:r>
           </w:p>
         </w:tc>
@@ -8412,7 +8412,7 @@
                 <w:color w:val="1C3A36"/>
                 <w:sz w:val="14"/>
               </w:rPr>
-              <w:t>da exp fy25</w:t>
+              <w:t>cstores h126</w:t>
             </w:r>
           </w:p>
         </w:tc>
@@ -8429,7 +8429,7 @@
                 <w:color w:val="1C3A36"/>
                 <w:sz w:val="14"/>
               </w:rPr>
-              <w:t>3,323.546</w:t>
+              <w:t>541</w:t>
             </w:r>
           </w:p>
         </w:tc>
@@ -8446,7 +8446,7 @@
                 <w:color w:val="1C3A36"/>
                 <w:sz w:val="14"/>
               </w:rPr>
-              <w:t>31 Dec 2025</w:t>
+              <w:t>30 Jun 2026</w:t>
             </w:r>
           </w:p>
         </w:tc>
@@ -8463,7 +8463,7 @@
                 <w:color w:val="1C3A36"/>
                 <w:sz w:val="14"/>
               </w:rPr>
-              <w:t>Abu Dhabi National Oil Company for Distribution PJSC, audited consolidated financial statements for the year ended 31 December 2025, published on the company's investor-relations site; figures as reported in AED'000 and converted to AED million, distribution and administrative expenses</w:t>
+              <w:t>ADNOC Distribution, Management Discussion &amp; Analysis Report, second quarter and first half 2026, 5 August 2026, total convenience stores network: 387 UAE, 15 Saudi Arabia, 139 Egypt</w:t>
             </w:r>
           </w:p>
         </w:tc>
@@ -8485,7 +8485,7 @@
                 <w:color w:val="1C3A36"/>
                 <w:sz w:val="14"/>
               </w:rPr>
-              <w:t>daexp h126</w:t>
+              <w:t>da exp fy23</w:t>
             </w:r>
           </w:p>
         </w:tc>
@@ -8502,7 +8502,7 @@
                 <w:color w:val="1C3A36"/>
                 <w:sz w:val="14"/>
               </w:rPr>
-              <w:t>1,646.280</w:t>
+              <w:t>2,916.538</w:t>
             </w:r>
           </w:p>
         </w:tc>
@@ -8519,7 +8519,7 @@
                 <w:color w:val="1C3A36"/>
                 <w:sz w:val="14"/>
               </w:rPr>
-              <w:t>30 Jun 2026</w:t>
+              <w:t>31 Dec 2023</w:t>
             </w:r>
           </w:p>
         </w:tc>
@@ -8536,7 +8536,7 @@
                 <w:color w:val="1C3A36"/>
                 <w:sz w:val="14"/>
               </w:rPr>
-              <w:t>Abu Dhabi National Oil Company for Distribution PJSC, reviewed interim condensed consolidated financial statements for the six months ended 30 June 2026, published on the company's investor-relations site, distribution and administrative expenses, six months</w:t>
+              <w:t>Abu Dhabi National Oil Company for Distribution PJSC, audited consolidated financial statements for the year ended 31 December 2023, published on the company's investor-relations site; figures as reported in AED'000 and converted to AED million, distribution and administrative expenses</w:t>
             </w:r>
           </w:p>
         </w:tc>
@@ -8558,7 +8558,7 @@
                 <w:color w:val="1C3A36"/>
                 <w:sz w:val="14"/>
               </w:rPr>
-              <w:t>dc fy23</w:t>
+              <w:t>da exp fy24</w:t>
             </w:r>
           </w:p>
         </w:tc>
@@ -8575,7 +8575,7 @@
                 <w:color w:val="1C3A36"/>
                 <w:sz w:val="14"/>
               </w:rPr>
-              <w:t>28,792.893</w:t>
+              <w:t>3,194.942</w:t>
             </w:r>
           </w:p>
         </w:tc>
@@ -8592,7 +8592,7 @@
                 <w:color w:val="1C3A36"/>
                 <w:sz w:val="14"/>
               </w:rPr>
-              <w:t>31 Dec 2023</w:t>
+              <w:t>31 Dec 2024</w:t>
             </w:r>
           </w:p>
         </w:tc>
@@ -8609,7 +8609,7 @@
                 <w:color w:val="1C3A36"/>
                 <w:sz w:val="14"/>
               </w:rPr>
-              <w:t>Abu Dhabi National Oil Company for Distribution PJSC, audited consolidated financial statements for the year ended 31 December 2023, published on the company's investor-relations site; figures as reported in AED'000 and converted to AED million, direct costs</w:t>
+              <w:t>Abu Dhabi National Oil Company for Distribution PJSC, audited consolidated financial statements for the year ended 31 December 2024, published on the company's investor-relations site; figures as reported in AED'000 and converted to AED million, distribution and administrative expenses</w:t>
             </w:r>
           </w:p>
         </w:tc>
@@ -8631,7 +8631,7 @@
                 <w:color w:val="1C3A36"/>
                 <w:sz w:val="14"/>
               </w:rPr>
-              <w:t>dc fy24</w:t>
+              <w:t>da exp fy25</w:t>
             </w:r>
           </w:p>
         </w:tc>
@@ -8648,7 +8648,7 @@
                 <w:color w:val="1C3A36"/>
                 <w:sz w:val="14"/>
               </w:rPr>
-              <w:t>29,237.684</w:t>
+              <w:t>3,323.546</w:t>
             </w:r>
           </w:p>
         </w:tc>
@@ -8665,7 +8665,7 @@
                 <w:color w:val="1C3A36"/>
                 <w:sz w:val="14"/>
               </w:rPr>
-              <w:t>31 Dec 2024</w:t>
+              <w:t>31 Dec 2025</w:t>
             </w:r>
           </w:p>
         </w:tc>
@@ -8682,7 +8682,7 @@
                 <w:color w:val="1C3A36"/>
                 <w:sz w:val="14"/>
               </w:rPr>
-              <w:t>Abu Dhabi National Oil Company for Distribution PJSC, audited consolidated financial statements for the year ended 31 December 2024, published on the company's investor-relations site; figures as reported in AED'000 and converted to AED million, direct costs</w:t>
+              <w:t>Abu Dhabi National Oil Company for Distribution PJSC, audited consolidated financial statements for the year ended 31 December 2025, published on the company's investor-relations site; figures as reported in AED'000 and converted to AED million, distribution and administrative expenses</w:t>
             </w:r>
           </w:p>
         </w:tc>
@@ -8704,7 +8704,7 @@
                 <w:color w:val="1C3A36"/>
                 <w:sz w:val="14"/>
               </w:rPr>
-              <w:t>dc fy25</w:t>
+              <w:t>daexp h126</w:t>
             </w:r>
           </w:p>
         </w:tc>
@@ -8721,7 +8721,7 @@
                 <w:color w:val="1C3A36"/>
                 <w:sz w:val="14"/>
               </w:rPr>
-              <w:t>28,950.827</w:t>
+              <w:t>1,646.280</w:t>
             </w:r>
           </w:p>
         </w:tc>
@@ -8738,7 +8738,7 @@
                 <w:color w:val="1C3A36"/>
                 <w:sz w:val="14"/>
               </w:rPr>
-              <w:t>31 Dec 2025</w:t>
+              <w:t>30 Jun 2026</w:t>
             </w:r>
           </w:p>
         </w:tc>
@@ -8755,7 +8755,7 @@
                 <w:color w:val="1C3A36"/>
                 <w:sz w:val="14"/>
               </w:rPr>
-              <w:t>Abu Dhabi National Oil Company for Distribution PJSC, audited consolidated financial statements for the year ended 31 December 2025, published on the company's investor-relations site; figures as reported in AED'000 and converted to AED million, direct costs</w:t>
+              <w:t>Abu Dhabi National Oil Company for Distribution PJSC, reviewed interim condensed consolidated financial statements for the six months ended 30 June 2026, published on the company's investor-relations site, distribution and administrative expenses, six months</w:t>
             </w:r>
           </w:p>
         </w:tc>
@@ -8777,7 +8777,7 @@
                 <w:color w:val="1C3A36"/>
                 <w:sz w:val="14"/>
               </w:rPr>
-              <w:t>dep ppe fy23</w:t>
+              <w:t>dc fy23</w:t>
             </w:r>
           </w:p>
         </w:tc>
@@ -8794,7 +8794,7 @@
                 <w:color w:val="1C3A36"/>
                 <w:sz w:val="14"/>
               </w:rPr>
-              <w:t>507.107</w:t>
+              <w:t>28,792.893</w:t>
             </w:r>
           </w:p>
         </w:tc>
@@ -8828,7 +8828,7 @@
                 <w:color w:val="1C3A36"/>
                 <w:sz w:val="14"/>
               </w:rPr>
-              <w:t>Abu Dhabi National Oil Company for Distribution PJSC, audited consolidated financial statements for the year ended 31 December 2024, published on the company's investor-relations site; figures as reported in AED'000 and converted to AED million, cash-flow statement, FY2023 comparative column</w:t>
+              <w:t>Abu Dhabi National Oil Company for Distribution PJSC, audited consolidated financial statements for the year ended 31 December 2023, published on the company's investor-relations site; figures as reported in AED'000 and converted to AED million, direct costs</w:t>
             </w:r>
           </w:p>
         </w:tc>
@@ -8850,7 +8850,7 @@
                 <w:color w:val="1C3A36"/>
                 <w:sz w:val="14"/>
               </w:rPr>
-              <w:t>dep ppe fy24</w:t>
+              <w:t>dc fy24</w:t>
             </w:r>
           </w:p>
         </w:tc>
@@ -8867,7 +8867,7 @@
                 <w:color w:val="1C3A36"/>
                 <w:sz w:val="14"/>
               </w:rPr>
-              <w:t>602.186</w:t>
+              <w:t>29,237.684</w:t>
             </w:r>
           </w:p>
         </w:tc>
@@ -8901,7 +8901,7 @@
                 <w:color w:val="1C3A36"/>
                 <w:sz w:val="14"/>
               </w:rPr>
-              <w:t>Abu Dhabi National Oil Company for Distribution PJSC, audited consolidated financial statements for the year ended 31 December 2024, published on the company's investor-relations site; figures as reported in AED'000 and converted to AED million, cash-flow statement</w:t>
+              <w:t>Abu Dhabi National Oil Company for Distribution PJSC, audited consolidated financial statements for the year ended 31 December 2024, published on the company's investor-relations site; figures as reported in AED'000 and converted to AED million, direct costs</w:t>
             </w:r>
           </w:p>
         </w:tc>
@@ -8923,7 +8923,7 @@
                 <w:color w:val="1C3A36"/>
                 <w:sz w:val="14"/>
               </w:rPr>
-              <w:t>dep ppe fy25</w:t>
+              <w:t>dc fy25</w:t>
             </w:r>
           </w:p>
         </w:tc>
@@ -8940,7 +8940,7 @@
                 <w:color w:val="1C3A36"/>
                 <w:sz w:val="14"/>
               </w:rPr>
-              <w:t>594.222</w:t>
+              <w:t>28,950.827</w:t>
             </w:r>
           </w:p>
         </w:tc>
@@ -8974,7 +8974,7 @@
                 <w:color w:val="1C3A36"/>
                 <w:sz w:val="14"/>
               </w:rPr>
-              <w:t>Abu Dhabi National Oil Company for Distribution PJSC, audited consolidated financial statements for the year ended 31 December 2025, published on the company's investor-relations site; figures as reported in AED'000 and converted to AED million, cash-flow statement</w:t>
+              <w:t>Abu Dhabi National Oil Company for Distribution PJSC, audited consolidated financial statements for the year ended 31 December 2025, published on the company's investor-relations site; figures as reported in AED'000 and converted to AED million, direct costs</w:t>
             </w:r>
           </w:p>
         </w:tc>
@@ -8996,7 +8996,7 @@
                 <w:color w:val="1C3A36"/>
                 <w:sz w:val="14"/>
               </w:rPr>
-              <w:t>dep rou fy23</w:t>
+              <w:t>dep ppe fy23</w:t>
             </w:r>
           </w:p>
         </w:tc>
@@ -9013,7 +9013,7 @@
                 <w:color w:val="1C3A36"/>
                 <w:sz w:val="14"/>
               </w:rPr>
-              <w:t>146.412</w:t>
+              <w:t>507.107</w:t>
             </w:r>
           </w:p>
         </w:tc>
@@ -9069,7 +9069,7 @@
                 <w:color w:val="1C3A36"/>
                 <w:sz w:val="14"/>
               </w:rPr>
-              <w:t>dep rou fy24</w:t>
+              <w:t>dep ppe fy24</w:t>
             </w:r>
           </w:p>
         </w:tc>
@@ -9086,7 +9086,7 @@
                 <w:color w:val="1C3A36"/>
                 <w:sz w:val="14"/>
               </w:rPr>
-              <w:t>151.669</w:t>
+              <w:t>602.186</w:t>
             </w:r>
           </w:p>
         </w:tc>
@@ -9142,7 +9142,7 @@
                 <w:color w:val="1C3A36"/>
                 <w:sz w:val="14"/>
               </w:rPr>
-              <w:t>dep rou fy25</w:t>
+              <w:t>dep ppe fy25</w:t>
             </w:r>
           </w:p>
         </w:tc>
@@ -9159,7 +9159,7 @@
                 <w:color w:val="1C3A36"/>
                 <w:sz w:val="14"/>
               </w:rPr>
-              <w:t>151</w:t>
+              <w:t>594.222</w:t>
             </w:r>
           </w:p>
         </w:tc>
@@ -9215,7 +9215,7 @@
                 <w:color w:val="1C3A36"/>
                 <w:sz w:val="14"/>
               </w:rPr>
-              <w:t>dfrp fy23</w:t>
+              <w:t>dep rate</w:t>
             </w:r>
           </w:p>
         </w:tc>
@@ -9232,7 +9232,7 @@
                 <w:color w:val="1C3A36"/>
                 <w:sz w:val="14"/>
               </w:rPr>
-              <w:t>805.558</w:t>
+              <w:t>0.084</w:t>
             </w:r>
           </w:p>
         </w:tc>
@@ -9249,7 +9249,7 @@
                 <w:color w:val="1C3A36"/>
                 <w:sz w:val="14"/>
               </w:rPr>
-              <w:t>31 Dec 2023</w:t>
+              <w:t>31 Dec 2025</w:t>
             </w:r>
           </w:p>
         </w:tc>
@@ -9266,7 +9266,7 @@
                 <w:color w:val="1C3A36"/>
                 <w:sz w:val="14"/>
               </w:rPr>
-              <w:t>Abu Dhabi National Oil Company for Distribution PJSC, audited consolidated financial statements for the year ended 31 December 2023, published on the company's investor-relations site; figures as reported in AED'000 and converted to AED million, due from related parties</w:t>
+              <w:t>Depreciation and amortisation as a share of the OPENING fixed and right-of-use asset base, measured off the audited FY2025 accounts (775.9 on an opening base of 9,278.5). Replaces a hardcoded five-year depreciation array: the charge is now an output of the asset base the model itself rolls forward</w:t>
             </w:r>
           </w:p>
         </w:tc>
@@ -9288,7 +9288,7 @@
                 <w:color w:val="1C3A36"/>
                 <w:sz w:val="14"/>
               </w:rPr>
-              <w:t>dfrp fy24</w:t>
+              <w:t>dep rou fy23</w:t>
             </w:r>
           </w:p>
         </w:tc>
@@ -9305,7 +9305,7 @@
                 <w:color w:val="1C3A36"/>
                 <w:sz w:val="14"/>
               </w:rPr>
-              <w:t>750.723</w:t>
+              <w:t>146.412</w:t>
             </w:r>
           </w:p>
         </w:tc>
@@ -9322,7 +9322,7 @@
                 <w:color w:val="1C3A36"/>
                 <w:sz w:val="14"/>
               </w:rPr>
-              <w:t>31 Dec 2024</w:t>
+              <w:t>31 Dec 2023</w:t>
             </w:r>
           </w:p>
         </w:tc>
@@ -9339,7 +9339,7 @@
                 <w:color w:val="1C3A36"/>
                 <w:sz w:val="14"/>
               </w:rPr>
-              <w:t>Abu Dhabi National Oil Company for Distribution PJSC, audited consolidated financial statements for the year ended 31 December 2024, published on the company's investor-relations site; figures as reported in AED'000 and converted to AED million, due from related parties</w:t>
+              <w:t>Abu Dhabi National Oil Company for Distribution PJSC, audited consolidated financial statements for the year ended 31 December 2024, published on the company's investor-relations site; figures as reported in AED'000 and converted to AED million, cash-flow statement, FY2023 comparative column</w:t>
             </w:r>
           </w:p>
         </w:tc>
@@ -9361,7 +9361,7 @@
                 <w:color w:val="1C3A36"/>
                 <w:sz w:val="14"/>
               </w:rPr>
-              <w:t>dfrp fy25</w:t>
+              <w:t>dep rou fy24</w:t>
             </w:r>
           </w:p>
         </w:tc>
@@ -9378,7 +9378,7 @@
                 <w:color w:val="1C3A36"/>
                 <w:sz w:val="14"/>
               </w:rPr>
-              <w:t>758.468</w:t>
+              <w:t>151.669</w:t>
             </w:r>
           </w:p>
         </w:tc>
@@ -9395,7 +9395,7 @@
                 <w:color w:val="1C3A36"/>
                 <w:sz w:val="14"/>
               </w:rPr>
-              <w:t>31 Dec 2025</w:t>
+              <w:t>31 Dec 2024</w:t>
             </w:r>
           </w:p>
         </w:tc>
@@ -9412,7 +9412,7 @@
                 <w:color w:val="1C3A36"/>
                 <w:sz w:val="14"/>
               </w:rPr>
-              <w:t>Abu Dhabi National Oil Company for Distribution PJSC, audited consolidated financial statements for the year ended 31 December 2025, published on the company's investor-relations site; figures as reported in AED'000 and converted to AED million, due from related parties</w:t>
+              <w:t>Abu Dhabi National Oil Company for Distribution PJSC, audited consolidated financial statements for the year ended 31 December 2024, published on the company's investor-relations site; figures as reported in AED'000 and converted to AED million, cash-flow statement</w:t>
             </w:r>
           </w:p>
         </w:tc>
@@ -9434,7 +9434,7 @@
                 <w:color w:val="1C3A36"/>
                 <w:sz w:val="14"/>
               </w:rPr>
-              <w:t>divpaid fy23</w:t>
+              <w:t>dep rou fy25</w:t>
             </w:r>
           </w:p>
         </w:tc>
@@ -9451,7 +9451,7 @@
                 <w:color w:val="1C3A36"/>
                 <w:sz w:val="14"/>
               </w:rPr>
-              <w:t>2,622.890</w:t>
+              <w:t>151</w:t>
             </w:r>
           </w:p>
         </w:tc>
@@ -9468,7 +9468,7 @@
                 <w:color w:val="1C3A36"/>
                 <w:sz w:val="14"/>
               </w:rPr>
-              <w:t>31 Dec 2023</w:t>
+              <w:t>31 Dec 2025</w:t>
             </w:r>
           </w:p>
         </w:tc>
@@ -9485,7 +9485,7 @@
                 <w:color w:val="1C3A36"/>
                 <w:sz w:val="14"/>
               </w:rPr>
-              <w:t>Abu Dhabi National Oil Company for Distribution PJSC, audited consolidated financial statements for the year ended 31 December 2024, published on the company's investor-relations site; figures as reported in AED'000 and converted to AED million, dividends paid, FY2023 comparative</w:t>
+              <w:t>Abu Dhabi National Oil Company for Distribution PJSC, audited consolidated financial statements for the year ended 31 December 2025, published on the company's investor-relations site; figures as reported in AED'000 and converted to AED million, cash-flow statement</w:t>
             </w:r>
           </w:p>
         </w:tc>
@@ -9507,7 +9507,7 @@
                 <w:color w:val="1C3A36"/>
                 <w:sz w:val="14"/>
               </w:rPr>
-              <w:t>divpaid fy24</w:t>
+              <w:t>dfrp fy23</w:t>
             </w:r>
           </w:p>
         </w:tc>
@@ -9524,7 +9524,7 @@
                 <w:color w:val="1C3A36"/>
                 <w:sz w:val="14"/>
               </w:rPr>
-              <w:t>2,613.700</w:t>
+              <w:t>805.558</w:t>
             </w:r>
           </w:p>
         </w:tc>
@@ -9541,7 +9541,7 @@
                 <w:color w:val="1C3A36"/>
                 <w:sz w:val="14"/>
               </w:rPr>
-              <w:t>31 Dec 2024</w:t>
+              <w:t>31 Dec 2023</w:t>
             </w:r>
           </w:p>
         </w:tc>
@@ -9558,7 +9558,7 @@
                 <w:color w:val="1C3A36"/>
                 <w:sz w:val="14"/>
               </w:rPr>
-              <w:t>Abu Dhabi National Oil Company for Distribution PJSC, audited consolidated financial statements for the year ended 31 December 2024, published on the company's investor-relations site; figures as reported in AED'000 and converted to AED million, dividends paid</w:t>
+              <w:t>Abu Dhabi National Oil Company for Distribution PJSC, audited consolidated financial statements for the year ended 31 December 2023, published on the company's investor-relations site; figures as reported in AED'000 and converted to AED million, due from related parties</w:t>
             </w:r>
           </w:p>
         </w:tc>
@@ -9580,7 +9580,7 @@
                 <w:color w:val="1C3A36"/>
                 <w:sz w:val="14"/>
               </w:rPr>
-              <w:t>divpaid fy25</w:t>
+              <w:t>dfrp fy24</w:t>
             </w:r>
           </w:p>
         </w:tc>
@@ -9597,7 +9597,7 @@
                 <w:color w:val="1C3A36"/>
                 <w:sz w:val="14"/>
               </w:rPr>
-              <w:t>2,599.146</w:t>
+              <w:t>750.723</w:t>
             </w:r>
           </w:p>
         </w:tc>
@@ -9614,7 +9614,7 @@
                 <w:color w:val="1C3A36"/>
                 <w:sz w:val="14"/>
               </w:rPr>
-              <w:t>31 Dec 2025</w:t>
+              <w:t>31 Dec 2024</w:t>
             </w:r>
           </w:p>
         </w:tc>
@@ -9631,7 +9631,7 @@
                 <w:color w:val="1C3A36"/>
                 <w:sz w:val="14"/>
               </w:rPr>
-              <w:t>Abu Dhabi National Oil Company for Distribution PJSC, audited consolidated financial statements for the year ended 31 December 2025, published on the company's investor-relations site; figures as reported in AED'000 and converted to AED million, dividends paid</w:t>
+              <w:t>Abu Dhabi National Oil Company for Distribution PJSC, audited consolidated financial statements for the year ended 31 December 2024, published on the company's investor-relations site; figures as reported in AED'000 and converted to AED million, due from related parties</w:t>
             </w:r>
           </w:p>
         </w:tc>
@@ -9653,7 +9653,7 @@
                 <w:color w:val="1C3A36"/>
                 <w:sz w:val="14"/>
               </w:rPr>
-              <w:t>dna fwd</w:t>
+              <w:t>dfrp fy25</w:t>
             </w:r>
           </w:p>
         </w:tc>
@@ -9670,7 +9670,7 @@
                 <w:color w:val="1C3A36"/>
                 <w:sz w:val="14"/>
               </w:rPr>
-              <w:t>800, 830, 862, 894, 926</w:t>
+              <w:t>758.468</w:t>
             </w:r>
           </w:p>
         </w:tc>
@@ -9687,7 +9687,7 @@
                 <w:color w:val="1C3A36"/>
                 <w:sz w:val="14"/>
               </w:rPr>
-              <w:t>5 Aug 2026</w:t>
+              <w:t>31 Dec 2025</w:t>
             </w:r>
           </w:p>
         </w:tc>
@@ -9704,7 +9704,7 @@
                 <w:color w:val="1C3A36"/>
                 <w:sz w:val="14"/>
               </w:rPr>
-              <w:t>Depreciation and amortisation, grown on the asset base as capital spending exceeds the current charge; the first half of 2026 charge of AED 369.7 million annualises to AED 739 million before the year's additions</w:t>
+              <w:t>Abu Dhabi National Oil Company for Distribution PJSC, audited consolidated financial statements for the year ended 31 December 2025, published on the company's investor-relations site; figures as reported in AED'000 and converted to AED million, due from related parties</w:t>
             </w:r>
           </w:p>
         </w:tc>
@@ -9726,7 +9726,7 @@
                 <w:color w:val="1C3A36"/>
                 <w:sz w:val="14"/>
               </w:rPr>
-              <w:t>dna h126</w:t>
+              <w:t>divpaid fy23</w:t>
             </w:r>
           </w:p>
         </w:tc>
@@ -9743,7 +9743,7 @@
                 <w:color w:val="1C3A36"/>
                 <w:sz w:val="14"/>
               </w:rPr>
-              <w:t>369.702</w:t>
+              <w:t>2,622.890</w:t>
             </w:r>
           </w:p>
         </w:tc>
@@ -9760,7 +9760,7 @@
                 <w:color w:val="1C3A36"/>
                 <w:sz w:val="14"/>
               </w:rPr>
-              <w:t>30 Jun 2026</w:t>
+              <w:t>31 Dec 2023</w:t>
             </w:r>
           </w:p>
         </w:tc>
@@ -9777,7 +9777,7 @@
                 <w:color w:val="1C3A36"/>
                 <w:sz w:val="14"/>
               </w:rPr>
-              <w:t>Abu Dhabi National Oil Company for Distribution PJSC, reviewed interim condensed consolidated financial statements for the six months ended 30 June 2026, published on the company's investor-relations site, distribution and administrative expenses note: depreciation and amortisation, six months</w:t>
+              <w:t>Abu Dhabi National Oil Company for Distribution PJSC, audited consolidated financial statements for the year ended 31 December 2024, published on the company's investor-relations site; figures as reported in AED'000 and converted to AED million, dividends paid, FY2023 comparative</w:t>
             </w:r>
           </w:p>
         </w:tc>
@@ -9799,7 +9799,7 @@
                 <w:color w:val="1C3A36"/>
                 <w:sz w:val="14"/>
               </w:rPr>
-              <w:t>dps</w:t>
+              <w:t>divpaid fy24</w:t>
             </w:r>
           </w:p>
         </w:tc>
@@ -9816,7 +9816,7 @@
                 <w:color w:val="1C3A36"/>
                 <w:sz w:val="14"/>
               </w:rPr>
-              <w:t>0.2057</w:t>
+              <w:t>2,613.700</w:t>
             </w:r>
           </w:p>
         </w:tc>
@@ -9833,7 +9833,7 @@
                 <w:color w:val="1C3A36"/>
                 <w:sz w:val="14"/>
               </w:rPr>
-              <w:t>31 Dec 2025</w:t>
+              <w:t>31 Dec 2024</w:t>
             </w:r>
           </w:p>
         </w:tc>
@@ -9850,7 +9850,7 @@
                 <w:color w:val="1C3A36"/>
                 <w:sz w:val="14"/>
               </w:rPr>
-              <w:t>Dividend per share. FY2025 dividends paid of AED 2,599.146 million over 12,500 million shares is AED 0.2079; the company's stated policy sets a fixed annual dividend of 20.57 fils per share</w:t>
+              <w:t>Abu Dhabi National Oil Company for Distribution PJSC, audited consolidated financial statements for the year ended 31 December 2024, published on the company's investor-relations site; figures as reported in AED'000 and converted to AED million, dividends paid</w:t>
             </w:r>
           </w:p>
         </w:tc>
@@ -9872,7 +9872,7 @@
                 <w:color w:val="1C3A36"/>
                 <w:sz w:val="14"/>
               </w:rPr>
-              <w:t>dtrp fy23</w:t>
+              <w:t>divpaid fy25</w:t>
             </w:r>
           </w:p>
         </w:tc>
@@ -9889,7 +9889,7 @@
                 <w:color w:val="1C3A36"/>
                 <w:sz w:val="14"/>
               </w:rPr>
-              <w:t>4,827.631</w:t>
+              <w:t>2,599.146</w:t>
             </w:r>
           </w:p>
         </w:tc>
@@ -9906,7 +9906,7 @@
                 <w:color w:val="1C3A36"/>
                 <w:sz w:val="14"/>
               </w:rPr>
-              <w:t>31 Dec 2023</w:t>
+              <w:t>31 Dec 2025</w:t>
             </w:r>
           </w:p>
         </w:tc>
@@ -9923,7 +9923,7 @@
                 <w:color w:val="1C3A36"/>
                 <w:sz w:val="14"/>
               </w:rPr>
-              <w:t>Abu Dhabi National Oil Company for Distribution PJSC, audited consolidated financial statements for the year ended 31 December 2023, published on the company's investor-relations site; figures as reported in AED'000 and converted to AED million, due to related parties</w:t>
+              <w:t>Abu Dhabi National Oil Company for Distribution PJSC, audited consolidated financial statements for the year ended 31 December 2025, published on the company's investor-relations site; figures as reported in AED'000 and converted to AED million, dividends paid</w:t>
             </w:r>
           </w:p>
         </w:tc>
@@ -9945,7 +9945,7 @@
                 <w:color w:val="1C3A36"/>
                 <w:sz w:val="14"/>
               </w:rPr>
-              <w:t>dtrp fy24</w:t>
+              <w:t>dna fwd</w:t>
             </w:r>
           </w:p>
         </w:tc>
@@ -9962,7 +9962,7 @@
                 <w:color w:val="1C3A36"/>
                 <w:sz w:val="14"/>
               </w:rPr>
-              <w:t>4,439.345</w:t>
+              <w:t>800, 830, 862, 894, 926</w:t>
             </w:r>
           </w:p>
         </w:tc>
@@ -9979,7 +9979,7 @@
                 <w:color w:val="1C3A36"/>
                 <w:sz w:val="14"/>
               </w:rPr>
-              <w:t>31 Dec 2024</w:t>
+              <w:t>5 Aug 2026</w:t>
             </w:r>
           </w:p>
         </w:tc>
@@ -9996,7 +9996,7 @@
                 <w:color w:val="1C3A36"/>
                 <w:sz w:val="14"/>
               </w:rPr>
-              <w:t>Abu Dhabi National Oil Company for Distribution PJSC, audited consolidated financial statements for the year ended 31 December 2024, published on the company's investor-relations site; figures as reported in AED'000 and converted to AED million, due to related parties</w:t>
+              <w:t>Depreciation and amortisation, grown on the asset base as capital spending exceeds the current charge; the first half of 2026 charge of AED 369.7 million annualises to AED 739 million before the year's additions</w:t>
             </w:r>
           </w:p>
         </w:tc>
@@ -10018,7 +10018,7 @@
                 <w:color w:val="1C3A36"/>
                 <w:sz w:val="14"/>
               </w:rPr>
-              <w:t>dtrp fy25</w:t>
+              <w:t>dna h126</w:t>
             </w:r>
           </w:p>
         </w:tc>
@@ -10035,7 +10035,7 @@
                 <w:color w:val="1C3A36"/>
                 <w:sz w:val="14"/>
               </w:rPr>
-              <w:t>3,646.512</w:t>
+              <w:t>369.702</w:t>
             </w:r>
           </w:p>
         </w:tc>
@@ -10052,7 +10052,7 @@
                 <w:color w:val="1C3A36"/>
                 <w:sz w:val="14"/>
               </w:rPr>
-              <w:t>31 Dec 2025</w:t>
+              <w:t>30 Jun 2026</w:t>
             </w:r>
           </w:p>
         </w:tc>
@@ -10069,7 +10069,7 @@
                 <w:color w:val="1C3A36"/>
                 <w:sz w:val="14"/>
               </w:rPr>
-              <w:t>Abu Dhabi National Oil Company for Distribution PJSC, audited consolidated financial statements for the year ended 31 December 2025, published on the company's investor-relations site; figures as reported in AED'000 and converted to AED million, due to related parties</w:t>
+              <w:t>Abu Dhabi National Oil Company for Distribution PJSC, reviewed interim condensed consolidated financial statements for the six months ended 30 June 2026, published on the company's investor-relations site, distribution and administrative expenses note: depreciation and amortisation, six months</w:t>
             </w:r>
           </w:p>
         </w:tc>
@@ -10091,7 +10091,7 @@
                 <w:color w:val="1C3A36"/>
                 <w:sz w:val="14"/>
               </w:rPr>
-              <w:t>ebitda und fy24</w:t>
+              <w:t>dps</w:t>
             </w:r>
           </w:p>
         </w:tc>
@@ -10108,7 +10108,7 @@
                 <w:color w:val="1C3A36"/>
                 <w:sz w:val="14"/>
               </w:rPr>
-              <w:t>3,633</w:t>
+              <w:t>0.2057</w:t>
             </w:r>
           </w:p>
         </w:tc>
@@ -10125,7 +10125,7 @@
                 <w:color w:val="1C3A36"/>
                 <w:sz w:val="14"/>
               </w:rPr>
-              <w:t>31 Dec 2024</w:t>
+              <w:t>31 Dec 2025</w:t>
             </w:r>
           </w:p>
         </w:tc>
@@ -10142,7 +10142,7 @@
                 <w:color w:val="1C3A36"/>
                 <w:sz w:val="14"/>
               </w:rPr>
-              <w:t>ADNOC Distribution, Management Discussion &amp; Analysis Report, full year 2025, 3 February 2026, underlying EBITDA, defined by the company as EBITDA excluding inventory movements and one-off items</w:t>
+              <w:t>Dividend per share. FY2025 dividends paid of AED 2,599.146 million over 12,500 million shares is AED 0.2079; the company's stated policy sets a fixed annual dividend of 20.57 fils per share</w:t>
             </w:r>
           </w:p>
         </w:tc>
@@ -10164,7 +10164,7 @@
                 <w:color w:val="1C3A36"/>
                 <w:sz w:val="14"/>
               </w:rPr>
-              <w:t>ebitda und fy25</w:t>
+              <w:t>dtrp fy23</w:t>
             </w:r>
           </w:p>
         </w:tc>
@@ -10181,7 +10181,7 @@
                 <w:color w:val="1C3A36"/>
                 <w:sz w:val="14"/>
               </w:rPr>
-              <w:t>4,001</w:t>
+              <w:t>4,827.631</w:t>
             </w:r>
           </w:p>
         </w:tc>
@@ -10198,7 +10198,7 @@
                 <w:color w:val="1C3A36"/>
                 <w:sz w:val="14"/>
               </w:rPr>
-              <w:t>31 Dec 2025</w:t>
+              <w:t>31 Dec 2023</w:t>
             </w:r>
           </w:p>
         </w:tc>
@@ -10215,7 +10215,7 @@
                 <w:color w:val="1C3A36"/>
                 <w:sz w:val="14"/>
               </w:rPr>
-              <w:t>ADNOC Distribution, Management Discussion &amp; Analysis Report, full year 2025, 3 February 2026, underlying EBITDA</w:t>
+              <w:t>Abu Dhabi National Oil Company for Distribution PJSC, audited consolidated financial statements for the year ended 31 December 2023, published on the company's investor-relations site; figures as reported in AED'000 and converted to AED million, due to related parties</w:t>
             </w:r>
           </w:p>
         </w:tc>
@@ -10237,7 +10237,7 @@
                 <w:color w:val="1C3A36"/>
                 <w:sz w:val="14"/>
               </w:rPr>
-              <w:t>eps fy23</w:t>
+              <w:t>dtrp fy24</w:t>
             </w:r>
           </w:p>
         </w:tc>
@@ -10254,7 +10254,7 @@
                 <w:color w:val="1C3A36"/>
                 <w:sz w:val="14"/>
               </w:rPr>
-              <w:t>0.2080</w:t>
+              <w:t>4,439.345</w:t>
             </w:r>
           </w:p>
         </w:tc>
@@ -10271,7 +10271,7 @@
                 <w:color w:val="1C3A36"/>
                 <w:sz w:val="14"/>
               </w:rPr>
-              <w:t>31 Dec 2023</w:t>
+              <w:t>31 Dec 2024</w:t>
             </w:r>
           </w:p>
         </w:tc>
@@ -10288,7 +10288,7 @@
                 <w:color w:val="1C3A36"/>
                 <w:sz w:val="14"/>
               </w:rPr>
-              <w:t>Abu Dhabi National Oil Company for Distribution PJSC, audited consolidated financial statements for the year ended 31 December 2023, published on the company's investor-relations site; figures as reported in AED'000 and converted to AED million, basic and diluted earnings per share</w:t>
+              <w:t>Abu Dhabi National Oil Company for Distribution PJSC, audited consolidated financial statements for the year ended 31 December 2024, published on the company's investor-relations site; figures as reported in AED'000 and converted to AED million, due to related parties</w:t>
             </w:r>
           </w:p>
         </w:tc>
@@ -10310,7 +10310,7 @@
                 <w:color w:val="1C3A36"/>
                 <w:sz w:val="14"/>
               </w:rPr>
-              <w:t>eps fy24</w:t>
+              <w:t>dtrp fy25</w:t>
             </w:r>
           </w:p>
         </w:tc>
@@ -10327,7 +10327,7 @@
                 <w:color w:val="1C3A36"/>
                 <w:sz w:val="14"/>
               </w:rPr>
-              <w:t>0.1940</w:t>
+              <w:t>3,646.512</w:t>
             </w:r>
           </w:p>
         </w:tc>
@@ -10344,7 +10344,7 @@
                 <w:color w:val="1C3A36"/>
                 <w:sz w:val="14"/>
               </w:rPr>
-              <w:t>31 Dec 2024</w:t>
+              <w:t>31 Dec 2025</w:t>
             </w:r>
           </w:p>
         </w:tc>
@@ -10361,7 +10361,7 @@
                 <w:color w:val="1C3A36"/>
                 <w:sz w:val="14"/>
               </w:rPr>
-              <w:t>Abu Dhabi National Oil Company for Distribution PJSC, audited consolidated financial statements for the year ended 31 December 2024, published on the company's investor-relations site; figures as reported in AED'000 and converted to AED million, basic and diluted earnings per share</w:t>
+              <w:t>Abu Dhabi National Oil Company for Distribution PJSC, audited consolidated financial statements for the year ended 31 December 2025, published on the company's investor-relations site; figures as reported in AED'000 and converted to AED million, due to related parties</w:t>
             </w:r>
           </w:p>
         </w:tc>
@@ -10383,7 +10383,7 @@
                 <w:color w:val="1C3A36"/>
                 <w:sz w:val="14"/>
               </w:rPr>
-              <w:t>eps fy25</w:t>
+              <w:t>ebitda und fy24</w:t>
             </w:r>
           </w:p>
         </w:tc>
@@ -10400,7 +10400,7 @@
                 <w:color w:val="1C3A36"/>
                 <w:sz w:val="14"/>
               </w:rPr>
-              <w:t>0.2240</w:t>
+              <w:t>3,633</w:t>
             </w:r>
           </w:p>
         </w:tc>
@@ -10417,7 +10417,7 @@
                 <w:color w:val="1C3A36"/>
                 <w:sz w:val="14"/>
               </w:rPr>
-              <w:t>31 Dec 2025</w:t>
+              <w:t>31 Dec 2024</w:t>
             </w:r>
           </w:p>
         </w:tc>
@@ -10434,7 +10434,7 @@
                 <w:color w:val="1C3A36"/>
                 <w:sz w:val="14"/>
               </w:rPr>
-              <w:t>Abu Dhabi National Oil Company for Distribution PJSC, audited consolidated financial statements for the year ended 31 December 2025, published on the company's investor-relations site; figures as reported in AED'000 and converted to AED million, basic and diluted earnings per share</w:t>
+              <w:t>ADNOC Distribution, Management Discussion &amp; Analysis Report, full year 2025, 3 February 2026, underlying EBITDA, defined by the company as EBITDA excluding inventory movements and one-off items</w:t>
             </w:r>
           </w:p>
         </w:tc>
@@ -10456,7 +10456,7 @@
                 <w:color w:val="1C3A36"/>
                 <w:sz w:val="14"/>
               </w:rPr>
-              <w:t>eqp fy23</w:t>
+              <w:t>ebitda und fy25</w:t>
             </w:r>
           </w:p>
         </w:tc>
@@ -10473,7 +10473,7 @@
                 <w:color w:val="1C3A36"/>
                 <w:sz w:val="14"/>
               </w:rPr>
-              <w:t>3,472.066</w:t>
+              <w:t>4,001</w:t>
             </w:r>
           </w:p>
         </w:tc>
@@ -10490,7 +10490,7 @@
                 <w:color w:val="1C3A36"/>
                 <w:sz w:val="14"/>
               </w:rPr>
-              <w:t>31 Dec 2023</w:t>
+              <w:t>31 Dec 2025</w:t>
             </w:r>
           </w:p>
         </w:tc>
@@ -10507,7 +10507,7 @@
                 <w:color w:val="1C3A36"/>
                 <w:sz w:val="14"/>
               </w:rPr>
-              <w:t>Abu Dhabi National Oil Company for Distribution PJSC, audited consolidated financial statements for the year ended 31 December 2023, published on the company's investor-relations site; figures as reported in AED'000 and converted to AED million, equity attributable to owners of the Company</w:t>
+              <w:t>ADNOC Distribution, Management Discussion &amp; Analysis Report, full year 2025, 3 February 2026, underlying EBITDA</w:t>
             </w:r>
           </w:p>
         </w:tc>
@@ -10529,7 +10529,7 @@
                 <w:color w:val="1C3A36"/>
                 <w:sz w:val="14"/>
               </w:rPr>
-              <w:t>eqp fy24</w:t>
+              <w:t>eps fy23</w:t>
             </w:r>
           </w:p>
         </w:tc>
@@ -10546,7 +10546,7 @@
                 <w:color w:val="1C3A36"/>
                 <w:sz w:val="14"/>
               </w:rPr>
-              <w:t>2,991.839</w:t>
+              <w:t>0.2080</w:t>
             </w:r>
           </w:p>
         </w:tc>
@@ -10563,7 +10563,7 @@
                 <w:color w:val="1C3A36"/>
                 <w:sz w:val="14"/>
               </w:rPr>
-              <w:t>31 Dec 2024</w:t>
+              <w:t>31 Dec 2023</w:t>
             </w:r>
           </w:p>
         </w:tc>
@@ -10580,7 +10580,7 @@
                 <w:color w:val="1C3A36"/>
                 <w:sz w:val="14"/>
               </w:rPr>
-              <w:t>Abu Dhabi National Oil Company for Distribution PJSC, audited consolidated financial statements for the year ended 31 December 2024, published on the company's investor-relations site; figures as reported in AED'000 and converted to AED million, equity attributable to owners of the Company</w:t>
+              <w:t>Abu Dhabi National Oil Company for Distribution PJSC, audited consolidated financial statements for the year ended 31 December 2023, published on the company's investor-relations site; figures as reported in AED'000 and converted to AED million, basic and diluted earnings per share</w:t>
             </w:r>
           </w:p>
         </w:tc>
@@ -10602,7 +10602,7 @@
                 <w:color w:val="1C3A36"/>
                 <w:sz w:val="14"/>
               </w:rPr>
-              <w:t>eqp fy25</w:t>
+              <w:t>eps fy24</w:t>
             </w:r>
           </w:p>
         </w:tc>
@@ -10619,7 +10619,7 @@
                 <w:color w:val="1C3A36"/>
                 <w:sz w:val="14"/>
               </w:rPr>
-              <w:t>3,230.423</w:t>
+              <w:t>0.1940</w:t>
             </w:r>
           </w:p>
         </w:tc>
@@ -10636,7 +10636,7 @@
                 <w:color w:val="1C3A36"/>
                 <w:sz w:val="14"/>
               </w:rPr>
-              <w:t>31 Dec 2025</w:t>
+              <w:t>31 Dec 2024</w:t>
             </w:r>
           </w:p>
         </w:tc>
@@ -10653,7 +10653,7 @@
                 <w:color w:val="1C3A36"/>
                 <w:sz w:val="14"/>
               </w:rPr>
-              <w:t>Abu Dhabi National Oil Company for Distribution PJSC, audited consolidated financial statements for the year ended 31 December 2025, published on the company's investor-relations site; figures as reported in AED'000 and converted to AED million, equity attributable to owners of the Company</w:t>
+              <w:t>Abu Dhabi National Oil Company for Distribution PJSC, audited consolidated financial statements for the year ended 31 December 2024, published on the company's investor-relations site; figures as reported in AED'000 and converted to AED million, basic and diluted earnings per share</w:t>
             </w:r>
           </w:p>
         </w:tc>
@@ -10675,7 +10675,7 @@
                 <w:color w:val="1C3A36"/>
                 <w:sz w:val="14"/>
               </w:rPr>
-              <w:t>evpoints h126</w:t>
+              <w:t>eps fy25</w:t>
             </w:r>
           </w:p>
         </w:tc>
@@ -10692,7 +10692,7 @@
                 <w:color w:val="1C3A36"/>
                 <w:sz w:val="14"/>
               </w:rPr>
-              <w:t>406</w:t>
+              <w:t>0.2240</w:t>
             </w:r>
           </w:p>
         </w:tc>
@@ -10709,7 +10709,7 @@
                 <w:color w:val="1C3A36"/>
                 <w:sz w:val="14"/>
               </w:rPr>
-              <w:t>30 Jun 2026</w:t>
+              <w:t>31 Dec 2025</w:t>
             </w:r>
           </w:p>
         </w:tc>
@@ -10726,7 +10726,7 @@
                 <w:color w:val="1C3A36"/>
                 <w:sz w:val="14"/>
               </w:rPr>
-              <w:t>ADNOC Distribution, Management Discussion &amp; Analysis Report, second quarter and first half 2026, 5 August 2026, electric-vehicle fast and super-fast charging points in the UAE</w:t>
+              <w:t>Abu Dhabi National Oil Company for Distribution PJSC, audited consolidated financial statements for the year ended 31 December 2025, published on the company's investor-relations site; figures as reported in AED'000 and converted to AED million, basic and diluted earnings per share</w:t>
             </w:r>
           </w:p>
         </w:tc>
@@ -10748,7 +10748,7 @@
                 <w:color w:val="1C3A36"/>
                 <w:sz w:val="14"/>
               </w:rPr>
-              <w:t>fin fy23</w:t>
+              <w:t>eqp fy23</w:t>
             </w:r>
           </w:p>
         </w:tc>
@@ -10765,7 +10765,7 @@
                 <w:color w:val="1C3A36"/>
                 <w:sz w:val="14"/>
               </w:rPr>
-              <w:t>432.757</w:t>
+              <w:t>3,472.066</w:t>
             </w:r>
           </w:p>
         </w:tc>
@@ -10799,7 +10799,7 @@
                 <w:color w:val="1C3A36"/>
                 <w:sz w:val="14"/>
               </w:rPr>
-              <w:t>Abu Dhabi National Oil Company for Distribution PJSC, audited consolidated financial statements for the year ended 31 December 2023, published on the company's investor-relations site; figures as reported in AED'000 and converted to AED million, finance costs</w:t>
+              <w:t>Abu Dhabi National Oil Company for Distribution PJSC, audited consolidated financial statements for the year ended 31 December 2023, published on the company's investor-relations site; figures as reported in AED'000 and converted to AED million, equity attributable to owners of the Company</w:t>
             </w:r>
           </w:p>
         </w:tc>
@@ -10821,7 +10821,7 @@
                 <w:color w:val="1C3A36"/>
                 <w:sz w:val="14"/>
               </w:rPr>
-              <w:t>fin fy24</w:t>
+              <w:t>eqp fy24</w:t>
             </w:r>
           </w:p>
         </w:tc>
@@ -10838,7 +10838,7 @@
                 <w:color w:val="1C3A36"/>
                 <w:sz w:val="14"/>
               </w:rPr>
-              <w:t>457.111</w:t>
+              <w:t>2,991.839</w:t>
             </w:r>
           </w:p>
         </w:tc>
@@ -10872,7 +10872,7 @@
                 <w:color w:val="1C3A36"/>
                 <w:sz w:val="14"/>
               </w:rPr>
-              <w:t>Abu Dhabi National Oil Company for Distribution PJSC, audited consolidated financial statements for the year ended 31 December 2024, published on the company's investor-relations site; figures as reported in AED'000 and converted to AED million, finance costs</w:t>
+              <w:t>Abu Dhabi National Oil Company for Distribution PJSC, audited consolidated financial statements for the year ended 31 December 2024, published on the company's investor-relations site; figures as reported in AED'000 and converted to AED million, equity attributable to owners of the Company</w:t>
             </w:r>
           </w:p>
         </w:tc>
@@ -10894,7 +10894,7 @@
                 <w:color w:val="1C3A36"/>
                 <w:sz w:val="14"/>
               </w:rPr>
-              <w:t>fin fy25</w:t>
+              <w:t>eqp fy25</w:t>
             </w:r>
           </w:p>
         </w:tc>
@@ -10911,7 +10911,7 @@
                 <w:color w:val="1C3A36"/>
                 <w:sz w:val="14"/>
               </w:rPr>
-              <w:t>402.945</w:t>
+              <w:t>3,230.423</w:t>
             </w:r>
           </w:p>
         </w:tc>
@@ -10945,7 +10945,7 @@
                 <w:color w:val="1C3A36"/>
                 <w:sz w:val="14"/>
               </w:rPr>
-              <w:t>Abu Dhabi National Oil Company for Distribution PJSC, audited consolidated financial statements for the year ended 31 December 2025, published on the company's investor-relations site; figures as reported in AED'000 and converted to AED million, finance costs</w:t>
+              <w:t>Abu Dhabi National Oil Company for Distribution PJSC, audited consolidated financial statements for the year ended 31 December 2025, published on the company's investor-relations site; figures as reported in AED'000 and converted to AED million, equity attributable to owners of the Company</w:t>
             </w:r>
           </w:p>
         </w:tc>
@@ -10967,7 +10967,7 @@
                 <w:color w:val="1C3A36"/>
                 <w:sz w:val="14"/>
               </w:rPr>
-              <w:t>fueltxn h125</w:t>
+              <w:t>evpoints h126</w:t>
             </w:r>
           </w:p>
         </w:tc>
@@ -10984,7 +10984,7 @@
                 <w:color w:val="1C3A36"/>
                 <w:sz w:val="14"/>
               </w:rPr>
-              <w:t>96.200</w:t>
+              <w:t>406</w:t>
             </w:r>
           </w:p>
         </w:tc>
@@ -11001,7 +11001,7 @@
                 <w:color w:val="1C3A36"/>
                 <w:sz w:val="14"/>
               </w:rPr>
-              <w:t>30 Jun 2025</w:t>
+              <w:t>30 Jun 2026</w:t>
             </w:r>
           </w:p>
         </w:tc>
@@ -11018,7 +11018,7 @@
                 <w:color w:val="1C3A36"/>
                 <w:sz w:val="14"/>
               </w:rPr>
-              <w:t>ADNOC Distribution, results presentation, second quarter and first half 2026, 5 August 2026, operating-performance appendix, fuel transactions, UAE, prior-period comparative</w:t>
+              <w:t>ADNOC Distribution, Management Discussion &amp; Analysis Report, second quarter and first half 2026, 5 August 2026, electric-vehicle fast and super-fast charging points in the UAE</w:t>
             </w:r>
           </w:p>
         </w:tc>
@@ -11040,7 +11040,7 @@
                 <w:color w:val="1C3A36"/>
                 <w:sz w:val="14"/>
               </w:rPr>
-              <w:t>fueltxn h126</w:t>
+              <w:t>fin fy23</w:t>
             </w:r>
           </w:p>
         </w:tc>
@@ -11057,7 +11057,7 @@
                 <w:color w:val="1C3A36"/>
                 <w:sz w:val="14"/>
               </w:rPr>
-              <w:t>100.900</w:t>
+              <w:t>432.757</w:t>
             </w:r>
           </w:p>
         </w:tc>
@@ -11074,7 +11074,7 @@
                 <w:color w:val="1C3A36"/>
                 <w:sz w:val="14"/>
               </w:rPr>
-              <w:t>30 Jun 2026</w:t>
+              <w:t>31 Dec 2023</w:t>
             </w:r>
           </w:p>
         </w:tc>
@@ -11091,7 +11091,7 @@
                 <w:color w:val="1C3A36"/>
                 <w:sz w:val="14"/>
               </w:rPr>
-              <w:t>ADNOC Distribution, results presentation, second quarter and first half 2026, 5 August 2026, operating-performance appendix, fuel transactions, UAE, millions, six months</w:t>
+              <w:t>Abu Dhabi National Oil Company for Distribution PJSC, audited consolidated financial statements for the year ended 31 December 2023, published on the company's investor-relations site; figures as reported in AED'000 and converted to AED million, finance costs</w:t>
             </w:r>
           </w:p>
         </w:tc>
@@ -11113,7 +11113,7 @@
                 <w:color w:val="1C3A36"/>
                 <w:sz w:val="14"/>
               </w:rPr>
-              <w:t>gm nonfuel</w:t>
+              <w:t>fin fy24</w:t>
             </w:r>
           </w:p>
         </w:tc>
@@ -11130,7 +11130,7 @@
                 <w:color w:val="1C3A36"/>
                 <w:sz w:val="14"/>
               </w:rPr>
-              <w:t>56.00%, 56.00%, 56.00%, 56.00%, 56.00%</w:t>
+              <w:t>457.111</w:t>
             </w:r>
           </w:p>
         </w:tc>
@@ -11147,7 +11147,7 @@
                 <w:color w:val="1C3A36"/>
                 <w:sz w:val="14"/>
               </w:rPr>
-              <w:t>30 Jun 2026</w:t>
+              <w:t>31 Dec 2024</w:t>
             </w:r>
           </w:p>
         </w:tc>
@@ -11164,7 +11164,7 @@
                 <w:color w:val="1C3A36"/>
                 <w:sz w:val="14"/>
               </w:rPr>
-              <w:t>Non-fuel retail gross margin, held at the level realised in the first half of 2026 (AED 522 million of gross profit on AED 927 million of revenue, 56.3%) and the 55.2% of FY2025</w:t>
+              <w:t>Abu Dhabi National Oil Company for Distribution PJSC, audited consolidated financial statements for the year ended 31 December 2024, published on the company's investor-relations site; figures as reported in AED'000 and converted to AED million, finance costs</w:t>
             </w:r>
           </w:p>
         </w:tc>
@@ -11186,7 +11186,7 @@
                 <w:color w:val="1C3A36"/>
                 <w:sz w:val="14"/>
               </w:rPr>
-              <w:t>gp comm fy25</w:t>
+              <w:t>fin fy25</w:t>
             </w:r>
           </w:p>
         </w:tc>
@@ -11203,7 +11203,7 @@
                 <w:color w:val="1C3A36"/>
                 <w:sz w:val="14"/>
               </w:rPr>
-              <w:t>1,729</w:t>
+              <w:t>402.945</w:t>
             </w:r>
           </w:p>
         </w:tc>
@@ -11237,7 +11237,7 @@
                 <w:color w:val="1C3A36"/>
                 <w:sz w:val="14"/>
               </w:rPr>
-              <w:t>ADNOC Distribution, Management Discussion &amp; Analysis Report, full year 2025, 3 February 2026, commercial gross profit</w:t>
+              <w:t>Abu Dhabi National Oil Company for Distribution PJSC, audited consolidated financial statements for the year ended 31 December 2025, published on the company's investor-relations site; figures as reported in AED'000 and converted to AED million, finance costs</w:t>
             </w:r>
           </w:p>
         </w:tc>
@@ -11259,7 +11259,7 @@
                 <w:color w:val="1C3A36"/>
                 <w:sz w:val="14"/>
               </w:rPr>
-              <w:t>gp comm h125</w:t>
+              <w:t>fueltxn g</w:t>
             </w:r>
           </w:p>
         </w:tc>
@@ -11276,7 +11276,7 @@
                 <w:color w:val="1C3A36"/>
                 <w:sz w:val="14"/>
               </w:rPr>
-              <w:t>841</w:t>
+              <w:t>0.010, 0.025, 0.022, 0.020, 0.018</w:t>
             </w:r>
           </w:p>
         </w:tc>
@@ -11293,7 +11293,7 @@
                 <w:color w:val="1C3A36"/>
                 <w:sz w:val="14"/>
               </w:rPr>
-              <w:t>30 Jun 2025</w:t>
+              <w:t>30 Jun 2026</w:t>
             </w:r>
           </w:p>
         </w:tc>
@@ -11310,7 +11310,7 @@
                 <w:color w:val="1C3A36"/>
                 <w:sz w:val="14"/>
               </w:rPr>
-              <w:t>Derived from ADNOC Distribution, Management Discussion &amp; Analysis Report, second quarter and first half 2026, 5 August 2026: commercial gross profit of AED 1,268 million was stated to be 50.8% above the prior period, which places the prior period at AED 841 million</w:t>
+              <w:t>Growth in fuel transactions. Realised 4.9% in the first half of 2026 (96.2 to 100.9 million) on the larger network</w:t>
             </w:r>
           </w:p>
         </w:tc>
@@ -11332,7 +11332,7 @@
                 <w:color w:val="1C3A36"/>
                 <w:sz w:val="14"/>
               </w:rPr>
-              <w:t>gp comm h126</w:t>
+              <w:t>fueltxn h125</w:t>
             </w:r>
           </w:p>
         </w:tc>
@@ -11349,7 +11349,7 @@
                 <w:color w:val="1C3A36"/>
                 <w:sz w:val="14"/>
               </w:rPr>
-              <w:t>1,268</w:t>
+              <w:t>96.200</w:t>
             </w:r>
           </w:p>
         </w:tc>
@@ -11366,7 +11366,7 @@
                 <w:color w:val="1C3A36"/>
                 <w:sz w:val="14"/>
               </w:rPr>
-              <w:t>30 Jun 2026</w:t>
+              <w:t>30 Jun 2025</w:t>
             </w:r>
           </w:p>
         </w:tc>
@@ -11383,7 +11383,7 @@
                 <w:color w:val="1C3A36"/>
                 <w:sz w:val="14"/>
               </w:rPr>
-              <w:t>ADNOC Distribution, Management Discussion &amp; Analysis Report, second quarter and first half 2026, 5 August 2026, commercial gross profit, six months</w:t>
+              <w:t>ADNOC Distribution, results presentation, second quarter and first half 2026, 5 August 2026, operating-performance appendix, fuel transactions, UAE, prior-period comparative</w:t>
             </w:r>
           </w:p>
         </w:tc>
@@ -11405,7 +11405,7 @@
                 <w:color w:val="1C3A36"/>
                 <w:sz w:val="14"/>
               </w:rPr>
-              <w:t>gp comm per l g</w:t>
+              <w:t>fueltxn h126</w:t>
             </w:r>
           </w:p>
         </w:tc>
@@ -11422,7 +11422,7 @@
                 <w:color w:val="1C3A36"/>
                 <w:sz w:val="14"/>
               </w:rPr>
-              <w:t>17.00%, 2.00%, 2.00%, 2.00%, 2.00%</w:t>
+              <w:t>100.900</w:t>
             </w:r>
           </w:p>
         </w:tc>
@@ -11439,7 +11439,7 @@
                 <w:color w:val="1C3A36"/>
                 <w:sz w:val="14"/>
               </w:rPr>
-              <w:t>5 Aug 2026</w:t>
+              <w:t>30 Jun 2026</w:t>
             </w:r>
           </w:p>
         </w:tc>
@@ -11456,7 +11456,7 @@
                 <w:color w:val="1C3A36"/>
                 <w:sz w:val="14"/>
               </w:rPr>
-              <w:t>Escalation of the structural commercial margin per litre. The 17% step in FY2026 is the realised first-half outcome, where corporate gross profit per litre excluding inventory movements was 28% higher year on year on the company's own disclosure; it then reverts to the domestic inflation escalator</w:t>
+              <w:t>ADNOC Distribution, results presentation, second quarter and first half 2026, 5 August 2026, operating-performance appendix, fuel transactions, UAE, millions, six months</w:t>
             </w:r>
           </w:p>
         </w:tc>
@@ -11478,7 +11478,7 @@
                 <w:color w:val="1C3A36"/>
                 <w:sz w:val="14"/>
               </w:rPr>
-              <w:t>gp fy23</w:t>
+              <w:t>gm nonfuel</w:t>
             </w:r>
           </w:p>
         </w:tc>
@@ -11495,7 +11495,7 @@
                 <w:color w:val="1C3A36"/>
                 <w:sz w:val="14"/>
               </w:rPr>
-              <w:t>5,836.285</w:t>
+              <w:t>56.00%, 56.00%, 56.00%, 56.00%, 56.00%</w:t>
             </w:r>
           </w:p>
         </w:tc>
@@ -11512,7 +11512,7 @@
                 <w:color w:val="1C3A36"/>
                 <w:sz w:val="14"/>
               </w:rPr>
-              <w:t>31 Dec 2023</w:t>
+              <w:t>30 Jun 2026</w:t>
             </w:r>
           </w:p>
         </w:tc>
@@ -11529,7 +11529,7 @@
                 <w:color w:val="1C3A36"/>
                 <w:sz w:val="14"/>
               </w:rPr>
-              <w:t>Abu Dhabi National Oil Company for Distribution PJSC, audited consolidated financial statements for the year ended 31 December 2023, published on the company's investor-relations site; figures as reported in AED'000 and converted to AED million, gross profit</w:t>
+              <w:t>Non-fuel retail gross margin, held at the level realised in the first half of 2026 (AED 522 million of gross profit on AED 927 million of revenue, 56.3%) and the 55.2% of FY2025</w:t>
             </w:r>
           </w:p>
         </w:tc>
@@ -11551,7 +11551,7 @@
                 <w:color w:val="1C3A36"/>
                 <w:sz w:val="14"/>
               </w:rPr>
-              <w:t>gp fy24</w:t>
+              <w:t>gp comm fy25</w:t>
             </w:r>
           </w:p>
         </w:tc>
@@ -11568,7 +11568,7 @@
                 <w:color w:val="1C3A36"/>
                 <w:sz w:val="14"/>
               </w:rPr>
-              <w:t>6,216.032</w:t>
+              <w:t>1,729</w:t>
             </w:r>
           </w:p>
         </w:tc>
@@ -11585,7 +11585,7 @@
                 <w:color w:val="1C3A36"/>
                 <w:sz w:val="14"/>
               </w:rPr>
-              <w:t>31 Dec 2024</w:t>
+              <w:t>31 Dec 2025</w:t>
             </w:r>
           </w:p>
         </w:tc>
@@ -11602,7 +11602,7 @@
                 <w:color w:val="1C3A36"/>
                 <w:sz w:val="14"/>
               </w:rPr>
-              <w:t>Abu Dhabi National Oil Company for Distribution PJSC, audited consolidated financial statements for the year ended 31 December 2024, published on the company's investor-relations site; figures as reported in AED'000 and converted to AED million, gross profit</w:t>
+              <w:t>ADNOC Distribution, Management Discussion &amp; Analysis Report, full year 2025, 3 February 2026, commercial gross profit</w:t>
             </w:r>
           </w:p>
         </w:tc>
@@ -11624,7 +11624,7 @@
                 <w:color w:val="1C3A36"/>
                 <w:sz w:val="14"/>
               </w:rPr>
-              <w:t>gp fy25</w:t>
+              <w:t>gp comm h125</w:t>
             </w:r>
           </w:p>
         </w:tc>
@@ -11641,7 +11641,7 @@
                 <w:color w:val="1C3A36"/>
                 <w:sz w:val="14"/>
               </w:rPr>
-              <w:t>6,945.790</w:t>
+              <w:t>841</w:t>
             </w:r>
           </w:p>
         </w:tc>
@@ -11658,7 +11658,7 @@
                 <w:color w:val="1C3A36"/>
                 <w:sz w:val="14"/>
               </w:rPr>
-              <w:t>31 Dec 2025</w:t>
+              <w:t>30 Jun 2025</w:t>
             </w:r>
           </w:p>
         </w:tc>
@@ -11675,7 +11675,7 @@
                 <w:color w:val="1C3A36"/>
                 <w:sz w:val="14"/>
               </w:rPr>
-              <w:t>Abu Dhabi National Oil Company for Distribution PJSC, audited consolidated financial statements for the year ended 31 December 2025, published on the company's investor-relations site; figures as reported in AED'000 and converted to AED million, gross profit</w:t>
+              <w:t>Derived from ADNOC Distribution, Management Discussion &amp; Analysis Report, second quarter and first half 2026, 5 August 2026: commercial gross profit of AED 1,268 million was stated to be 50.8% above the prior period, which places the prior period at AED 841 million</w:t>
             </w:r>
           </w:p>
         </w:tc>
@@ -11697,7 +11697,7 @@
                 <w:color w:val="1C3A36"/>
                 <w:sz w:val="14"/>
               </w:rPr>
-              <w:t>gp h126</w:t>
+              <w:t>gp comm h126</w:t>
             </w:r>
           </w:p>
         </w:tc>
@@ -11714,7 +11714,7 @@
                 <w:color w:val="1C3A36"/>
                 <w:sz w:val="14"/>
               </w:rPr>
-              <w:t>4,252.102</w:t>
+              <w:t>1,268</w:t>
             </w:r>
           </w:p>
         </w:tc>
@@ -11748,7 +11748,7 @@
                 <w:color w:val="1C3A36"/>
                 <w:sz w:val="14"/>
               </w:rPr>
-              <w:t>Abu Dhabi National Oil Company for Distribution PJSC, reviewed interim condensed consolidated financial statements for the six months ended 30 June 2026, published on the company's investor-relations site, gross profit, six months ended 30 June 2026</w:t>
+              <w:t>ADNOC Distribution, Management Discussion &amp; Analysis Report, second quarter and first half 2026, 5 August 2026, commercial gross profit, six months</w:t>
             </w:r>
           </w:p>
         </w:tc>
@@ -11770,7 +11770,7 @@
                 <w:color w:val="1C3A36"/>
                 <w:sz w:val="14"/>
               </w:rPr>
-              <w:t>gp nonfuel fy25</w:t>
+              <w:t>gp comm per l g</w:t>
             </w:r>
           </w:p>
         </w:tc>
@@ -11787,7 +11787,7 @@
                 <w:color w:val="1C3A36"/>
                 <w:sz w:val="14"/>
               </w:rPr>
-              <w:t>984</w:t>
+              <w:t>17.00%, 2.00%, 2.00%, 2.00%, 2.00%</w:t>
             </w:r>
           </w:p>
         </w:tc>
@@ -11804,7 +11804,7 @@
                 <w:color w:val="1C3A36"/>
                 <w:sz w:val="14"/>
               </w:rPr>
-              <w:t>31 Dec 2025</w:t>
+              <w:t>5 Aug 2026</w:t>
             </w:r>
           </w:p>
         </w:tc>
@@ -11821,7 +11821,7 @@
                 <w:color w:val="1C3A36"/>
                 <w:sz w:val="14"/>
               </w:rPr>
-              <w:t>ADNOC Distribution, Management Discussion &amp; Analysis Report, full year 2025, 3 February 2026, non-fuel retail gross profit</w:t>
+              <w:t>Escalation of the structural commercial margin per litre. The 17% step in FY2026 is the realised first-half outcome, where corporate gross profit per litre excluding inventory movements was 28% higher year on year on the company's own disclosure; it then reverts to the domestic inflation escalator</w:t>
             </w:r>
           </w:p>
         </w:tc>
@@ -11843,7 +11843,7 @@
                 <w:color w:val="1C3A36"/>
                 <w:sz w:val="14"/>
               </w:rPr>
-              <w:t>gp nonfuel h125</w:t>
+              <w:t>gp fy23</w:t>
             </w:r>
           </w:p>
         </w:tc>
@@ -11860,7 +11860,7 @@
                 <w:color w:val="1C3A36"/>
                 <w:sz w:val="14"/>
               </w:rPr>
-              <w:t>465</w:t>
+              <w:t>5,836.285</w:t>
             </w:r>
           </w:p>
         </w:tc>
@@ -11877,7 +11877,7 @@
                 <w:color w:val="1C3A36"/>
                 <w:sz w:val="14"/>
               </w:rPr>
-              <w:t>30 Jun 2025</w:t>
+              <w:t>31 Dec 2023</w:t>
             </w:r>
           </w:p>
         </w:tc>
@@ -11894,7 +11894,7 @@
                 <w:color w:val="1C3A36"/>
                 <w:sz w:val="14"/>
               </w:rPr>
-              <w:t>Derived from ADNOC Distribution, Management Discussion &amp; Analysis Report, second quarter and first half 2026, 5 August 2026: non-fuel retail gross profit of AED 522 million was stated to be 12.3% above the prior period, which places the prior period at AED 465 million</w:t>
+              <w:t>Abu Dhabi National Oil Company for Distribution PJSC, audited consolidated financial statements for the year ended 31 December 2023, published on the company's investor-relations site; figures as reported in AED'000 and converted to AED million, gross profit</w:t>
             </w:r>
           </w:p>
         </w:tc>
@@ -11916,7 +11916,7 @@
                 <w:color w:val="1C3A36"/>
                 <w:sz w:val="14"/>
               </w:rPr>
-              <w:t>gp nonfuel h126</w:t>
+              <w:t>gp fy24</w:t>
             </w:r>
           </w:p>
         </w:tc>
@@ -11933,7 +11933,7 @@
                 <w:color w:val="1C3A36"/>
                 <w:sz w:val="14"/>
               </w:rPr>
-              <w:t>522</w:t>
+              <w:t>6,216.032</w:t>
             </w:r>
           </w:p>
         </w:tc>
@@ -11950,7 +11950,7 @@
                 <w:color w:val="1C3A36"/>
                 <w:sz w:val="14"/>
               </w:rPr>
-              <w:t>30 Jun 2026</w:t>
+              <w:t>31 Dec 2024</w:t>
             </w:r>
           </w:p>
         </w:tc>
@@ -11967,7 +11967,7 @@
                 <w:color w:val="1C3A36"/>
                 <w:sz w:val="14"/>
               </w:rPr>
-              <w:t>ADNOC Distribution, Management Discussion &amp; Analysis Report, second quarter and first half 2026, 5 August 2026, non-fuel retail gross profit, six months</w:t>
+              <w:t>Abu Dhabi National Oil Company for Distribution PJSC, audited consolidated financial statements for the year ended 31 December 2024, published on the company's investor-relations site; figures as reported in AED'000 and converted to AED million, gross profit</w:t>
             </w:r>
           </w:p>
         </w:tc>
@@ -11989,7 +11989,7 @@
                 <w:color w:val="1C3A36"/>
                 <w:sz w:val="14"/>
               </w:rPr>
-              <w:t>gp retfuel fy25</w:t>
+              <w:t>gp fy25</w:t>
             </w:r>
           </w:p>
         </w:tc>
@@ -12006,7 +12006,7 @@
                 <w:color w:val="1C3A36"/>
                 <w:sz w:val="14"/>
               </w:rPr>
-              <w:t>4,233</w:t>
+              <w:t>6,945.790</w:t>
             </w:r>
           </w:p>
         </w:tc>
@@ -12040,7 +12040,7 @@
                 <w:color w:val="1C3A36"/>
                 <w:sz w:val="14"/>
               </w:rPr>
-              <w:t>ADNOC Distribution, Management Discussion &amp; Analysis Report, full year 2025, 3 February 2026, fuel retail gross profit</w:t>
+              <w:t>Abu Dhabi National Oil Company for Distribution PJSC, audited consolidated financial statements for the year ended 31 December 2025, published on the company's investor-relations site; figures as reported in AED'000 and converted to AED million, gross profit</w:t>
             </w:r>
           </w:p>
         </w:tc>
@@ -12062,7 +12062,7 @@
                 <w:color w:val="1C3A36"/>
                 <w:sz w:val="14"/>
               </w:rPr>
-              <w:t>gp retfuel h125</w:t>
+              <w:t>gp h126</w:t>
             </w:r>
           </w:p>
         </w:tc>
@@ -12079,7 +12079,7 @@
                 <w:color w:val="1C3A36"/>
                 <w:sz w:val="14"/>
               </w:rPr>
-              <w:t>1,993</w:t>
+              <w:t>4,252.102</w:t>
             </w:r>
           </w:p>
         </w:tc>
@@ -12096,7 +12096,7 @@
                 <w:color w:val="1C3A36"/>
                 <w:sz w:val="14"/>
               </w:rPr>
-              <w:t>30 Jun 2025</w:t>
+              <w:t>30 Jun 2026</w:t>
             </w:r>
           </w:p>
         </w:tc>
@@ -12113,7 +12113,7 @@
                 <w:color w:val="1C3A36"/>
                 <w:sz w:val="14"/>
               </w:rPr>
-              <w:t>Derived from ADNOC Distribution, Management Discussion &amp; Analysis Report, second quarter and first half 2026, 5 August 2026: fuel retail gross profit of AED 2,462 million in the first half of 2026 was stated to be 23.5% above the prior period, which places the prior period at AED 1,993 million. The company does not print the prior-period segment figure itself</w:t>
+              <w:t>Abu Dhabi National Oil Company for Distribution PJSC, reviewed interim condensed consolidated financial statements for the six months ended 30 June 2026, published on the company's investor-relations site, gross profit, six months ended 30 June 2026</w:t>
             </w:r>
           </w:p>
         </w:tc>
@@ -12135,7 +12135,7 @@
                 <w:color w:val="1C3A36"/>
                 <w:sz w:val="14"/>
               </w:rPr>
-              <w:t>gp retfuel h126</w:t>
+              <w:t>gp nonfuel fy25</w:t>
             </w:r>
           </w:p>
         </w:tc>
@@ -12152,7 +12152,7 @@
                 <w:color w:val="1C3A36"/>
                 <w:sz w:val="14"/>
               </w:rPr>
-              <w:t>2,462</w:t>
+              <w:t>984</w:t>
             </w:r>
           </w:p>
         </w:tc>
@@ -12169,7 +12169,7 @@
                 <w:color w:val="1C3A36"/>
                 <w:sz w:val="14"/>
               </w:rPr>
-              <w:t>30 Jun 2026</w:t>
+              <w:t>31 Dec 2025</w:t>
             </w:r>
           </w:p>
         </w:tc>
@@ -12186,7 +12186,7 @@
                 <w:color w:val="1C3A36"/>
                 <w:sz w:val="14"/>
               </w:rPr>
-              <w:t>ADNOC Distribution, Management Discussion &amp; Analysis Report, second quarter and first half 2026, 5 August 2026, fuel retail gross profit, six months</w:t>
+              <w:t>ADNOC Distribution, Management Discussion &amp; Analysis Report, full year 2025, 3 February 2026, non-fuel retail gross profit</w:t>
             </w:r>
           </w:p>
         </w:tc>
@@ -12208,7 +12208,7 @@
                 <w:color w:val="1C3A36"/>
                 <w:sz w:val="14"/>
               </w:rPr>
-              <w:t>gwi fy23</w:t>
+              <w:t>gp nonfuel h125</w:t>
             </w:r>
           </w:p>
         </w:tc>
@@ -12225,7 +12225,7 @@
                 <w:color w:val="1C3A36"/>
                 <w:sz w:val="14"/>
               </w:rPr>
-              <w:t>1,053.811</w:t>
+              <w:t>465</w:t>
             </w:r>
           </w:p>
         </w:tc>
@@ -12242,7 +12242,7 @@
                 <w:color w:val="1C3A36"/>
                 <w:sz w:val="14"/>
               </w:rPr>
-              <w:t>31 Dec 2023</w:t>
+              <w:t>30 Jun 2025</w:t>
             </w:r>
           </w:p>
         </w:tc>
@@ -12259,7 +12259,7 @@
                 <w:color w:val="1C3A36"/>
                 <w:sz w:val="14"/>
               </w:rPr>
-              <w:t>Abu Dhabi National Oil Company for Distribution PJSC, audited consolidated financial statements for the year ended 31 December 2023, published on the company's investor-relations site; figures as reported in AED'000 and converted to AED million, goodwill and intangible assets</w:t>
+              <w:t>Derived from ADNOC Distribution, Management Discussion &amp; Analysis Report, second quarter and first half 2026, 5 August 2026: non-fuel retail gross profit of AED 522 million was stated to be 12.3% above the prior period, which places the prior period at AED 465 million</w:t>
             </w:r>
           </w:p>
         </w:tc>
@@ -12281,7 +12281,7 @@
                 <w:color w:val="1C3A36"/>
                 <w:sz w:val="14"/>
               </w:rPr>
-              <w:t>gwi fy24</w:t>
+              <w:t>gp nonfuel h126</w:t>
             </w:r>
           </w:p>
         </w:tc>
@@ -12298,7 +12298,7 @@
                 <w:color w:val="1C3A36"/>
                 <w:sz w:val="14"/>
               </w:rPr>
-              <w:t>599.307</w:t>
+              <w:t>522</w:t>
             </w:r>
           </w:p>
         </w:tc>
@@ -12315,7 +12315,7 @@
                 <w:color w:val="1C3A36"/>
                 <w:sz w:val="14"/>
               </w:rPr>
-              <w:t>31 Dec 2024</w:t>
+              <w:t>30 Jun 2026</w:t>
             </w:r>
           </w:p>
         </w:tc>
@@ -12332,7 +12332,7 @@
                 <w:color w:val="1C3A36"/>
                 <w:sz w:val="14"/>
               </w:rPr>
-              <w:t>Abu Dhabi National Oil Company for Distribution PJSC, audited consolidated financial statements for the year ended 31 December 2024, published on the company's investor-relations site; figures as reported in AED'000 and converted to AED million, goodwill and intangible assets</w:t>
+              <w:t>ADNOC Distribution, Management Discussion &amp; Analysis Report, second quarter and first half 2026, 5 August 2026, non-fuel retail gross profit, six months</w:t>
             </w:r>
           </w:p>
         </w:tc>
@@ -12354,7 +12354,7 @@
                 <w:color w:val="1C3A36"/>
                 <w:sz w:val="14"/>
               </w:rPr>
-              <w:t>gwi fy25</w:t>
+              <w:t>gp retfuel fy25</w:t>
             </w:r>
           </w:p>
         </w:tc>
@@ -12371,7 +12371,7 @@
                 <w:color w:val="1C3A36"/>
                 <w:sz w:val="14"/>
               </w:rPr>
-              <w:t>621.853</w:t>
+              <w:t>4,233</w:t>
             </w:r>
           </w:p>
         </w:tc>
@@ -12405,7 +12405,7 @@
                 <w:color w:val="1C3A36"/>
                 <w:sz w:val="14"/>
               </w:rPr>
-              <w:t>Abu Dhabi National Oil Company for Distribution PJSC, audited consolidated financial statements for the year ended 31 December 2025, published on the company's investor-relations site; figures as reported in AED'000 and converted to AED million, goodwill and intangible assets</w:t>
+              <w:t>ADNOC Distribution, Management Discussion &amp; Analysis Report, full year 2025, 3 February 2026, fuel retail gross profit</w:t>
             </w:r>
           </w:p>
         </w:tc>
@@ -12427,7 +12427,7 @@
                 <w:color w:val="1C3A36"/>
                 <w:sz w:val="14"/>
               </w:rPr>
-              <w:t>imp fy23</w:t>
+              <w:t>gp retfuel h125</w:t>
             </w:r>
           </w:p>
         </w:tc>
@@ -12444,7 +12444,7 @@
                 <w:color w:val="1C3A36"/>
                 <w:sz w:val="14"/>
               </w:rPr>
-              <w:t>82.143</w:t>
+              <w:t>1,993</w:t>
             </w:r>
           </w:p>
         </w:tc>
@@ -12461,7 +12461,7 @@
                 <w:color w:val="1C3A36"/>
                 <w:sz w:val="14"/>
               </w:rPr>
-              <w:t>31 Dec 2023</w:t>
+              <w:t>30 Jun 2025</w:t>
             </w:r>
           </w:p>
         </w:tc>
@@ -12478,7 +12478,7 @@
                 <w:color w:val="1C3A36"/>
                 <w:sz w:val="14"/>
               </w:rPr>
-              <w:t>Abu Dhabi National Oil Company for Distribution PJSC, audited consolidated financial statements for the year ended 31 December 2023, published on the company's investor-relations site; figures as reported in AED'000 and converted to AED million, impairment losses and other operating expenses</w:t>
+              <w:t>Derived from ADNOC Distribution, Management Discussion &amp; Analysis Report, second quarter and first half 2026, 5 August 2026: fuel retail gross profit of AED 2,462 million in the first half of 2026 was stated to be 23.5% above the prior period, which places the prior period at AED 1,993 million. The company does not print the prior-period segment figure itself</w:t>
             </w:r>
           </w:p>
         </w:tc>
@@ -12500,7 +12500,7 @@
                 <w:color w:val="1C3A36"/>
                 <w:sz w:val="14"/>
               </w:rPr>
-              <w:t>imp fy24</w:t>
+              <w:t>gp retfuel h126</w:t>
             </w:r>
           </w:p>
         </w:tc>
@@ -12517,7 +12517,7 @@
                 <w:color w:val="1C3A36"/>
                 <w:sz w:val="14"/>
               </w:rPr>
-              <w:t>90.254</w:t>
+              <w:t>2,462</w:t>
             </w:r>
           </w:p>
         </w:tc>
@@ -12534,7 +12534,7 @@
                 <w:color w:val="1C3A36"/>
                 <w:sz w:val="14"/>
               </w:rPr>
-              <w:t>31 Dec 2024</w:t>
+              <w:t>30 Jun 2026</w:t>
             </w:r>
           </w:p>
         </w:tc>
@@ -12551,7 +12551,7 @@
                 <w:color w:val="1C3A36"/>
                 <w:sz w:val="14"/>
               </w:rPr>
-              <w:t>Abu Dhabi National Oil Company for Distribution PJSC, audited consolidated financial statements for the year ended 31 December 2024, published on the company's investor-relations site; figures as reported in AED'000 and converted to AED million, impairment losses and other operating expenses</w:t>
+              <w:t>ADNOC Distribution, Management Discussion &amp; Analysis Report, second quarter and first half 2026, 5 August 2026, fuel retail gross profit, six months</w:t>
             </w:r>
           </w:p>
         </w:tc>
@@ -12573,7 +12573,7 @@
                 <w:color w:val="1C3A36"/>
                 <w:sz w:val="14"/>
               </w:rPr>
-              <w:t>imp fy25</w:t>
+              <w:t>gwi fy23</w:t>
             </w:r>
           </w:p>
         </w:tc>
@@ -12590,7 +12590,7 @@
                 <w:color w:val="1C3A36"/>
                 <w:sz w:val="14"/>
               </w:rPr>
-              <w:t>284.305</w:t>
+              <w:t>1,053.811</w:t>
             </w:r>
           </w:p>
         </w:tc>
@@ -12607,7 +12607,7 @@
                 <w:color w:val="1C3A36"/>
                 <w:sz w:val="14"/>
               </w:rPr>
-              <w:t>31 Dec 2025</w:t>
+              <w:t>31 Dec 2023</w:t>
             </w:r>
           </w:p>
         </w:tc>
@@ -12624,7 +12624,7 @@
                 <w:color w:val="1C3A36"/>
                 <w:sz w:val="14"/>
               </w:rPr>
-              <w:t>Abu Dhabi National Oil Company for Distribution PJSC, audited consolidated financial statements for the year ended 31 December 2025, published on the company's investor-relations site; figures as reported in AED'000 and converted to AED million, impairment losses and other operating expenses</w:t>
+              <w:t>Abu Dhabi National Oil Company for Distribution PJSC, audited consolidated financial statements for the year ended 31 December 2023, published on the company's investor-relations site; figures as reported in AED'000 and converted to AED million, goodwill and intangible assets</w:t>
             </w:r>
           </w:p>
         </w:tc>
@@ -12646,7 +12646,7 @@
                 <w:color w:val="1C3A36"/>
                 <w:sz w:val="14"/>
               </w:rPr>
-              <w:t>imp h126</w:t>
+              <w:t>gwi fy24</w:t>
             </w:r>
           </w:p>
         </w:tc>
@@ -12663,7 +12663,7 @@
                 <w:color w:val="1C3A36"/>
                 <w:sz w:val="14"/>
               </w:rPr>
-              <w:t>179.885</w:t>
+              <w:t>599.307</w:t>
             </w:r>
           </w:p>
         </w:tc>
@@ -12680,7 +12680,7 @@
                 <w:color w:val="1C3A36"/>
                 <w:sz w:val="14"/>
               </w:rPr>
-              <w:t>30 Jun 2026</w:t>
+              <w:t>31 Dec 2024</w:t>
             </w:r>
           </w:p>
         </w:tc>
@@ -12697,7 +12697,7 @@
                 <w:color w:val="1C3A36"/>
                 <w:sz w:val="14"/>
               </w:rPr>
-              <w:t>Abu Dhabi National Oil Company for Distribution PJSC, reviewed interim condensed consolidated financial statements for the six months ended 30 June 2026, published on the company's investor-relations site, impairment losses and other operating expenses, six months</w:t>
+              <w:t>Abu Dhabi National Oil Company for Distribution PJSC, audited consolidated financial statements for the year ended 31 December 2024, published on the company's investor-relations site; figures as reported in AED'000 and converted to AED million, goodwill and intangible assets</w:t>
             </w:r>
           </w:p>
         </w:tc>
@@ -12719,7 +12719,7 @@
                 <w:color w:val="1C3A36"/>
                 <w:sz w:val="14"/>
               </w:rPr>
-              <w:t>impair norm</w:t>
+              <w:t>gwi fy25</w:t>
             </w:r>
           </w:p>
         </w:tc>
@@ -12736,7 +12736,7 @@
                 <w:color w:val="1C3A36"/>
                 <w:sz w:val="14"/>
               </w:rPr>
-              <w:t>360, 220, 225, 230, 235</w:t>
+              <w:t>621.853</w:t>
             </w:r>
           </w:p>
         </w:tc>
@@ -12753,7 +12753,7 @@
                 <w:color w:val="1C3A36"/>
                 <w:sz w:val="14"/>
               </w:rPr>
-              <w:t>5 Aug 2026</w:t>
+              <w:t>31 Dec 2025</w:t>
             </w:r>
           </w:p>
         </w:tc>
@@ -12770,7 +12770,7 @@
                 <w:color w:val="1C3A36"/>
                 <w:sz w:val="14"/>
               </w:rPr>
-              <w:t>Impairment losses and other operating expenses. FY2025 carried AED 284.3 million and the first half of 2026 AED 179.9 million, both elevated by what the company describes as prudence-based provisioning; FY2026 carries the realised first half annualised, then a normalised level escalating with inflation</w:t>
+              <w:t>Abu Dhabi National Oil Company for Distribution PJSC, audited consolidated financial statements for the year ended 31 December 2025, published on the company's investor-relations site; figures as reported in AED'000 and converted to AED million, goodwill and intangible assets</w:t>
             </w:r>
           </w:p>
         </w:tc>
@@ -12792,7 +12792,7 @@
                 <w:color w:val="1C3A36"/>
                 <w:sz w:val="14"/>
               </w:rPr>
-              <w:t>intinc fy23</w:t>
+              <w:t>imp fy23</w:t>
             </w:r>
           </w:p>
         </w:tc>
@@ -12809,7 +12809,7 @@
                 <w:color w:val="1C3A36"/>
                 <w:sz w:val="14"/>
               </w:rPr>
-              <w:t>98.834</w:t>
+              <w:t>82.143</w:t>
             </w:r>
           </w:p>
         </w:tc>
@@ -12843,7 +12843,7 @@
                 <w:color w:val="1C3A36"/>
                 <w:sz w:val="14"/>
               </w:rPr>
-              <w:t>Abu Dhabi National Oil Company for Distribution PJSC, audited consolidated financial statements for the year ended 31 December 2023, published on the company's investor-relations site; figures as reported in AED'000 and converted to AED million, interest income</w:t>
+              <w:t>Abu Dhabi National Oil Company for Distribution PJSC, audited consolidated financial statements for the year ended 31 December 2023, published on the company's investor-relations site; figures as reported in AED'000 and converted to AED million, impairment losses and other operating expenses</w:t>
             </w:r>
           </w:p>
         </w:tc>
@@ -12865,7 +12865,7 @@
                 <w:color w:val="1C3A36"/>
                 <w:sz w:val="14"/>
               </w:rPr>
-              <w:t>intinc fy24</w:t>
+              <w:t>imp fy24</w:t>
             </w:r>
           </w:p>
         </w:tc>
@@ -12882,7 +12882,7 @@
                 <w:color w:val="1C3A36"/>
                 <w:sz w:val="14"/>
               </w:rPr>
-              <w:t>143.893</w:t>
+              <w:t>90.254</w:t>
             </w:r>
           </w:p>
         </w:tc>
@@ -12916,7 +12916,7 @@
                 <w:color w:val="1C3A36"/>
                 <w:sz w:val="14"/>
               </w:rPr>
-              <w:t>Abu Dhabi National Oil Company for Distribution PJSC, audited consolidated financial statements for the year ended 31 December 2024, published on the company's investor-relations site; figures as reported in AED'000 and converted to AED million, interest income</w:t>
+              <w:t>Abu Dhabi National Oil Company for Distribution PJSC, audited consolidated financial statements for the year ended 31 December 2024, published on the company's investor-relations site; figures as reported in AED'000 and converted to AED million, impairment losses and other operating expenses</w:t>
             </w:r>
           </w:p>
         </w:tc>
@@ -12938,7 +12938,7 @@
                 <w:color w:val="1C3A36"/>
                 <w:sz w:val="14"/>
               </w:rPr>
-              <w:t>intinc fy25</w:t>
+              <w:t>imp fy25</w:t>
             </w:r>
           </w:p>
         </w:tc>
@@ -12955,7 +12955,7 @@
                 <w:color w:val="1C3A36"/>
                 <w:sz w:val="14"/>
               </w:rPr>
-              <w:t>71.274</w:t>
+              <w:t>284.305</w:t>
             </w:r>
           </w:p>
         </w:tc>
@@ -12989,7 +12989,7 @@
                 <w:color w:val="1C3A36"/>
                 <w:sz w:val="14"/>
               </w:rPr>
-              <w:t>Abu Dhabi National Oil Company for Distribution PJSC, audited consolidated financial statements for the year ended 31 December 2025, published on the company's investor-relations site; figures as reported in AED'000 and converted to AED million, interest income</w:t>
+              <w:t>Abu Dhabi National Oil Company for Distribution PJSC, audited consolidated financial statements for the year ended 31 December 2025, published on the company's investor-relations site; figures as reported in AED'000 and converted to AED million, impairment losses and other operating expenses</w:t>
             </w:r>
           </w:p>
         </w:tc>
@@ -13011,7 +13011,7 @@
                 <w:color w:val="1C3A36"/>
                 <w:sz w:val="14"/>
               </w:rPr>
-              <w:t>inv fy23</w:t>
+              <w:t>imp h126</w:t>
             </w:r>
           </w:p>
         </w:tc>
@@ -13028,7 +13028,7 @@
                 <w:color w:val="1C3A36"/>
                 <w:sz w:val="14"/>
               </w:rPr>
-              <w:t>1,294.423</w:t>
+              <w:t>179.885</w:t>
             </w:r>
           </w:p>
         </w:tc>
@@ -13045,7 +13045,7 @@
                 <w:color w:val="1C3A36"/>
                 <w:sz w:val="14"/>
               </w:rPr>
-              <w:t>31 Dec 2023</w:t>
+              <w:t>30 Jun 2026</w:t>
             </w:r>
           </w:p>
         </w:tc>
@@ -13062,7 +13062,7 @@
                 <w:color w:val="1C3A36"/>
                 <w:sz w:val="14"/>
               </w:rPr>
-              <w:t>Abu Dhabi National Oil Company for Distribution PJSC, audited consolidated financial statements for the year ended 31 December 2023, published on the company's investor-relations site; figures as reported in AED'000 and converted to AED million, inventories</w:t>
+              <w:t>Abu Dhabi National Oil Company for Distribution PJSC, reviewed interim condensed consolidated financial statements for the six months ended 30 June 2026, published on the company's investor-relations site, impairment losses and other operating expenses, six months</w:t>
             </w:r>
           </w:p>
         </w:tc>
@@ -13084,7 +13084,7 @@
                 <w:color w:val="1C3A36"/>
                 <w:sz w:val="14"/>
               </w:rPr>
-              <w:t>inv fy24</w:t>
+              <w:t>impair norm</w:t>
             </w:r>
           </w:p>
         </w:tc>
@@ -13101,7 +13101,7 @@
                 <w:color w:val="1C3A36"/>
                 <w:sz w:val="14"/>
               </w:rPr>
-              <w:t>1,619.887</w:t>
+              <w:t>360, 220, 225, 230, 235</w:t>
             </w:r>
           </w:p>
         </w:tc>
@@ -13118,7 +13118,7 @@
                 <w:color w:val="1C3A36"/>
                 <w:sz w:val="14"/>
               </w:rPr>
-              <w:t>31 Dec 2024</w:t>
+              <w:t>5 Aug 2026</w:t>
             </w:r>
           </w:p>
         </w:tc>
@@ -13135,7 +13135,7 @@
                 <w:color w:val="1C3A36"/>
                 <w:sz w:val="14"/>
               </w:rPr>
-              <w:t>Abu Dhabi National Oil Company for Distribution PJSC, audited consolidated financial statements for the year ended 31 December 2024, published on the company's investor-relations site; figures as reported in AED'000 and converted to AED million, inventories</w:t>
+              <w:t>Impairment losses and other operating expenses. FY2025 carried AED 284.3 million and the first half of 2026 AED 179.9 million, both elevated by what the company describes as prudence-based provisioning; FY2026 carries the realised first half annualised, then a normalised level escalating with inflation</w:t>
             </w:r>
           </w:p>
         </w:tc>
@@ -13157,7 +13157,7 @@
                 <w:color w:val="1C3A36"/>
                 <w:sz w:val="14"/>
               </w:rPr>
-              <w:t>inv fy25</w:t>
+              <w:t>intinc fy23</w:t>
             </w:r>
           </w:p>
         </w:tc>
@@ -13174,7 +13174,7 @@
                 <w:color w:val="1C3A36"/>
                 <w:sz w:val="14"/>
               </w:rPr>
-              <w:t>1,574.254</w:t>
+              <w:t>98.834</w:t>
             </w:r>
           </w:p>
         </w:tc>
@@ -13191,7 +13191,7 @@
                 <w:color w:val="1C3A36"/>
                 <w:sz w:val="14"/>
               </w:rPr>
-              <w:t>31 Dec 2025</w:t>
+              <w:t>31 Dec 2023</w:t>
             </w:r>
           </w:p>
         </w:tc>
@@ -13208,7 +13208,7 @@
                 <w:color w:val="1C3A36"/>
                 <w:sz w:val="14"/>
               </w:rPr>
-              <w:t>Abu Dhabi National Oil Company for Distribution PJSC, audited consolidated financial statements for the year ended 31 December 2025, published on the company's investor-relations site; figures as reported in AED'000 and converted to AED million, inventories</w:t>
+              <w:t>Abu Dhabi National Oil Company for Distribution PJSC, audited consolidated financial statements for the year ended 31 December 2023, published on the company's investor-relations site; figures as reported in AED'000 and converted to AED million, interest income</w:t>
             </w:r>
           </w:p>
         </w:tc>
@@ -13230,7 +13230,7 @@
                 <w:color w:val="1C3A36"/>
                 <w:sz w:val="14"/>
               </w:rPr>
-              <w:t>invgain comm fy25</w:t>
+              <w:t>intinc fy24</w:t>
             </w:r>
           </w:p>
         </w:tc>
@@ -13247,7 +13247,7 @@
                 <w:color w:val="1C3A36"/>
                 <w:sz w:val="14"/>
               </w:rPr>
-              <w:t>14</w:t>
+              <w:t>143.893</w:t>
             </w:r>
           </w:p>
         </w:tc>
@@ -13264,7 +13264,7 @@
                 <w:color w:val="1C3A36"/>
                 <w:sz w:val="14"/>
               </w:rPr>
-              <w:t>31 Dec 2025</w:t>
+              <w:t>31 Dec 2024</w:t>
             </w:r>
           </w:p>
         </w:tc>
@@ -13281,7 +13281,7 @@
                 <w:color w:val="1C3A36"/>
                 <w:sz w:val="14"/>
               </w:rPr>
-              <w:t>ADNOC Distribution, Management Discussion &amp; Analysis Report, full year 2025, 3 February 2026, commercial segment inventory gains</w:t>
+              <w:t>Abu Dhabi National Oil Company for Distribution PJSC, audited consolidated financial statements for the year ended 31 December 2024, published on the company's investor-relations site; figures as reported in AED'000 and converted to AED million, interest income</w:t>
             </w:r>
           </w:p>
         </w:tc>
@@ -13303,7 +13303,7 @@
                 <w:color w:val="1C3A36"/>
                 <w:sz w:val="14"/>
               </w:rPr>
-              <w:t>invgain comm h125</w:t>
+              <w:t>intinc fy25</w:t>
             </w:r>
           </w:p>
         </w:tc>
@@ -13320,7 +13320,7 @@
                 <w:color w:val="1C3A36"/>
                 <w:sz w:val="14"/>
               </w:rPr>
-              <w:t>-1</w:t>
+              <w:t>71.274</w:t>
             </w:r>
           </w:p>
         </w:tc>
@@ -13337,7 +13337,7 @@
                 <w:color w:val="1C3A36"/>
                 <w:sz w:val="14"/>
               </w:rPr>
-              <w:t>30 Jun 2025</w:t>
+              <w:t>31 Dec 2025</w:t>
             </w:r>
           </w:p>
         </w:tc>
@@ -13354,7 +13354,7 @@
                 <w:color w:val="1C3A36"/>
                 <w:sz w:val="14"/>
               </w:rPr>
-              <w:t>ADNOC Distribution, Management Discussion &amp; Analysis Report, second quarter and first half 2026, 5 August 2026, commercial segment inventory losses of AED 1 million, prior-period comparative</w:t>
+              <w:t>Abu Dhabi National Oil Company for Distribution PJSC, audited consolidated financial statements for the year ended 31 December 2025, published on the company's investor-relations site; figures as reported in AED'000 and converted to AED million, interest income</w:t>
             </w:r>
           </w:p>
         </w:tc>
@@ -13376,7 +13376,7 @@
                 <w:color w:val="1C3A36"/>
                 <w:sz w:val="14"/>
               </w:rPr>
-              <w:t>invgain comm h126</w:t>
+              <w:t>inv fy23</w:t>
             </w:r>
           </w:p>
         </w:tc>
@@ -13393,7 +13393,7 @@
                 <w:color w:val="1C3A36"/>
                 <w:sz w:val="14"/>
               </w:rPr>
-              <w:t>233</w:t>
+              <w:t>1,294.423</w:t>
             </w:r>
           </w:p>
         </w:tc>
@@ -13410,7 +13410,7 @@
                 <w:color w:val="1C3A36"/>
                 <w:sz w:val="14"/>
               </w:rPr>
-              <w:t>30 Jun 2026</w:t>
+              <w:t>31 Dec 2023</w:t>
             </w:r>
           </w:p>
         </w:tc>
@@ -13427,7 +13427,7 @@
                 <w:color w:val="1C3A36"/>
                 <w:sz w:val="14"/>
               </w:rPr>
-              <w:t>ADNOC Distribution, Management Discussion &amp; Analysis Report, second quarter and first half 2026, 5 August 2026, commercial segment inventory gains, six months</w:t>
+              <w:t>Abu Dhabi National Oil Company for Distribution PJSC, audited consolidated financial statements for the year ended 31 December 2023, published on the company's investor-relations site; figures as reported in AED'000 and converted to AED million, inventories</w:t>
             </w:r>
           </w:p>
         </w:tc>
@@ -13449,7 +13449,7 @@
                 <w:color w:val="1C3A36"/>
                 <w:sz w:val="14"/>
               </w:rPr>
-              <w:t>invgain fy24</w:t>
+              <w:t>inv fy24</w:t>
             </w:r>
           </w:p>
         </w:tc>
@@ -13466,7 +13466,7 @@
                 <w:color w:val="1C3A36"/>
                 <w:sz w:val="14"/>
               </w:rPr>
-              <w:t>254</w:t>
+              <w:t>1,619.887</w:t>
             </w:r>
           </w:p>
         </w:tc>
@@ -13500,7 +13500,7 @@
                 <w:color w:val="1C3A36"/>
                 <w:sz w:val="14"/>
               </w:rPr>
-              <w:t>ADNOC Distribution, Management Discussion &amp; Analysis Report, full year 2025, 3 February 2026, inventory gains of AED 254 million in 2024</w:t>
+              <w:t>Abu Dhabi National Oil Company for Distribution PJSC, audited consolidated financial statements for the year ended 31 December 2024, published on the company's investor-relations site; figures as reported in AED'000 and converted to AED million, inventories</w:t>
             </w:r>
           </w:p>
         </w:tc>
@@ -13522,7 +13522,7 @@
                 <w:color w:val="1C3A36"/>
                 <w:sz w:val="14"/>
               </w:rPr>
-              <w:t>invgain fy25</w:t>
+              <w:t>inv fy25</w:t>
             </w:r>
           </w:p>
         </w:tc>
@@ -13539,7 +13539,7 @@
                 <w:color w:val="1C3A36"/>
                 <w:sz w:val="14"/>
               </w:rPr>
-              <w:t>335</w:t>
+              <w:t>1,574.254</w:t>
             </w:r>
           </w:p>
         </w:tc>
@@ -13573,7 +13573,7 @@
                 <w:color w:val="1C3A36"/>
                 <w:sz w:val="14"/>
               </w:rPr>
-              <w:t>ADNOC Distribution, Management Discussion &amp; Analysis Report, full year 2025, 3 February 2026, inventory gains of AED 335 million in 2025</w:t>
+              <w:t>Abu Dhabi National Oil Company for Distribution PJSC, audited consolidated financial statements for the year ended 31 December 2025, published on the company's investor-relations site; figures as reported in AED'000 and converted to AED million, inventories</w:t>
             </w:r>
           </w:p>
         </w:tc>
@@ -13595,7 +13595,7 @@
                 <w:color w:val="1C3A36"/>
                 <w:sz w:val="14"/>
               </w:rPr>
-              <w:t>invgain h125</w:t>
+              <w:t>invgain comm fy25</w:t>
             </w:r>
           </w:p>
         </w:tc>
@@ -13612,7 +13612,7 @@
                 <w:color w:val="1C3A36"/>
                 <w:sz w:val="14"/>
               </w:rPr>
-              <w:t>147</w:t>
+              <w:t>14</w:t>
             </w:r>
           </w:p>
         </w:tc>
@@ -13629,7 +13629,7 @@
                 <w:color w:val="1C3A36"/>
                 <w:sz w:val="14"/>
               </w:rPr>
-              <w:t>30 Jun 2025</w:t>
+              <w:t>31 Dec 2025</w:t>
             </w:r>
           </w:p>
         </w:tc>
@@ -13646,7 +13646,7 @@
                 <w:color w:val="1C3A36"/>
                 <w:sz w:val="14"/>
               </w:rPr>
-              <w:t>ADNOC Distribution, Management Discussion &amp; Analysis Report, second quarter and first half 2026, 5 August 2026, inventory gains of AED 147 million in H1 2025</w:t>
+              <w:t>ADNOC Distribution, Management Discussion &amp; Analysis Report, full year 2025, 3 February 2026, commercial segment inventory gains</w:t>
             </w:r>
           </w:p>
         </w:tc>
@@ -13668,7 +13668,7 @@
                 <w:color w:val="1C3A36"/>
                 <w:sz w:val="14"/>
               </w:rPr>
-              <w:t>invgain h126</w:t>
+              <w:t>invgain comm h125</w:t>
             </w:r>
           </w:p>
         </w:tc>
@@ -13685,7 +13685,7 @@
                 <w:color w:val="1C3A36"/>
                 <w:sz w:val="14"/>
               </w:rPr>
-              <w:t>762</w:t>
+              <w:t>-1</w:t>
             </w:r>
           </w:p>
         </w:tc>
@@ -13702,7 +13702,7 @@
                 <w:color w:val="1C3A36"/>
                 <w:sz w:val="14"/>
               </w:rPr>
-              <w:t>30 Jun 2026</w:t>
+              <w:t>30 Jun 2025</w:t>
             </w:r>
           </w:p>
         </w:tc>
@@ -13719,7 +13719,7 @@
                 <w:color w:val="1C3A36"/>
                 <w:sz w:val="14"/>
               </w:rPr>
-              <w:t>ADNOC Distribution, Management Discussion &amp; Analysis Report, second quarter and first half 2026, 5 August 2026, inventory gains of AED 762 million in H1 2026</w:t>
+              <w:t>ADNOC Distribution, Management Discussion &amp; Analysis Report, second quarter and first half 2026, 5 August 2026, commercial segment inventory losses of AED 1 million, prior-period comparative</w:t>
             </w:r>
           </w:p>
         </w:tc>
@@ -13741,7 +13741,7 @@
                 <w:color w:val="1C3A36"/>
                 <w:sz w:val="14"/>
               </w:rPr>
-              <w:t>invgain retfuel fy25</w:t>
+              <w:t>invgain comm h126</w:t>
             </w:r>
           </w:p>
         </w:tc>
@@ -13758,7 +13758,7 @@
                 <w:color w:val="1C3A36"/>
                 <w:sz w:val="14"/>
               </w:rPr>
-              <w:t>321</w:t>
+              <w:t>233</w:t>
             </w:r>
           </w:p>
         </w:tc>
@@ -13775,7 +13775,7 @@
                 <w:color w:val="1C3A36"/>
                 <w:sz w:val="14"/>
               </w:rPr>
-              <w:t>31 Dec 2025</w:t>
+              <w:t>30 Jun 2026</w:t>
             </w:r>
           </w:p>
         </w:tc>
@@ -13792,7 +13792,7 @@
                 <w:color w:val="1C3A36"/>
                 <w:sz w:val="14"/>
               </w:rPr>
-              <w:t>ADNOC Distribution, Management Discussion &amp; Analysis Report, full year 2025, 3 February 2026, fuel retail inventory gains</w:t>
+              <w:t>ADNOC Distribution, Management Discussion &amp; Analysis Report, second quarter and first half 2026, 5 August 2026, commercial segment inventory gains, six months</w:t>
             </w:r>
           </w:p>
         </w:tc>
@@ -13814,7 +13814,7 @@
                 <w:color w:val="1C3A36"/>
                 <w:sz w:val="14"/>
               </w:rPr>
-              <w:t>invgain retfuel h125</w:t>
+              <w:t>invgain fy24</w:t>
             </w:r>
           </w:p>
         </w:tc>
@@ -13831,7 +13831,7 @@
                 <w:color w:val="1C3A36"/>
                 <w:sz w:val="14"/>
               </w:rPr>
-              <w:t>148</w:t>
+              <w:t>254</w:t>
             </w:r>
           </w:p>
         </w:tc>
@@ -13848,7 +13848,7 @@
                 <w:color w:val="1C3A36"/>
                 <w:sz w:val="14"/>
               </w:rPr>
-              <w:t>30 Jun 2025</w:t>
+              <w:t>31 Dec 2024</w:t>
             </w:r>
           </w:p>
         </w:tc>
@@ -13865,7 +13865,7 @@
                 <w:color w:val="1C3A36"/>
                 <w:sz w:val="14"/>
               </w:rPr>
-              <w:t>ADNOC Distribution, Management Discussion &amp; Analysis Report, second quarter and first half 2026, 5 August 2026, fuel retail inventory gains, prior-period comparative</w:t>
+              <w:t>ADNOC Distribution, Management Discussion &amp; Analysis Report, full year 2025, 3 February 2026, inventory gains of AED 254 million in 2024</w:t>
             </w:r>
           </w:p>
         </w:tc>
@@ -13887,7 +13887,7 @@
                 <w:color w:val="1C3A36"/>
                 <w:sz w:val="14"/>
               </w:rPr>
-              <w:t>invgain retfuel h126</w:t>
+              <w:t>invgain fy25</w:t>
             </w:r>
           </w:p>
         </w:tc>
@@ -13904,7 +13904,7 @@
                 <w:color w:val="1C3A36"/>
                 <w:sz w:val="14"/>
               </w:rPr>
-              <w:t>528</w:t>
+              <w:t>335</w:t>
             </w:r>
           </w:p>
         </w:tc>
@@ -13921,7 +13921,7 @@
                 <w:color w:val="1C3A36"/>
                 <w:sz w:val="14"/>
               </w:rPr>
-              <w:t>30 Jun 2026</w:t>
+              <w:t>31 Dec 2025</w:t>
             </w:r>
           </w:p>
         </w:tc>
@@ -13938,7 +13938,7 @@
                 <w:color w:val="1C3A36"/>
                 <w:sz w:val="14"/>
               </w:rPr>
-              <w:t>ADNOC Distribution, Management Discussion &amp; Analysis Report, second quarter and first half 2026, 5 August 2026, fuel retail inventory gains, six months</w:t>
+              <w:t>ADNOC Distribution, Management Discussion &amp; Analysis Report, full year 2025, 3 February 2026, inventory gains of AED 335 million in 2025</w:t>
             </w:r>
           </w:p>
         </w:tc>
@@ -13960,7 +13960,7 @@
                 <w:color w:val="1C3A36"/>
                 <w:sz w:val="14"/>
               </w:rPr>
-              <w:t>invmove A</w:t>
+              <w:t>invgain h125</w:t>
             </w:r>
           </w:p>
         </w:tc>
@@ -13977,7 +13977,7 @@
                 <w:color w:val="1C3A36"/>
                 <w:sz w:val="14"/>
               </w:rPr>
-              <w:t>762, 0, 0, 0, 0</w:t>
+              <w:t>147</w:t>
             </w:r>
           </w:p>
         </w:tc>
@@ -13994,7 +13994,7 @@
                 <w:color w:val="1C3A36"/>
                 <w:sz w:val="14"/>
               </w:rPr>
-              <w:t>5 Aug 2026</w:t>
+              <w:t>30 Jun 2025</w:t>
             </w:r>
           </w:p>
         </w:tc>
@@ -14011,7 +14011,7 @@
                 <w:color w:val="1C3A36"/>
                 <w:sz w:val="14"/>
               </w:rPr>
-              <w:t>Inventory movements, NORMALISED frame. FY2026 carries only the AED 762 million already realised in the first half; nothing is assumed for the second half and nothing thereafter, on the view that a timing difference on a pass-through cost nets to zero through a full price cycle</w:t>
+              <w:t>ADNOC Distribution, Management Discussion &amp; Analysis Report, second quarter and first half 2026, 5 August 2026, inventory gains of AED 147 million in H1 2025</w:t>
             </w:r>
           </w:p>
         </w:tc>
@@ -14033,7 +14033,7 @@
                 <w:color w:val="1C3A36"/>
                 <w:sz w:val="14"/>
               </w:rPr>
-              <w:t>invmove B</w:t>
+              <w:t>invgain h126</w:t>
             </w:r>
           </w:p>
         </w:tc>
@@ -14050,7 +14050,7 @@
                 <w:color w:val="1C3A36"/>
                 <w:sz w:val="14"/>
               </w:rPr>
-              <w:t>950, 295, 295, 295, 295</w:t>
+              <w:t>762</w:t>
             </w:r>
           </w:p>
         </w:tc>
@@ -14067,7 +14067,7 @@
                 <w:color w:val="1C3A36"/>
                 <w:sz w:val="14"/>
               </w:rPr>
-              <w:t>5 Aug 2026</w:t>
+              <w:t>30 Jun 2026</w:t>
             </w:r>
           </w:p>
         </w:tc>
@@ -14084,7 +14084,7 @@
                 <w:color w:val="1C3A36"/>
                 <w:sz w:val="14"/>
               </w:rPr>
-              <w:t>Inventory movements, THROUGH-CYCLE frame. FY2026 carries the realised first half plus a second half at the FY2025 second-half rate of AED 188 million; later years carry the FY2024-FY2025 average of AED 295 million, on the view that a company holding physical stock in a market with a persistent upward price drift earns a small positive contribution on average</w:t>
+              <w:t>ADNOC Distribution, Management Discussion &amp; Analysis Report, second quarter and first half 2026, 5 August 2026, inventory gains of AED 762 million in H1 2026</w:t>
             </w:r>
           </w:p>
         </w:tc>
@@ -14106,7 +14106,7 @@
                 <w:color w:val="1C3A36"/>
                 <w:sz w:val="14"/>
               </w:rPr>
-              <w:t>lease fy23</w:t>
+              <w:t>invgain retfuel fy25</w:t>
             </w:r>
           </w:p>
         </w:tc>
@@ -14123,7 +14123,7 @@
                 <w:color w:val="1C3A36"/>
                 <w:sz w:val="14"/>
               </w:rPr>
-              <w:t>1,747.264</w:t>
+              <w:t>321</w:t>
             </w:r>
           </w:p>
         </w:tc>
@@ -14140,7 +14140,7 @@
                 <w:color w:val="1C3A36"/>
                 <w:sz w:val="14"/>
               </w:rPr>
-              <w:t>31 Dec 2023</w:t>
+              <w:t>31 Dec 2025</w:t>
             </w:r>
           </w:p>
         </w:tc>
@@ -14157,7 +14157,7 @@
                 <w:color w:val="1C3A36"/>
                 <w:sz w:val="14"/>
               </w:rPr>
-              <w:t>Abu Dhabi National Oil Company for Distribution PJSC, audited consolidated financial statements for the year ended 31 December 2023, published on the company's investor-relations site; figures as reported in AED'000 and converted to AED million, lease liabilities: non-current 1,564.251 plus current 183.013</w:t>
+              <w:t>ADNOC Distribution, Management Discussion &amp; Analysis Report, full year 2025, 3 February 2026, fuel retail inventory gains</w:t>
             </w:r>
           </w:p>
         </w:tc>
@@ -14179,7 +14179,7 @@
                 <w:color w:val="1C3A36"/>
                 <w:sz w:val="14"/>
               </w:rPr>
-              <w:t>lease fy24</w:t>
+              <w:t>invgain retfuel h125</w:t>
             </w:r>
           </w:p>
         </w:tc>
@@ -14196,7 +14196,7 @@
                 <w:color w:val="1C3A36"/>
                 <w:sz w:val="14"/>
               </w:rPr>
-              <w:t>1,722.622</w:t>
+              <w:t>148</w:t>
             </w:r>
           </w:p>
         </w:tc>
@@ -14213,7 +14213,7 @@
                 <w:color w:val="1C3A36"/>
                 <w:sz w:val="14"/>
               </w:rPr>
-              <w:t>31 Dec 2024</w:t>
+              <w:t>30 Jun 2025</w:t>
             </w:r>
           </w:p>
         </w:tc>
@@ -14230,7 +14230,7 @@
                 <w:color w:val="1C3A36"/>
                 <w:sz w:val="14"/>
               </w:rPr>
-              <w:t>Abu Dhabi National Oil Company for Distribution PJSC, audited consolidated financial statements for the year ended 31 December 2024, published on the company's investor-relations site; figures as reported in AED'000 and converted to AED million, lease liabilities: non-current 1,540.894 plus current 181.728</w:t>
+              <w:t>ADNOC Distribution, Management Discussion &amp; Analysis Report, second quarter and first half 2026, 5 August 2026, fuel retail inventory gains, prior-period comparative</w:t>
             </w:r>
           </w:p>
         </w:tc>
@@ -14252,7 +14252,7 @@
                 <w:color w:val="1C3A36"/>
                 <w:sz w:val="14"/>
               </w:rPr>
-              <w:t>lease fy25</w:t>
+              <w:t>invgain retfuel h126</w:t>
             </w:r>
           </w:p>
         </w:tc>
@@ -14269,7 +14269,7 @@
                 <w:color w:val="1C3A36"/>
                 <w:sz w:val="14"/>
               </w:rPr>
-              <w:t>1,446.327</w:t>
+              <w:t>528</w:t>
             </w:r>
           </w:p>
         </w:tc>
@@ -14286,7 +14286,7 @@
                 <w:color w:val="1C3A36"/>
                 <w:sz w:val="14"/>
               </w:rPr>
-              <w:t>31 Dec 2025</w:t>
+              <w:t>30 Jun 2026</w:t>
             </w:r>
           </w:p>
         </w:tc>
@@ -14303,7 +14303,7 @@
                 <w:color w:val="1C3A36"/>
                 <w:sz w:val="14"/>
               </w:rPr>
-              <w:t>Abu Dhabi National Oil Company for Distribution PJSC, audited consolidated financial statements for the year ended 31 December 2025, published on the company's investor-relations site; figures as reported in AED'000 and converted to AED million, lease liabilities note: non-current 1,289.459 plus current 156.868</w:t>
+              <w:t>ADNOC Distribution, Management Discussion &amp; Analysis Report, second quarter and first half 2026, 5 August 2026, fuel retail inventory gains, six months</w:t>
             </w:r>
           </w:p>
         </w:tc>
@@ -14325,7 +14325,7 @@
                 <w:color w:val="1C3A36"/>
                 <w:sz w:val="14"/>
               </w:rPr>
-              <w:t>leasepay fy25</w:t>
+              <w:t>invmove A</w:t>
             </w:r>
           </w:p>
         </w:tc>
@@ -14342,7 +14342,7 @@
                 <w:color w:val="1C3A36"/>
                 <w:sz w:val="14"/>
               </w:rPr>
-              <w:t>201.454</w:t>
+              <w:t>762, 0, 0, 0, 0</w:t>
             </w:r>
           </w:p>
         </w:tc>
@@ -14359,7 +14359,7 @@
                 <w:color w:val="1C3A36"/>
                 <w:sz w:val="14"/>
               </w:rPr>
-              <w:t>31 Dec 2025</w:t>
+              <w:t>5 Aug 2026</w:t>
             </w:r>
           </w:p>
         </w:tc>
@@ -14376,7 +14376,7 @@
                 <w:color w:val="1C3A36"/>
                 <w:sz w:val="14"/>
               </w:rPr>
-              <w:t>Abu Dhabi National Oil Company for Distribution PJSC, audited consolidated financial statements for the year ended 31 December 2025, published on the company's investor-relations site; figures as reported in AED'000 and converted to AED million, payment of lease liabilities</w:t>
+              <w:t>Inventory movements, NORMALISED frame. FY2026 carries only the AED 762 million already realised in the first half; nothing is assumed for the second half and nothing thereafter, on the view that a timing difference on a pass-through cost nets to zero through a full price cycle</w:t>
             </w:r>
           </w:p>
         </w:tc>
@@ -14398,7 +14398,7 @@
                 <w:color w:val="1C3A36"/>
                 <w:sz w:val="14"/>
               </w:rPr>
-              <w:t>nci fy23</w:t>
+              <w:t>invmove B</w:t>
             </w:r>
           </w:p>
         </w:tc>
@@ -14415,7 +14415,7 @@
                 <w:color w:val="1C3A36"/>
                 <w:sz w:val="14"/>
               </w:rPr>
-              <w:t>29.068</w:t>
+              <w:t>950, 295, 295, 295, 295</w:t>
             </w:r>
           </w:p>
         </w:tc>
@@ -14432,7 +14432,7 @@
                 <w:color w:val="1C3A36"/>
                 <w:sz w:val="14"/>
               </w:rPr>
-              <w:t>31 Dec 2023</w:t>
+              <w:t>5 Aug 2026</w:t>
             </w:r>
           </w:p>
         </w:tc>
@@ -14449,7 +14449,7 @@
                 <w:color w:val="1C3A36"/>
                 <w:sz w:val="14"/>
               </w:rPr>
-              <w:t>Abu Dhabi National Oil Company for Distribution PJSC, audited consolidated financial statements for the year ended 31 December 2023, published on the company's investor-relations site; figures as reported in AED'000 and converted to AED million, profit attributable to non-controlling interests</w:t>
+              <w:t>Inventory movements, THROUGH-CYCLE frame. FY2026 carries the realised first half plus a second half at the FY2025 second-half rate of AED 188 million; later years carry the FY2024-FY2025 average of AED 295 million, on the view that a company holding physical stock in a market with a persistent upward price drift earns a small positive contribution on average</w:t>
             </w:r>
           </w:p>
         </w:tc>
@@ -14471,7 +14471,7 @@
                 <w:color w:val="1C3A36"/>
                 <w:sz w:val="14"/>
               </w:rPr>
-              <w:t>nci fy24</w:t>
+              <w:t>lease fy23</w:t>
             </w:r>
           </w:p>
         </w:tc>
@@ -14488,7 +14488,7 @@
                 <w:color w:val="1C3A36"/>
                 <w:sz w:val="14"/>
               </w:rPr>
-              <w:t>52.008</w:t>
+              <w:t>1,747.264</w:t>
             </w:r>
           </w:p>
         </w:tc>
@@ -14505,7 +14505,7 @@
                 <w:color w:val="1C3A36"/>
                 <w:sz w:val="14"/>
               </w:rPr>
-              <w:t>31 Dec 2024</w:t>
+              <w:t>31 Dec 2023</w:t>
             </w:r>
           </w:p>
         </w:tc>
@@ -14522,7 +14522,7 @@
                 <w:color w:val="1C3A36"/>
                 <w:sz w:val="14"/>
               </w:rPr>
-              <w:t>Abu Dhabi National Oil Company for Distribution PJSC, audited consolidated financial statements for the year ended 31 December 2024, published on the company's investor-relations site; figures as reported in AED'000 and converted to AED million, profit attributable to non-controlling interests</w:t>
+              <w:t>Abu Dhabi National Oil Company for Distribution PJSC, audited consolidated financial statements for the year ended 31 December 2023, published on the company's investor-relations site; figures as reported in AED'000 and converted to AED million, lease liabilities: non-current 1,564.251 plus current 183.013</w:t>
             </w:r>
           </w:p>
         </w:tc>
@@ -14544,7 +14544,7 @@
                 <w:color w:val="1C3A36"/>
                 <w:sz w:val="14"/>
               </w:rPr>
-              <w:t>nci fy25</w:t>
+              <w:t>lease fy24</w:t>
             </w:r>
           </w:p>
         </w:tc>
@@ -14561,7 +14561,7 @@
                 <w:color w:val="1C3A36"/>
                 <w:sz w:val="14"/>
               </w:rPr>
-              <w:t>57.042</w:t>
+              <w:t>1,722.622</w:t>
             </w:r>
           </w:p>
         </w:tc>
@@ -14578,7 +14578,7 @@
                 <w:color w:val="1C3A36"/>
                 <w:sz w:val="14"/>
               </w:rPr>
-              <w:t>31 Dec 2025</w:t>
+              <w:t>31 Dec 2024</w:t>
             </w:r>
           </w:p>
         </w:tc>
@@ -14595,7 +14595,7 @@
                 <w:color w:val="1C3A36"/>
                 <w:sz w:val="14"/>
               </w:rPr>
-              <w:t>Abu Dhabi National Oil Company for Distribution PJSC, audited consolidated financial statements for the year ended 31 December 2025, published on the company's investor-relations site; figures as reported in AED'000 and converted to AED million, profit attributable to non-controlling interests</w:t>
+              <w:t>Abu Dhabi National Oil Company for Distribution PJSC, audited consolidated financial statements for the year ended 31 December 2024, published on the company's investor-relations site; figures as reported in AED'000 and converted to AED million, lease liabilities: non-current 1,540.894 plus current 181.728</w:t>
             </w:r>
           </w:p>
         </w:tc>
@@ -14617,7 +14617,7 @@
                 <w:color w:val="1C3A36"/>
                 <w:sz w:val="14"/>
               </w:rPr>
-              <w:t>nciq fy23</w:t>
+              <w:t>lease fy25</w:t>
             </w:r>
           </w:p>
         </w:tc>
@@ -14634,7 +14634,7 @@
                 <w:color w:val="1C3A36"/>
                 <w:sz w:val="14"/>
               </w:rPr>
-              <w:t>323.767</w:t>
+              <w:t>1,446.327</w:t>
             </w:r>
           </w:p>
         </w:tc>
@@ -14651,7 +14651,7 @@
                 <w:color w:val="1C3A36"/>
                 <w:sz w:val="14"/>
               </w:rPr>
-              <w:t>31 Dec 2023</w:t>
+              <w:t>31 Dec 2025</w:t>
             </w:r>
           </w:p>
         </w:tc>
@@ -14668,7 +14668,7 @@
                 <w:color w:val="1C3A36"/>
                 <w:sz w:val="14"/>
               </w:rPr>
-              <w:t>Abu Dhabi National Oil Company for Distribution PJSC, audited consolidated financial statements for the year ended 31 December 2023, published on the company's investor-relations site; figures as reported in AED'000 and converted to AED million, non-controlling interests</w:t>
+              <w:t>Abu Dhabi National Oil Company for Distribution PJSC, audited consolidated financial statements for the year ended 31 December 2025, published on the company's investor-relations site; figures as reported in AED'000 and converted to AED million, lease liabilities note: non-current 1,289.459 plus current 156.868</w:t>
             </w:r>
           </w:p>
         </w:tc>
@@ -14690,7 +14690,7 @@
                 <w:color w:val="1C3A36"/>
                 <w:sz w:val="14"/>
               </w:rPr>
-              <w:t>nciq fy24</w:t>
+              <w:t>leasepay fy25</w:t>
             </w:r>
           </w:p>
         </w:tc>
@@ -14707,7 +14707,7 @@
                 <w:color w:val="1C3A36"/>
                 <w:sz w:val="14"/>
               </w:rPr>
-              <w:t>189.437</w:t>
+              <w:t>201.454</w:t>
             </w:r>
           </w:p>
         </w:tc>
@@ -14724,7 +14724,7 @@
                 <w:color w:val="1C3A36"/>
                 <w:sz w:val="14"/>
               </w:rPr>
-              <w:t>31 Dec 2024</w:t>
+              <w:t>31 Dec 2025</w:t>
             </w:r>
           </w:p>
         </w:tc>
@@ -14741,7 +14741,7 @@
                 <w:color w:val="1C3A36"/>
                 <w:sz w:val="14"/>
               </w:rPr>
-              <w:t>Abu Dhabi National Oil Company for Distribution PJSC, audited consolidated financial statements for the year ended 31 December 2024, published on the company's investor-relations site; figures as reported in AED'000 and converted to AED million, non-controlling interests</w:t>
+              <w:t>Abu Dhabi National Oil Company for Distribution PJSC, audited consolidated financial statements for the year ended 31 December 2025, published on the company's investor-relations site; figures as reported in AED'000 and converted to AED million, payment of lease liabilities</w:t>
             </w:r>
           </w:p>
         </w:tc>
@@ -14763,7 +14763,7 @@
                 <w:color w:val="1C3A36"/>
                 <w:sz w:val="14"/>
               </w:rPr>
-              <w:t>nciq fy25</w:t>
+              <w:t>litres per station g</w:t>
             </w:r>
           </w:p>
         </w:tc>
@@ -14780,7 +14780,7 @@
                 <w:color w:val="1C3A36"/>
                 <w:sz w:val="14"/>
               </w:rPr>
-              <w:t>230.374</w:t>
+              <w:t>-0.010, -0.025, -0.020, -0.010, -0.005</w:t>
             </w:r>
           </w:p>
         </w:tc>
@@ -14797,7 +14797,7 @@
                 <w:color w:val="1C3A36"/>
                 <w:sz w:val="14"/>
               </w:rPr>
-              <w:t>31 Dec 2025</w:t>
+              <w:t>30 Jun 2026</w:t>
             </w:r>
           </w:p>
         </w:tc>
@@ -14814,7 +14814,7 @@
                 <w:color w:val="1C3A36"/>
                 <w:sz w:val="14"/>
               </w:rPr>
-              <w:t>Abu Dhabi National Oil Company for Distribution PJSC, audited consolidated financial statements for the year ended 31 December 2025, published on the company's investor-relations site; figures as reported in AED'000 and converted to AED million, non-controlling interests</w:t>
+              <w:t>Growth in litres sold per station. Realised at MINUS 9.3% in the year to June 2026: retail volume rose 1.0% while the network rose 11.3%, so throughput per site fell. The decline fades as the expansion rate itself slows and the newest sites mature toward the network average. This is the single most important observable on the terminal-growth question and it is now a model driver rather than a narrative aside</w:t>
             </w:r>
           </w:p>
         </w:tc>
@@ -14836,7 +14836,7 @@
                 <w:color w:val="1C3A36"/>
                 <w:sz w:val="14"/>
               </w:rPr>
-              <w:t>nonfueltxn h125</w:t>
+              <w:t>maint capex rate</w:t>
             </w:r>
           </w:p>
         </w:tc>
@@ -14853,7 +14853,7 @@
                 <w:color w:val="1C3A36"/>
                 <w:sz w:val="14"/>
               </w:rPr>
-              <w:t>26</w:t>
+              <w:t>0.084</w:t>
             </w:r>
           </w:p>
         </w:tc>
@@ -14870,7 +14870,7 @@
                 <w:color w:val="1C3A36"/>
                 <w:sz w:val="14"/>
               </w:rPr>
-              <w:t>30 Jun 2025</w:t>
+              <w:t>31 Dec 2025</w:t>
             </w:r>
           </w:p>
         </w:tc>
@@ -14887,7 +14887,7 @@
                 <w:color w:val="1C3A36"/>
                 <w:sz w:val="14"/>
               </w:rPr>
-              <w:t>ADNOC Distribution, results presentation, second quarter and first half 2026, 5 August 2026, operating-performance appendix, non-fuel transactions, UAE, prior-period comparative</w:t>
+              <w:t>Maintenance capital spending as a share of the opening fixed and right-of-use base, set equal to the depreciation rate — the standard steady-state condition that a network replaces what it consumes. Growth spending is modelled separately, per station added</w:t>
             </w:r>
           </w:p>
         </w:tc>
@@ -14909,7 +14909,7 @@
                 <w:color w:val="1C3A36"/>
                 <w:sz w:val="14"/>
               </w:rPr>
-              <w:t>nonfueltxn h126</w:t>
+              <w:t>nci fy23</w:t>
             </w:r>
           </w:p>
         </w:tc>
@@ -14926,7 +14926,7 @@
                 <w:color w:val="1C3A36"/>
                 <w:sz w:val="14"/>
               </w:rPr>
-              <w:t>26.400</w:t>
+              <w:t>29.068</w:t>
             </w:r>
           </w:p>
         </w:tc>
@@ -14943,7 +14943,7 @@
                 <w:color w:val="1C3A36"/>
                 <w:sz w:val="14"/>
               </w:rPr>
-              <w:t>30 Jun 2026</w:t>
+              <w:t>31 Dec 2023</w:t>
             </w:r>
           </w:p>
         </w:tc>
@@ -14960,7 +14960,7 @@
                 <w:color w:val="1C3A36"/>
                 <w:sz w:val="14"/>
               </w:rPr>
-              <w:t>ADNOC Distribution, results presentation, second quarter and first half 2026, 5 August 2026, operating-performance appendix, non-fuel transactions, UAE, millions, six months</w:t>
+              <w:t>Abu Dhabi National Oil Company for Distribution PJSC, audited consolidated financial statements for the year ended 31 December 2023, published on the company's investor-relations site; figures as reported in AED'000 and converted to AED million, profit attributable to non-controlling interests</w:t>
             </w:r>
           </w:p>
         </w:tc>
@@ -14982,7 +14982,7 @@
                 <w:color w:val="1C3A36"/>
                 <w:sz w:val="14"/>
               </w:rPr>
-              <w:t>np fy22</w:t>
+              <w:t>nci fy24</w:t>
             </w:r>
           </w:p>
         </w:tc>
@@ -14999,7 +14999,7 @@
                 <w:color w:val="1C3A36"/>
                 <w:sz w:val="14"/>
               </w:rPr>
-              <w:t>2,748.508</w:t>
+              <w:t>52.008</w:t>
             </w:r>
           </w:p>
         </w:tc>
@@ -15016,7 +15016,7 @@
                 <w:color w:val="1C3A36"/>
                 <w:sz w:val="14"/>
               </w:rPr>
-              <w:t>31 Dec 2022</w:t>
+              <w:t>31 Dec 2024</w:t>
             </w:r>
           </w:p>
         </w:tc>
@@ -15033,7 +15033,7 @@
                 <w:color w:val="1C3A36"/>
                 <w:sz w:val="14"/>
               </w:rPr>
-              <w:t>FY2023 audited filing, FY2022 comparative column: profit for the year</w:t>
+              <w:t>Abu Dhabi National Oil Company for Distribution PJSC, audited consolidated financial statements for the year ended 31 December 2024, published on the company's investor-relations site; figures as reported in AED'000 and converted to AED million, profit attributable to non-controlling interests</w:t>
             </w:r>
           </w:p>
         </w:tc>
@@ -15055,7 +15055,7 @@
                 <w:color w:val="1C3A36"/>
                 <w:sz w:val="14"/>
               </w:rPr>
-              <w:t>np fy23</w:t>
+              <w:t>nci fy25</w:t>
             </w:r>
           </w:p>
         </w:tc>
@@ -15072,7 +15072,7 @@
                 <w:color w:val="1C3A36"/>
                 <w:sz w:val="14"/>
               </w:rPr>
-              <w:t>2,630.489</w:t>
+              <w:t>57.042</w:t>
             </w:r>
           </w:p>
         </w:tc>
@@ -15089,7 +15089,7 @@
                 <w:color w:val="1C3A36"/>
                 <w:sz w:val="14"/>
               </w:rPr>
-              <w:t>31 Dec 2023</w:t>
+              <w:t>31 Dec 2025</w:t>
             </w:r>
           </w:p>
         </w:tc>
@@ -15106,7 +15106,7 @@
                 <w:color w:val="1C3A36"/>
                 <w:sz w:val="14"/>
               </w:rPr>
-              <w:t>Abu Dhabi National Oil Company for Distribution PJSC, audited consolidated financial statements for the year ended 31 December 2023, published on the company's investor-relations site; figures as reported in AED'000 and converted to AED million, profit for the year</w:t>
+              <w:t>Abu Dhabi National Oil Company for Distribution PJSC, audited consolidated financial statements for the year ended 31 December 2025, published on the company's investor-relations site; figures as reported in AED'000 and converted to AED million, profit attributable to non-controlling interests</w:t>
             </w:r>
           </w:p>
         </w:tc>
@@ -15128,7 +15128,7 @@
                 <w:color w:val="1C3A36"/>
                 <w:sz w:val="14"/>
               </w:rPr>
-              <w:t>np fy24</w:t>
+              <w:t>nciq fy23</w:t>
             </w:r>
           </w:p>
         </w:tc>
@@ -15145,7 +15145,7 @@
                 <w:color w:val="1C3A36"/>
                 <w:sz w:val="14"/>
               </w:rPr>
-              <w:t>2,472.283</w:t>
+              <w:t>323.767</w:t>
             </w:r>
           </w:p>
         </w:tc>
@@ -15162,7 +15162,7 @@
                 <w:color w:val="1C3A36"/>
                 <w:sz w:val="14"/>
               </w:rPr>
-              <w:t>31 Dec 2024</w:t>
+              <w:t>31 Dec 2023</w:t>
             </w:r>
           </w:p>
         </w:tc>
@@ -15179,7 +15179,7 @@
                 <w:color w:val="1C3A36"/>
                 <w:sz w:val="14"/>
               </w:rPr>
-              <w:t>Abu Dhabi National Oil Company for Distribution PJSC, audited consolidated financial statements for the year ended 31 December 2024, published on the company's investor-relations site; figures as reported in AED'000 and converted to AED million, profit for the year</w:t>
+              <w:t>Abu Dhabi National Oil Company for Distribution PJSC, audited consolidated financial statements for the year ended 31 December 2023, published on the company's investor-relations site; figures as reported in AED'000 and converted to AED million, non-controlling interests</w:t>
             </w:r>
           </w:p>
         </w:tc>
@@ -15201,7 +15201,7 @@
                 <w:color w:val="1C3A36"/>
                 <w:sz w:val="14"/>
               </w:rPr>
-              <w:t>np fy25</w:t>
+              <w:t>nciq fy24</w:t>
             </w:r>
           </w:p>
         </w:tc>
@@ -15218,7 +15218,7 @@
                 <w:color w:val="1C3A36"/>
                 <w:sz w:val="14"/>
               </w:rPr>
-              <w:t>2,851.042</w:t>
+              <w:t>189.437</w:t>
             </w:r>
           </w:p>
         </w:tc>
@@ -15235,7 +15235,7 @@
                 <w:color w:val="1C3A36"/>
                 <w:sz w:val="14"/>
               </w:rPr>
-              <w:t>31 Dec 2025</w:t>
+              <w:t>31 Dec 2024</w:t>
             </w:r>
           </w:p>
         </w:tc>
@@ -15252,7 +15252,7 @@
                 <w:color w:val="1C3A36"/>
                 <w:sz w:val="14"/>
               </w:rPr>
-              <w:t>Abu Dhabi National Oil Company for Distribution PJSC, audited consolidated financial statements for the year ended 31 December 2025, published on the company's investor-relations site; figures as reported in AED'000 and converted to AED million, profit for the year</w:t>
+              <w:t>Abu Dhabi National Oil Company for Distribution PJSC, audited consolidated financial statements for the year ended 31 December 2024, published on the company's investor-relations site; figures as reported in AED'000 and converted to AED million, non-controlling interests</w:t>
             </w:r>
           </w:p>
         </w:tc>
@@ -15274,7 +15274,7 @@
                 <w:color w:val="1C3A36"/>
                 <w:sz w:val="14"/>
               </w:rPr>
-              <w:t>np h126</w:t>
+              <w:t>nciq fy25</w:t>
             </w:r>
           </w:p>
         </w:tc>
@@ -15291,7 +15291,7 @@
                 <w:color w:val="1C3A36"/>
                 <w:sz w:val="14"/>
               </w:rPr>
-              <w:t>2,127.694</w:t>
+              <w:t>230.374</w:t>
             </w:r>
           </w:p>
         </w:tc>
@@ -15308,7 +15308,7 @@
                 <w:color w:val="1C3A36"/>
                 <w:sz w:val="14"/>
               </w:rPr>
-              <w:t>30 Jun 2026</w:t>
+              <w:t>31 Dec 2025</w:t>
             </w:r>
           </w:p>
         </w:tc>
@@ -15325,7 +15325,7 @@
                 <w:color w:val="1C3A36"/>
                 <w:sz w:val="14"/>
               </w:rPr>
-              <w:t>Abu Dhabi National Oil Company for Distribution PJSC, reviewed interim condensed consolidated financial statements for the six months ended 30 June 2026, published on the company's investor-relations site, profit for the period, six months ended 30 June 2026</w:t>
+              <w:t>Abu Dhabi National Oil Company for Distribution PJSC, audited consolidated financial statements for the year ended 31 December 2025, published on the company's investor-relations site; figures as reported in AED'000 and converted to AED million, non-controlling interests</w:t>
             </w:r>
           </w:p>
         </w:tc>
@@ -15347,7 +15347,7 @@
                 <w:color w:val="1C3A36"/>
                 <w:sz w:val="14"/>
               </w:rPr>
-              <w:t>ocf fy23</w:t>
+              <w:t>nonfueltxn h125</w:t>
             </w:r>
           </w:p>
         </w:tc>
@@ -15364,7 +15364,7 @@
                 <w:color w:val="1C3A36"/>
                 <w:sz w:val="14"/>
               </w:rPr>
-              <w:t>5,051.268</w:t>
+              <w:t>26</w:t>
             </w:r>
           </w:p>
         </w:tc>
@@ -15381,7 +15381,7 @@
                 <w:color w:val="1C3A36"/>
                 <w:sz w:val="14"/>
               </w:rPr>
-              <w:t>31 Dec 2023</w:t>
+              <w:t>30 Jun 2025</w:t>
             </w:r>
           </w:p>
         </w:tc>
@@ -15398,7 +15398,7 @@
                 <w:color w:val="1C3A36"/>
                 <w:sz w:val="14"/>
               </w:rPr>
-              <w:t>Abu Dhabi National Oil Company for Distribution PJSC, audited consolidated financial statements for the year ended 31 December 2024, published on the company's investor-relations site; figures as reported in AED'000 and converted to AED million, FY2023 comparative</w:t>
+              <w:t>ADNOC Distribution, results presentation, second quarter and first half 2026, 5 August 2026, operating-performance appendix, non-fuel transactions, UAE, prior-period comparative</w:t>
             </w:r>
           </w:p>
         </w:tc>
@@ -15420,7 +15420,7 @@
                 <w:color w:val="1C3A36"/>
                 <w:sz w:val="14"/>
               </w:rPr>
-              <w:t>ocf fy24</w:t>
+              <w:t>nonfueltxn h126</w:t>
             </w:r>
           </w:p>
         </w:tc>
@@ -15437,7 +15437,7 @@
                 <w:color w:val="1C3A36"/>
                 <w:sz w:val="14"/>
               </w:rPr>
-              <w:t>3,931.453</w:t>
+              <w:t>26.400</w:t>
             </w:r>
           </w:p>
         </w:tc>
@@ -15454,7 +15454,7 @@
                 <w:color w:val="1C3A36"/>
                 <w:sz w:val="14"/>
               </w:rPr>
-              <w:t>31 Dec 2024</w:t>
+              <w:t>30 Jun 2026</w:t>
             </w:r>
           </w:p>
         </w:tc>
@@ -15471,7 +15471,7 @@
                 <w:color w:val="1C3A36"/>
                 <w:sz w:val="14"/>
               </w:rPr>
-              <w:t>Abu Dhabi National Oil Company for Distribution PJSC, audited consolidated financial statements for the year ended 31 December 2024, published on the company's investor-relations site; figures as reported in AED'000 and converted to AED million</w:t>
+              <w:t>ADNOC Distribution, results presentation, second quarter and first half 2026, 5 August 2026, operating-performance appendix, non-fuel transactions, UAE, millions, six months</w:t>
             </w:r>
           </w:p>
         </w:tc>
@@ -15493,7 +15493,7 @@
                 <w:color w:val="1C3A36"/>
                 <w:sz w:val="14"/>
               </w:rPr>
-              <w:t>ocf fy25</w:t>
+              <w:t>np fy22</w:t>
             </w:r>
           </w:p>
         </w:tc>
@@ -15510,7 +15510,7 @@
                 <w:color w:val="1C3A36"/>
                 <w:sz w:val="14"/>
               </w:rPr>
-              <w:t>3,922.041</w:t>
+              <w:t>2,748.508</w:t>
             </w:r>
           </w:p>
         </w:tc>
@@ -15527,7 +15527,7 @@
                 <w:color w:val="1C3A36"/>
                 <w:sz w:val="14"/>
               </w:rPr>
-              <w:t>31 Dec 2025</w:t>
+              <w:t>31 Dec 2022</w:t>
             </w:r>
           </w:p>
         </w:tc>
@@ -15544,7 +15544,7 @@
                 <w:color w:val="1C3A36"/>
                 <w:sz w:val="14"/>
               </w:rPr>
-              <w:t>Abu Dhabi National Oil Company for Distribution PJSC, audited consolidated financial statements for the year ended 31 December 2025, published on the company's investor-relations site; figures as reported in AED'000 and converted to AED million</w:t>
+              <w:t>FY2023 audited filing, FY2022 comparative column: profit for the year</w:t>
             </w:r>
           </w:p>
         </w:tc>
@@ -15566,7 +15566,7 @@
                 <w:color w:val="1C3A36"/>
                 <w:sz w:val="14"/>
               </w:rPr>
-              <w:t>oi fy23</w:t>
+              <w:t>np fy23</w:t>
             </w:r>
           </w:p>
         </w:tc>
@@ -15583,7 +15583,7 @@
                 <w:color w:val="1C3A36"/>
                 <w:sz w:val="14"/>
               </w:rPr>
-              <w:t>145.645</w:t>
+              <w:t>2,630.489</w:t>
             </w:r>
           </w:p>
         </w:tc>
@@ -15617,7 +15617,7 @@
                 <w:color w:val="1C3A36"/>
                 <w:sz w:val="14"/>
               </w:rPr>
-              <w:t>Abu Dhabi National Oil Company for Distribution PJSC, audited consolidated financial statements for the year ended 31 December 2023, published on the company's investor-relations site; figures as reported in AED'000 and converted to AED million, other income</w:t>
+              <w:t>Abu Dhabi National Oil Company for Distribution PJSC, audited consolidated financial statements for the year ended 31 December 2023, published on the company's investor-relations site; figures as reported in AED'000 and converted to AED million, profit for the year</w:t>
             </w:r>
           </w:p>
         </w:tc>
@@ -15639,7 +15639,7 @@
                 <w:color w:val="1C3A36"/>
                 <w:sz w:val="14"/>
               </w:rPr>
-              <w:t>oi fy24</w:t>
+              <w:t>np fy24</w:t>
             </w:r>
           </w:p>
         </w:tc>
@@ -15656,7 +15656,7 @@
                 <w:color w:val="1C3A36"/>
                 <w:sz w:val="14"/>
               </w:rPr>
-              <w:t>138.059</w:t>
+              <w:t>2,472.283</w:t>
             </w:r>
           </w:p>
         </w:tc>
@@ -15690,7 +15690,7 @@
                 <w:color w:val="1C3A36"/>
                 <w:sz w:val="14"/>
               </w:rPr>
-              <w:t>Abu Dhabi National Oil Company for Distribution PJSC, audited consolidated financial statements for the year ended 31 December 2024, published on the company's investor-relations site; figures as reported in AED'000 and converted to AED million, other income</w:t>
+              <w:t>Abu Dhabi National Oil Company for Distribution PJSC, audited consolidated financial statements for the year ended 31 December 2024, published on the company's investor-relations site; figures as reported in AED'000 and converted to AED million, profit for the year</w:t>
             </w:r>
           </w:p>
         </w:tc>
@@ -15712,7 +15712,7 @@
                 <w:color w:val="1C3A36"/>
                 <w:sz w:val="14"/>
               </w:rPr>
-              <w:t>oi fy25</w:t>
+              <w:t>np fy25</w:t>
             </w:r>
           </w:p>
         </w:tc>
@@ -15729,7 +15729,7 @@
                 <w:color w:val="1C3A36"/>
                 <w:sz w:val="14"/>
               </w:rPr>
-              <w:t>167.665</w:t>
+              <w:t>2,851.042</w:t>
             </w:r>
           </w:p>
         </w:tc>
@@ -15763,7 +15763,7 @@
                 <w:color w:val="1C3A36"/>
                 <w:sz w:val="14"/>
               </w:rPr>
-              <w:t>Abu Dhabi National Oil Company for Distribution PJSC, audited consolidated financial statements for the year ended 31 December 2025, published on the company's investor-relations site; figures as reported in AED'000 and converted to AED million, other income</w:t>
+              <w:t>Abu Dhabi National Oil Company for Distribution PJSC, audited consolidated financial statements for the year ended 31 December 2025, published on the company's investor-relations site; figures as reported in AED'000 and converted to AED million, profit for the year</w:t>
             </w:r>
           </w:p>
         </w:tc>
@@ -15785,7 +15785,7 @@
                 <w:color w:val="1C3A36"/>
                 <w:sz w:val="14"/>
               </w:rPr>
-              <w:t>oi h126</w:t>
+              <w:t>np h126</w:t>
             </w:r>
           </w:p>
         </w:tc>
@@ -15802,7 +15802,7 @@
                 <w:color w:val="1C3A36"/>
                 <w:sz w:val="14"/>
               </w:rPr>
-              <w:t>90.705</w:t>
+              <w:t>2,127.694</w:t>
             </w:r>
           </w:p>
         </w:tc>
@@ -15836,7 +15836,7 @@
                 <w:color w:val="1C3A36"/>
                 <w:sz w:val="14"/>
               </w:rPr>
-              <w:t>Abu Dhabi National Oil Company for Distribution PJSC, reviewed interim condensed consolidated financial statements for the six months ended 30 June 2026, published on the company's investor-relations site, other income, six months</w:t>
+              <w:t>Abu Dhabi National Oil Company for Distribution PJSC, reviewed interim condensed consolidated financial statements for the six months ended 30 June 2026, published on the company's investor-relations site, profit for the period, six months ended 30 June 2026</w:t>
             </w:r>
           </w:p>
         </w:tc>
@@ -15858,7 +15858,7 @@
                 <w:color w:val="1C3A36"/>
                 <w:sz w:val="14"/>
               </w:rPr>
-              <w:t>onca fy23</w:t>
+              <w:t>ocf fy23</w:t>
             </w:r>
           </w:p>
         </w:tc>
@@ -15875,7 +15875,7 @@
                 <w:color w:val="1C3A36"/>
                 <w:sz w:val="14"/>
               </w:rPr>
-              <w:t>56.183</w:t>
+              <w:t>5,051.268</w:t>
             </w:r>
           </w:p>
         </w:tc>
@@ -15909,7 +15909,7 @@
                 <w:color w:val="1C3A36"/>
                 <w:sz w:val="14"/>
               </w:rPr>
-              <w:t>Abu Dhabi National Oil Company for Distribution PJSC, audited consolidated financial statements for the year ended 31 December 2023, published on the company's investor-relations site; figures as reported in AED'000 and converted to AED million, advances to contractors 38.466 plus deferred tax asset 2.166 plus other non-current assets 15.551</w:t>
+              <w:t>Abu Dhabi National Oil Company for Distribution PJSC, audited consolidated financial statements for the year ended 31 December 2024, published on the company's investor-relations site; figures as reported in AED'000 and converted to AED million, FY2023 comparative</w:t>
             </w:r>
           </w:p>
         </w:tc>
@@ -15931,7 +15931,7 @@
                 <w:color w:val="1C3A36"/>
                 <w:sz w:val="14"/>
               </w:rPr>
-              <w:t>onca fy24</w:t>
+              <w:t>ocf fy24</w:t>
             </w:r>
           </w:p>
         </w:tc>
@@ -15948,7 +15948,7 @@
                 <w:color w:val="1C3A36"/>
                 <w:sz w:val="14"/>
               </w:rPr>
-              <w:t>62.103</w:t>
+              <w:t>3,931.453</w:t>
             </w:r>
           </w:p>
         </w:tc>
@@ -15982,7 +15982,7 @@
                 <w:color w:val="1C3A36"/>
                 <w:sz w:val="14"/>
               </w:rPr>
-              <w:t>Abu Dhabi National Oil Company for Distribution PJSC, audited consolidated financial statements for the year ended 31 December 2024, published on the company's investor-relations site; figures as reported in AED'000 and converted to AED million, advances to contractors 47.656 plus other non-current assets 14.447</w:t>
+              <w:t>Abu Dhabi National Oil Company for Distribution PJSC, audited consolidated financial statements for the year ended 31 December 2024, published on the company's investor-relations site; figures as reported in AED'000 and converted to AED million</w:t>
             </w:r>
           </w:p>
         </w:tc>
@@ -16004,7 +16004,7 @@
                 <w:color w:val="1C3A36"/>
                 <w:sz w:val="14"/>
               </w:rPr>
-              <w:t>onca fy25</w:t>
+              <w:t>ocf fy25</w:t>
             </w:r>
           </w:p>
         </w:tc>
@@ -16021,7 +16021,7 @@
                 <w:color w:val="1C3A36"/>
                 <w:sz w:val="14"/>
               </w:rPr>
-              <w:t>49.420</w:t>
+              <w:t>3,922.041</w:t>
             </w:r>
           </w:p>
         </w:tc>
@@ -16055,7 +16055,7 @@
                 <w:color w:val="1C3A36"/>
                 <w:sz w:val="14"/>
               </w:rPr>
-              <w:t>Abu Dhabi National Oil Company for Distribution PJSC, audited consolidated financial statements for the year ended 31 December 2025, published on the company's investor-relations site; figures as reported in AED'000 and converted to AED million, advances to contractors 36.596 plus other non-current assets 12.824</w:t>
+              <w:t>Abu Dhabi National Oil Company for Distribution PJSC, audited consolidated financial statements for the year ended 31 December 2025, published on the company's investor-relations site; figures as reported in AED'000 and converted to AED million</w:t>
             </w:r>
           </w:p>
         </w:tc>
@@ -16077,7 +16077,7 @@
                 <w:color w:val="1C3A36"/>
                 <w:sz w:val="14"/>
               </w:rPr>
-              <w:t>oncl fy25</w:t>
+              <w:t>oi fy23</w:t>
             </w:r>
           </w:p>
         </w:tc>
@@ -16094,7 +16094,7 @@
                 <w:color w:val="1C3A36"/>
                 <w:sz w:val="14"/>
               </w:rPr>
-              <w:t>6.528</w:t>
+              <w:t>145.645</w:t>
             </w:r>
           </w:p>
         </w:tc>
@@ -16111,7 +16111,7 @@
                 <w:color w:val="1C3A36"/>
                 <w:sz w:val="14"/>
               </w:rPr>
-              <w:t>31 Dec 2025</w:t>
+              <w:t>31 Dec 2023</w:t>
             </w:r>
           </w:p>
         </w:tc>
@@ -16128,7 +16128,7 @@
                 <w:color w:val="1C3A36"/>
                 <w:sz w:val="14"/>
               </w:rPr>
-              <w:t>Abu Dhabi National Oil Company for Distribution PJSC, audited consolidated financial statements for the year ended 31 December 2025, published on the company's investor-relations site; figures as reported in AED'000 and converted to AED million, other non-current liabilities</w:t>
+              <w:t>Abu Dhabi National Oil Company for Distribution PJSC, audited consolidated financial statements for the year ended 31 December 2023, published on the company's investor-relations site; figures as reported in AED'000 and converted to AED million, other income</w:t>
             </w:r>
           </w:p>
         </w:tc>
@@ -16150,7 +16150,7 @@
                 <w:color w:val="1C3A36"/>
                 <w:sz w:val="14"/>
               </w:rPr>
-              <w:t>op fy23</w:t>
+              <w:t>oi fy24</w:t>
             </w:r>
           </w:p>
         </w:tc>
@@ -16167,7 +16167,7 @@
                 <w:color w:val="1C3A36"/>
                 <w:sz w:val="14"/>
               </w:rPr>
-              <w:t>2,983.249</w:t>
+              <w:t>138.059</w:t>
             </w:r>
           </w:p>
         </w:tc>
@@ -16184,7 +16184,7 @@
                 <w:color w:val="1C3A36"/>
                 <w:sz w:val="14"/>
               </w:rPr>
-              <w:t>31 Dec 2023</w:t>
+              <w:t>31 Dec 2024</w:t>
             </w:r>
           </w:p>
         </w:tc>
@@ -16201,7 +16201,7 @@
                 <w:color w:val="1C3A36"/>
                 <w:sz w:val="14"/>
               </w:rPr>
-              <w:t>Abu Dhabi National Oil Company for Distribution PJSC, audited consolidated financial statements for the year ended 31 December 2023, published on the company's investor-relations site; figures as reported in AED'000 and converted to AED million, operating profit</w:t>
+              <w:t>Abu Dhabi National Oil Company for Distribution PJSC, audited consolidated financial statements for the year ended 31 December 2024, published on the company's investor-relations site; figures as reported in AED'000 and converted to AED million, other income</w:t>
             </w:r>
           </w:p>
         </w:tc>
@@ -16223,7 +16223,7 @@
                 <w:color w:val="1C3A36"/>
                 <w:sz w:val="14"/>
               </w:rPr>
-              <w:t>op fy24</w:t>
+              <w:t>oi fy25</w:t>
             </w:r>
           </w:p>
         </w:tc>
@@ -16240,7 +16240,7 @@
                 <w:color w:val="1C3A36"/>
                 <w:sz w:val="14"/>
               </w:rPr>
-              <w:t>3,068.895</w:t>
+              <w:t>167.665</w:t>
             </w:r>
           </w:p>
         </w:tc>
@@ -16257,7 +16257,7 @@
                 <w:color w:val="1C3A36"/>
                 <w:sz w:val="14"/>
               </w:rPr>
-              <w:t>31 Dec 2024</w:t>
+              <w:t>31 Dec 2025</w:t>
             </w:r>
           </w:p>
         </w:tc>
@@ -16274,7 +16274,7 @@
                 <w:color w:val="1C3A36"/>
                 <w:sz w:val="14"/>
               </w:rPr>
-              <w:t>Abu Dhabi National Oil Company for Distribution PJSC, audited consolidated financial statements for the year ended 31 December 2024, published on the company's investor-relations site; figures as reported in AED'000 and converted to AED million, operating profit</w:t>
+              <w:t>Abu Dhabi National Oil Company for Distribution PJSC, audited consolidated financial statements for the year ended 31 December 2025, published on the company's investor-relations site; figures as reported in AED'000 and converted to AED million, other income</w:t>
             </w:r>
           </w:p>
         </w:tc>
@@ -16296,7 +16296,7 @@
                 <w:color w:val="1C3A36"/>
                 <w:sz w:val="14"/>
               </w:rPr>
-              <w:t>op fy25</w:t>
+              <w:t>oi h126</w:t>
             </w:r>
           </w:p>
         </w:tc>
@@ -16313,7 +16313,7 @@
                 <w:color w:val="1C3A36"/>
                 <w:sz w:val="14"/>
               </w:rPr>
-              <w:t>3,505.604</w:t>
+              <w:t>90.705</w:t>
             </w:r>
           </w:p>
         </w:tc>
@@ -16330,7 +16330,7 @@
                 <w:color w:val="1C3A36"/>
                 <w:sz w:val="14"/>
               </w:rPr>
-              <w:t>31 Dec 2025</w:t>
+              <w:t>30 Jun 2026</w:t>
             </w:r>
           </w:p>
         </w:tc>
@@ -16347,7 +16347,7 @@
                 <w:color w:val="1C3A36"/>
                 <w:sz w:val="14"/>
               </w:rPr>
-              <w:t>Abu Dhabi National Oil Company for Distribution PJSC, audited consolidated financial statements for the year ended 31 December 2025, published on the company's investor-relations site; figures as reported in AED'000 and converted to AED million, operating profit</w:t>
+              <w:t>Abu Dhabi National Oil Company for Distribution PJSC, reviewed interim condensed consolidated financial statements for the six months ended 30 June 2026, published on the company's investor-relations site, other income, six months</w:t>
             </w:r>
           </w:p>
         </w:tc>
@@ -16369,7 +16369,7 @@
                 <w:color w:val="1C3A36"/>
                 <w:sz w:val="14"/>
               </w:rPr>
-              <w:t>op h126</w:t>
+              <w:t>onca fy23</w:t>
             </w:r>
           </w:p>
         </w:tc>
@@ -16386,7 +16386,7 @@
                 <w:color w:val="1C3A36"/>
                 <w:sz w:val="14"/>
               </w:rPr>
-              <w:t>2,516.642</w:t>
+              <w:t>56.183</w:t>
             </w:r>
           </w:p>
         </w:tc>
@@ -16403,7 +16403,7 @@
                 <w:color w:val="1C3A36"/>
                 <w:sz w:val="14"/>
               </w:rPr>
-              <w:t>30 Jun 2026</w:t>
+              <w:t>31 Dec 2023</w:t>
             </w:r>
           </w:p>
         </w:tc>
@@ -16420,7 +16420,7 @@
                 <w:color w:val="1C3A36"/>
                 <w:sz w:val="14"/>
               </w:rPr>
-              <w:t>Abu Dhabi National Oil Company for Distribution PJSC, reviewed interim condensed consolidated financial statements for the six months ended 30 June 2026, published on the company's investor-relations site, operating profit, six months ended 30 June 2026</w:t>
+              <w:t>Abu Dhabi National Oil Company for Distribution PJSC, audited consolidated financial statements for the year ended 31 December 2023, published on the company's investor-relations site; figures as reported in AED'000 and converted to AED million, advances to contractors 38.466 plus deferred tax asset 2.166 plus other non-current assets 15.551</w:t>
             </w:r>
           </w:p>
         </w:tc>
@@ -16442,7 +16442,7 @@
                 <w:color w:val="1C3A36"/>
                 <w:sz w:val="14"/>
               </w:rPr>
-              <w:t>payout</w:t>
+              <w:t>onca fy24</w:t>
             </w:r>
           </w:p>
         </w:tc>
@@ -16459,7 +16459,7 @@
                 <w:color w:val="1C3A36"/>
                 <w:sz w:val="14"/>
               </w:rPr>
-              <w:t>92.00%</w:t>
+              <w:t>62.103</w:t>
             </w:r>
           </w:p>
         </w:tc>
@@ -16476,7 +16476,7 @@
                 <w:color w:val="1C3A36"/>
                 <w:sz w:val="14"/>
               </w:rPr>
-              <w:t>31 Dec 2025</w:t>
+              <w:t>31 Dec 2024</w:t>
             </w:r>
           </w:p>
         </w:tc>
@@ -16493,7 +16493,7 @@
                 <w:color w:val="1C3A36"/>
                 <w:sz w:val="14"/>
               </w:rPr>
-              <w:t>Dividend payout used in the equity roll-forward. Dividends paid were AED 2,622.9 million, AED 2,613.7 million and AED 2,599.1 million in FY2023, FY2024 and FY2025 against profit attributable to owners of AED 2,601.4 million, AED 2,420.3 million and AED 2,794.0 million — a payout that has run at or above 100% of earnings and is set slightly below that as profits step up</w:t>
+              <w:t>Abu Dhabi National Oil Company for Distribution PJSC, audited consolidated financial statements for the year ended 31 December 2024, published on the company's investor-relations site; figures as reported in AED'000 and converted to AED million, advances to contractors 47.656 plus other non-current assets 14.447</w:t>
             </w:r>
           </w:p>
         </w:tc>
@@ -16515,7 +16515,7 @@
                 <w:color w:val="1C3A36"/>
                 <w:sz w:val="14"/>
               </w:rPr>
-              <w:t>pbt fy23</w:t>
+              <w:t>onca fy25</w:t>
             </w:r>
           </w:p>
         </w:tc>
@@ -16532,7 +16532,7 @@
                 <w:color w:val="1C3A36"/>
                 <w:sz w:val="14"/>
               </w:rPr>
-              <w:t>2,649.326</w:t>
+              <w:t>49.420</w:t>
             </w:r>
           </w:p>
         </w:tc>
@@ -16549,7 +16549,7 @@
                 <w:color w:val="1C3A36"/>
                 <w:sz w:val="14"/>
               </w:rPr>
-              <w:t>31 Dec 2023</w:t>
+              <w:t>31 Dec 2025</w:t>
             </w:r>
           </w:p>
         </w:tc>
@@ -16566,7 +16566,7 @@
                 <w:color w:val="1C3A36"/>
                 <w:sz w:val="14"/>
               </w:rPr>
-              <w:t>Abu Dhabi National Oil Company for Distribution PJSC, audited consolidated financial statements for the year ended 31 December 2023, published on the company's investor-relations site; figures as reported in AED'000 and converted to AED million, profit before tax</w:t>
+              <w:t>Abu Dhabi National Oil Company for Distribution PJSC, audited consolidated financial statements for the year ended 31 December 2025, published on the company's investor-relations site; figures as reported in AED'000 and converted to AED million, advances to contractors 36.596 plus other non-current assets 12.824</w:t>
             </w:r>
           </w:p>
         </w:tc>
@@ -16588,7 +16588,7 @@
                 <w:color w:val="1C3A36"/>
                 <w:sz w:val="14"/>
               </w:rPr>
-              <w:t>pbt fy24</w:t>
+              <w:t>oncl fy25</w:t>
             </w:r>
           </w:p>
         </w:tc>
@@ -16605,7 +16605,7 @@
                 <w:color w:val="1C3A36"/>
                 <w:sz w:val="14"/>
               </w:rPr>
-              <w:t>2,755.677</w:t>
+              <w:t>6.528</w:t>
             </w:r>
           </w:p>
         </w:tc>
@@ -16622,7 +16622,7 @@
                 <w:color w:val="1C3A36"/>
                 <w:sz w:val="14"/>
               </w:rPr>
-              <w:t>31 Dec 2024</w:t>
+              <w:t>31 Dec 2025</w:t>
             </w:r>
           </w:p>
         </w:tc>
@@ -16639,7 +16639,7 @@
                 <w:color w:val="1C3A36"/>
                 <w:sz w:val="14"/>
               </w:rPr>
-              <w:t>Abu Dhabi National Oil Company for Distribution PJSC, audited consolidated financial statements for the year ended 31 December 2024, published on the company's investor-relations site; figures as reported in AED'000 and converted to AED million, profit before tax</w:t>
+              <w:t>Abu Dhabi National Oil Company for Distribution PJSC, audited consolidated financial statements for the year ended 31 December 2025, published on the company's investor-relations site; figures as reported in AED'000 and converted to AED million, other non-current liabilities</w:t>
             </w:r>
           </w:p>
         </w:tc>
@@ -16661,7 +16661,7 @@
                 <w:color w:val="1C3A36"/>
                 <w:sz w:val="14"/>
               </w:rPr>
-              <w:t>pbt fy25</w:t>
+              <w:t>op fy23</w:t>
             </w:r>
           </w:p>
         </w:tc>
@@ -16678,7 +16678,7 @@
                 <w:color w:val="1C3A36"/>
                 <w:sz w:val="14"/>
               </w:rPr>
-              <w:t>3,173.933</w:t>
+              <w:t>2,983.249</w:t>
             </w:r>
           </w:p>
         </w:tc>
@@ -16695,7 +16695,7 @@
                 <w:color w:val="1C3A36"/>
                 <w:sz w:val="14"/>
               </w:rPr>
-              <w:t>31 Dec 2025</w:t>
+              <w:t>31 Dec 2023</w:t>
             </w:r>
           </w:p>
         </w:tc>
@@ -16712,7 +16712,7 @@
                 <w:color w:val="1C3A36"/>
                 <w:sz w:val="14"/>
               </w:rPr>
-              <w:t>Abu Dhabi National Oil Company for Distribution PJSC, audited consolidated financial statements for the year ended 31 December 2025, published on the company's investor-relations site; figures as reported in AED'000 and converted to AED million, profit before tax</w:t>
+              <w:t>Abu Dhabi National Oil Company for Distribution PJSC, audited consolidated financial statements for the year ended 31 December 2023, published on the company's investor-relations site; figures as reported in AED'000 and converted to AED million, operating profit</w:t>
             </w:r>
           </w:p>
         </w:tc>
@@ -16734,7 +16734,7 @@
                 <w:color w:val="1C3A36"/>
                 <w:sz w:val="14"/>
               </w:rPr>
-              <w:t>ppe fy23</w:t>
+              <w:t>op fy24</w:t>
             </w:r>
           </w:p>
         </w:tc>
@@ -16751,7 +16751,7 @@
                 <w:color w:val="1C3A36"/>
                 <w:sz w:val="14"/>
               </w:rPr>
-              <w:t>7,189.661</w:t>
+              <w:t>3,068.895</w:t>
             </w:r>
           </w:p>
         </w:tc>
@@ -16768,7 +16768,7 @@
                 <w:color w:val="1C3A36"/>
                 <w:sz w:val="14"/>
               </w:rPr>
-              <w:t>31 Dec 2023</w:t>
+              <w:t>31 Dec 2024</w:t>
             </w:r>
           </w:p>
         </w:tc>
@@ -16785,7 +16785,7 @@
                 <w:color w:val="1C3A36"/>
                 <w:sz w:val="14"/>
               </w:rPr>
-              <w:t>Abu Dhabi National Oil Company for Distribution PJSC, audited consolidated financial statements for the year ended 31 December 2023, published on the company's investor-relations site; figures as reported in AED'000 and converted to AED million, property, plant and equipment</w:t>
+              <w:t>Abu Dhabi National Oil Company for Distribution PJSC, audited consolidated financial statements for the year ended 31 December 2024, published on the company's investor-relations site; figures as reported in AED'000 and converted to AED million, operating profit</w:t>
             </w:r>
           </w:p>
         </w:tc>
@@ -16807,7 +16807,7 @@
                 <w:color w:val="1C3A36"/>
                 <w:sz w:val="14"/>
               </w:rPr>
-              <w:t>ppe fy24</w:t>
+              <w:t>op fy25</w:t>
             </w:r>
           </w:p>
         </w:tc>
@@ -16824,7 +16824,7 @@
                 <w:color w:val="1C3A36"/>
                 <w:sz w:val="14"/>
               </w:rPr>
-              <w:t>7,552.178</w:t>
+              <w:t>3,505.604</w:t>
             </w:r>
           </w:p>
         </w:tc>
@@ -16841,7 +16841,7 @@
                 <w:color w:val="1C3A36"/>
                 <w:sz w:val="14"/>
               </w:rPr>
-              <w:t>31 Dec 2024</w:t>
+              <w:t>31 Dec 2025</w:t>
             </w:r>
           </w:p>
         </w:tc>
@@ -16858,7 +16858,7 @@
                 <w:color w:val="1C3A36"/>
                 <w:sz w:val="14"/>
               </w:rPr>
-              <w:t>Abu Dhabi National Oil Company for Distribution PJSC, audited consolidated financial statements for the year ended 31 December 2024, published on the company's investor-relations site; figures as reported in AED'000 and converted to AED million, property, plant and equipment</w:t>
+              <w:t>Abu Dhabi National Oil Company for Distribution PJSC, audited consolidated financial statements for the year ended 31 December 2025, published on the company's investor-relations site; figures as reported in AED'000 and converted to AED million, operating profit</w:t>
             </w:r>
           </w:p>
         </w:tc>
@@ -16880,7 +16880,7 @@
                 <w:color w:val="1C3A36"/>
                 <w:sz w:val="14"/>
               </w:rPr>
-              <w:t>ppe fy25</w:t>
+              <w:t>op h126</w:t>
             </w:r>
           </w:p>
         </w:tc>
@@ -16897,7 +16897,7 @@
                 <w:color w:val="1C3A36"/>
                 <w:sz w:val="14"/>
               </w:rPr>
-              <w:t>8,032.197</w:t>
+              <w:t>2,516.642</w:t>
             </w:r>
           </w:p>
         </w:tc>
@@ -16914,7 +16914,7 @@
                 <w:color w:val="1C3A36"/>
                 <w:sz w:val="14"/>
               </w:rPr>
-              <w:t>31 Dec 2025</w:t>
+              <w:t>30 Jun 2026</w:t>
             </w:r>
           </w:p>
         </w:tc>
@@ -16931,7 +16931,7 @@
                 <w:color w:val="1C3A36"/>
                 <w:sz w:val="14"/>
               </w:rPr>
-              <w:t>Abu Dhabi National Oil Company for Distribution PJSC, audited consolidated financial statements for the year ended 31 December 2025, published on the company's investor-relations site; figures as reported in AED'000 and converted to AED million, property, plant and equipment</w:t>
+              <w:t>Abu Dhabi National Oil Company for Distribution PJSC, reviewed interim condensed consolidated financial statements for the six months ended 30 June 2026, published on the company's investor-relations site, operating profit, six months ended 30 June 2026</w:t>
             </w:r>
           </w:p>
         </w:tc>
@@ -16953,7 +16953,7 @@
                 <w:color w:val="1C3A36"/>
                 <w:sz w:val="14"/>
               </w:rPr>
-              <w:t>provs fy25</w:t>
+              <w:t>payout</w:t>
             </w:r>
           </w:p>
         </w:tc>
@@ -16970,7 +16970,7 @@
                 <w:color w:val="1C3A36"/>
                 <w:sz w:val="14"/>
               </w:rPr>
-              <w:t>453.592</w:t>
+              <w:t>92.00%</w:t>
             </w:r>
           </w:p>
         </w:tc>
@@ -17004,7 +17004,7 @@
                 <w:color w:val="1C3A36"/>
                 <w:sz w:val="14"/>
               </w:rPr>
-              <w:t>Abu Dhabi National Oil Company for Distribution PJSC, audited consolidated financial statements for the year ended 31 December 2025, published on the company's investor-relations site; figures as reported in AED'000 and converted to AED million, provision for decommissioning 167.399 plus provision for employees' end of service benefit 207.103 plus deferred tax liability 79.090</w:t>
+              <w:t>Dividend payout used in the equity roll-forward. Dividends paid were AED 2,622.9 million, AED 2,613.7 million and AED 2,599.1 million in FY2023, FY2024 and FY2025 against profit attributable to owners of AED 2,601.4 million, AED 2,420.3 million and AED 2,794.0 million — a payout that has run at or above 100% of earnings and is set slightly below that as profits step up</w:t>
             </w:r>
           </w:p>
         </w:tc>
@@ -17026,7 +17026,7 @@
                 <w:color w:val="1C3A36"/>
                 <w:sz w:val="14"/>
               </w:rPr>
-              <w:t>rev avi fy24</w:t>
+              <w:t>payout floor</w:t>
             </w:r>
           </w:p>
         </w:tc>
@@ -17043,7 +17043,7 @@
                 <w:color w:val="1C3A36"/>
                 <w:sz w:val="14"/>
               </w:rPr>
-              <w:t>1,570.214</w:t>
+              <w:t>0.750</w:t>
             </w:r>
           </w:p>
         </w:tc>
@@ -17060,7 +17060,7 @@
                 <w:color w:val="1C3A36"/>
                 <w:sz w:val="14"/>
               </w:rPr>
-              <w:t>31 Dec 2024</w:t>
+              <w:t>1 Apr 2026</w:t>
             </w:r>
           </w:p>
         </w:tc>
@@ -17077,7 +17077,7 @@
                 <w:color w:val="1C3A36"/>
                 <w:sz w:val="14"/>
               </w:rPr>
-              <w:t>Abu Dhabi National Oil Company for Distribution PJSC, audited consolidated financial statements for the year ended 31 December 2025, published on the company's investor-relations site; figures as reported in AED'000 and converted to AED million, revenue note, FY2024 comparative: Commercial (B2B) aviation</w:t>
+              <w:t>Dividend policy FLOOR as the company actually states it: USD 700 million a year, or a minimum of 75% of net profit, whichever is higher, for the years 2024 to 2030. ADDED 09-Aug-2026: the study previously used the realised 92% payout as though it were the policy term, in two places, contradicting both the primary disclosure and the study's own catalyst table</w:t>
             </w:r>
           </w:p>
         </w:tc>
@@ -17099,7 +17099,7 @@
                 <w:color w:val="1C3A36"/>
                 <w:sz w:val="14"/>
               </w:rPr>
-              <w:t>rev avi fy25</w:t>
+              <w:t>pbt fy23</w:t>
             </w:r>
           </w:p>
         </w:tc>
@@ -17116,7 +17116,7 @@
                 <w:color w:val="1C3A36"/>
                 <w:sz w:val="14"/>
               </w:rPr>
-              <w:t>1,744.201</w:t>
+              <w:t>2,649.326</w:t>
             </w:r>
           </w:p>
         </w:tc>
@@ -17133,7 +17133,7 @@
                 <w:color w:val="1C3A36"/>
                 <w:sz w:val="14"/>
               </w:rPr>
-              <w:t>31 Dec 2025</w:t>
+              <w:t>31 Dec 2023</w:t>
             </w:r>
           </w:p>
         </w:tc>
@@ -17150,7 +17150,7 @@
                 <w:color w:val="1C3A36"/>
                 <w:sz w:val="14"/>
               </w:rPr>
-              <w:t>Abu Dhabi National Oil Company for Distribution PJSC, audited consolidated financial statements for the year ended 31 December 2025, published on the company's investor-relations site; figures as reported in AED'000 and converted to AED million, revenue note: Commercial (B2B) aviation</w:t>
+              <w:t>Abu Dhabi National Oil Company for Distribution PJSC, audited consolidated financial statements for the year ended 31 December 2023, published on the company's investor-relations site; figures as reported in AED'000 and converted to AED million, profit before tax</w:t>
             </w:r>
           </w:p>
         </w:tc>
@@ -17172,7 +17172,7 @@
                 <w:color w:val="1C3A36"/>
                 <w:sz w:val="14"/>
               </w:rPr>
-              <w:t>rev avi h125</w:t>
+              <w:t>pbt fy24</w:t>
             </w:r>
           </w:p>
         </w:tc>
@@ -17189,7 +17189,7 @@
                 <w:color w:val="1C3A36"/>
                 <w:sz w:val="14"/>
               </w:rPr>
-              <w:t>815.393</w:t>
+              <w:t>2,755.677</w:t>
             </w:r>
           </w:p>
         </w:tc>
@@ -17206,7 +17206,7 @@
                 <w:color w:val="1C3A36"/>
                 <w:sz w:val="14"/>
               </w:rPr>
-              <w:t>30 Jun 2025</w:t>
+              <w:t>31 Dec 2024</w:t>
             </w:r>
           </w:p>
         </w:tc>
@@ -17223,7 +17223,7 @@
                 <w:color w:val="1C3A36"/>
                 <w:sz w:val="14"/>
               </w:rPr>
-              <w:t>Abu Dhabi National Oil Company for Distribution PJSC, reviewed interim condensed consolidated financial statements for the six months ended 30 June 2026, published on the company's investor-relations site, revenue note, prior-period comparative column: Commercial (B2B) aviation</w:t>
+              <w:t>Abu Dhabi National Oil Company for Distribution PJSC, audited consolidated financial statements for the year ended 31 December 2024, published on the company's investor-relations site; figures as reported in AED'000 and converted to AED million, profit before tax</w:t>
             </w:r>
           </w:p>
         </w:tc>
@@ -17245,7 +17245,7 @@
                 <w:color w:val="1C3A36"/>
                 <w:sz w:val="14"/>
               </w:rPr>
-              <w:t>rev avi h126</w:t>
+              <w:t>pbt fy25</w:t>
             </w:r>
           </w:p>
         </w:tc>
@@ -17262,7 +17262,7 @@
                 <w:color w:val="1C3A36"/>
                 <w:sz w:val="14"/>
               </w:rPr>
-              <w:t>1,655.242</w:t>
+              <w:t>3,173.933</w:t>
             </w:r>
           </w:p>
         </w:tc>
@@ -17279,7 +17279,7 @@
                 <w:color w:val="1C3A36"/>
                 <w:sz w:val="14"/>
               </w:rPr>
-              <w:t>30 Jun 2026</w:t>
+              <w:t>31 Dec 2025</w:t>
             </w:r>
           </w:p>
         </w:tc>
@@ -17296,7 +17296,7 @@
                 <w:color w:val="1C3A36"/>
                 <w:sz w:val="14"/>
               </w:rPr>
-              <w:t>Abu Dhabi National Oil Company for Distribution PJSC, reviewed interim condensed consolidated financial statements for the six months ended 30 June 2026, published on the company's investor-relations site, revenue note: Commercial (B2B) aviation, six months</w:t>
+              <w:t>Abu Dhabi National Oil Company for Distribution PJSC, audited consolidated financial statements for the year ended 31 December 2025, published on the company's investor-relations site; figures as reported in AED'000 and converted to AED million, profit before tax</w:t>
             </w:r>
           </w:p>
         </w:tc>
@@ -17318,7 +17318,7 @@
                 <w:color w:val="1C3A36"/>
                 <w:sz w:val="14"/>
               </w:rPr>
-              <w:t>rev corp fy24</w:t>
+              <w:t>ppe fy23</w:t>
             </w:r>
           </w:p>
         </w:tc>
@@ -17335,7 +17335,7 @@
                 <w:color w:val="1C3A36"/>
                 <w:sz w:val="14"/>
               </w:rPr>
-              <w:t>10,084.840</w:t>
+              <w:t>7,189.661</w:t>
             </w:r>
           </w:p>
         </w:tc>
@@ -17352,7 +17352,7 @@
                 <w:color w:val="1C3A36"/>
                 <w:sz w:val="14"/>
               </w:rPr>
-              <w:t>31 Dec 2024</w:t>
+              <w:t>31 Dec 2023</w:t>
             </w:r>
           </w:p>
         </w:tc>
@@ -17369,7 +17369,7 @@
                 <w:color w:val="1C3A36"/>
                 <w:sz w:val="14"/>
               </w:rPr>
-              <w:t>Abu Dhabi National Oil Company for Distribution PJSC, audited consolidated financial statements for the year ended 31 December 2025, published on the company's investor-relations site; figures as reported in AED'000 and converted to AED million, revenue note, FY2024 comparative: Commercial (B2B) corporate</w:t>
+              <w:t>Abu Dhabi National Oil Company for Distribution PJSC, audited consolidated financial statements for the year ended 31 December 2023, published on the company's investor-relations site; figures as reported in AED'000 and converted to AED million, property, plant and equipment</w:t>
             </w:r>
           </w:p>
         </w:tc>
@@ -17391,7 +17391,7 @@
                 <w:color w:val="1C3A36"/>
                 <w:sz w:val="14"/>
               </w:rPr>
-              <w:t>rev corp fy25</w:t>
+              <w:t>ppe fy24</w:t>
             </w:r>
           </w:p>
         </w:tc>
@@ -17408,7 +17408,7 @@
                 <w:color w:val="1C3A36"/>
                 <w:sz w:val="14"/>
               </w:rPr>
-              <w:t>9,571.682</w:t>
+              <w:t>7,552.178</w:t>
             </w:r>
           </w:p>
         </w:tc>
@@ -17425,7 +17425,7 @@
                 <w:color w:val="1C3A36"/>
                 <w:sz w:val="14"/>
               </w:rPr>
-              <w:t>31 Dec 2025</w:t>
+              <w:t>31 Dec 2024</w:t>
             </w:r>
           </w:p>
         </w:tc>
@@ -17442,7 +17442,7 @@
                 <w:color w:val="1C3A36"/>
                 <w:sz w:val="14"/>
               </w:rPr>
-              <w:t>Abu Dhabi National Oil Company for Distribution PJSC, audited consolidated financial statements for the year ended 31 December 2025, published on the company's investor-relations site; figures as reported in AED'000 and converted to AED million, revenue note: Commercial (B2B) corporate</w:t>
+              <w:t>Abu Dhabi National Oil Company for Distribution PJSC, audited consolidated financial statements for the year ended 31 December 2024, published on the company's investor-relations site; figures as reported in AED'000 and converted to AED million, property, plant and equipment</w:t>
             </w:r>
           </w:p>
         </w:tc>
@@ -17464,7 +17464,7 @@
                 <w:color w:val="1C3A36"/>
                 <w:sz w:val="14"/>
               </w:rPr>
-              <w:t>rev corp h125</w:t>
+              <w:t>ppe fy25</w:t>
             </w:r>
           </w:p>
         </w:tc>
@@ -17481,7 +17481,7 @@
                 <w:color w:val="1C3A36"/>
                 <w:sz w:val="14"/>
               </w:rPr>
-              <w:t>4,685.586</w:t>
+              <w:t>8,032.197</w:t>
             </w:r>
           </w:p>
         </w:tc>
@@ -17498,7 +17498,7 @@
                 <w:color w:val="1C3A36"/>
                 <w:sz w:val="14"/>
               </w:rPr>
-              <w:t>30 Jun 2025</w:t>
+              <w:t>31 Dec 2025</w:t>
             </w:r>
           </w:p>
         </w:tc>
@@ -17515,7 +17515,7 @@
                 <w:color w:val="1C3A36"/>
                 <w:sz w:val="14"/>
               </w:rPr>
-              <w:t>Abu Dhabi National Oil Company for Distribution PJSC, reviewed interim condensed consolidated financial statements for the six months ended 30 June 2026, published on the company's investor-relations site, revenue note, prior-period comparative column: Commercial (B2B) corporate</w:t>
+              <w:t>Abu Dhabi National Oil Company for Distribution PJSC, audited consolidated financial statements for the year ended 31 December 2025, published on the company's investor-relations site; figures as reported in AED'000 and converted to AED million, property, plant and equipment</w:t>
             </w:r>
           </w:p>
         </w:tc>
@@ -17537,7 +17537,7 @@
                 <w:color w:val="1C3A36"/>
                 <w:sz w:val="14"/>
               </w:rPr>
-              <w:t>rev corp h126</w:t>
+              <w:t>price avi</w:t>
             </w:r>
           </w:p>
         </w:tc>
@@ -17554,7 +17554,7 @@
                 <w:color w:val="1C3A36"/>
                 <w:sz w:val="14"/>
               </w:rPr>
-              <w:t>6,282.376</w:t>
+              <w:t>4.550, 4.400, 4.440, 4.490, 4.530</w:t>
             </w:r>
           </w:p>
         </w:tc>
@@ -17588,7 +17588,7 @@
                 <w:color w:val="1C3A36"/>
                 <w:sz w:val="14"/>
               </w:rPr>
-              <w:t>Abu Dhabi National Oil Company for Distribution PJSC, reviewed interim condensed consolidated financial statements for the six months ended 30 June 2026, published on the company's investor-relations site, revenue note: Commercial (B2B) corporate, six months</w:t>
+              <w:t>Realised aviation price per litre, on the same crude path. Anchored on the 4.64 realised in the first half of 2026. Jet fuel prices roughly 50% above the corporate leg, which is why blending the two destroys information</w:t>
             </w:r>
           </w:p>
         </w:tc>
@@ -17610,7 +17610,7 @@
                 <w:color w:val="1C3A36"/>
                 <w:sz w:val="14"/>
               </w:rPr>
-              <w:t>rev fy22</w:t>
+              <w:t>price corp</w:t>
             </w:r>
           </w:p>
         </w:tc>
@@ -17627,7 +17627,7 @@
                 <w:color w:val="1C3A36"/>
                 <w:sz w:val="14"/>
               </w:rPr>
-              <w:t>32,111.061</w:t>
+              <w:t>3.050, 2.950, 2.980, 3.010, 3.040</w:t>
             </w:r>
           </w:p>
         </w:tc>
@@ -17644,7 +17644,7 @@
                 <w:color w:val="1C3A36"/>
                 <w:sz w:val="14"/>
               </w:rPr>
-              <w:t>31 Dec 2022</w:t>
+              <w:t>30 Jun 2026</w:t>
             </w:r>
           </w:p>
         </w:tc>
@@ -17661,7 +17661,7 @@
                 <w:color w:val="1C3A36"/>
                 <w:sz w:val="14"/>
               </w:rPr>
-              <w:t>Abu Dhabi National Oil Company for Distribution PJSC, audited consolidated financial statements for the year ended 31 December 2023, FY2022 comparative column</w:t>
+              <w:t>Realised corporate price per litre, on the same crude path as the retail leg. Anchored on the 3.12 realised in the first half of 2026</w:t>
             </w:r>
           </w:p>
         </w:tc>
@@ -17683,7 +17683,7 @@
                 <w:color w:val="1C3A36"/>
                 <w:sz w:val="14"/>
               </w:rPr>
-              <w:t>rev fy23</w:t>
+              <w:t>provs fy25</w:t>
             </w:r>
           </w:p>
         </w:tc>
@@ -17700,7 +17700,7 @@
                 <w:color w:val="1C3A36"/>
                 <w:sz w:val="14"/>
               </w:rPr>
-              <w:t>34,629.178</w:t>
+              <w:t>453.592</w:t>
             </w:r>
           </w:p>
         </w:tc>
@@ -17717,7 +17717,7 @@
                 <w:color w:val="1C3A36"/>
                 <w:sz w:val="14"/>
               </w:rPr>
-              <w:t>31 Dec 2023</w:t>
+              <w:t>31 Dec 2025</w:t>
             </w:r>
           </w:p>
         </w:tc>
@@ -17734,7 +17734,7 @@
                 <w:color w:val="1C3A36"/>
                 <w:sz w:val="14"/>
               </w:rPr>
-              <w:t>Abu Dhabi National Oil Company for Distribution PJSC, audited consolidated financial statements for the year ended 31 December 2023, published on the company's investor-relations site; figures as reported in AED'000 and converted to AED million</w:t>
+              <w:t>Abu Dhabi National Oil Company for Distribution PJSC, audited consolidated financial statements for the year ended 31 December 2025, published on the company's investor-relations site; figures as reported in AED'000 and converted to AED million, provision for decommissioning 167.399 plus provision for employees' end of service benefit 207.103 plus deferred tax liability 79.090</w:t>
             </w:r>
           </w:p>
         </w:tc>
@@ -17756,7 +17756,7 @@
                 <w:color w:val="1C3A36"/>
                 <w:sz w:val="14"/>
               </w:rPr>
-              <w:t>rev fy24</w:t>
+              <w:t>rev avi fy24</w:t>
             </w:r>
           </w:p>
         </w:tc>
@@ -17773,7 +17773,7 @@
                 <w:color w:val="1C3A36"/>
                 <w:sz w:val="14"/>
               </w:rPr>
-              <w:t>35,453.716</w:t>
+              <w:t>1,570.214</w:t>
             </w:r>
           </w:p>
         </w:tc>
@@ -17807,7 +17807,7 @@
                 <w:color w:val="1C3A36"/>
                 <w:sz w:val="14"/>
               </w:rPr>
-              <w:t>Abu Dhabi National Oil Company for Distribution PJSC, audited consolidated financial statements for the year ended 31 December 2024, published on the company's investor-relations site; figures as reported in AED'000 and converted to AED million</w:t>
+              <w:t>Abu Dhabi National Oil Company for Distribution PJSC, audited consolidated financial statements for the year ended 31 December 2025, published on the company's investor-relations site; figures as reported in AED'000 and converted to AED million, revenue note, FY2024 comparative: Commercial (B2B) aviation</w:t>
             </w:r>
           </w:p>
         </w:tc>
@@ -17829,7 +17829,7 @@
                 <w:color w:val="1C3A36"/>
                 <w:sz w:val="14"/>
               </w:rPr>
-              <w:t>rev fy25</w:t>
+              <w:t>rev avi fy25</w:t>
             </w:r>
           </w:p>
         </w:tc>
@@ -17846,7 +17846,7 @@
                 <w:color w:val="1C3A36"/>
                 <w:sz w:val="14"/>
               </w:rPr>
-              <w:t>35,896.617</w:t>
+              <w:t>1,744.201</w:t>
             </w:r>
           </w:p>
         </w:tc>
@@ -17880,7 +17880,7 @@
                 <w:color w:val="1C3A36"/>
                 <w:sz w:val="14"/>
               </w:rPr>
-              <w:t>Abu Dhabi National Oil Company for Distribution PJSC, audited consolidated financial statements for the year ended 31 December 2025, published on the company's investor-relations site; figures as reported in AED'000 and converted to AED million</w:t>
+              <w:t>Abu Dhabi National Oil Company for Distribution PJSC, audited consolidated financial statements for the year ended 31 December 2025, published on the company's investor-relations site; figures as reported in AED'000 and converted to AED million, revenue note: Commercial (B2B) aviation</w:t>
             </w:r>
           </w:p>
         </w:tc>
@@ -17902,7 +17902,7 @@
                 <w:color w:val="1C3A36"/>
                 <w:sz w:val="14"/>
               </w:rPr>
-              <w:t>rev h126</w:t>
+              <w:t>rev avi h125</w:t>
             </w:r>
           </w:p>
         </w:tc>
@@ -17919,7 +17919,7 @@
                 <w:color w:val="1C3A36"/>
                 <w:sz w:val="14"/>
               </w:rPr>
-              <w:t>22,035.004</w:t>
+              <w:t>815.393</w:t>
             </w:r>
           </w:p>
         </w:tc>
@@ -17936,7 +17936,7 @@
                 <w:color w:val="1C3A36"/>
                 <w:sz w:val="14"/>
               </w:rPr>
-              <w:t>30 Jun 2026</w:t>
+              <w:t>30 Jun 2025</w:t>
             </w:r>
           </w:p>
         </w:tc>
@@ -17953,7 +17953,7 @@
                 <w:color w:val="1C3A36"/>
                 <w:sz w:val="14"/>
               </w:rPr>
-              <w:t>Abu Dhabi National Oil Company for Distribution PJSC, reviewed interim condensed consolidated financial statements for the six months ended 30 June 2026, published on the company's investor-relations site, revenue, six months ended 30 June 2026</w:t>
+              <w:t>Abu Dhabi National Oil Company for Distribution PJSC, reviewed interim condensed consolidated financial statements for the six months ended 30 June 2026, published on the company's investor-relations site, revenue note, prior-period comparative column: Commercial (B2B) aviation</w:t>
             </w:r>
           </w:p>
         </w:tc>
@@ -17975,7 +17975,7 @@
                 <w:color w:val="1C3A36"/>
                 <w:sz w:val="14"/>
               </w:rPr>
-              <w:t>rev nonfuel fy24</w:t>
+              <w:t>rev avi h126</w:t>
             </w:r>
           </w:p>
         </w:tc>
@@ -17992,7 +17992,7 @@
                 <w:color w:val="1C3A36"/>
                 <w:sz w:val="14"/>
               </w:rPr>
-              <w:t>1,575.410</w:t>
+              <w:t>1,655.242</w:t>
             </w:r>
           </w:p>
         </w:tc>
@@ -18009,7 +18009,7 @@
                 <w:color w:val="1C3A36"/>
                 <w:sz w:val="14"/>
               </w:rPr>
-              <w:t>31 Dec 2024</w:t>
+              <w:t>30 Jun 2026</w:t>
             </w:r>
           </w:p>
         </w:tc>
@@ -18026,7 +18026,7 @@
                 <w:color w:val="1C3A36"/>
                 <w:sz w:val="14"/>
               </w:rPr>
-              <w:t>Abu Dhabi National Oil Company for Distribution PJSC, audited consolidated financial statements for the year ended 31 December 2025, published on the company's investor-relations site; figures as reported in AED'000 and converted to AED million, revenue note, FY2024 comparative: Retail (B2C) non-fuel</w:t>
+              <w:t>Abu Dhabi National Oil Company for Distribution PJSC, reviewed interim condensed consolidated financial statements for the six months ended 30 June 2026, published on the company's investor-relations site, revenue note: Commercial (B2B) aviation, six months</w:t>
             </w:r>
           </w:p>
         </w:tc>
@@ -18048,7 +18048,7 @@
                 <w:color w:val="1C3A36"/>
                 <w:sz w:val="14"/>
               </w:rPr>
-              <w:t>rev nonfuel fy25</w:t>
+              <w:t>rev corp fy24</w:t>
             </w:r>
           </w:p>
         </w:tc>
@@ -18065,7 +18065,7 @@
                 <w:color w:val="1C3A36"/>
                 <w:sz w:val="14"/>
               </w:rPr>
-              <w:t>1,783.747</w:t>
+              <w:t>10,084.840</w:t>
             </w:r>
           </w:p>
         </w:tc>
@@ -18082,7 +18082,7 @@
                 <w:color w:val="1C3A36"/>
                 <w:sz w:val="14"/>
               </w:rPr>
-              <w:t>31 Dec 2025</w:t>
+              <w:t>31 Dec 2024</w:t>
             </w:r>
           </w:p>
         </w:tc>
@@ -18099,7 +18099,7 @@
                 <w:color w:val="1C3A36"/>
                 <w:sz w:val="14"/>
               </w:rPr>
-              <w:t>Abu Dhabi National Oil Company for Distribution PJSC, audited consolidated financial statements for the year ended 31 December 2025, published on the company's investor-relations site; figures as reported in AED'000 and converted to AED million, revenue note: Retail (B2C) non-fuel</w:t>
+              <w:t>Abu Dhabi National Oil Company for Distribution PJSC, audited consolidated financial statements for the year ended 31 December 2025, published on the company's investor-relations site; figures as reported in AED'000 and converted to AED million, revenue note, FY2024 comparative: Commercial (B2B) corporate</w:t>
             </w:r>
           </w:p>
         </w:tc>
@@ -18121,7 +18121,7 @@
                 <w:color w:val="1C3A36"/>
                 <w:sz w:val="14"/>
               </w:rPr>
-              <w:t>rev nonfuel g</w:t>
+              <w:t>rev corp fy25</w:t>
             </w:r>
           </w:p>
         </w:tc>
@@ -18138,7 +18138,7 @@
                 <w:color w:val="1C3A36"/>
                 <w:sz w:val="14"/>
               </w:rPr>
-              <w:t>10.00%, 10.00%, 9.00%, 8.00%, 8.00%</w:t>
+              <w:t>9,571.682</w:t>
             </w:r>
           </w:p>
         </w:tc>
@@ -18155,7 +18155,7 @@
                 <w:color w:val="1C3A36"/>
                 <w:sz w:val="14"/>
               </w:rPr>
-              <w:t>5 Aug 2026</w:t>
+              <w:t>31 Dec 2025</w:t>
             </w:r>
           </w:p>
         </w:tc>
@@ -18172,7 +18172,7 @@
                 <w:color w:val="1C3A36"/>
                 <w:sz w:val="14"/>
               </w:rPr>
-              <w:t>Non-fuel retail revenue growth, driven by transactions and store format rather than by fuel. The company's own medium-term target is to double non-fuel transactions between 2023 and 2030, which is 10.4% a year compounded; the forecast takes that rate for two years and then fades it. Supporting evidence: 16 new properties opened in the first half of 2026 against 8 a year earlier, a partnership announced with Americana Restaurants for up to 200 quick-service restaurants, and 30 large-format sites planned by 2030 of which seven are open</w:t>
+              <w:t>Abu Dhabi National Oil Company for Distribution PJSC, audited consolidated financial statements for the year ended 31 December 2025, published on the company's investor-relations site; figures as reported in AED'000 and converted to AED million, revenue note: Commercial (B2B) corporate</w:t>
             </w:r>
           </w:p>
         </w:tc>
@@ -18194,7 +18194,7 @@
                 <w:color w:val="1C3A36"/>
                 <w:sz w:val="14"/>
               </w:rPr>
-              <w:t>rev nonfuel h125</w:t>
+              <w:t>rev corp h125</w:t>
             </w:r>
           </w:p>
         </w:tc>
@@ -18211,7 +18211,7 @@
                 <w:color w:val="1C3A36"/>
                 <w:sz w:val="14"/>
               </w:rPr>
-              <w:t>838.658</w:t>
+              <w:t>4,685.586</w:t>
             </w:r>
           </w:p>
         </w:tc>
@@ -18245,7 +18245,7 @@
                 <w:color w:val="1C3A36"/>
                 <w:sz w:val="14"/>
               </w:rPr>
-              <w:t>Abu Dhabi National Oil Company for Distribution PJSC, reviewed interim condensed consolidated financial statements for the six months ended 30 June 2026, published on the company's investor-relations site, revenue note, prior-period comparative column: Retail (B2C) non-fuel</w:t>
+              <w:t>Abu Dhabi National Oil Company for Distribution PJSC, reviewed interim condensed consolidated financial statements for the six months ended 30 June 2026, published on the company's investor-relations site, revenue note, prior-period comparative column: Commercial (B2B) corporate</w:t>
             </w:r>
           </w:p>
         </w:tc>
@@ -18267,7 +18267,7 @@
                 <w:color w:val="1C3A36"/>
                 <w:sz w:val="14"/>
               </w:rPr>
-              <w:t>rev nonfuel h126</w:t>
+              <w:t>rev corp h126</w:t>
             </w:r>
           </w:p>
         </w:tc>
@@ -18284,7 +18284,7 @@
                 <w:color w:val="1C3A36"/>
                 <w:sz w:val="14"/>
               </w:rPr>
-              <w:t>927.421</w:t>
+              <w:t>6,282.376</w:t>
             </w:r>
           </w:p>
         </w:tc>
@@ -18318,7 +18318,7 @@
                 <w:color w:val="1C3A36"/>
                 <w:sz w:val="14"/>
               </w:rPr>
-              <w:t>Abu Dhabi National Oil Company for Distribution PJSC, reviewed interim condensed consolidated financial statements for the six months ended 30 June 2026, published on the company's investor-relations site, revenue note: Retail (B2C) non-fuel, six months</w:t>
+              <w:t>Abu Dhabi National Oil Company for Distribution PJSC, reviewed interim condensed consolidated financial statements for the six months ended 30 June 2026, published on the company's investor-relations site, revenue note: Commercial (B2B) corporate, six months</w:t>
             </w:r>
           </w:p>
         </w:tc>
@@ -18340,7 +18340,7 @@
                 <w:color w:val="1C3A36"/>
                 <w:sz w:val="14"/>
               </w:rPr>
-              <w:t>rev q126</w:t>
+              <w:t>rev fy22</w:t>
             </w:r>
           </w:p>
         </w:tc>
@@ -18357,7 +18357,7 @@
                 <w:color w:val="1C3A36"/>
                 <w:sz w:val="14"/>
               </w:rPr>
-              <w:t>8,833.596</w:t>
+              <w:t>32,111.061</w:t>
             </w:r>
           </w:p>
         </w:tc>
@@ -18374,7 +18374,7 @@
                 <w:color w:val="1C3A36"/>
                 <w:sz w:val="14"/>
               </w:rPr>
-              <w:t>31 Mar 2026</w:t>
+              <w:t>31 Dec 2022</w:t>
             </w:r>
           </w:p>
         </w:tc>
@@ -18391,7 +18391,7 @@
                 <w:color w:val="1C3A36"/>
                 <w:sz w:val="14"/>
               </w:rPr>
-              <w:t>Abu Dhabi National Oil Company for Distribution PJSC, reviewed interim condensed consolidated financial statements for the six months ended 30 June 2026, published on the company's investor-relations site, revenue for the six months 22,035.004 less the three months ended 30 June 13,201.408</w:t>
+              <w:t>Abu Dhabi National Oil Company for Distribution PJSC, audited consolidated financial statements for the year ended 31 December 2023, FY2022 comparative column</w:t>
             </w:r>
           </w:p>
         </w:tc>
@@ -18413,7 +18413,7 @@
                 <w:color w:val="1C3A36"/>
                 <w:sz w:val="14"/>
               </w:rPr>
-              <w:t>rev retfuel fy24</w:t>
+              <w:t>rev fy23</w:t>
             </w:r>
           </w:p>
         </w:tc>
@@ -18430,7 +18430,7 @@
                 <w:color w:val="1C3A36"/>
                 <w:sz w:val="14"/>
               </w:rPr>
-              <w:t>22,223.252</w:t>
+              <w:t>34,629.178</w:t>
             </w:r>
           </w:p>
         </w:tc>
@@ -18447,7 +18447,7 @@
                 <w:color w:val="1C3A36"/>
                 <w:sz w:val="14"/>
               </w:rPr>
-              <w:t>31 Dec 2024</w:t>
+              <w:t>31 Dec 2023</w:t>
             </w:r>
           </w:p>
         </w:tc>
@@ -18464,7 +18464,7 @@
                 <w:color w:val="1C3A36"/>
                 <w:sz w:val="14"/>
               </w:rPr>
-              <w:t>Abu Dhabi National Oil Company for Distribution PJSC, audited consolidated financial statements for the year ended 31 December 2025, published on the company's investor-relations site; figures as reported in AED'000 and converted to AED million, revenue note, FY2024 comparative: Retail (B2C) fuel</w:t>
+              <w:t>Abu Dhabi National Oil Company for Distribution PJSC, audited consolidated financial statements for the year ended 31 December 2023, published on the company's investor-relations site; figures as reported in AED'000 and converted to AED million</w:t>
             </w:r>
           </w:p>
         </w:tc>
@@ -18486,7 +18486,7 @@
                 <w:color w:val="1C3A36"/>
                 <w:sz w:val="14"/>
               </w:rPr>
-              <w:t>rev retfuel fy25</w:t>
+              <w:t>rev fy24</w:t>
             </w:r>
           </w:p>
         </w:tc>
@@ -18503,7 +18503,7 @@
                 <w:color w:val="1C3A36"/>
                 <w:sz w:val="14"/>
               </w:rPr>
-              <w:t>22,796.987</w:t>
+              <w:t>35,453.716</w:t>
             </w:r>
           </w:p>
         </w:tc>
@@ -18520,7 +18520,7 @@
                 <w:color w:val="1C3A36"/>
                 <w:sz w:val="14"/>
               </w:rPr>
-              <w:t>31 Dec 2025</w:t>
+              <w:t>31 Dec 2024</w:t>
             </w:r>
           </w:p>
         </w:tc>
@@ -18537,7 +18537,7 @@
                 <w:color w:val="1C3A36"/>
                 <w:sz w:val="14"/>
               </w:rPr>
-              <w:t>Abu Dhabi National Oil Company for Distribution PJSC, audited consolidated financial statements for the year ended 31 December 2025, published on the company's investor-relations site; figures as reported in AED'000 and converted to AED million, revenue note: Retail (B2C) fuel</w:t>
+              <w:t>Abu Dhabi National Oil Company for Distribution PJSC, audited consolidated financial statements for the year ended 31 December 2024, published on the company's investor-relations site; figures as reported in AED'000 and converted to AED million</w:t>
             </w:r>
           </w:p>
         </w:tc>
@@ -18559,7 +18559,7 @@
                 <w:color w:val="1C3A36"/>
                 <w:sz w:val="14"/>
               </w:rPr>
-              <w:t>rev retfuel h125</w:t>
+              <w:t>rev fy25</w:t>
             </w:r>
           </w:p>
         </w:tc>
@@ -18576,7 +18576,7 @@
                 <w:color w:val="1C3A36"/>
                 <w:sz w:val="14"/>
               </w:rPr>
-              <w:t>10,771.947</w:t>
+              <w:t>35,896.617</w:t>
             </w:r>
           </w:p>
         </w:tc>
@@ -18593,7 +18593,7 @@
                 <w:color w:val="1C3A36"/>
                 <w:sz w:val="14"/>
               </w:rPr>
-              <w:t>30 Jun 2025</w:t>
+              <w:t>31 Dec 2025</w:t>
             </w:r>
           </w:p>
         </w:tc>
@@ -18610,7 +18610,7 @@
                 <w:color w:val="1C3A36"/>
                 <w:sz w:val="14"/>
               </w:rPr>
-              <w:t>Abu Dhabi National Oil Company for Distribution PJSC, reviewed interim condensed consolidated financial statements for the six months ended 30 June 2026, published on the company's investor-relations site, revenue note, prior-period comparative column: Retail (B2C) fuel</w:t>
+              <w:t>Abu Dhabi National Oil Company for Distribution PJSC, audited consolidated financial statements for the year ended 31 December 2025, published on the company's investor-relations site; figures as reported in AED'000 and converted to AED million</w:t>
             </w:r>
           </w:p>
         </w:tc>
@@ -18632,7 +18632,7 @@
                 <w:color w:val="1C3A36"/>
                 <w:sz w:val="14"/>
               </w:rPr>
-              <w:t>rev retfuel h126</w:t>
+              <w:t>rev h126</w:t>
             </w:r>
           </w:p>
         </w:tc>
@@ -18649,7 +18649,7 @@
                 <w:color w:val="1C3A36"/>
                 <w:sz w:val="14"/>
               </w:rPr>
-              <w:t>13,169.965</w:t>
+              <w:t>22,035.004</w:t>
             </w:r>
           </w:p>
         </w:tc>
@@ -18683,7 +18683,7 @@
                 <w:color w:val="1C3A36"/>
                 <w:sz w:val="14"/>
               </w:rPr>
-              <w:t>Abu Dhabi National Oil Company for Distribution PJSC, reviewed interim condensed consolidated financial statements for the six months ended 30 June 2026, published on the company's investor-relations site, revenue note: Retail (B2C) fuel, six months</w:t>
+              <w:t>Abu Dhabi National Oil Company for Distribution PJSC, reviewed interim condensed consolidated financial statements for the six months ended 30 June 2026, published on the company's investor-relations site, revenue, six months ended 30 June 2026</w:t>
             </w:r>
           </w:p>
         </w:tc>
@@ -18705,7 +18705,7 @@
                 <w:color w:val="1C3A36"/>
                 <w:sz w:val="14"/>
               </w:rPr>
-              <w:t>roic terminal</w:t>
+              <w:t>rev nonfuel fy24</w:t>
             </w:r>
           </w:p>
         </w:tc>
@@ -18722,7 +18722,7 @@
                 <w:color w:val="1C3A36"/>
                 <w:sz w:val="14"/>
               </w:rPr>
-              <w:t>25.00%</w:t>
+              <w:t>1,575.410</w:t>
             </w:r>
           </w:p>
         </w:tc>
@@ -18739,7 +18739,7 @@
                 <w:color w:val="1C3A36"/>
                 <w:sz w:val="14"/>
               </w:rPr>
-              <w:t>5 Aug 2026</w:t>
+              <w:t>31 Dec 2024</w:t>
             </w:r>
           </w:p>
         </w:tc>
@@ -18756,7 +18756,7 @@
                 <w:color w:val="1C3A36"/>
                 <w:sz w:val="14"/>
               </w:rPr>
-              <w:t>Terminal return on invested capital. The company earned a 32.7% return on capital employed in FY2025 and 40.1% in the first half of 2026 on its own measure; the terminal figure fades that toward a level a mature, more capital-intensive network would sustain</w:t>
+              <w:t>Abu Dhabi National Oil Company for Distribution PJSC, audited consolidated financial statements for the year ended 31 December 2025, published on the company's investor-relations site; figures as reported in AED'000 and converted to AED million, revenue note, FY2024 comparative: Retail (B2C) non-fuel</w:t>
             </w:r>
           </w:p>
         </w:tc>
@@ -18778,7 +18778,7 @@
                 <w:color w:val="1C3A36"/>
                 <w:sz w:val="14"/>
               </w:rPr>
-              <w:t>rou fy23</w:t>
+              <w:t>rev nonfuel fy25</w:t>
             </w:r>
           </w:p>
         </w:tc>
@@ -18795,7 +18795,7 @@
                 <w:color w:val="1C3A36"/>
                 <w:sz w:val="14"/>
               </w:rPr>
-              <w:t>1,778.418</w:t>
+              <w:t>1,783.747</w:t>
             </w:r>
           </w:p>
         </w:tc>
@@ -18812,7 +18812,7 @@
                 <w:color w:val="1C3A36"/>
                 <w:sz w:val="14"/>
               </w:rPr>
-              <w:t>31 Dec 2023</w:t>
+              <w:t>31 Dec 2025</w:t>
             </w:r>
           </w:p>
         </w:tc>
@@ -18829,7 +18829,7 @@
                 <w:color w:val="1C3A36"/>
                 <w:sz w:val="14"/>
               </w:rPr>
-              <w:t>Abu Dhabi National Oil Company for Distribution PJSC, audited consolidated financial statements for the year ended 31 December 2023, published on the company's investor-relations site; figures as reported in AED'000 and converted to AED million, right-of-use assets</w:t>
+              <w:t>Abu Dhabi National Oil Company for Distribution PJSC, audited consolidated financial statements for the year ended 31 December 2025, published on the company's investor-relations site; figures as reported in AED'000 and converted to AED million, revenue note: Retail (B2C) non-fuel</w:t>
             </w:r>
           </w:p>
         </w:tc>
@@ -18851,7 +18851,7 @@
                 <w:color w:val="1C3A36"/>
                 <w:sz w:val="14"/>
               </w:rPr>
-              <w:t>rou fy24</w:t>
+              <w:t>rev nonfuel g</w:t>
             </w:r>
           </w:p>
         </w:tc>
@@ -18868,7 +18868,7 @@
                 <w:color w:val="1C3A36"/>
                 <w:sz w:val="14"/>
               </w:rPr>
-              <w:t>1,726.351</w:t>
+              <w:t>10.00%, 10.00%, 9.00%, 8.00%, 8.00%</w:t>
             </w:r>
           </w:p>
         </w:tc>
@@ -18885,7 +18885,7 @@
                 <w:color w:val="1C3A36"/>
                 <w:sz w:val="14"/>
               </w:rPr>
-              <w:t>31 Dec 2024</w:t>
+              <w:t>5 Aug 2026</w:t>
             </w:r>
           </w:p>
         </w:tc>
@@ -18902,7 +18902,7 @@
                 <w:color w:val="1C3A36"/>
                 <w:sz w:val="14"/>
               </w:rPr>
-              <w:t>Abu Dhabi National Oil Company for Distribution PJSC, audited consolidated financial statements for the year ended 31 December 2024, published on the company's investor-relations site; figures as reported in AED'000 and converted to AED million, right-of-use assets</w:t>
+              <w:t>Non-fuel retail revenue growth, driven by transactions and store format rather than by fuel. The company's own medium-term target is to double non-fuel transactions between 2023 and 2030, which is 10.4% a year compounded; the forecast takes that rate for two years and then fades it. Supporting evidence: 16 new properties opened in the first half of 2026 against 8 a year earlier, a partnership announced with Americana Restaurants for up to 200 quick-service restaurants, and 30 large-format sites planned by 2030 of which seven are open</w:t>
             </w:r>
           </w:p>
         </w:tc>
@@ -18924,7 +18924,7 @@
                 <w:color w:val="1C3A36"/>
                 <w:sz w:val="14"/>
               </w:rPr>
-              <w:t>rou fy25</w:t>
+              <w:t>rev nonfuel h125</w:t>
             </w:r>
           </w:p>
         </w:tc>
@@ -18941,7 +18941,7 @@
                 <w:color w:val="1C3A36"/>
                 <w:sz w:val="14"/>
               </w:rPr>
-              <w:t>1,445.804</w:t>
+              <w:t>838.658</w:t>
             </w:r>
           </w:p>
         </w:tc>
@@ -18958,7 +18958,7 @@
                 <w:color w:val="1C3A36"/>
                 <w:sz w:val="14"/>
               </w:rPr>
-              <w:t>31 Dec 2025</w:t>
+              <w:t>30 Jun 2025</w:t>
             </w:r>
           </w:p>
         </w:tc>
@@ -18975,7 +18975,7 @@
                 <w:color w:val="1C3A36"/>
                 <w:sz w:val="14"/>
               </w:rPr>
-              <w:t>Abu Dhabi National Oil Company for Distribution PJSC, audited consolidated financial statements for the year ended 31 December 2025, published on the company's investor-relations site; figures as reported in AED'000 and converted to AED million, right-of-use assets</w:t>
+              <w:t>Abu Dhabi National Oil Company for Distribution PJSC, reviewed interim condensed consolidated financial statements for the six months ended 30 June 2026, published on the company's investor-relations site, revenue note, prior-period comparative column: Retail (B2C) non-fuel</w:t>
             </w:r>
           </w:p>
         </w:tc>
@@ -18997,7 +18997,7 @@
                 <w:color w:val="1C3A36"/>
                 <w:sz w:val="14"/>
               </w:rPr>
-              <w:t>shares mn</w:t>
+              <w:t>rev nonfuel h126</w:t>
             </w:r>
           </w:p>
         </w:tc>
@@ -19014,7 +19014,7 @@
                 <w:color w:val="1C3A36"/>
                 <w:sz w:val="14"/>
               </w:rPr>
-              <w:t>12,500</w:t>
+              <w:t>927.421</w:t>
             </w:r>
           </w:p>
         </w:tc>
@@ -19031,7 +19031,7 @@
                 <w:color w:val="1C3A36"/>
                 <w:sz w:val="14"/>
               </w:rPr>
-              <w:t>31 Dec 2025</w:t>
+              <w:t>30 Jun 2026</w:t>
             </w:r>
           </w:p>
         </w:tc>
@@ -19048,7 +19048,7 @@
                 <w:color w:val="1C3A36"/>
                 <w:sz w:val="14"/>
               </w:rPr>
-              <w:t>Abu Dhabi National Oil Company for Distribution PJSC, audited consolidated financial statements for the year ended 31 December 2025, published on the company's investor-relations site; figures as reported in AED'000 and converted to AED million, share capital note: AED 1,000,000 thousand of issued capital in shares of AED 0.08 each</w:t>
+              <w:t>Abu Dhabi National Oil Company for Distribution PJSC, reviewed interim condensed consolidated financial statements for the six months ended 30 June 2026, published on the company's investor-relations site, revenue note: Retail (B2C) non-fuel, six months</w:t>
             </w:r>
           </w:p>
         </w:tc>
@@ -19070,7 +19070,7 @@
                 <w:color w:val="1C3A36"/>
                 <w:sz w:val="14"/>
               </w:rPr>
-              <w:t>stations egy h126</w:t>
+              <w:t>rev q126</w:t>
             </w:r>
           </w:p>
         </w:tc>
@@ -19087,7 +19087,7 @@
                 <w:color w:val="1C3A36"/>
                 <w:sz w:val="14"/>
               </w:rPr>
-              <w:t>245</w:t>
+              <w:t>8,833.596</w:t>
             </w:r>
           </w:p>
         </w:tc>
@@ -19104,7 +19104,7 @@
                 <w:color w:val="1C3A36"/>
                 <w:sz w:val="14"/>
               </w:rPr>
-              <w:t>30 Jun 2026</w:t>
+              <w:t>31 Mar 2026</w:t>
             </w:r>
           </w:p>
         </w:tc>
@@ -19121,7 +19121,7 @@
                 <w:color w:val="1C3A36"/>
                 <w:sz w:val="14"/>
               </w:rPr>
-              <w:t>ADNOC Distribution, results presentation, second quarter and first half 2026, 5 August 2026, operating-performance appendix, service stations, Egypt</w:t>
+              <w:t>Abu Dhabi National Oil Company for Distribution PJSC, reviewed interim condensed consolidated financial statements for the six months ended 30 June 2026, published on the company's investor-relations site, revenue for the six months 22,035.004 less the three months ended 30 June 13,201.408</w:t>
             </w:r>
           </w:p>
         </w:tc>
@@ -19143,7 +19143,7 @@
                 <w:color w:val="1C3A36"/>
                 <w:sz w:val="14"/>
               </w:rPr>
-              <w:t>stations fy25</w:t>
+              <w:t>rev retfuel fy24</w:t>
             </w:r>
           </w:p>
         </w:tc>
@@ -19160,7 +19160,7 @@
                 <w:color w:val="1C3A36"/>
                 <w:sz w:val="14"/>
               </w:rPr>
-              <w:t>1,010</w:t>
+              <w:t>22,223.252</w:t>
             </w:r>
           </w:p>
         </w:tc>
@@ -19177,7 +19177,7 @@
                 <w:color w:val="1C3A36"/>
                 <w:sz w:val="14"/>
               </w:rPr>
-              <w:t>31 Dec 2025</w:t>
+              <w:t>31 Dec 2024</w:t>
             </w:r>
           </w:p>
         </w:tc>
@@ -19194,7 +19194,7 @@
                 <w:color w:val="1C3A36"/>
                 <w:sz w:val="14"/>
               </w:rPr>
-              <w:t>ADNOC Distribution, Management Discussion &amp; Analysis Report, full year 2025, 3 February 2026, total stations network: 567 UAE, 199 Saudi Arabia, 244 Egypt</w:t>
+              <w:t>Abu Dhabi National Oil Company for Distribution PJSC, audited consolidated financial statements for the year ended 31 December 2025, published on the company's investor-relations site; figures as reported in AED'000 and converted to AED million, revenue note, FY2024 comparative: Retail (B2C) fuel</w:t>
             </w:r>
           </w:p>
         </w:tc>
@@ -19216,7 +19216,7 @@
                 <w:color w:val="1C3A36"/>
                 <w:sz w:val="14"/>
               </w:rPr>
-              <w:t>stations h125</w:t>
+              <w:t>rev retfuel fy25</w:t>
             </w:r>
           </w:p>
         </w:tc>
@@ -19233,7 +19233,7 @@
                 <w:color w:val="1C3A36"/>
                 <w:sz w:val="14"/>
               </w:rPr>
-              <w:t>939</w:t>
+              <w:t>22,796.987</w:t>
             </w:r>
           </w:p>
         </w:tc>
@@ -19250,7 +19250,7 @@
                 <w:color w:val="1C3A36"/>
                 <w:sz w:val="14"/>
               </w:rPr>
-              <w:t>30 Jun 2025</w:t>
+              <w:t>31 Dec 2025</w:t>
             </w:r>
           </w:p>
         </w:tc>
@@ -19267,7 +19267,7 @@
                 <w:color w:val="1C3A36"/>
                 <w:sz w:val="14"/>
               </w:rPr>
-              <w:t>ADNOC Distribution, results presentation, second quarter and first half 2026, 5 August 2026, operating-performance appendix, total service stations, prior-period comparative</w:t>
+              <w:t>Abu Dhabi National Oil Company for Distribution PJSC, audited consolidated financial statements for the year ended 31 December 2025, published on the company's investor-relations site; figures as reported in AED'000 and converted to AED million, revenue note: Retail (B2C) fuel</w:t>
             </w:r>
           </w:p>
         </w:tc>
@@ -19289,7 +19289,7 @@
                 <w:color w:val="1C3A36"/>
                 <w:sz w:val="14"/>
               </w:rPr>
-              <w:t>stations h126</w:t>
+              <w:t>rev retfuel h125</w:t>
             </w:r>
           </w:p>
         </w:tc>
@@ -19306,7 +19306,7 @@
                 <w:color w:val="1C3A36"/>
                 <w:sz w:val="14"/>
               </w:rPr>
-              <w:t>1,045</w:t>
+              <w:t>10,771.947</w:t>
             </w:r>
           </w:p>
         </w:tc>
@@ -19323,7 +19323,7 @@
                 <w:color w:val="1C3A36"/>
                 <w:sz w:val="14"/>
               </w:rPr>
-              <w:t>30 Jun 2026</w:t>
+              <w:t>30 Jun 2025</w:t>
             </w:r>
           </w:p>
         </w:tc>
@@ -19340,7 +19340,7 @@
                 <w:color w:val="1C3A36"/>
                 <w:sz w:val="14"/>
               </w:rPr>
-              <w:t>ADNOC Distribution, Management Discussion &amp; Analysis Report, second quarter and first half 2026, 5 August 2026, total stations network: 569 UAE, 231 Saudi Arabia, 245 Egypt</w:t>
+              <w:t>Abu Dhabi National Oil Company for Distribution PJSC, reviewed interim condensed consolidated financial statements for the six months ended 30 June 2026, published on the company's investor-relations site, revenue note, prior-period comparative column: Retail (B2C) fuel</w:t>
             </w:r>
           </w:p>
         </w:tc>
@@ -19362,7 +19362,7 @@
                 <w:color w:val="1C3A36"/>
                 <w:sz w:val="14"/>
               </w:rPr>
-              <w:t>stations ksa h126</w:t>
+              <w:t>rev retfuel h126</w:t>
             </w:r>
           </w:p>
         </w:tc>
@@ -19379,7 +19379,7 @@
                 <w:color w:val="1C3A36"/>
                 <w:sz w:val="14"/>
               </w:rPr>
-              <w:t>231</w:t>
+              <w:t>13,169.965</w:t>
             </w:r>
           </w:p>
         </w:tc>
@@ -19413,7 +19413,7 @@
                 <w:color w:val="1C3A36"/>
                 <w:sz w:val="14"/>
               </w:rPr>
-              <w:t>ADNOC Distribution, results presentation, second quarter and first half 2026, 5 August 2026, operating-performance appendix, service stations, Saudi Arabia</w:t>
+              <w:t>Abu Dhabi National Oil Company for Distribution PJSC, reviewed interim condensed consolidated financial statements for the six months ended 30 June 2026, published on the company's investor-relations site, revenue note: Retail (B2C) fuel, six months</w:t>
             </w:r>
           </w:p>
         </w:tc>
@@ -19435,7 +19435,7 @@
                 <w:color w:val="1C3A36"/>
                 <w:sz w:val="14"/>
               </w:rPr>
-              <w:t>stations uae h126</w:t>
+              <w:t>roic terminal</w:t>
             </w:r>
           </w:p>
         </w:tc>
@@ -19452,7 +19452,7 @@
                 <w:color w:val="1C3A36"/>
                 <w:sz w:val="14"/>
               </w:rPr>
-              <w:t>569</w:t>
+              <w:t>25.00%</w:t>
             </w:r>
           </w:p>
         </w:tc>
@@ -19469,7 +19469,7 @@
                 <w:color w:val="1C3A36"/>
                 <w:sz w:val="14"/>
               </w:rPr>
-              <w:t>30 Jun 2026</w:t>
+              <w:t>5 Aug 2026</w:t>
             </w:r>
           </w:p>
         </w:tc>
@@ -19486,7 +19486,7 @@
                 <w:color w:val="1C3A36"/>
                 <w:sz w:val="14"/>
               </w:rPr>
-              <w:t>ADNOC Distribution, results presentation, second quarter and first half 2026, 5 August 2026, operating-performance appendix, service stations, UAE</w:t>
+              <w:t>Terminal return on invested capital. The company earned a 32.7% return on capital employed in FY2025 and 40.1% in the first half of 2026 on its own measure; the terminal figure fades that toward a level a mature, more capital-intensive network would sustain</w:t>
             </w:r>
           </w:p>
         </w:tc>
@@ -19508,7 +19508,7 @@
                 <w:color w:val="1C3A36"/>
                 <w:sz w:val="14"/>
               </w:rPr>
-              <w:t>ta fy23</w:t>
+              <w:t>rou fy23</w:t>
             </w:r>
           </w:p>
         </w:tc>
@@ -19525,7 +19525,7 @@
                 <w:color w:val="1C3A36"/>
                 <w:sz w:val="14"/>
               </w:rPr>
-              <w:t>18,891.629</w:t>
+              <w:t>1,778.418</w:t>
             </w:r>
           </w:p>
         </w:tc>
@@ -19559,7 +19559,7 @@
                 <w:color w:val="1C3A36"/>
                 <w:sz w:val="14"/>
               </w:rPr>
-              <w:t>Abu Dhabi National Oil Company for Distribution PJSC, audited consolidated financial statements for the year ended 31 December 2023, published on the company's investor-relations site; figures as reported in AED'000 and converted to AED million, total assets</w:t>
+              <w:t>Abu Dhabi National Oil Company for Distribution PJSC, audited consolidated financial statements for the year ended 31 December 2023, published on the company's investor-relations site; figures as reported in AED'000 and converted to AED million, right-of-use assets</w:t>
             </w:r>
           </w:p>
         </w:tc>
@@ -19581,7 +19581,7 @@
                 <w:color w:val="1C3A36"/>
                 <w:sz w:val="14"/>
               </w:rPr>
-              <w:t>ta fy24</w:t>
+              <w:t>rou fy24</w:t>
             </w:r>
           </w:p>
         </w:tc>
@@ -19598,7 +19598,7 @@
                 <w:color w:val="1C3A36"/>
                 <w:sz w:val="14"/>
               </w:rPr>
-              <w:t>18,180.794</w:t>
+              <w:t>1,726.351</w:t>
             </w:r>
           </w:p>
         </w:tc>
@@ -19632,7 +19632,7 @@
                 <w:color w:val="1C3A36"/>
                 <w:sz w:val="14"/>
               </w:rPr>
-              <w:t>Abu Dhabi National Oil Company for Distribution PJSC, audited consolidated financial statements for the year ended 31 December 2024, published on the company's investor-relations site; figures as reported in AED'000 and converted to AED million, total assets</w:t>
+              <w:t>Abu Dhabi National Oil Company for Distribution PJSC, audited consolidated financial statements for the year ended 31 December 2024, published on the company's investor-relations site; figures as reported in AED'000 and converted to AED million, right-of-use assets</w:t>
             </w:r>
           </w:p>
         </w:tc>
@@ -19654,7 +19654,7 @@
                 <w:color w:val="1C3A36"/>
                 <w:sz w:val="14"/>
               </w:rPr>
-              <w:t>ta fy25</w:t>
+              <w:t>rou fy25</w:t>
             </w:r>
           </w:p>
         </w:tc>
@@ -19671,7 +19671,7 @@
                 <w:color w:val="1C3A36"/>
                 <w:sz w:val="14"/>
               </w:rPr>
-              <w:t>17,675.365</w:t>
+              <w:t>1,445.804</w:t>
             </w:r>
           </w:p>
         </w:tc>
@@ -19705,7 +19705,7 @@
                 <w:color w:val="1C3A36"/>
                 <w:sz w:val="14"/>
               </w:rPr>
-              <w:t>Abu Dhabi National Oil Company for Distribution PJSC, audited consolidated financial statements for the year ended 31 December 2025, published on the company's investor-relations site; figures as reported in AED'000 and converted to AED million, total assets</w:t>
+              <w:t>Abu Dhabi National Oil Company for Distribution PJSC, audited consolidated financial statements for the year ended 31 December 2025, published on the company's investor-relations site; figures as reported in AED'000 and converted to AED million, right-of-use assets</w:t>
             </w:r>
           </w:p>
         </w:tc>
@@ -19727,7 +19727,7 @@
                 <w:color w:val="1C3A36"/>
                 <w:sz w:val="14"/>
               </w:rPr>
-              <w:t>tax effective</w:t>
+              <w:t>shares mn</w:t>
             </w:r>
           </w:p>
         </w:tc>
@@ -19744,7 +19744,7 @@
                 <w:color w:val="1C3A36"/>
                 <w:sz w:val="14"/>
               </w:rPr>
-              <w:t>10.17%</w:t>
+              <w:t>12,500</w:t>
             </w:r>
           </w:p>
         </w:tc>
@@ -19778,7 +19778,7 @@
                 <w:color w:val="1C3A36"/>
                 <w:sz w:val="14"/>
               </w:rPr>
-              <w:t>Computed from the audited filings: income tax expense of AED 322.891 million over profit before tax of AED 3,173.933 million in FY2025, above the 9% federal rate because the Egyptian subsidiary is taxed at a higher rate</w:t>
+              <w:t>Abu Dhabi National Oil Company for Distribution PJSC, audited consolidated financial statements for the year ended 31 December 2025, published on the company's investor-relations site; figures as reported in AED'000 and converted to AED million, share capital note: AED 1,000,000 thousand of issued capital in shares of AED 0.08 each</w:t>
             </w:r>
           </w:p>
         </w:tc>
@@ -19800,7 +19800,7 @@
                 <w:color w:val="1C3A36"/>
                 <w:sz w:val="14"/>
               </w:rPr>
-              <w:t>tax fy23</w:t>
+              <w:t>stations egy h126</w:t>
             </w:r>
           </w:p>
         </w:tc>
@@ -19817,7 +19817,7 @@
                 <w:color w:val="1C3A36"/>
                 <w:sz w:val="14"/>
               </w:rPr>
-              <w:t>18.837</w:t>
+              <w:t>245</w:t>
             </w:r>
           </w:p>
         </w:tc>
@@ -19834,7 +19834,7 @@
                 <w:color w:val="1C3A36"/>
                 <w:sz w:val="14"/>
               </w:rPr>
-              <w:t>31 Dec 2023</w:t>
+              <w:t>30 Jun 2026</w:t>
             </w:r>
           </w:p>
         </w:tc>
@@ -19851,7 +19851,7 @@
                 <w:color w:val="1C3A36"/>
                 <w:sz w:val="14"/>
               </w:rPr>
-              <w:t>Abu Dhabi National Oil Company for Distribution PJSC, audited consolidated financial statements for the year ended 31 December 2023, published on the company's investor-relations site; figures as reported in AED'000 and converted to AED million, income tax expense</w:t>
+              <w:t>ADNOC Distribution, results presentation, second quarter and first half 2026, 5 August 2026, operating-performance appendix, service stations, Egypt</w:t>
             </w:r>
           </w:p>
         </w:tc>
@@ -19873,7 +19873,7 @@
                 <w:color w:val="1C3A36"/>
                 <w:sz w:val="14"/>
               </w:rPr>
-              <w:t>tax fy24</w:t>
+              <w:t>stations fy25</w:t>
             </w:r>
           </w:p>
         </w:tc>
@@ -19890,7 +19890,7 @@
                 <w:color w:val="1C3A36"/>
                 <w:sz w:val="14"/>
               </w:rPr>
-              <w:t>283.394</w:t>
+              <w:t>1,010</w:t>
             </w:r>
           </w:p>
         </w:tc>
@@ -19907,7 +19907,7 @@
                 <w:color w:val="1C3A36"/>
                 <w:sz w:val="14"/>
               </w:rPr>
-              <w:t>31 Dec 2024</w:t>
+              <w:t>31 Dec 2025</w:t>
             </w:r>
           </w:p>
         </w:tc>
@@ -19924,7 +19924,7 @@
                 <w:color w:val="1C3A36"/>
                 <w:sz w:val="14"/>
               </w:rPr>
-              <w:t>Abu Dhabi National Oil Company for Distribution PJSC, audited consolidated financial statements for the year ended 31 December 2024, published on the company's investor-relations site; figures as reported in AED'000 and converted to AED million, income tax expense</w:t>
+              <w:t>ADNOC Distribution, Management Discussion &amp; Analysis Report, full year 2025, 3 February 2026, total stations network: 567 UAE, 199 Saudi Arabia, 244 Egypt</w:t>
             </w:r>
           </w:p>
         </w:tc>
@@ -19946,7 +19946,7 @@
                 <w:color w:val="1C3A36"/>
                 <w:sz w:val="14"/>
               </w:rPr>
-              <w:t>tax fy25</w:t>
+              <w:t>stations g</w:t>
             </w:r>
           </w:p>
         </w:tc>
@@ -19963,7 +19963,7 @@
                 <w:color w:val="1C3A36"/>
                 <w:sz w:val="14"/>
               </w:rPr>
-              <w:t>322.891</w:t>
+              <w:t>0.025, 0.045, 0.040, 0.035, 0.030</w:t>
             </w:r>
           </w:p>
         </w:tc>
@@ -19980,7 +19980,7 @@
                 <w:color w:val="1C3A36"/>
                 <w:sz w:val="14"/>
               </w:rPr>
-              <w:t>31 Dec 2025</w:t>
+              <w:t>30 Jun 2026</w:t>
             </w:r>
           </w:p>
         </w:tc>
@@ -19997,7 +19997,7 @@
                 <w:color w:val="1C3A36"/>
                 <w:sz w:val="14"/>
               </w:rPr>
-              <w:t>Abu Dhabi National Oil Company for Distribution PJSC, audited consolidated financial statements for the year ended 31 December 2025, published on the company's investor-relations site; figures as reported in AED'000 and converted to AED million, income tax expense</w:t>
+              <w:t>Service-station network growth. The network grew 11.3% in the year to June 2026 (939 to 1,045 stations) on the company's stated expansion programme across the United Arab Emirates, Saudi Arabia and Egypt. The path decelerates from that realised rate as the domestic network saturates and the incremental site becomes marginal. This is a CAPITAL decision and is modelled separately from throughput because the two have different futures</w:t>
             </w:r>
           </w:p>
         </w:tc>
@@ -20019,7 +20019,7 @@
                 <w:color w:val="1C3A36"/>
                 <w:sz w:val="14"/>
               </w:rPr>
-              <w:t>td fy23</w:t>
+              <w:t>stations h125</w:t>
             </w:r>
           </w:p>
         </w:tc>
@@ -20036,7 +20036,7 @@
                 <w:color w:val="1C3A36"/>
                 <w:sz w:val="14"/>
               </w:rPr>
-              <w:t>200.225</w:t>
+              <w:t>939</w:t>
             </w:r>
           </w:p>
         </w:tc>
@@ -20053,7 +20053,7 @@
                 <w:color w:val="1C3A36"/>
                 <w:sz w:val="14"/>
               </w:rPr>
-              <w:t>31 Dec 2023</w:t>
+              <w:t>30 Jun 2025</w:t>
             </w:r>
           </w:p>
         </w:tc>
@@ -20070,7 +20070,7 @@
                 <w:color w:val="1C3A36"/>
                 <w:sz w:val="14"/>
               </w:rPr>
-              <w:t>Abu Dhabi National Oil Company for Distribution PJSC, audited consolidated financial statements for the year ended 31 December 2023, published on the company's investor-relations site; figures as reported in AED'000 and converted to AED million, term deposits</w:t>
+              <w:t>ADNOC Distribution, results presentation, second quarter and first half 2026, 5 August 2026, operating-performance appendix, total service stations, prior-period comparative</w:t>
             </w:r>
           </w:p>
         </w:tc>
@@ -20092,7 +20092,7 @@
                 <w:color w:val="1C3A36"/>
                 <w:sz w:val="14"/>
               </w:rPr>
-              <w:t>td fy24</w:t>
+              <w:t>stations h126</w:t>
             </w:r>
           </w:p>
         </w:tc>
@@ -20109,7 +20109,7 @@
                 <w:color w:val="1C3A36"/>
                 <w:sz w:val="14"/>
               </w:rPr>
-              <w:t>200.225</w:t>
+              <w:t>1,045</w:t>
             </w:r>
           </w:p>
         </w:tc>
@@ -20126,7 +20126,7 @@
                 <w:color w:val="1C3A36"/>
                 <w:sz w:val="14"/>
               </w:rPr>
-              <w:t>31 Dec 2024</w:t>
+              <w:t>30 Jun 2026</w:t>
             </w:r>
           </w:p>
         </w:tc>
@@ -20143,7 +20143,7 @@
                 <w:color w:val="1C3A36"/>
                 <w:sz w:val="14"/>
               </w:rPr>
-              <w:t>Abu Dhabi National Oil Company for Distribution PJSC, audited consolidated financial statements for the year ended 31 December 2024, published on the company's investor-relations site; figures as reported in AED'000 and converted to AED million, term deposits</w:t>
+              <w:t>ADNOC Distribution, Management Discussion &amp; Analysis Report, second quarter and first half 2026, 5 August 2026, total stations network: 569 UAE, 231 Saudi Arabia, 245 Egypt</w:t>
             </w:r>
           </w:p>
         </w:tc>
@@ -20165,7 +20165,7 @@
                 <w:color w:val="1C3A36"/>
                 <w:sz w:val="14"/>
               </w:rPr>
-              <w:t>td fy25</w:t>
+              <w:t>stations ksa h126</w:t>
             </w:r>
           </w:p>
         </w:tc>
@@ -20182,7 +20182,7 @@
                 <w:color w:val="1C3A36"/>
                 <w:sz w:val="14"/>
               </w:rPr>
-              <w:t>200</w:t>
+              <w:t>231</w:t>
             </w:r>
           </w:p>
         </w:tc>
@@ -20199,7 +20199,7 @@
                 <w:color w:val="1C3A36"/>
                 <w:sz w:val="14"/>
               </w:rPr>
-              <w:t>31 Dec 2025</w:t>
+              <w:t>30 Jun 2026</w:t>
             </w:r>
           </w:p>
         </w:tc>
@@ -20216,7 +20216,7 @@
                 <w:color w:val="1C3A36"/>
                 <w:sz w:val="14"/>
               </w:rPr>
-              <w:t>Abu Dhabi National Oil Company for Distribution PJSC, audited consolidated financial statements for the year ended 31 December 2025, published on the company's investor-relations site; figures as reported in AED'000 and converted to AED million, term deposits</w:t>
+              <w:t>ADNOC Distribution, results presentation, second quarter and first half 2026, 5 August 2026, operating-performance appendix, service stations, Saudi Arabia</w:t>
             </w:r>
           </w:p>
         </w:tc>
@@ -20238,7 +20238,7 @@
                 <w:color w:val="1C3A36"/>
                 <w:sz w:val="14"/>
               </w:rPr>
-              <w:t>tl fy25</w:t>
+              <w:t>stations uae h126</w:t>
             </w:r>
           </w:p>
         </w:tc>
@@ -20255,7 +20255,7 @@
                 <w:color w:val="1C3A36"/>
                 <w:sz w:val="14"/>
               </w:rPr>
-              <w:t>14,214.568</w:t>
+              <w:t>569</w:t>
             </w:r>
           </w:p>
         </w:tc>
@@ -20272,7 +20272,7 @@
                 <w:color w:val="1C3A36"/>
                 <w:sz w:val="14"/>
               </w:rPr>
-              <w:t>31 Dec 2025</w:t>
+              <w:t>30 Jun 2026</w:t>
             </w:r>
           </w:p>
         </w:tc>
@@ -20289,7 +20289,7 @@
                 <w:color w:val="1C3A36"/>
                 <w:sz w:val="14"/>
               </w:rPr>
-              <w:t>Abu Dhabi National Oil Company for Distribution PJSC, audited consolidated financial statements for the year ended 31 December 2025, published on the company's investor-relations site; figures as reported in AED'000 and converted to AED million, total liabilities</w:t>
+              <w:t>ADNOC Distribution, results presentation, second quarter and first half 2026, 5 August 2026, operating-performance appendix, service stations, UAE</w:t>
             </w:r>
           </w:p>
         </w:tc>
@@ -20311,7 +20311,7 @@
                 <w:color w:val="1C3A36"/>
                 <w:sz w:val="14"/>
               </w:rPr>
-              <w:t>tp fy23</w:t>
+              <w:t>ta fy23</w:t>
             </w:r>
           </w:p>
         </w:tc>
@@ -20328,7 +20328,7 @@
                 <w:color w:val="1C3A36"/>
                 <w:sz w:val="14"/>
               </w:rPr>
-              <w:t>2,541.355</w:t>
+              <w:t>18,891.629</w:t>
             </w:r>
           </w:p>
         </w:tc>
@@ -20362,7 +20362,7 @@
                 <w:color w:val="1C3A36"/>
                 <w:sz w:val="14"/>
               </w:rPr>
-              <w:t>Abu Dhabi National Oil Company for Distribution PJSC, audited consolidated financial statements for the year ended 31 December 2023, published on the company's investor-relations site; figures as reported in AED'000 and converted to AED million, trade and other payables</w:t>
+              <w:t>Abu Dhabi National Oil Company for Distribution PJSC, audited consolidated financial statements for the year ended 31 December 2023, published on the company's investor-relations site; figures as reported in AED'000 and converted to AED million, total assets</w:t>
             </w:r>
           </w:p>
         </w:tc>
@@ -20384,7 +20384,7 @@
                 <w:color w:val="1C3A36"/>
                 <w:sz w:val="14"/>
               </w:rPr>
-              <w:t>tp fy24</w:t>
+              <w:t>ta fy24</w:t>
             </w:r>
           </w:p>
         </w:tc>
@@ -20401,7 +20401,7 @@
                 <w:color w:val="1C3A36"/>
                 <w:sz w:val="14"/>
               </w:rPr>
-              <w:t>2,797.054</w:t>
+              <w:t>18,180.794</w:t>
             </w:r>
           </w:p>
         </w:tc>
@@ -20435,7 +20435,7 @@
                 <w:color w:val="1C3A36"/>
                 <w:sz w:val="14"/>
               </w:rPr>
-              <w:t>Abu Dhabi National Oil Company for Distribution PJSC, audited consolidated financial statements for the year ended 31 December 2024, published on the company's investor-relations site; figures as reported in AED'000 and converted to AED million, trade and other payables</w:t>
+              <w:t>Abu Dhabi National Oil Company for Distribution PJSC, audited consolidated financial statements for the year ended 31 December 2024, published on the company's investor-relations site; figures as reported in AED'000 and converted to AED million, total assets</w:t>
             </w:r>
           </w:p>
         </w:tc>
@@ -20457,7 +20457,7 @@
                 <w:color w:val="1C3A36"/>
                 <w:sz w:val="14"/>
               </w:rPr>
-              <w:t>tp fy25</w:t>
+              <w:t>ta fy25</w:t>
             </w:r>
           </w:p>
         </w:tc>
@@ -20474,7 +20474,7 @@
                 <w:color w:val="1C3A36"/>
                 <w:sz w:val="14"/>
               </w:rPr>
-              <w:t>3,115.634</w:t>
+              <w:t>17,675.365</w:t>
             </w:r>
           </w:p>
         </w:tc>
@@ -20508,7 +20508,7 @@
                 <w:color w:val="1C3A36"/>
                 <w:sz w:val="14"/>
               </w:rPr>
-              <w:t>Abu Dhabi National Oil Company for Distribution PJSC, audited consolidated financial statements for the year ended 31 December 2025, published on the company's investor-relations site; figures as reported in AED'000 and converted to AED million, trade and other payables</w:t>
+              <w:t>Abu Dhabi National Oil Company for Distribution PJSC, audited consolidated financial statements for the year ended 31 December 2025, published on the company's investor-relations site; figures as reported in AED'000 and converted to AED million, total assets</w:t>
             </w:r>
           </w:p>
         </w:tc>
@@ -20530,7 +20530,7 @@
                 <w:color w:val="1C3A36"/>
                 <w:sz w:val="14"/>
               </w:rPr>
-              <w:t>tr fy23</w:t>
+              <w:t>tax effective</w:t>
             </w:r>
           </w:p>
         </w:tc>
@@ -20547,7 +20547,7 @@
                 <w:color w:val="1C3A36"/>
                 <w:sz w:val="14"/>
               </w:rPr>
-              <w:t>3,519.413</w:t>
+              <w:t>10.17%</w:t>
             </w:r>
           </w:p>
         </w:tc>
@@ -20564,7 +20564,7 @@
                 <w:color w:val="1C3A36"/>
                 <w:sz w:val="14"/>
               </w:rPr>
-              <w:t>31 Dec 2023</w:t>
+              <w:t>31 Dec 2025</w:t>
             </w:r>
           </w:p>
         </w:tc>
@@ -20581,7 +20581,7 @@
                 <w:color w:val="1C3A36"/>
                 <w:sz w:val="14"/>
               </w:rPr>
-              <w:t>Abu Dhabi National Oil Company for Distribution PJSC, audited consolidated financial statements for the year ended 31 December 2023, published on the company's investor-relations site; figures as reported in AED'000 and converted to AED million, trade receivables and other current assets</w:t>
+              <w:t>Computed from the audited filings: income tax expense of AED 322.891 million over profit before tax of AED 3,173.933 million in FY2025, above the 9% federal rate because the Egyptian subsidiary is taxed at a higher rate</w:t>
             </w:r>
           </w:p>
         </w:tc>
@@ -20603,7 +20603,7 @@
                 <w:color w:val="1C3A36"/>
                 <w:sz w:val="14"/>
               </w:rPr>
-              <w:t>tr fy24</w:t>
+              <w:t>tax fy23</w:t>
             </w:r>
           </w:p>
         </w:tc>
@@ -20620,7 +20620,7 @@
                 <w:color w:val="1C3A36"/>
                 <w:sz w:val="14"/>
               </w:rPr>
-              <w:t>2,935.982</w:t>
+              <w:t>18.837</w:t>
             </w:r>
           </w:p>
         </w:tc>
@@ -20637,7 +20637,7 @@
                 <w:color w:val="1C3A36"/>
                 <w:sz w:val="14"/>
               </w:rPr>
-              <w:t>31 Dec 2024</w:t>
+              <w:t>31 Dec 2023</w:t>
             </w:r>
           </w:p>
         </w:tc>
@@ -20654,7 +20654,7 @@
                 <w:color w:val="1C3A36"/>
                 <w:sz w:val="14"/>
               </w:rPr>
-              <w:t>Abu Dhabi National Oil Company for Distribution PJSC, audited consolidated financial statements for the year ended 31 December 2024, published on the company's investor-relations site; figures as reported in AED'000 and converted to AED million, trade receivables and other current assets</w:t>
+              <w:t>Abu Dhabi National Oil Company for Distribution PJSC, audited consolidated financial statements for the year ended 31 December 2023, published on the company's investor-relations site; figures as reported in AED'000 and converted to AED million, income tax expense</w:t>
             </w:r>
           </w:p>
         </w:tc>
@@ -20676,7 +20676,7 @@
                 <w:color w:val="1C3A36"/>
                 <w:sz w:val="14"/>
               </w:rPr>
-              <w:t>tr fy25</w:t>
+              <w:t>tax fy24</w:t>
             </w:r>
           </w:p>
         </w:tc>
@@ -20693,7 +20693,7 @@
                 <w:color w:val="1C3A36"/>
                 <w:sz w:val="14"/>
               </w:rPr>
-              <w:t>2,632.515</w:t>
+              <w:t>283.394</w:t>
             </w:r>
           </w:p>
         </w:tc>
@@ -20710,7 +20710,7 @@
                 <w:color w:val="1C3A36"/>
                 <w:sz w:val="14"/>
               </w:rPr>
-              <w:t>31 Dec 2025</w:t>
+              <w:t>31 Dec 2024</w:t>
             </w:r>
           </w:p>
         </w:tc>
@@ -20727,7 +20727,7 @@
                 <w:color w:val="1C3A36"/>
                 <w:sz w:val="14"/>
               </w:rPr>
-              <w:t>Abu Dhabi National Oil Company for Distribution PJSC, audited consolidated financial statements for the year ended 31 December 2025, published on the company's investor-relations site; figures as reported in AED'000 and converted to AED million, trade receivables and other current assets</w:t>
+              <w:t>Abu Dhabi National Oil Company for Distribution PJSC, audited consolidated financial statements for the year ended 31 December 2024, published on the company's investor-relations site; figures as reported in AED'000 and converted to AED million, income tax expense</w:t>
             </w:r>
           </w:p>
         </w:tc>
@@ -20749,7 +20749,7 @@
                 <w:color w:val="1C3A36"/>
                 <w:sz w:val="14"/>
               </w:rPr>
-              <w:t>vol avi h125</w:t>
+              <w:t>tax fy25</w:t>
             </w:r>
           </w:p>
         </w:tc>
@@ -20766,7 +20766,7 @@
                 <w:color w:val="1C3A36"/>
                 <w:sz w:val="14"/>
               </w:rPr>
-              <w:t>232</w:t>
+              <w:t>322.891</w:t>
             </w:r>
           </w:p>
         </w:tc>
@@ -20783,7 +20783,7 @@
                 <w:color w:val="1C3A36"/>
                 <w:sz w:val="14"/>
               </w:rPr>
-              <w:t>30 Jun 2025</w:t>
+              <w:t>31 Dec 2025</w:t>
             </w:r>
           </w:p>
         </w:tc>
@@ -20800,7 +20800,7 @@
                 <w:color w:val="1C3A36"/>
                 <w:sz w:val="14"/>
               </w:rPr>
-              <w:t>ADNOC Distribution, results presentation, second quarter and first half 2026, 5 August 2026, operating-performance appendix, of which aviation, prior-period comparative</w:t>
+              <w:t>Abu Dhabi National Oil Company for Distribution PJSC, audited consolidated financial statements for the year ended 31 December 2025, published on the company's investor-relations site; figures as reported in AED'000 and converted to AED million, income tax expense</w:t>
             </w:r>
           </w:p>
         </w:tc>
@@ -20822,7 +20822,7 @@
                 <w:color w:val="1C3A36"/>
                 <w:sz w:val="14"/>
               </w:rPr>
-              <w:t>vol avi h126</w:t>
+              <w:t>td fy23</w:t>
             </w:r>
           </w:p>
         </w:tc>
@@ -20839,7 +20839,7 @@
                 <w:color w:val="1C3A36"/>
                 <w:sz w:val="14"/>
               </w:rPr>
-              <w:t>357</w:t>
+              <w:t>200.225</w:t>
             </w:r>
           </w:p>
         </w:tc>
@@ -20856,7 +20856,7 @@
                 <w:color w:val="1C3A36"/>
                 <w:sz w:val="14"/>
               </w:rPr>
-              <w:t>30 Jun 2026</w:t>
+              <w:t>31 Dec 2023</w:t>
             </w:r>
           </w:p>
         </w:tc>
@@ -20873,7 +20873,7 @@
                 <w:color w:val="1C3A36"/>
                 <w:sz w:val="14"/>
               </w:rPr>
-              <w:t>ADNOC Distribution, results presentation, second quarter and first half 2026, 5 August 2026, operating-performance appendix, of which aviation, six months</w:t>
+              <w:t>Abu Dhabi National Oil Company for Distribution PJSC, audited consolidated financial statements for the year ended 31 December 2023, published on the company's investor-relations site; figures as reported in AED'000 and converted to AED million, term deposits</w:t>
             </w:r>
           </w:p>
         </w:tc>
@@ -20895,7 +20895,7 @@
                 <w:color w:val="1C3A36"/>
                 <w:sz w:val="14"/>
               </w:rPr>
-              <w:t>vol comm fy24</w:t>
+              <w:t>td fy24</w:t>
             </w:r>
           </w:p>
         </w:tc>
@@ -20912,7 +20912,7 @@
                 <w:color w:val="1C3A36"/>
                 <w:sz w:val="14"/>
               </w:rPr>
-              <w:t>4,680</w:t>
+              <w:t>200.225</w:t>
             </w:r>
           </w:p>
         </w:tc>
@@ -20946,7 +20946,7 @@
                 <w:color w:val="1C3A36"/>
                 <w:sz w:val="14"/>
               </w:rPr>
-              <w:t>ADNOC Distribution, results presentation, full year 2025, 3 February 2026, operating-performance appendix, fuel volumes: Commercial (B2B), FY2024 comparative</w:t>
+              <w:t>Abu Dhabi National Oil Company for Distribution PJSC, audited consolidated financial statements for the year ended 31 December 2024, published on the company's investor-relations site; figures as reported in AED'000 and converted to AED million, term deposits</w:t>
             </w:r>
           </w:p>
         </w:tc>
@@ -20968,7 +20968,7 @@
                 <w:color w:val="1C3A36"/>
                 <w:sz w:val="14"/>
               </w:rPr>
-              <w:t>vol comm fy25</w:t>
+              <w:t>td fy25</w:t>
             </w:r>
           </w:p>
         </w:tc>
@@ -20985,7 +20985,7 @@
                 <w:color w:val="1C3A36"/>
                 <w:sz w:val="14"/>
               </w:rPr>
-              <w:t>4,668</w:t>
+              <w:t>200</w:t>
             </w:r>
           </w:p>
         </w:tc>
@@ -21019,7 +21019,7 @@
                 <w:color w:val="1C3A36"/>
                 <w:sz w:val="14"/>
               </w:rPr>
-              <w:t>ADNOC Distribution, results presentation, full year 2025, 3 February 2026, operating-performance appendix, fuel volumes: Commercial (B2B)</w:t>
+              <w:t>Abu Dhabi National Oil Company for Distribution PJSC, audited consolidated financial statements for the year ended 31 December 2025, published on the company's investor-relations site; figures as reported in AED'000 and converted to AED million, term deposits</w:t>
             </w:r>
           </w:p>
         </w:tc>
@@ -21041,7 +21041,7 @@
                 <w:color w:val="1C3A36"/>
                 <w:sz w:val="14"/>
               </w:rPr>
-              <w:t>vol comm g</w:t>
+              <w:t>tl fy25</w:t>
             </w:r>
           </w:p>
         </w:tc>
@@ -21058,7 +21058,7 @@
                 <w:color w:val="1C3A36"/>
                 <w:sz w:val="14"/>
               </w:rPr>
-              <w:t>3.00%, 2.50%, 2.00%, 1.80%, 1.50%</w:t>
+              <w:t>14,214.568</w:t>
             </w:r>
           </w:p>
         </w:tc>
@@ -21075,7 +21075,7 @@
                 <w:color w:val="1C3A36"/>
                 <w:sz w:val="14"/>
               </w:rPr>
-              <w:t>5 Aug 2026</w:t>
+              <w:t>31 Dec 2025</w:t>
             </w:r>
           </w:p>
         </w:tc>
@@ -21092,7 +21092,7 @@
                 <w:color w:val="1C3A36"/>
                 <w:sz w:val="14"/>
               </w:rPr>
-              <w:t>Commercial fuel volume growth. The first half of 2026 grew 3.1%, with aviation up 53.9% offsetting a deliberate 2.5% reduction in corporate volumes under a stated value-over-volume strategy. Aviation growth decelerates off a small base</w:t>
+              <w:t>Abu Dhabi National Oil Company for Distribution PJSC, audited consolidated financial statements for the year ended 31 December 2025, published on the company's investor-relations site; figures as reported in AED'000 and converted to AED million, total liabilities</w:t>
             </w:r>
           </w:p>
         </w:tc>
@@ -21114,7 +21114,7 @@
                 <w:color w:val="1C3A36"/>
                 <w:sz w:val="14"/>
               </w:rPr>
-              <w:t>vol comm h125</w:t>
+              <w:t>tp fy23</w:t>
             </w:r>
           </w:p>
         </w:tc>
@@ -21131,7 +21131,7 @@
                 <w:color w:val="1C3A36"/>
                 <w:sz w:val="14"/>
               </w:rPr>
-              <w:t>2,300</w:t>
+              <w:t>2,541.355</w:t>
             </w:r>
           </w:p>
         </w:tc>
@@ -21148,7 +21148,7 @@
                 <w:color w:val="1C3A36"/>
                 <w:sz w:val="14"/>
               </w:rPr>
-              <w:t>30 Jun 2025</w:t>
+              <w:t>31 Dec 2023</w:t>
             </w:r>
           </w:p>
         </w:tc>
@@ -21165,7 +21165,7 @@
                 <w:color w:val="1C3A36"/>
                 <w:sz w:val="14"/>
               </w:rPr>
-              <w:t>ADNOC Distribution, results presentation, second quarter and first half 2026, 5 August 2026, operating-performance appendix, fuel volumes: Commercial (B2B), prior-period comparative</w:t>
+              <w:t>Abu Dhabi National Oil Company for Distribution PJSC, audited consolidated financial statements for the year ended 31 December 2023, published on the company's investor-relations site; figures as reported in AED'000 and converted to AED million, trade and other payables</w:t>
             </w:r>
           </w:p>
         </w:tc>
@@ -21187,6 +21187,882 @@
                 <w:color w:val="1C3A36"/>
                 <w:sz w:val="14"/>
               </w:rPr>
+              <w:t>tp fy24</w:t>
+            </w:r>
+          </w:p>
+        </w:tc>
+        <w:tc>
+          <w:tcPr>
+            <w:tcW w:type="dxa" w:w="1440"/>
+          </w:tcPr>
+          <w:p>
+            <w:pPr>
+              <w:spacing w:after="20"/>
+            </w:pPr>
+            <w:r>
+              <w:rPr>
+                <w:color w:val="1C3A36"/>
+                <w:sz w:val="14"/>
+              </w:rPr>
+              <w:t>2,797.054</w:t>
+            </w:r>
+          </w:p>
+        </w:tc>
+        <w:tc>
+          <w:tcPr>
+            <w:tcW w:type="dxa" w:w="936"/>
+          </w:tcPr>
+          <w:p>
+            <w:pPr>
+              <w:spacing w:after="20"/>
+            </w:pPr>
+            <w:r>
+              <w:rPr>
+                <w:color w:val="1C3A36"/>
+                <w:sz w:val="14"/>
+              </w:rPr>
+              <w:t>31 Dec 2024</w:t>
+            </w:r>
+          </w:p>
+        </w:tc>
+        <w:tc>
+          <w:tcPr>
+            <w:tcW w:type="dxa" w:w="6048"/>
+          </w:tcPr>
+          <w:p>
+            <w:pPr>
+              <w:spacing w:after="20"/>
+            </w:pPr>
+            <w:r>
+              <w:rPr>
+                <w:color w:val="1C3A36"/>
+                <w:sz w:val="14"/>
+              </w:rPr>
+              <w:t>Abu Dhabi National Oil Company for Distribution PJSC, audited consolidated financial statements for the year ended 31 December 2024, published on the company's investor-relations site; figures as reported in AED'000 and converted to AED million, trade and other payables</w:t>
+            </w:r>
+          </w:p>
+        </w:tc>
+      </w:tr>
+      <w:tr>
+        <w:trPr>
+          <w:cantSplit/>
+        </w:trPr>
+        <w:tc>
+          <w:tcPr>
+            <w:tcW w:type="dxa" w:w="1656"/>
+          </w:tcPr>
+          <w:p>
+            <w:pPr>
+              <w:spacing w:after="20"/>
+            </w:pPr>
+            <w:r>
+              <w:rPr>
+                <w:color w:val="1C3A36"/>
+                <w:sz w:val="14"/>
+              </w:rPr>
+              <w:t>tp fy25</w:t>
+            </w:r>
+          </w:p>
+        </w:tc>
+        <w:tc>
+          <w:tcPr>
+            <w:tcW w:type="dxa" w:w="1440"/>
+          </w:tcPr>
+          <w:p>
+            <w:pPr>
+              <w:spacing w:after="20"/>
+            </w:pPr>
+            <w:r>
+              <w:rPr>
+                <w:color w:val="1C3A36"/>
+                <w:sz w:val="14"/>
+              </w:rPr>
+              <w:t>3,115.634</w:t>
+            </w:r>
+          </w:p>
+        </w:tc>
+        <w:tc>
+          <w:tcPr>
+            <w:tcW w:type="dxa" w:w="936"/>
+          </w:tcPr>
+          <w:p>
+            <w:pPr>
+              <w:spacing w:after="20"/>
+            </w:pPr>
+            <w:r>
+              <w:rPr>
+                <w:color w:val="1C3A36"/>
+                <w:sz w:val="14"/>
+              </w:rPr>
+              <w:t>31 Dec 2025</w:t>
+            </w:r>
+          </w:p>
+        </w:tc>
+        <w:tc>
+          <w:tcPr>
+            <w:tcW w:type="dxa" w:w="6048"/>
+          </w:tcPr>
+          <w:p>
+            <w:pPr>
+              <w:spacing w:after="20"/>
+            </w:pPr>
+            <w:r>
+              <w:rPr>
+                <w:color w:val="1C3A36"/>
+                <w:sz w:val="14"/>
+              </w:rPr>
+              <w:t>Abu Dhabi National Oil Company for Distribution PJSC, audited consolidated financial statements for the year ended 31 December 2025, published on the company's investor-relations site; figures as reported in AED'000 and converted to AED million, trade and other payables</w:t>
+            </w:r>
+          </w:p>
+        </w:tc>
+      </w:tr>
+      <w:tr>
+        <w:trPr>
+          <w:cantSplit/>
+        </w:trPr>
+        <w:tc>
+          <w:tcPr>
+            <w:tcW w:type="dxa" w:w="1656"/>
+          </w:tcPr>
+          <w:p>
+            <w:pPr>
+              <w:spacing w:after="20"/>
+            </w:pPr>
+            <w:r>
+              <w:rPr>
+                <w:color w:val="1C3A36"/>
+                <w:sz w:val="14"/>
+              </w:rPr>
+              <w:t>tr fy23</w:t>
+            </w:r>
+          </w:p>
+        </w:tc>
+        <w:tc>
+          <w:tcPr>
+            <w:tcW w:type="dxa" w:w="1440"/>
+          </w:tcPr>
+          <w:p>
+            <w:pPr>
+              <w:spacing w:after="20"/>
+            </w:pPr>
+            <w:r>
+              <w:rPr>
+                <w:color w:val="1C3A36"/>
+                <w:sz w:val="14"/>
+              </w:rPr>
+              <w:t>3,519.413</w:t>
+            </w:r>
+          </w:p>
+        </w:tc>
+        <w:tc>
+          <w:tcPr>
+            <w:tcW w:type="dxa" w:w="936"/>
+          </w:tcPr>
+          <w:p>
+            <w:pPr>
+              <w:spacing w:after="20"/>
+            </w:pPr>
+            <w:r>
+              <w:rPr>
+                <w:color w:val="1C3A36"/>
+                <w:sz w:val="14"/>
+              </w:rPr>
+              <w:t>31 Dec 2023</w:t>
+            </w:r>
+          </w:p>
+        </w:tc>
+        <w:tc>
+          <w:tcPr>
+            <w:tcW w:type="dxa" w:w="6048"/>
+          </w:tcPr>
+          <w:p>
+            <w:pPr>
+              <w:spacing w:after="20"/>
+            </w:pPr>
+            <w:r>
+              <w:rPr>
+                <w:color w:val="1C3A36"/>
+                <w:sz w:val="14"/>
+              </w:rPr>
+              <w:t>Abu Dhabi National Oil Company for Distribution PJSC, audited consolidated financial statements for the year ended 31 December 2023, published on the company's investor-relations site; figures as reported in AED'000 and converted to AED million, trade receivables and other current assets</w:t>
+            </w:r>
+          </w:p>
+        </w:tc>
+      </w:tr>
+      <w:tr>
+        <w:trPr>
+          <w:cantSplit/>
+        </w:trPr>
+        <w:tc>
+          <w:tcPr>
+            <w:tcW w:type="dxa" w:w="1656"/>
+          </w:tcPr>
+          <w:p>
+            <w:pPr>
+              <w:spacing w:after="20"/>
+            </w:pPr>
+            <w:r>
+              <w:rPr>
+                <w:color w:val="1C3A36"/>
+                <w:sz w:val="14"/>
+              </w:rPr>
+              <w:t>tr fy24</w:t>
+            </w:r>
+          </w:p>
+        </w:tc>
+        <w:tc>
+          <w:tcPr>
+            <w:tcW w:type="dxa" w:w="1440"/>
+          </w:tcPr>
+          <w:p>
+            <w:pPr>
+              <w:spacing w:after="20"/>
+            </w:pPr>
+            <w:r>
+              <w:rPr>
+                <w:color w:val="1C3A36"/>
+                <w:sz w:val="14"/>
+              </w:rPr>
+              <w:t>2,935.982</w:t>
+            </w:r>
+          </w:p>
+        </w:tc>
+        <w:tc>
+          <w:tcPr>
+            <w:tcW w:type="dxa" w:w="936"/>
+          </w:tcPr>
+          <w:p>
+            <w:pPr>
+              <w:spacing w:after="20"/>
+            </w:pPr>
+            <w:r>
+              <w:rPr>
+                <w:color w:val="1C3A36"/>
+                <w:sz w:val="14"/>
+              </w:rPr>
+              <w:t>31 Dec 2024</w:t>
+            </w:r>
+          </w:p>
+        </w:tc>
+        <w:tc>
+          <w:tcPr>
+            <w:tcW w:type="dxa" w:w="6048"/>
+          </w:tcPr>
+          <w:p>
+            <w:pPr>
+              <w:spacing w:after="20"/>
+            </w:pPr>
+            <w:r>
+              <w:rPr>
+                <w:color w:val="1C3A36"/>
+                <w:sz w:val="14"/>
+              </w:rPr>
+              <w:t>Abu Dhabi National Oil Company for Distribution PJSC, audited consolidated financial statements for the year ended 31 December 2024, published on the company's investor-relations site; figures as reported in AED'000 and converted to AED million, trade receivables and other current assets</w:t>
+            </w:r>
+          </w:p>
+        </w:tc>
+      </w:tr>
+      <w:tr>
+        <w:trPr>
+          <w:cantSplit/>
+        </w:trPr>
+        <w:tc>
+          <w:tcPr>
+            <w:tcW w:type="dxa" w:w="1656"/>
+          </w:tcPr>
+          <w:p>
+            <w:pPr>
+              <w:spacing w:after="20"/>
+            </w:pPr>
+            <w:r>
+              <w:rPr>
+                <w:color w:val="1C3A36"/>
+                <w:sz w:val="14"/>
+              </w:rPr>
+              <w:t>tr fy25</w:t>
+            </w:r>
+          </w:p>
+        </w:tc>
+        <w:tc>
+          <w:tcPr>
+            <w:tcW w:type="dxa" w:w="1440"/>
+          </w:tcPr>
+          <w:p>
+            <w:pPr>
+              <w:spacing w:after="20"/>
+            </w:pPr>
+            <w:r>
+              <w:rPr>
+                <w:color w:val="1C3A36"/>
+                <w:sz w:val="14"/>
+              </w:rPr>
+              <w:t>2,632.515</w:t>
+            </w:r>
+          </w:p>
+        </w:tc>
+        <w:tc>
+          <w:tcPr>
+            <w:tcW w:type="dxa" w:w="936"/>
+          </w:tcPr>
+          <w:p>
+            <w:pPr>
+              <w:spacing w:after="20"/>
+            </w:pPr>
+            <w:r>
+              <w:rPr>
+                <w:color w:val="1C3A36"/>
+                <w:sz w:val="14"/>
+              </w:rPr>
+              <w:t>31 Dec 2025</w:t>
+            </w:r>
+          </w:p>
+        </w:tc>
+        <w:tc>
+          <w:tcPr>
+            <w:tcW w:type="dxa" w:w="6048"/>
+          </w:tcPr>
+          <w:p>
+            <w:pPr>
+              <w:spacing w:after="20"/>
+            </w:pPr>
+            <w:r>
+              <w:rPr>
+                <w:color w:val="1C3A36"/>
+                <w:sz w:val="14"/>
+              </w:rPr>
+              <w:t>Abu Dhabi National Oil Company for Distribution PJSC, audited consolidated financial statements for the year ended 31 December 2025, published on the company's investor-relations site; figures as reported in AED'000 and converted to AED million, trade receivables and other current assets</w:t>
+            </w:r>
+          </w:p>
+        </w:tc>
+      </w:tr>
+      <w:tr>
+        <w:trPr>
+          <w:cantSplit/>
+        </w:trPr>
+        <w:tc>
+          <w:tcPr>
+            <w:tcW w:type="dxa" w:w="1656"/>
+          </w:tcPr>
+          <w:p>
+            <w:pPr>
+              <w:spacing w:after="20"/>
+            </w:pPr>
+            <w:r>
+              <w:rPr>
+                <w:color w:val="1C3A36"/>
+                <w:sz w:val="14"/>
+              </w:rPr>
+              <w:t>vol avi g</w:t>
+            </w:r>
+          </w:p>
+        </w:tc>
+        <w:tc>
+          <w:tcPr>
+            <w:tcW w:type="dxa" w:w="1440"/>
+          </w:tcPr>
+          <w:p>
+            <w:pPr>
+              <w:spacing w:after="20"/>
+            </w:pPr>
+            <w:r>
+              <w:rPr>
+                <w:color w:val="1C3A36"/>
+                <w:sz w:val="14"/>
+              </w:rPr>
+              <w:t>0, 0.040, 0.030, 0.025, 0.020</w:t>
+            </w:r>
+          </w:p>
+        </w:tc>
+        <w:tc>
+          <w:tcPr>
+            <w:tcW w:type="dxa" w:w="936"/>
+          </w:tcPr>
+          <w:p>
+            <w:pPr>
+              <w:spacing w:after="20"/>
+            </w:pPr>
+            <w:r>
+              <w:rPr>
+                <w:color w:val="1C3A36"/>
+                <w:sz w:val="14"/>
+              </w:rPr>
+              <w:t>30 Jun 2026</w:t>
+            </w:r>
+          </w:p>
+        </w:tc>
+        <w:tc>
+          <w:tcPr>
+            <w:tcW w:type="dxa" w:w="6048"/>
+          </w:tcPr>
+          <w:p>
+            <w:pPr>
+              <w:spacing w:after="20"/>
+            </w:pPr>
+            <w:r>
+              <w:rPr>
+                <w:color w:val="1C3A36"/>
+                <w:sz w:val="14"/>
+              </w:rPr>
+              <w:t>Aviation fuel volume growth. Realised PLUS 53.9% in the first half of 2026 (232 to 357 million litres) on new airline contracts and Gulf traffic recovery. Faded hard, because a 54% step is a contract ramp and not a growth rate; carrying it forward would capitalise a one-off</w:t>
+            </w:r>
+          </w:p>
+        </w:tc>
+      </w:tr>
+      <w:tr>
+        <w:trPr>
+          <w:cantSplit/>
+        </w:trPr>
+        <w:tc>
+          <w:tcPr>
+            <w:tcW w:type="dxa" w:w="1656"/>
+          </w:tcPr>
+          <w:p>
+            <w:pPr>
+              <w:spacing w:after="20"/>
+            </w:pPr>
+            <w:r>
+              <w:rPr>
+                <w:color w:val="1C3A36"/>
+                <w:sz w:val="14"/>
+              </w:rPr>
+              <w:t>vol avi h125</w:t>
+            </w:r>
+          </w:p>
+        </w:tc>
+        <w:tc>
+          <w:tcPr>
+            <w:tcW w:type="dxa" w:w="1440"/>
+          </w:tcPr>
+          <w:p>
+            <w:pPr>
+              <w:spacing w:after="20"/>
+            </w:pPr>
+            <w:r>
+              <w:rPr>
+                <w:color w:val="1C3A36"/>
+                <w:sz w:val="14"/>
+              </w:rPr>
+              <w:t>232</w:t>
+            </w:r>
+          </w:p>
+        </w:tc>
+        <w:tc>
+          <w:tcPr>
+            <w:tcW w:type="dxa" w:w="936"/>
+          </w:tcPr>
+          <w:p>
+            <w:pPr>
+              <w:spacing w:after="20"/>
+            </w:pPr>
+            <w:r>
+              <w:rPr>
+                <w:color w:val="1C3A36"/>
+                <w:sz w:val="14"/>
+              </w:rPr>
+              <w:t>30 Jun 2025</w:t>
+            </w:r>
+          </w:p>
+        </w:tc>
+        <w:tc>
+          <w:tcPr>
+            <w:tcW w:type="dxa" w:w="6048"/>
+          </w:tcPr>
+          <w:p>
+            <w:pPr>
+              <w:spacing w:after="20"/>
+            </w:pPr>
+            <w:r>
+              <w:rPr>
+                <w:color w:val="1C3A36"/>
+                <w:sz w:val="14"/>
+              </w:rPr>
+              <w:t>ADNOC Distribution, results presentation, second quarter and first half 2026, 5 August 2026, operating-performance appendix, of which aviation, prior-period comparative</w:t>
+            </w:r>
+          </w:p>
+        </w:tc>
+      </w:tr>
+      <w:tr>
+        <w:trPr>
+          <w:cantSplit/>
+        </w:trPr>
+        <w:tc>
+          <w:tcPr>
+            <w:tcW w:type="dxa" w:w="1656"/>
+          </w:tcPr>
+          <w:p>
+            <w:pPr>
+              <w:spacing w:after="20"/>
+            </w:pPr>
+            <w:r>
+              <w:rPr>
+                <w:color w:val="1C3A36"/>
+                <w:sz w:val="14"/>
+              </w:rPr>
+              <w:t>vol avi h126</w:t>
+            </w:r>
+          </w:p>
+        </w:tc>
+        <w:tc>
+          <w:tcPr>
+            <w:tcW w:type="dxa" w:w="1440"/>
+          </w:tcPr>
+          <w:p>
+            <w:pPr>
+              <w:spacing w:after="20"/>
+            </w:pPr>
+            <w:r>
+              <w:rPr>
+                <w:color w:val="1C3A36"/>
+                <w:sz w:val="14"/>
+              </w:rPr>
+              <w:t>357</w:t>
+            </w:r>
+          </w:p>
+        </w:tc>
+        <w:tc>
+          <w:tcPr>
+            <w:tcW w:type="dxa" w:w="936"/>
+          </w:tcPr>
+          <w:p>
+            <w:pPr>
+              <w:spacing w:after="20"/>
+            </w:pPr>
+            <w:r>
+              <w:rPr>
+                <w:color w:val="1C3A36"/>
+                <w:sz w:val="14"/>
+              </w:rPr>
+              <w:t>30 Jun 2026</w:t>
+            </w:r>
+          </w:p>
+        </w:tc>
+        <w:tc>
+          <w:tcPr>
+            <w:tcW w:type="dxa" w:w="6048"/>
+          </w:tcPr>
+          <w:p>
+            <w:pPr>
+              <w:spacing w:after="20"/>
+            </w:pPr>
+            <w:r>
+              <w:rPr>
+                <w:color w:val="1C3A36"/>
+                <w:sz w:val="14"/>
+              </w:rPr>
+              <w:t>ADNOC Distribution, results presentation, second quarter and first half 2026, 5 August 2026, operating-performance appendix, of which aviation, six months</w:t>
+            </w:r>
+          </w:p>
+        </w:tc>
+      </w:tr>
+      <w:tr>
+        <w:trPr>
+          <w:cantSplit/>
+        </w:trPr>
+        <w:tc>
+          <w:tcPr>
+            <w:tcW w:type="dxa" w:w="1656"/>
+          </w:tcPr>
+          <w:p>
+            <w:pPr>
+              <w:spacing w:after="20"/>
+            </w:pPr>
+            <w:r>
+              <w:rPr>
+                <w:color w:val="1C3A36"/>
+                <w:sz w:val="14"/>
+              </w:rPr>
+              <w:t>vol comm fy24</w:t>
+            </w:r>
+          </w:p>
+        </w:tc>
+        <w:tc>
+          <w:tcPr>
+            <w:tcW w:type="dxa" w:w="1440"/>
+          </w:tcPr>
+          <w:p>
+            <w:pPr>
+              <w:spacing w:after="20"/>
+            </w:pPr>
+            <w:r>
+              <w:rPr>
+                <w:color w:val="1C3A36"/>
+                <w:sz w:val="14"/>
+              </w:rPr>
+              <w:t>4,680</w:t>
+            </w:r>
+          </w:p>
+        </w:tc>
+        <w:tc>
+          <w:tcPr>
+            <w:tcW w:type="dxa" w:w="936"/>
+          </w:tcPr>
+          <w:p>
+            <w:pPr>
+              <w:spacing w:after="20"/>
+            </w:pPr>
+            <w:r>
+              <w:rPr>
+                <w:color w:val="1C3A36"/>
+                <w:sz w:val="14"/>
+              </w:rPr>
+              <w:t>31 Dec 2024</w:t>
+            </w:r>
+          </w:p>
+        </w:tc>
+        <w:tc>
+          <w:tcPr>
+            <w:tcW w:type="dxa" w:w="6048"/>
+          </w:tcPr>
+          <w:p>
+            <w:pPr>
+              <w:spacing w:after="20"/>
+            </w:pPr>
+            <w:r>
+              <w:rPr>
+                <w:color w:val="1C3A36"/>
+                <w:sz w:val="14"/>
+              </w:rPr>
+              <w:t>ADNOC Distribution, results presentation, full year 2025, 3 February 2026, operating-performance appendix, fuel volumes: Commercial (B2B), FY2024 comparative</w:t>
+            </w:r>
+          </w:p>
+        </w:tc>
+      </w:tr>
+      <w:tr>
+        <w:trPr>
+          <w:cantSplit/>
+        </w:trPr>
+        <w:tc>
+          <w:tcPr>
+            <w:tcW w:type="dxa" w:w="1656"/>
+          </w:tcPr>
+          <w:p>
+            <w:pPr>
+              <w:spacing w:after="20"/>
+            </w:pPr>
+            <w:r>
+              <w:rPr>
+                <w:color w:val="1C3A36"/>
+                <w:sz w:val="14"/>
+              </w:rPr>
+              <w:t>vol comm fy25</w:t>
+            </w:r>
+          </w:p>
+        </w:tc>
+        <w:tc>
+          <w:tcPr>
+            <w:tcW w:type="dxa" w:w="1440"/>
+          </w:tcPr>
+          <w:p>
+            <w:pPr>
+              <w:spacing w:after="20"/>
+            </w:pPr>
+            <w:r>
+              <w:rPr>
+                <w:color w:val="1C3A36"/>
+                <w:sz w:val="14"/>
+              </w:rPr>
+              <w:t>4,668</w:t>
+            </w:r>
+          </w:p>
+        </w:tc>
+        <w:tc>
+          <w:tcPr>
+            <w:tcW w:type="dxa" w:w="936"/>
+          </w:tcPr>
+          <w:p>
+            <w:pPr>
+              <w:spacing w:after="20"/>
+            </w:pPr>
+            <w:r>
+              <w:rPr>
+                <w:color w:val="1C3A36"/>
+                <w:sz w:val="14"/>
+              </w:rPr>
+              <w:t>31 Dec 2025</w:t>
+            </w:r>
+          </w:p>
+        </w:tc>
+        <w:tc>
+          <w:tcPr>
+            <w:tcW w:type="dxa" w:w="6048"/>
+          </w:tcPr>
+          <w:p>
+            <w:pPr>
+              <w:spacing w:after="20"/>
+            </w:pPr>
+            <w:r>
+              <w:rPr>
+                <w:color w:val="1C3A36"/>
+                <w:sz w:val="14"/>
+              </w:rPr>
+              <w:t>ADNOC Distribution, results presentation, full year 2025, 3 February 2026, operating-performance appendix, fuel volumes: Commercial (B2B)</w:t>
+            </w:r>
+          </w:p>
+        </w:tc>
+      </w:tr>
+      <w:tr>
+        <w:trPr>
+          <w:cantSplit/>
+        </w:trPr>
+        <w:tc>
+          <w:tcPr>
+            <w:tcW w:type="dxa" w:w="1656"/>
+          </w:tcPr>
+          <w:p>
+            <w:pPr>
+              <w:spacing w:after="20"/>
+            </w:pPr>
+            <w:r>
+              <w:rPr>
+                <w:color w:val="1C3A36"/>
+                <w:sz w:val="14"/>
+              </w:rPr>
+              <w:t>vol comm g</w:t>
+            </w:r>
+          </w:p>
+        </w:tc>
+        <w:tc>
+          <w:tcPr>
+            <w:tcW w:type="dxa" w:w="1440"/>
+          </w:tcPr>
+          <w:p>
+            <w:pPr>
+              <w:spacing w:after="20"/>
+            </w:pPr>
+            <w:r>
+              <w:rPr>
+                <w:color w:val="1C3A36"/>
+                <w:sz w:val="14"/>
+              </w:rPr>
+              <w:t>3.00%, 2.50%, 2.00%, 1.80%, 1.50%</w:t>
+            </w:r>
+          </w:p>
+        </w:tc>
+        <w:tc>
+          <w:tcPr>
+            <w:tcW w:type="dxa" w:w="936"/>
+          </w:tcPr>
+          <w:p>
+            <w:pPr>
+              <w:spacing w:after="20"/>
+            </w:pPr>
+            <w:r>
+              <w:rPr>
+                <w:color w:val="1C3A36"/>
+                <w:sz w:val="14"/>
+              </w:rPr>
+              <w:t>5 Aug 2026</w:t>
+            </w:r>
+          </w:p>
+        </w:tc>
+        <w:tc>
+          <w:tcPr>
+            <w:tcW w:type="dxa" w:w="6048"/>
+          </w:tcPr>
+          <w:p>
+            <w:pPr>
+              <w:spacing w:after="20"/>
+            </w:pPr>
+            <w:r>
+              <w:rPr>
+                <w:color w:val="1C3A36"/>
+                <w:sz w:val="14"/>
+              </w:rPr>
+              <w:t>Commercial fuel volume growth. The first half of 2026 grew 3.1%, with aviation up 53.9% offsetting a deliberate 2.5% reduction in corporate volumes under a stated value-over-volume strategy. Aviation growth decelerates off a small base</w:t>
+            </w:r>
+          </w:p>
+        </w:tc>
+      </w:tr>
+      <w:tr>
+        <w:trPr>
+          <w:cantSplit/>
+        </w:trPr>
+        <w:tc>
+          <w:tcPr>
+            <w:tcW w:type="dxa" w:w="1656"/>
+          </w:tcPr>
+          <w:p>
+            <w:pPr>
+              <w:spacing w:after="20"/>
+            </w:pPr>
+            <w:r>
+              <w:rPr>
+                <w:color w:val="1C3A36"/>
+                <w:sz w:val="14"/>
+              </w:rPr>
+              <w:t>vol comm h125</w:t>
+            </w:r>
+          </w:p>
+        </w:tc>
+        <w:tc>
+          <w:tcPr>
+            <w:tcW w:type="dxa" w:w="1440"/>
+          </w:tcPr>
+          <w:p>
+            <w:pPr>
+              <w:spacing w:after="20"/>
+            </w:pPr>
+            <w:r>
+              <w:rPr>
+                <w:color w:val="1C3A36"/>
+                <w:sz w:val="14"/>
+              </w:rPr>
+              <w:t>2,300</w:t>
+            </w:r>
+          </w:p>
+        </w:tc>
+        <w:tc>
+          <w:tcPr>
+            <w:tcW w:type="dxa" w:w="936"/>
+          </w:tcPr>
+          <w:p>
+            <w:pPr>
+              <w:spacing w:after="20"/>
+            </w:pPr>
+            <w:r>
+              <w:rPr>
+                <w:color w:val="1C3A36"/>
+                <w:sz w:val="14"/>
+              </w:rPr>
+              <w:t>30 Jun 2025</w:t>
+            </w:r>
+          </w:p>
+        </w:tc>
+        <w:tc>
+          <w:tcPr>
+            <w:tcW w:type="dxa" w:w="6048"/>
+          </w:tcPr>
+          <w:p>
+            <w:pPr>
+              <w:spacing w:after="20"/>
+            </w:pPr>
+            <w:r>
+              <w:rPr>
+                <w:color w:val="1C3A36"/>
+                <w:sz w:val="14"/>
+              </w:rPr>
+              <w:t>ADNOC Distribution, results presentation, second quarter and first half 2026, 5 August 2026, operating-performance appendix, fuel volumes: Commercial (B2B), prior-period comparative</w:t>
+            </w:r>
+          </w:p>
+        </w:tc>
+      </w:tr>
+      <w:tr>
+        <w:trPr>
+          <w:cantSplit/>
+        </w:trPr>
+        <w:tc>
+          <w:tcPr>
+            <w:tcW w:type="dxa" w:w="1656"/>
+          </w:tcPr>
+          <w:p>
+            <w:pPr>
+              <w:spacing w:after="20"/>
+            </w:pPr>
+            <w:r>
+              <w:rPr>
+                <w:color w:val="1C3A36"/>
+                <w:sz w:val="14"/>
+              </w:rPr>
               <w:t>vol comm h126</w:t>
             </w:r>
           </w:p>
@@ -21239,6 +22115,79 @@
                 <w:sz w:val="14"/>
               </w:rPr>
               <w:t>ADNOC Distribution, results presentation, second quarter and first half 2026, 5 August 2026, operating-performance appendix, fuel volumes: Commercial (B2B), six months</w:t>
+            </w:r>
+          </w:p>
+        </w:tc>
+      </w:tr>
+      <w:tr>
+        <w:trPr>
+          <w:cantSplit/>
+        </w:trPr>
+        <w:tc>
+          <w:tcPr>
+            <w:tcW w:type="dxa" w:w="1656"/>
+          </w:tcPr>
+          <w:p>
+            <w:pPr>
+              <w:spacing w:after="20"/>
+            </w:pPr>
+            <w:r>
+              <w:rPr>
+                <w:color w:val="1C3A36"/>
+                <w:sz w:val="14"/>
+              </w:rPr>
+              <w:t>vol corp g</w:t>
+            </w:r>
+          </w:p>
+        </w:tc>
+        <w:tc>
+          <w:tcPr>
+            <w:tcW w:type="dxa" w:w="1440"/>
+          </w:tcPr>
+          <w:p>
+            <w:pPr>
+              <w:spacing w:after="20"/>
+            </w:pPr>
+            <w:r>
+              <w:rPr>
+                <w:color w:val="1C3A36"/>
+                <w:sz w:val="14"/>
+              </w:rPr>
+              <w:t>0, 0.005, 0.010, 0.010, 0.010</w:t>
+            </w:r>
+          </w:p>
+        </w:tc>
+        <w:tc>
+          <w:tcPr>
+            <w:tcW w:type="dxa" w:w="936"/>
+          </w:tcPr>
+          <w:p>
+            <w:pPr>
+              <w:spacing w:after="20"/>
+            </w:pPr>
+            <w:r>
+              <w:rPr>
+                <w:color w:val="1C3A36"/>
+                <w:sz w:val="14"/>
+              </w:rPr>
+              <w:t>30 Jun 2026</w:t>
+            </w:r>
+          </w:p>
+        </w:tc>
+        <w:tc>
+          <w:tcPr>
+            <w:tcW w:type="dxa" w:w="6048"/>
+          </w:tcPr>
+          <w:p>
+            <w:pPr>
+              <w:spacing w:after="20"/>
+            </w:pPr>
+            <w:r>
+              <w:rPr>
+                <w:color w:val="1C3A36"/>
+                <w:sz w:val="14"/>
+              </w:rPr>
+              <w:t>Corporate fuel volume growth. Realised MINUS 2.6% in the first half of 2026 (2,068 to 2,015 million litres) on customer rationalisation. Held roughly flat thereafter</w:t>
             </w:r>
           </w:p>
         </w:tc>
@@ -22456,7 +23405,7 @@
                 <w:color w:val="1C3A36"/>
                 <w:sz w:val="14"/>
               </w:rPr>
-              <w:t>0.420%</w:t>
+              <w:t>0.040%</w:t>
             </w:r>
           </w:p>
         </w:tc>
@@ -22473,7 +23422,7 @@
                 <w:color w:val="1C3A36"/>
                 <w:sz w:val="14"/>
               </w:rPr>
-              <w:t>1 Jan 2026</w:t>
+              <w:t>30 Jul 2026</w:t>
             </w:r>
           </w:p>
         </w:tc>
@@ -22490,7 +23439,7 @@
                 <w:color w:val="1C3A36"/>
                 <w:sz w:val="14"/>
               </w:rPr>
-              <w:t>Damodaran country risk premium file, January 2026 vintage: United Arab Emirates, Moody's Aa2, adjusted default spread 0.42%</w:t>
+              <w:t>Sovereign default spread ACTUALLY EMBEDDED IN THE INSTRUMENT the risk-free rate is taken from: the UAE Ministry of Finance July-2026 auction cleared the January-2031 dirham Treasury Bond at 4.48%, a spread of 4 basis points over comparable US Treasuries. CHANGED 09-Aug-2026, superseding the 0.42% ratings-based figure from the published country-risk file. The normalisation exists to remove sovereign credit risk from the observed yield so it is not counted twice inside the equity risk premium; the amount to remove is the amount the yield actually contains. Removing 42 basis points from a bond carrying 4 produced a normalised rate 38 basis points BELOW the matched-tenor US Treasury and 59 below the US 10-year, which cannot be right for a currency hard-pegged to the dollar. The 0.42% ratings figure remains the basis of the country risk premium added back inside the equity risk premium, so country risk still enters exactly once</w:t>
             </w:r>
           </w:p>
         </w:tc>
@@ -23278,7 +24227,7 @@
           <w:color w:val="6E7B77"/>
           <w:sz w:val="18"/>
         </w:rPr>
-        <w:t>Total: 222 inputs published — 4 market, 204 company, 10 country, 2 industry, 2 global — every one of them carrying a value, a source, a date and a layer.</w:t>
+        <w:t>Total: 235 inputs published — 4 market, 217 company, 10 country, 2 industry, 2 global — every one of them carrying a value, a source, a date and a layer.</w:t>
       </w:r>
     </w:p>
     <w:p>
@@ -23433,7 +24382,7 @@
                 <w:color w:val="1C3A36"/>
                 <w:sz w:val="15"/>
               </w:rPr>
-              <w:t>The company earned inventory gains of AED 254 million in FY2024, AED 335 million in FY2025 and AED 762 million in the first half of 2026 alone. The normalised frame carries the realised first half of 2026 and nothing after it, on the view that a timing difference between the cost of stock bought and the price at which it is sold nets to zero across a full crude cycle. The through-cycle frame instead carries the FY2024-FY2025 average of AED 294.500 million every year. Both frames run all the way to a value per share — AED 4.450 against AED 4.763 — and both are published. They are never averaged.</w:t>
+              <w:t>The company earned inventory gains of AED 254 million in FY2024, AED 335 million in FY2025 and AED 762 million in the first half of 2026 alone. The normalised frame carries the realised first half of 2026 and nothing after it, on the view that a timing difference between the cost of stock bought and the price at which it is sold nets to zero across a full crude cycle. The through-cycle frame instead carries the FY2024-FY2025 average of AED 294.500 million every year. Both frames run all the way to a value per share — AED 4.784 against AED 5.101 — and both are published. They are never averaged.</w:t>
             </w:r>
           </w:p>
         </w:tc>
@@ -23897,7 +24846,7 @@
                 <w:color w:val="1C3A36"/>
                 <w:sz w:val="15"/>
               </w:rPr>
-              <w:t>The observed local-currency government yield is 4.48%; the sovereign's own adjusted default spread of 0.420% is subtracted, leaving 4.06%. Country risk is then charged exactly once, inside the equity risk premium of 4.87%. Charging the raw yield alongside a country-loaded premium would count the same risk twice.</w:t>
+              <w:t>The observed local-currency government yield is 4.48%; the sovereign's own adjusted default spread of 0.040% is subtracted, leaving 4.44%. Country risk is then charged exactly once, inside the equity risk premium of 4.87%. Charging the raw yield alongside a country-loaded premium would count the same risk twice.</w:t>
             </w:r>
           </w:p>
         </w:tc>
@@ -24013,7 +24962,7 @@
                 <w:color w:val="1C3A36"/>
                 <w:sz w:val="15"/>
               </w:rPr>
-              <w:t>The discount rate moves from 7.08% today to 7.56% at the end of the forecast, as the beta drifts from 0.649 to 0.786 and the debt weight from 5.54% to 10.00%. The terminal beta is DERIVED rather than asserted: it travels 38.90% of the distance from the measured beta to a market beta of one, so re-measuring the beta moves the terminal with it. Fraction of the distance from the measured beta to the market beta of one that the terminal beta is allowed to travel, as transition risk in the business rises and the regulated margin becomes a smaller share of a more diversified earnings base. Stated as a fraction so the terminal beta is DERIVED from the measured one rather than asserted alongside it: re-measure the beta and the terminal beta follows.</w:t>
+              <w:t>The discount rate moves from 7.44% today to 7.44% at the end of the forecast, as the beta drifts from 0.649 to 0.649 and the debt weight from 5.54% to 10.00%. The terminal beta is DERIVED rather than asserted: it travels 38.90% of the distance from the measured beta to a market beta of one, so re-measuring the beta moves the terminal with it. Fraction of the distance from the measured beta to the market beta of one that the terminal beta is allowed to travel, as transition risk in the business rises and the regulated margin becomes a smaller share of a more diversified earnings base. Stated as a fraction so the terminal beta is DERIVED from the measured one rather than asserted alongside it: re-measure the beta and the terminal beta follows.</w:t>
             </w:r>
           </w:p>
         </w:tc>
@@ -24690,7 +25639,7 @@
                 <w:color w:val="1C3A36"/>
                 <w:sz w:val="15"/>
               </w:rPr>
-              <w:t>The file carries no swap-based row for this sovereign, so only the rating-based construction can be published: an adjusted default spread of 0.420% and a total equity risk premium of 4.87%, being the mature-market premium of 4.23% plus a country risk premium of 0.640%. Where two bases exist a study of this house publishes both; here only one exists and that is stated rather than hidden.</w:t>
+              <w:t>The file carries no swap-based row for this sovereign, so only the rating-based construction can be published: an adjusted default spread of 0.040% and a total equity risk premium of 4.87%, being the mature-market premium of 4.23% plus a country risk premium of 0.640%. Where two bases exist a study of this house publishes both; here only one exists and that is stated rather than hidden.</w:t>
             </w:r>
           </w:p>
         </w:tc>

--- a/engine/adnocdist_study/ADNOCDIST_Bibliography_09-08-2026.docx
+++ b/engine/adnocdist_study/ADNOCDIST_Bibliography_09-08-2026.docx
@@ -6593,7 +6593,7 @@
                 <w:color w:val="1C3A36"/>
                 <w:sz w:val="14"/>
               </w:rPr>
-              <w:t>4.0700</w:t>
+              <w:t>4.0200</w:t>
             </w:r>
           </w:p>
         </w:tc>
@@ -6610,7 +6610,7 @@
                 <w:color w:val="1C3A36"/>
                 <w:sz w:val="14"/>
               </w:rPr>
-              <w:t>7 Aug 2026</w:t>
+              <w:t>3 Sep 2026</w:t>
             </w:r>
           </w:p>
         </w:tc>
@@ -6627,7 +6627,7 @@
                 <w:color w:val="1C3A36"/>
                 <w:sz w:val="14"/>
               </w:rPr>
-              <w:t>Daily price history for the ADX listing supplied for this study, cleaned through the study's own data screen; last close 7 August 2026</w:t>
+              <w:t>Daily price history for the ADX listing supplied for this study, cleaned through the study's own data screen; last close 3 September 2026, the latest price supplied to this repository (SUPPLIED_03-09-2026.json). Superseded: AED 4.07 of 7 August 2026, on which every edition before this one was struck</w:t>
             </w:r>
           </w:p>
         </w:tc>
@@ -24382,7 +24382,7 @@
                 <w:color w:val="1C3A36"/>
                 <w:sz w:val="15"/>
               </w:rPr>
-              <w:t>The company earned inventory gains of AED 254 million in FY2024, AED 335 million in FY2025 and AED 762 million in the first half of 2026 alone. The normalised frame carries the realised first half of 2026 and nothing after it, on the view that a timing difference between the cost of stock bought and the price at which it is sold nets to zero across a full crude cycle. The through-cycle frame instead carries the FY2024-FY2025 average of AED 294.500 million every year. Both frames run all the way to a value per share — AED 4.784 against AED 5.101 — and both are published. They are never averaged.</w:t>
+              <w:t>The company earned inventory gains of AED 254 million in FY2024, AED 335 million in FY2025 and AED 762 million in the first half of 2026 alone. The normalised frame carries the realised first half of 2026 and nothing after it, on the view that a timing difference between the cost of stock bought and the price at which it is sold nets to zero across a full crude cycle. The through-cycle frame instead carries the FY2024-FY2025 average of AED 294.500 million every year. Both frames run all the way to a value per share — AED 4.786 against AED 5.102 — and both are published. They are never averaged.</w:t>
             </w:r>
           </w:p>
         </w:tc>
@@ -24962,7 +24962,7 @@
                 <w:color w:val="1C3A36"/>
                 <w:sz w:val="15"/>
               </w:rPr>
-              <w:t>The discount rate moves from 7.44% today to 7.44% at the end of the forecast, as the beta drifts from 0.649 to 0.649 and the debt weight from 5.54% to 10.00%. The terminal beta is DERIVED rather than asserted: it travels 38.90% of the distance from the measured beta to a market beta of one, so re-measuring the beta moves the terminal with it. Fraction of the distance from the measured beta to the market beta of one that the terminal beta is allowed to travel, as transition risk in the business rises and the regulated margin becomes a smaller share of a more diversified earnings base. Stated as a fraction so the terminal beta is DERIVED from the measured one rather than asserted alongside it: re-measure the beta and the terminal beta follows.</w:t>
+              <w:t>The discount rate moves from 7.44% today to 7.44% at the end of the forecast, as the beta drifts from 0.649 to 0.649 and the debt weight from 5.61% to 10.00%. The terminal beta is DERIVED rather than asserted: it travels 38.90% of the distance from the measured beta to a market beta of one, so re-measuring the beta moves the terminal with it. Fraction of the distance from the measured beta to the market beta of one that the terminal beta is allowed to travel, as transition risk in the business rises and the regulated margin becomes a smaller share of a more diversified earnings base. Stated as a fraction so the terminal beta is DERIVED from the measured one rather than asserted alongside it: re-measure the beta and the terminal beta follows.</w:t>
             </w:r>
           </w:p>
         </w:tc>
@@ -27261,7 +27261,7 @@
                 <w:color w:val="1C3A36"/>
                 <w:sz w:val="14"/>
               </w:rPr>
-              <w:t>Only the share price, the share count and the market value were taken from it. The revenue, earnings and cash-flow figures there are trailing-twelve-month and unaudited, and they do not agree with the audited year because they are not measuring the same period: the audited FY2025 revenue is AED 35,896.617 million and net profit AED 2,851.042 million, while the trailing figures include the first half of 2026, in which the realised price per litre rose sharply with crude. The trailing multiple quoted there likewise differs from this study's own, which is computed as the share price over audited FY2025 earnings per share of AED 0.2240, giving 18.2 times.</w:t>
+              <w:t>Only the share price, the share count and the market value were taken from it. The revenue, earnings and cash-flow figures there are trailing-twelve-month and unaudited, and they do not agree with the audited year because they are not measuring the same period: the audited FY2025 revenue is AED 35,896.617 million and net profit AED 2,851.042 million, while the trailing figures include the first half of 2026, in which the realised price per litre rose sharply with crude. The trailing multiple quoted there likewise differs from this study's own, which is computed as the share price over audited FY2025 earnings per share of AED 0.2240, giving 17.9 times.</w:t>
             </w:r>
           </w:p>
         </w:tc>
